--- a/Memoria TFG_rev260323.docx
+++ b/Memoria TFG_rev260323.docx
@@ -9,7 +9,7 @@
           <w:lang w:eastAsia="es-ES"/>
         </w:rPr>
         <w:drawing>
-          <wp:anchor distT="0" distB="0" distL="114935" distR="114935" simplePos="0" relativeHeight="251658240" behindDoc="0" locked="0" layoutInCell="1" allowOverlap="1" wp14:anchorId="06B11446" wp14:editId="33D249E3">
+          <wp:anchor distT="0" distB="0" distL="114935" distR="114935" simplePos="0" relativeHeight="251658240" behindDoc="0" locked="0" layoutInCell="1" allowOverlap="1" wp14:anchorId="06B11446" wp14:editId="64B6AAC5">
             <wp:simplePos x="0" y="0"/>
             <wp:positionH relativeFrom="page">
               <wp:posOffset>1634667</wp:posOffset>
@@ -281,7 +281,7 @@
       <w:r>
         <w:fldChar w:fldCharType="separate"/>
       </w:r>
-      <w:hyperlink w:anchor="_Toc227014194" w:history="1">
+      <w:hyperlink w:anchor="_Toc227713088" w:history="1">
         <w:r>
           <w:rPr>
             <w:rStyle w:val="Hipervnculo"/>
@@ -327,7 +327,7 @@
             <w:noProof/>
             <w:webHidden/>
           </w:rPr>
-          <w:instrText xml:space="preserve"> PAGEREF _Toc227014194 \h </w:instrText>
+          <w:instrText xml:space="preserve"> PAGEREF _Toc227713088 \h </w:instrText>
         </w:r>
         <w:r>
           <w:rPr>
@@ -371,7 +371,7 @@
           <w14:ligatures w14:val="standardContextual"/>
         </w:rPr>
       </w:pPr>
-      <w:hyperlink w:anchor="_Toc227014195" w:history="1">
+      <w:hyperlink w:anchor="_Toc227713089" w:history="1">
         <w:r>
           <w:rPr>
             <w:rStyle w:val="Hipervnculo"/>
@@ -417,7 +417,7 @@
             <w:noProof/>
             <w:webHidden/>
           </w:rPr>
-          <w:instrText xml:space="preserve"> PAGEREF _Toc227014195 \h </w:instrText>
+          <w:instrText xml:space="preserve"> PAGEREF _Toc227713089 \h </w:instrText>
         </w:r>
         <w:r>
           <w:rPr>
@@ -461,11 +461,12 @@
           <w14:ligatures w14:val="standardContextual"/>
         </w:rPr>
       </w:pPr>
-      <w:hyperlink w:anchor="_Toc227014196" w:history="1">
+      <w:hyperlink w:anchor="_Toc227713090" w:history="1">
         <w:r>
           <w:rPr>
             <w:rStyle w:val="Hipervnculo"/>
             <w:noProof/>
+            <w:lang w:val="en-US"/>
           </w:rPr>
           <w:t>1</w:t>
         </w:r>
@@ -507,7 +508,7 @@
             <w:noProof/>
             <w:webHidden/>
           </w:rPr>
-          <w:instrText xml:space="preserve"> PAGEREF _Toc227014196 \h </w:instrText>
+          <w:instrText xml:space="preserve"> PAGEREF _Toc227713090 \h </w:instrText>
         </w:r>
         <w:r>
           <w:rPr>
@@ -527,7 +528,7 @@
             <w:noProof/>
             <w:webHidden/>
           </w:rPr>
-          <w:t>11</w:t>
+          <w:t>10</w:t>
         </w:r>
         <w:r>
           <w:rPr>
@@ -551,7 +552,7 @@
           <w14:ligatures w14:val="standardContextual"/>
         </w:rPr>
       </w:pPr>
-      <w:hyperlink w:anchor="_Toc227014197" w:history="1">
+      <w:hyperlink w:anchor="_Toc227713091" w:history="1">
         <w:r>
           <w:rPr>
             <w:rStyle w:val="Hipervnculo"/>
@@ -597,7 +598,7 @@
             <w:noProof/>
             <w:webHidden/>
           </w:rPr>
-          <w:instrText xml:space="preserve"> PAGEREF _Toc227014197 \h </w:instrText>
+          <w:instrText xml:space="preserve"> PAGEREF _Toc227713091 \h </w:instrText>
         </w:r>
         <w:r>
           <w:rPr>
@@ -645,7 +646,7 @@
           <w14:ligatures w14:val="standardContextual"/>
         </w:rPr>
       </w:pPr>
-      <w:hyperlink w:anchor="_Toc227014198" w:history="1">
+      <w:hyperlink w:anchor="_Toc227713092" w:history="1">
         <w:r>
           <w:rPr>
             <w:rStyle w:val="Hipervnculo"/>
@@ -691,7 +692,7 @@
             <w:noProof/>
             <w:webHidden/>
           </w:rPr>
-          <w:instrText xml:space="preserve"> PAGEREF _Toc227014198 \h </w:instrText>
+          <w:instrText xml:space="preserve"> PAGEREF _Toc227713092 \h </w:instrText>
         </w:r>
         <w:r>
           <w:rPr>
@@ -739,7 +740,7 @@
           <w14:ligatures w14:val="standardContextual"/>
         </w:rPr>
       </w:pPr>
-      <w:hyperlink w:anchor="_Toc227014199" w:history="1">
+      <w:hyperlink w:anchor="_Toc227713093" w:history="1">
         <w:r>
           <w:rPr>
             <w:rStyle w:val="Hipervnculo"/>
@@ -785,7 +786,7 @@
             <w:noProof/>
             <w:webHidden/>
           </w:rPr>
-          <w:instrText xml:space="preserve"> PAGEREF _Toc227014199 \h </w:instrText>
+          <w:instrText xml:space="preserve"> PAGEREF _Toc227713093 \h </w:instrText>
         </w:r>
         <w:r>
           <w:rPr>
@@ -833,7 +834,7 @@
           <w14:ligatures w14:val="standardContextual"/>
         </w:rPr>
       </w:pPr>
-      <w:hyperlink w:anchor="_Toc227014200" w:history="1">
+      <w:hyperlink w:anchor="_Toc227713094" w:history="1">
         <w:r>
           <w:rPr>
             <w:rStyle w:val="Hipervnculo"/>
@@ -879,7 +880,7 @@
             <w:noProof/>
             <w:webHidden/>
           </w:rPr>
-          <w:instrText xml:space="preserve"> PAGEREF _Toc227014200 \h </w:instrText>
+          <w:instrText xml:space="preserve"> PAGEREF _Toc227713094 \h </w:instrText>
         </w:r>
         <w:r>
           <w:rPr>
@@ -927,7 +928,7 @@
           <w14:ligatures w14:val="standardContextual"/>
         </w:rPr>
       </w:pPr>
-      <w:hyperlink w:anchor="_Toc227014201" w:history="1">
+      <w:hyperlink w:anchor="_Toc227713095" w:history="1">
         <w:r>
           <w:rPr>
             <w:rStyle w:val="Hipervnculo"/>
@@ -973,7 +974,7 @@
             <w:noProof/>
             <w:webHidden/>
           </w:rPr>
-          <w:instrText xml:space="preserve"> PAGEREF _Toc227014201 \h </w:instrText>
+          <w:instrText xml:space="preserve"> PAGEREF _Toc227713095 \h </w:instrText>
         </w:r>
         <w:r>
           <w:rPr>
@@ -1021,7 +1022,7 @@
           <w14:ligatures w14:val="standardContextual"/>
         </w:rPr>
       </w:pPr>
-      <w:hyperlink w:anchor="_Toc227014202" w:history="1">
+      <w:hyperlink w:anchor="_Toc227713096" w:history="1">
         <w:r>
           <w:rPr>
             <w:rStyle w:val="Hipervnculo"/>
@@ -1067,7 +1068,7 @@
             <w:noProof/>
             <w:webHidden/>
           </w:rPr>
-          <w:instrText xml:space="preserve"> PAGEREF _Toc227014202 \h </w:instrText>
+          <w:instrText xml:space="preserve"> PAGEREF _Toc227713096 \h </w:instrText>
         </w:r>
         <w:r>
           <w:rPr>
@@ -1115,7 +1116,7 @@
           <w14:ligatures w14:val="standardContextual"/>
         </w:rPr>
       </w:pPr>
-      <w:hyperlink w:anchor="_Toc227014203" w:history="1">
+      <w:hyperlink w:anchor="_Toc227713097" w:history="1">
         <w:r>
           <w:rPr>
             <w:rStyle w:val="Hipervnculo"/>
@@ -1161,7 +1162,7 @@
             <w:noProof/>
             <w:webHidden/>
           </w:rPr>
-          <w:instrText xml:space="preserve"> PAGEREF _Toc227014203 \h </w:instrText>
+          <w:instrText xml:space="preserve"> PAGEREF _Toc227713097 \h </w:instrText>
         </w:r>
         <w:r>
           <w:rPr>
@@ -1205,7 +1206,7 @@
           <w14:ligatures w14:val="standardContextual"/>
         </w:rPr>
       </w:pPr>
-      <w:hyperlink w:anchor="_Toc227014204" w:history="1">
+      <w:hyperlink w:anchor="_Toc227713098" w:history="1">
         <w:r>
           <w:rPr>
             <w:rStyle w:val="Hipervnculo"/>
@@ -1251,7 +1252,7 @@
             <w:noProof/>
             <w:webHidden/>
           </w:rPr>
-          <w:instrText xml:space="preserve"> PAGEREF _Toc227014204 \h </w:instrText>
+          <w:instrText xml:space="preserve"> PAGEREF _Toc227713098 \h </w:instrText>
         </w:r>
         <w:r>
           <w:rPr>
@@ -1299,7 +1300,7 @@
           <w14:ligatures w14:val="standardContextual"/>
         </w:rPr>
       </w:pPr>
-      <w:hyperlink w:anchor="_Toc227014205" w:history="1">
+      <w:hyperlink w:anchor="_Toc227713099" w:history="1">
         <w:r>
           <w:rPr>
             <w:rStyle w:val="Hipervnculo"/>
@@ -1345,7 +1346,7 @@
             <w:noProof/>
             <w:webHidden/>
           </w:rPr>
-          <w:instrText xml:space="preserve"> PAGEREF _Toc227014205 \h </w:instrText>
+          <w:instrText xml:space="preserve"> PAGEREF _Toc227713099 \h </w:instrText>
         </w:r>
         <w:r>
           <w:rPr>
@@ -1393,7 +1394,7 @@
           <w14:ligatures w14:val="standardContextual"/>
         </w:rPr>
       </w:pPr>
-      <w:hyperlink w:anchor="_Toc227014206" w:history="1">
+      <w:hyperlink w:anchor="_Toc227713100" w:history="1">
         <w:r>
           <w:rPr>
             <w:rStyle w:val="Hipervnculo"/>
@@ -1439,7 +1440,7 @@
             <w:noProof/>
             <w:webHidden/>
           </w:rPr>
-          <w:instrText xml:space="preserve"> PAGEREF _Toc227014206 \h </w:instrText>
+          <w:instrText xml:space="preserve"> PAGEREF _Toc227713100 \h </w:instrText>
         </w:r>
         <w:r>
           <w:rPr>
@@ -1483,7 +1484,7 @@
           <w14:ligatures w14:val="standardContextual"/>
         </w:rPr>
       </w:pPr>
-      <w:hyperlink w:anchor="_Toc227014207" w:history="1">
+      <w:hyperlink w:anchor="_Toc227713101" w:history="1">
         <w:r>
           <w:rPr>
             <w:rStyle w:val="Hipervnculo"/>
@@ -1529,7 +1530,7 @@
             <w:noProof/>
             <w:webHidden/>
           </w:rPr>
-          <w:instrText xml:space="preserve"> PAGEREF _Toc227014207 \h </w:instrText>
+          <w:instrText xml:space="preserve"> PAGEREF _Toc227713101 \h </w:instrText>
         </w:r>
         <w:r>
           <w:rPr>
@@ -1577,7 +1578,7 @@
           <w14:ligatures w14:val="standardContextual"/>
         </w:rPr>
       </w:pPr>
-      <w:hyperlink w:anchor="_Toc227014208" w:history="1">
+      <w:hyperlink w:anchor="_Toc227713102" w:history="1">
         <w:r>
           <w:rPr>
             <w:rStyle w:val="Hipervnculo"/>
@@ -1623,7 +1624,7 @@
             <w:noProof/>
             <w:webHidden/>
           </w:rPr>
-          <w:instrText xml:space="preserve"> PAGEREF _Toc227014208 \h </w:instrText>
+          <w:instrText xml:space="preserve"> PAGEREF _Toc227713102 \h </w:instrText>
         </w:r>
         <w:r>
           <w:rPr>
@@ -1671,7 +1672,7 @@
           <w14:ligatures w14:val="standardContextual"/>
         </w:rPr>
       </w:pPr>
-      <w:hyperlink w:anchor="_Toc227014209" w:history="1">
+      <w:hyperlink w:anchor="_Toc227713103" w:history="1">
         <w:r>
           <w:rPr>
             <w:rStyle w:val="Hipervnculo"/>
@@ -1717,7 +1718,7 @@
             <w:noProof/>
             <w:webHidden/>
           </w:rPr>
-          <w:instrText xml:space="preserve"> PAGEREF _Toc227014209 \h </w:instrText>
+          <w:instrText xml:space="preserve"> PAGEREF _Toc227713103 \h </w:instrText>
         </w:r>
         <w:r>
           <w:rPr>
@@ -1765,7 +1766,7 @@
           <w14:ligatures w14:val="standardContextual"/>
         </w:rPr>
       </w:pPr>
-      <w:hyperlink w:anchor="_Toc227014210" w:history="1">
+      <w:hyperlink w:anchor="_Toc227713104" w:history="1">
         <w:r>
           <w:rPr>
             <w:rStyle w:val="Hipervnculo"/>
@@ -1811,7 +1812,7 @@
             <w:noProof/>
             <w:webHidden/>
           </w:rPr>
-          <w:instrText xml:space="preserve"> PAGEREF _Toc227014210 \h </w:instrText>
+          <w:instrText xml:space="preserve"> PAGEREF _Toc227713104 \h </w:instrText>
         </w:r>
         <w:r>
           <w:rPr>
@@ -1859,7 +1860,7 @@
           <w14:ligatures w14:val="standardContextual"/>
         </w:rPr>
       </w:pPr>
-      <w:hyperlink w:anchor="_Toc227014211" w:history="1">
+      <w:hyperlink w:anchor="_Toc227713105" w:history="1">
         <w:r>
           <w:rPr>
             <w:rStyle w:val="Hipervnculo"/>
@@ -1905,7 +1906,7 @@
             <w:noProof/>
             <w:webHidden/>
           </w:rPr>
-          <w:instrText xml:space="preserve"> PAGEREF _Toc227014211 \h </w:instrText>
+          <w:instrText xml:space="preserve"> PAGEREF _Toc227713105 \h </w:instrText>
         </w:r>
         <w:r>
           <w:rPr>
@@ -1953,7 +1954,7 @@
           <w14:ligatures w14:val="standardContextual"/>
         </w:rPr>
       </w:pPr>
-      <w:hyperlink w:anchor="_Toc227014212" w:history="1">
+      <w:hyperlink w:anchor="_Toc227713106" w:history="1">
         <w:r>
           <w:rPr>
             <w:rStyle w:val="Hipervnculo"/>
@@ -1999,7 +2000,7 @@
             <w:noProof/>
             <w:webHidden/>
           </w:rPr>
-          <w:instrText xml:space="preserve"> PAGEREF _Toc227014212 \h </w:instrText>
+          <w:instrText xml:space="preserve"> PAGEREF _Toc227713106 \h </w:instrText>
         </w:r>
         <w:r>
           <w:rPr>
@@ -2047,7 +2048,7 @@
           <w14:ligatures w14:val="standardContextual"/>
         </w:rPr>
       </w:pPr>
-      <w:hyperlink w:anchor="_Toc227014213" w:history="1">
+      <w:hyperlink w:anchor="_Toc227713107" w:history="1">
         <w:r>
           <w:rPr>
             <w:rStyle w:val="Hipervnculo"/>
@@ -2093,7 +2094,7 @@
             <w:noProof/>
             <w:webHidden/>
           </w:rPr>
-          <w:instrText xml:space="preserve"> PAGEREF _Toc227014213 \h </w:instrText>
+          <w:instrText xml:space="preserve"> PAGEREF _Toc227713107 \h </w:instrText>
         </w:r>
         <w:r>
           <w:rPr>
@@ -2141,7 +2142,7 @@
           <w14:ligatures w14:val="standardContextual"/>
         </w:rPr>
       </w:pPr>
-      <w:hyperlink w:anchor="_Toc227014214" w:history="1">
+      <w:hyperlink w:anchor="_Toc227713108" w:history="1">
         <w:r>
           <w:rPr>
             <w:rStyle w:val="Hipervnculo"/>
@@ -2187,7 +2188,7 @@
             <w:noProof/>
             <w:webHidden/>
           </w:rPr>
-          <w:instrText xml:space="preserve"> PAGEREF _Toc227014214 \h </w:instrText>
+          <w:instrText xml:space="preserve"> PAGEREF _Toc227713108 \h </w:instrText>
         </w:r>
         <w:r>
           <w:rPr>
@@ -2207,7 +2208,7 @@
             <w:noProof/>
             <w:webHidden/>
           </w:rPr>
-          <w:t>34</w:t>
+          <w:t>38</w:t>
         </w:r>
         <w:r>
           <w:rPr>
@@ -2235,7 +2236,7 @@
           <w14:ligatures w14:val="standardContextual"/>
         </w:rPr>
       </w:pPr>
-      <w:hyperlink w:anchor="_Toc227014215" w:history="1">
+      <w:hyperlink w:anchor="_Toc227713109" w:history="1">
         <w:r>
           <w:rPr>
             <w:rStyle w:val="Hipervnculo"/>
@@ -2281,7 +2282,7 @@
             <w:noProof/>
             <w:webHidden/>
           </w:rPr>
-          <w:instrText xml:space="preserve"> PAGEREF _Toc227014215 \h </w:instrText>
+          <w:instrText xml:space="preserve"> PAGEREF _Toc227713109 \h </w:instrText>
         </w:r>
         <w:r>
           <w:rPr>
@@ -2301,7 +2302,7 @@
             <w:noProof/>
             <w:webHidden/>
           </w:rPr>
-          <w:t>35</w:t>
+          <w:t>39</w:t>
         </w:r>
         <w:r>
           <w:rPr>
@@ -2329,7 +2330,7 @@
           <w14:ligatures w14:val="standardContextual"/>
         </w:rPr>
       </w:pPr>
-      <w:hyperlink w:anchor="_Toc227014216" w:history="1">
+      <w:hyperlink w:anchor="_Toc227713110" w:history="1">
         <w:r>
           <w:rPr>
             <w:rStyle w:val="Hipervnculo"/>
@@ -2375,7 +2376,7 @@
             <w:noProof/>
             <w:webHidden/>
           </w:rPr>
-          <w:instrText xml:space="preserve"> PAGEREF _Toc227014216 \h </w:instrText>
+          <w:instrText xml:space="preserve"> PAGEREF _Toc227713110 \h </w:instrText>
         </w:r>
         <w:r>
           <w:rPr>
@@ -2395,7 +2396,7 @@
             <w:noProof/>
             <w:webHidden/>
           </w:rPr>
-          <w:t>37</w:t>
+          <w:t>41</w:t>
         </w:r>
         <w:r>
           <w:rPr>
@@ -2423,7 +2424,7 @@
           <w14:ligatures w14:val="standardContextual"/>
         </w:rPr>
       </w:pPr>
-      <w:hyperlink w:anchor="_Toc227014217" w:history="1">
+      <w:hyperlink w:anchor="_Toc227713111" w:history="1">
         <w:r>
           <w:rPr>
             <w:rStyle w:val="Hipervnculo"/>
@@ -2469,7 +2470,7 @@
             <w:noProof/>
             <w:webHidden/>
           </w:rPr>
-          <w:instrText xml:space="preserve"> PAGEREF _Toc227014217 \h </w:instrText>
+          <w:instrText xml:space="preserve"> PAGEREF _Toc227713111 \h </w:instrText>
         </w:r>
         <w:r>
           <w:rPr>
@@ -2489,7 +2490,7 @@
             <w:noProof/>
             <w:webHidden/>
           </w:rPr>
-          <w:t>40</w:t>
+          <w:t>43</w:t>
         </w:r>
         <w:r>
           <w:rPr>
@@ -2517,7 +2518,7 @@
           <w14:ligatures w14:val="standardContextual"/>
         </w:rPr>
       </w:pPr>
-      <w:hyperlink w:anchor="_Toc227014218" w:history="1">
+      <w:hyperlink w:anchor="_Toc227713112" w:history="1">
         <w:r>
           <w:rPr>
             <w:rStyle w:val="Hipervnculo"/>
@@ -2542,7 +2543,7 @@
             <w:rStyle w:val="Hipervnculo"/>
             <w:noProof/>
           </w:rPr>
-          <w:t>Arquitectura del front-end</w:t>
+          <w:t>Capa de negocio (Servicios)</w:t>
         </w:r>
         <w:r>
           <w:rPr>
@@ -2563,7 +2564,7 @@
             <w:noProof/>
             <w:webHidden/>
           </w:rPr>
-          <w:instrText xml:space="preserve"> PAGEREF _Toc227014218 \h </w:instrText>
+          <w:instrText xml:space="preserve"> PAGEREF _Toc227713112 \h </w:instrText>
         </w:r>
         <w:r>
           <w:rPr>
@@ -2583,7 +2584,7 @@
             <w:noProof/>
             <w:webHidden/>
           </w:rPr>
-          <w:t>46</w:t>
+          <w:t>44</w:t>
         </w:r>
         <w:r>
           <w:rPr>
@@ -2596,9 +2597,9 @@
     </w:p>
     <w:p>
       <w:pPr>
-        <w:pStyle w:val="TDC2"/>
+        <w:pStyle w:val="TDC3"/>
         <w:tabs>
-          <w:tab w:val="left" w:pos="960"/>
+          <w:tab w:val="left" w:pos="1200"/>
           <w:tab w:val="right" w:leader="dot" w:pos="8494"/>
         </w:tabs>
         <w:rPr>
@@ -2611,13 +2612,13 @@
           <w14:ligatures w14:val="standardContextual"/>
         </w:rPr>
       </w:pPr>
-      <w:hyperlink w:anchor="_Toc227014219" w:history="1">
+      <w:hyperlink w:anchor="_Toc227713113" w:history="1">
         <w:r>
           <w:rPr>
             <w:rStyle w:val="Hipervnculo"/>
             <w:noProof/>
           </w:rPr>
-          <w:t>4.4</w:t>
+          <w:t>4.3.4</w:t>
         </w:r>
         <w:r>
           <w:rPr>
@@ -2636,7 +2637,7 @@
             <w:rStyle w:val="Hipervnculo"/>
             <w:noProof/>
           </w:rPr>
-          <w:t>Pruebas</w:t>
+          <w:t>Capa de persistencia (Repositorios)</w:t>
         </w:r>
         <w:r>
           <w:rPr>
@@ -2657,7 +2658,7 @@
             <w:noProof/>
             <w:webHidden/>
           </w:rPr>
-          <w:instrText xml:space="preserve"> PAGEREF _Toc227014219 \h </w:instrText>
+          <w:instrText xml:space="preserve"> PAGEREF _Toc227713113 \h </w:instrText>
         </w:r>
         <w:r>
           <w:rPr>
@@ -2677,7 +2678,7 @@
             <w:noProof/>
             <w:webHidden/>
           </w:rPr>
-          <w:t>51</w:t>
+          <w:t>46</w:t>
         </w:r>
         <w:r>
           <w:rPr>
@@ -2690,9 +2691,9 @@
     </w:p>
     <w:p>
       <w:pPr>
-        <w:pStyle w:val="TDC2"/>
+        <w:pStyle w:val="TDC3"/>
         <w:tabs>
-          <w:tab w:val="left" w:pos="960"/>
+          <w:tab w:val="left" w:pos="1200"/>
           <w:tab w:val="right" w:leader="dot" w:pos="8494"/>
         </w:tabs>
         <w:rPr>
@@ -2705,13 +2706,13 @@
           <w14:ligatures w14:val="standardContextual"/>
         </w:rPr>
       </w:pPr>
-      <w:hyperlink w:anchor="_Toc227014220" w:history="1">
+      <w:hyperlink w:anchor="_Toc227713114" w:history="1">
         <w:r>
           <w:rPr>
             <w:rStyle w:val="Hipervnculo"/>
             <w:noProof/>
           </w:rPr>
-          <w:t>4.5</w:t>
+          <w:t>4.3.5</w:t>
         </w:r>
         <w:r>
           <w:rPr>
@@ -2730,7 +2731,21 @@
             <w:rStyle w:val="Hipervnculo"/>
             <w:noProof/>
           </w:rPr>
-          <w:t>Despliegue</w:t>
+          <w:t>Capa de seg</w:t>
+        </w:r>
+        <w:r>
+          <w:rPr>
+            <w:rStyle w:val="Hipervnculo"/>
+            <w:noProof/>
+          </w:rPr>
+          <w:t>u</w:t>
+        </w:r>
+        <w:r>
+          <w:rPr>
+            <w:rStyle w:val="Hipervnculo"/>
+            <w:noProof/>
+          </w:rPr>
+          <w:t>ridad</w:t>
         </w:r>
         <w:r>
           <w:rPr>
@@ -2751,7 +2766,7 @@
             <w:noProof/>
             <w:webHidden/>
           </w:rPr>
-          <w:instrText xml:space="preserve"> PAGEREF _Toc227014220 \h </w:instrText>
+          <w:instrText xml:space="preserve"> PAGEREF _Toc227713114 \h </w:instrText>
         </w:r>
         <w:r>
           <w:rPr>
@@ -2771,7 +2786,7 @@
             <w:noProof/>
             <w:webHidden/>
           </w:rPr>
-          <w:t>53</w:t>
+          <w:t>47</w:t>
         </w:r>
         <w:r>
           <w:rPr>
@@ -2799,13 +2814,13 @@
           <w14:ligatures w14:val="standardContextual"/>
         </w:rPr>
       </w:pPr>
-      <w:hyperlink w:anchor="_Toc227014221" w:history="1">
+      <w:hyperlink w:anchor="_Toc227713115" w:history="1">
         <w:r>
           <w:rPr>
             <w:rStyle w:val="Hipervnculo"/>
             <w:noProof/>
           </w:rPr>
-          <w:t>4.5.1</w:t>
+          <w:t>4.3.6</w:t>
         </w:r>
         <w:r>
           <w:rPr>
@@ -2824,7 +2839,7 @@
             <w:rStyle w:val="Hipervnculo"/>
             <w:noProof/>
           </w:rPr>
-          <w:t>Contenerización con Docker</w:t>
+          <w:t>Diseño de la API REST</w:t>
         </w:r>
         <w:r>
           <w:rPr>
@@ -2845,7 +2860,7 @@
             <w:noProof/>
             <w:webHidden/>
           </w:rPr>
-          <w:instrText xml:space="preserve"> PAGEREF _Toc227014221 \h </w:instrText>
+          <w:instrText xml:space="preserve"> PAGEREF _Toc227713115 \h </w:instrText>
         </w:r>
         <w:r>
           <w:rPr>
@@ -2865,7 +2880,7 @@
             <w:noProof/>
             <w:webHidden/>
           </w:rPr>
-          <w:t>53</w:t>
+          <w:t>48</w:t>
         </w:r>
         <w:r>
           <w:rPr>
@@ -2893,13 +2908,13 @@
           <w14:ligatures w14:val="standardContextual"/>
         </w:rPr>
       </w:pPr>
-      <w:hyperlink w:anchor="_Toc227014222" w:history="1">
+      <w:hyperlink w:anchor="_Toc227713116" w:history="1">
         <w:r>
           <w:rPr>
             <w:rStyle w:val="Hipervnculo"/>
             <w:noProof/>
           </w:rPr>
-          <w:t>4.5.2</w:t>
+          <w:t>4.3.7</w:t>
         </w:r>
         <w:r>
           <w:rPr>
@@ -2918,7 +2933,7 @@
             <w:rStyle w:val="Hipervnculo"/>
             <w:noProof/>
           </w:rPr>
-          <w:t>Orquestación con Docker Compose</w:t>
+          <w:t>Arquitectura del front-end</w:t>
         </w:r>
         <w:r>
           <w:rPr>
@@ -2939,7 +2954,7 @@
             <w:noProof/>
             <w:webHidden/>
           </w:rPr>
-          <w:instrText xml:space="preserve"> PAGEREF _Toc227014222 \h </w:instrText>
+          <w:instrText xml:space="preserve"> PAGEREF _Toc227713116 \h </w:instrText>
         </w:r>
         <w:r>
           <w:rPr>
@@ -2959,7 +2974,7 @@
             <w:noProof/>
             <w:webHidden/>
           </w:rPr>
-          <w:t>53</w:t>
+          <w:t>50</w:t>
         </w:r>
         <w:r>
           <w:rPr>
@@ -2972,9 +2987,9 @@
     </w:p>
     <w:p>
       <w:pPr>
-        <w:pStyle w:val="TDC3"/>
+        <w:pStyle w:val="TDC2"/>
         <w:tabs>
-          <w:tab w:val="left" w:pos="1200"/>
+          <w:tab w:val="left" w:pos="960"/>
           <w:tab w:val="right" w:leader="dot" w:pos="8494"/>
         </w:tabs>
         <w:rPr>
@@ -2987,13 +3002,13 @@
           <w14:ligatures w14:val="standardContextual"/>
         </w:rPr>
       </w:pPr>
-      <w:hyperlink w:anchor="_Toc227014223" w:history="1">
+      <w:hyperlink w:anchor="_Toc227713117" w:history="1">
         <w:r>
           <w:rPr>
             <w:rStyle w:val="Hipervnculo"/>
             <w:noProof/>
           </w:rPr>
-          <w:t>4.5.3</w:t>
+          <w:t>4.4</w:t>
         </w:r>
         <w:r>
           <w:rPr>
@@ -3012,7 +3027,7 @@
             <w:rStyle w:val="Hipervnculo"/>
             <w:noProof/>
           </w:rPr>
-          <w:t>Integración continua y automatización (CI/CD)</w:t>
+          <w:t>Pruebas</w:t>
         </w:r>
         <w:r>
           <w:rPr>
@@ -3033,7 +3048,7 @@
             <w:noProof/>
             <w:webHidden/>
           </w:rPr>
-          <w:instrText xml:space="preserve"> PAGEREF _Toc227014223 \h </w:instrText>
+          <w:instrText xml:space="preserve"> PAGEREF _Toc227713117 \h </w:instrText>
         </w:r>
         <w:r>
           <w:rPr>
@@ -3053,7 +3068,7 @@
             <w:noProof/>
             <w:webHidden/>
           </w:rPr>
-          <w:t>54</w:t>
+          <w:t>55</w:t>
         </w:r>
         <w:r>
           <w:rPr>
@@ -3066,9 +3081,9 @@
     </w:p>
     <w:p>
       <w:pPr>
-        <w:pStyle w:val="TDC3"/>
+        <w:pStyle w:val="TDC2"/>
         <w:tabs>
-          <w:tab w:val="left" w:pos="1200"/>
+          <w:tab w:val="left" w:pos="960"/>
           <w:tab w:val="right" w:leader="dot" w:pos="8494"/>
         </w:tabs>
         <w:rPr>
@@ -3081,13 +3096,13 @@
           <w14:ligatures w14:val="standardContextual"/>
         </w:rPr>
       </w:pPr>
-      <w:hyperlink w:anchor="_Toc227014224" w:history="1">
+      <w:hyperlink w:anchor="_Toc227713118" w:history="1">
         <w:r>
           <w:rPr>
             <w:rStyle w:val="Hipervnculo"/>
             <w:noProof/>
           </w:rPr>
-          <w:t>4.5.4</w:t>
+          <w:t>4.5</w:t>
         </w:r>
         <w:r>
           <w:rPr>
@@ -3106,7 +3121,7 @@
             <w:rStyle w:val="Hipervnculo"/>
             <w:noProof/>
           </w:rPr>
-          <w:t>Despliegue en Kubernetes con Minikube</w:t>
+          <w:t>Despliegue</w:t>
         </w:r>
         <w:r>
           <w:rPr>
@@ -3127,7 +3142,7 @@
             <w:noProof/>
             <w:webHidden/>
           </w:rPr>
-          <w:instrText xml:space="preserve"> PAGEREF _Toc227014224 \h </w:instrText>
+          <w:instrText xml:space="preserve"> PAGEREF _Toc227713118 \h </w:instrText>
         </w:r>
         <w:r>
           <w:rPr>
@@ -3147,7 +3162,7 @@
             <w:noProof/>
             <w:webHidden/>
           </w:rPr>
-          <w:t>55</w:t>
+          <w:t>56</w:t>
         </w:r>
         <w:r>
           <w:rPr>
@@ -3160,7 +3175,11 @@
     </w:p>
     <w:p>
       <w:pPr>
-        <w:pStyle w:val="TDC1"/>
+        <w:pStyle w:val="TDC3"/>
+        <w:tabs>
+          <w:tab w:val="left" w:pos="1200"/>
+          <w:tab w:val="right" w:leader="dot" w:pos="8494"/>
+        </w:tabs>
         <w:rPr>
           <w:rFonts w:eastAsiaTheme="minorEastAsia"/>
           <w:noProof/>
@@ -3171,13 +3190,13 @@
           <w14:ligatures w14:val="standardContextual"/>
         </w:rPr>
       </w:pPr>
-      <w:hyperlink w:anchor="_Toc227014225" w:history="1">
+      <w:hyperlink w:anchor="_Toc227713119" w:history="1">
         <w:r>
           <w:rPr>
             <w:rStyle w:val="Hipervnculo"/>
             <w:noProof/>
           </w:rPr>
-          <w:t>5</w:t>
+          <w:t>4.5.1</w:t>
         </w:r>
         <w:r>
           <w:rPr>
@@ -3196,7 +3215,7 @@
             <w:rStyle w:val="Hipervnculo"/>
             <w:noProof/>
           </w:rPr>
-          <w:t>Conclusiones y vías futuras</w:t>
+          <w:t>Contenerización con Docker</w:t>
         </w:r>
         <w:r>
           <w:rPr>
@@ -3217,7 +3236,7 @@
             <w:noProof/>
             <w:webHidden/>
           </w:rPr>
-          <w:instrText xml:space="preserve"> PAGEREF _Toc227014225 \h </w:instrText>
+          <w:instrText xml:space="preserve"> PAGEREF _Toc227713119 \h </w:instrText>
         </w:r>
         <w:r>
           <w:rPr>
@@ -3237,7 +3256,7 @@
             <w:noProof/>
             <w:webHidden/>
           </w:rPr>
-          <w:t>58</w:t>
+          <w:t>57</w:t>
         </w:r>
         <w:r>
           <w:rPr>
@@ -3250,9 +3269,9 @@
     </w:p>
     <w:p>
       <w:pPr>
-        <w:pStyle w:val="TDC2"/>
+        <w:pStyle w:val="TDC3"/>
         <w:tabs>
-          <w:tab w:val="left" w:pos="960"/>
+          <w:tab w:val="left" w:pos="1200"/>
           <w:tab w:val="right" w:leader="dot" w:pos="8494"/>
         </w:tabs>
         <w:rPr>
@@ -3265,13 +3284,13 @@
           <w14:ligatures w14:val="standardContextual"/>
         </w:rPr>
       </w:pPr>
-      <w:hyperlink w:anchor="_Toc227014226" w:history="1">
+      <w:hyperlink w:anchor="_Toc227713120" w:history="1">
         <w:r>
           <w:rPr>
             <w:rStyle w:val="Hipervnculo"/>
             <w:noProof/>
           </w:rPr>
-          <w:t>5.1</w:t>
+          <w:t>4.5.2</w:t>
         </w:r>
         <w:r>
           <w:rPr>
@@ -3290,7 +3309,7 @@
             <w:rStyle w:val="Hipervnculo"/>
             <w:noProof/>
           </w:rPr>
-          <w:t>Conclusiones</w:t>
+          <w:t>Orquestación con Docker Compose</w:t>
         </w:r>
         <w:r>
           <w:rPr>
@@ -3311,7 +3330,7 @@
             <w:noProof/>
             <w:webHidden/>
           </w:rPr>
-          <w:instrText xml:space="preserve"> PAGEREF _Toc227014226 \h </w:instrText>
+          <w:instrText xml:space="preserve"> PAGEREF _Toc227713120 \h </w:instrText>
         </w:r>
         <w:r>
           <w:rPr>
@@ -3331,7 +3350,7 @@
             <w:noProof/>
             <w:webHidden/>
           </w:rPr>
-          <w:t>58</w:t>
+          <w:t>57</w:t>
         </w:r>
         <w:r>
           <w:rPr>
@@ -3344,9 +3363,9 @@
     </w:p>
     <w:p>
       <w:pPr>
-        <w:pStyle w:val="TDC2"/>
+        <w:pStyle w:val="TDC3"/>
         <w:tabs>
-          <w:tab w:val="left" w:pos="960"/>
+          <w:tab w:val="left" w:pos="1200"/>
           <w:tab w:val="right" w:leader="dot" w:pos="8494"/>
         </w:tabs>
         <w:rPr>
@@ -3359,13 +3378,13 @@
           <w14:ligatures w14:val="standardContextual"/>
         </w:rPr>
       </w:pPr>
-      <w:hyperlink w:anchor="_Toc227014227" w:history="1">
+      <w:hyperlink w:anchor="_Toc227713121" w:history="1">
         <w:r>
           <w:rPr>
             <w:rStyle w:val="Hipervnculo"/>
             <w:noProof/>
           </w:rPr>
-          <w:t>5.2</w:t>
+          <w:t>4.5.3</w:t>
         </w:r>
         <w:r>
           <w:rPr>
@@ -3384,7 +3403,7 @@
             <w:rStyle w:val="Hipervnculo"/>
             <w:noProof/>
           </w:rPr>
-          <w:t>Trabajo futuro</w:t>
+          <w:t>Integración continua y automatización (CI/CD)</w:t>
         </w:r>
         <w:r>
           <w:rPr>
@@ -3405,7 +3424,7 @@
             <w:noProof/>
             <w:webHidden/>
           </w:rPr>
-          <w:instrText xml:space="preserve"> PAGEREF _Toc227014227 \h </w:instrText>
+          <w:instrText xml:space="preserve"> PAGEREF _Toc227713121 \h </w:instrText>
         </w:r>
         <w:r>
           <w:rPr>
@@ -3438,7 +3457,11 @@
     </w:p>
     <w:p>
       <w:pPr>
-        <w:pStyle w:val="TDC1"/>
+        <w:pStyle w:val="TDC3"/>
+        <w:tabs>
+          <w:tab w:val="left" w:pos="1200"/>
+          <w:tab w:val="right" w:leader="dot" w:pos="8494"/>
+        </w:tabs>
         <w:rPr>
           <w:rFonts w:eastAsiaTheme="minorEastAsia"/>
           <w:noProof/>
@@ -3449,13 +3472,13 @@
           <w14:ligatures w14:val="standardContextual"/>
         </w:rPr>
       </w:pPr>
-      <w:hyperlink w:anchor="_Toc227014228" w:history="1">
+      <w:hyperlink w:anchor="_Toc227713122" w:history="1">
         <w:r>
           <w:rPr>
             <w:rStyle w:val="Hipervnculo"/>
             <w:noProof/>
           </w:rPr>
-          <w:t>6</w:t>
+          <w:t>4.5.4</w:t>
         </w:r>
         <w:r>
           <w:rPr>
@@ -3474,7 +3497,7 @@
             <w:rStyle w:val="Hipervnculo"/>
             <w:noProof/>
           </w:rPr>
-          <w:t>Bibliografía</w:t>
+          <w:t>Despliegue en Kubernetes con Minikube</w:t>
         </w:r>
         <w:r>
           <w:rPr>
@@ -3495,7 +3518,7 @@
             <w:noProof/>
             <w:webHidden/>
           </w:rPr>
-          <w:instrText xml:space="preserve"> PAGEREF _Toc227014228 \h </w:instrText>
+          <w:instrText xml:space="preserve"> PAGEREF _Toc227713122 \h </w:instrText>
         </w:r>
         <w:r>
           <w:rPr>
@@ -3515,7 +3538,7 @@
             <w:noProof/>
             <w:webHidden/>
           </w:rPr>
-          <w:t>60</w:t>
+          <w:t>59</w:t>
         </w:r>
         <w:r>
           <w:rPr>
@@ -3539,13 +3562,32 @@
           <w14:ligatures w14:val="standardContextual"/>
         </w:rPr>
       </w:pPr>
-      <w:hyperlink w:anchor="_Toc227014229" w:history="1">
+      <w:hyperlink w:anchor="_Toc227713123" w:history="1">
         <w:r>
           <w:rPr>
             <w:rStyle w:val="Hipervnculo"/>
             <w:noProof/>
           </w:rPr>
-          <w:t>Anexo A – Especificación de casos de uso</w:t>
+          <w:t>5</w:t>
+        </w:r>
+        <w:r>
+          <w:rPr>
+            <w:rFonts w:eastAsiaTheme="minorEastAsia"/>
+            <w:noProof/>
+            <w:kern w:val="2"/>
+            <w:sz w:val="24"/>
+            <w:szCs w:val="24"/>
+            <w:lang w:eastAsia="es-ES"/>
+            <w14:ligatures w14:val="standardContextual"/>
+          </w:rPr>
+          <w:tab/>
+        </w:r>
+        <w:r>
+          <w:rPr>
+            <w:rStyle w:val="Hipervnculo"/>
+            <w:noProof/>
+          </w:rPr>
+          <w:t>Conclusiones y vías futuras</w:t>
         </w:r>
         <w:r>
           <w:rPr>
@@ -3566,7 +3608,7 @@
             <w:noProof/>
             <w:webHidden/>
           </w:rPr>
-          <w:instrText xml:space="preserve"> PAGEREF _Toc227014229 \h </w:instrText>
+          <w:instrText xml:space="preserve"> PAGEREF _Toc227713123 \h </w:instrText>
         </w:r>
         <w:r>
           <w:rPr>
@@ -3586,7 +3628,7 @@
             <w:noProof/>
             <w:webHidden/>
           </w:rPr>
-          <w:t>63</w:t>
+          <w:t>61</w:t>
         </w:r>
         <w:r>
           <w:rPr>
@@ -3601,6 +3643,7 @@
       <w:pPr>
         <w:pStyle w:val="TDC2"/>
         <w:tabs>
+          <w:tab w:val="left" w:pos="960"/>
           <w:tab w:val="right" w:leader="dot" w:pos="8494"/>
         </w:tabs>
         <w:rPr>
@@ -3613,13 +3656,32 @@
           <w14:ligatures w14:val="standardContextual"/>
         </w:rPr>
       </w:pPr>
-      <w:hyperlink w:anchor="_Toc227014230" w:history="1">
+      <w:hyperlink w:anchor="_Toc227713124" w:history="1">
         <w:r>
           <w:rPr>
             <w:rStyle w:val="Hipervnculo"/>
             <w:noProof/>
           </w:rPr>
-          <w:t>A.1 Usuarios no registrados</w:t>
+          <w:t>5.1</w:t>
+        </w:r>
+        <w:r>
+          <w:rPr>
+            <w:rFonts w:eastAsiaTheme="minorEastAsia"/>
+            <w:noProof/>
+            <w:kern w:val="2"/>
+            <w:sz w:val="24"/>
+            <w:szCs w:val="24"/>
+            <w:lang w:eastAsia="es-ES"/>
+            <w14:ligatures w14:val="standardContextual"/>
+          </w:rPr>
+          <w:tab/>
+        </w:r>
+        <w:r>
+          <w:rPr>
+            <w:rStyle w:val="Hipervnculo"/>
+            <w:noProof/>
+          </w:rPr>
+          <w:t>Conclusiones</w:t>
         </w:r>
         <w:r>
           <w:rPr>
@@ -3640,7 +3702,7 @@
             <w:noProof/>
             <w:webHidden/>
           </w:rPr>
-          <w:instrText xml:space="preserve"> PAGEREF _Toc227014230 \h </w:instrText>
+          <w:instrText xml:space="preserve"> PAGEREF _Toc227713124 \h </w:instrText>
         </w:r>
         <w:r>
           <w:rPr>
@@ -3660,7 +3722,7 @@
             <w:noProof/>
             <w:webHidden/>
           </w:rPr>
-          <w:t>63</w:t>
+          <w:t>61</w:t>
         </w:r>
         <w:r>
           <w:rPr>
@@ -3675,6 +3737,7 @@
       <w:pPr>
         <w:pStyle w:val="TDC2"/>
         <w:tabs>
+          <w:tab w:val="left" w:pos="960"/>
           <w:tab w:val="right" w:leader="dot" w:pos="8494"/>
         </w:tabs>
         <w:rPr>
@@ -3687,13 +3750,32 @@
           <w14:ligatures w14:val="standardContextual"/>
         </w:rPr>
       </w:pPr>
-      <w:hyperlink w:anchor="_Toc227014231" w:history="1">
+      <w:hyperlink w:anchor="_Toc227713125" w:history="1">
         <w:r>
           <w:rPr>
             <w:rStyle w:val="Hipervnculo"/>
             <w:noProof/>
           </w:rPr>
-          <w:t>A.2 Interacción social</w:t>
+          <w:t>5.2</w:t>
+        </w:r>
+        <w:r>
+          <w:rPr>
+            <w:rFonts w:eastAsiaTheme="minorEastAsia"/>
+            <w:noProof/>
+            <w:kern w:val="2"/>
+            <w:sz w:val="24"/>
+            <w:szCs w:val="24"/>
+            <w:lang w:eastAsia="es-ES"/>
+            <w14:ligatures w14:val="standardContextual"/>
+          </w:rPr>
+          <w:tab/>
+        </w:r>
+        <w:r>
+          <w:rPr>
+            <w:rStyle w:val="Hipervnculo"/>
+            <w:noProof/>
+          </w:rPr>
+          <w:t>Trabajo futuro</w:t>
         </w:r>
         <w:r>
           <w:rPr>
@@ -3714,7 +3796,7 @@
             <w:noProof/>
             <w:webHidden/>
           </w:rPr>
-          <w:instrText xml:space="preserve"> PAGEREF _Toc227014231 \h </w:instrText>
+          <w:instrText xml:space="preserve"> PAGEREF _Toc227713125 \h </w:instrText>
         </w:r>
         <w:r>
           <w:rPr>
@@ -3734,7 +3816,7 @@
             <w:noProof/>
             <w:webHidden/>
           </w:rPr>
-          <w:t>64</w:t>
+          <w:t>61</w:t>
         </w:r>
         <w:r>
           <w:rPr>
@@ -3747,10 +3829,7 @@
     </w:p>
     <w:p>
       <w:pPr>
-        <w:pStyle w:val="TDC2"/>
-        <w:tabs>
-          <w:tab w:val="right" w:leader="dot" w:pos="8494"/>
-        </w:tabs>
+        <w:pStyle w:val="TDC1"/>
         <w:rPr>
           <w:rFonts w:eastAsiaTheme="minorEastAsia"/>
           <w:noProof/>
@@ -3761,13 +3840,32 @@
           <w14:ligatures w14:val="standardContextual"/>
         </w:rPr>
       </w:pPr>
-      <w:hyperlink w:anchor="_Toc227014232" w:history="1">
+      <w:hyperlink w:anchor="_Toc227713126" w:history="1">
         <w:r>
           <w:rPr>
             <w:rStyle w:val="Hipervnculo"/>
             <w:noProof/>
           </w:rPr>
-          <w:t>A.3 Listas personalizadas</w:t>
+          <w:t>6</w:t>
+        </w:r>
+        <w:r>
+          <w:rPr>
+            <w:rFonts w:eastAsiaTheme="minorEastAsia"/>
+            <w:noProof/>
+            <w:kern w:val="2"/>
+            <w:sz w:val="24"/>
+            <w:szCs w:val="24"/>
+            <w:lang w:eastAsia="es-ES"/>
+            <w14:ligatures w14:val="standardContextual"/>
+          </w:rPr>
+          <w:tab/>
+        </w:r>
+        <w:r>
+          <w:rPr>
+            <w:rStyle w:val="Hipervnculo"/>
+            <w:noProof/>
+          </w:rPr>
+          <w:t>Bibliografía</w:t>
         </w:r>
         <w:r>
           <w:rPr>
@@ -3788,7 +3886,7 @@
             <w:noProof/>
             <w:webHidden/>
           </w:rPr>
-          <w:instrText xml:space="preserve"> PAGEREF _Toc227014232 \h </w:instrText>
+          <w:instrText xml:space="preserve"> PAGEREF _Toc227713126 \h </w:instrText>
         </w:r>
         <w:r>
           <w:rPr>
@@ -3808,7 +3906,7 @@
             <w:noProof/>
             <w:webHidden/>
           </w:rPr>
-          <w:t>66</w:t>
+          <w:t>63</w:t>
         </w:r>
         <w:r>
           <w:rPr>
@@ -3821,10 +3919,7 @@
     </w:p>
     <w:p>
       <w:pPr>
-        <w:pStyle w:val="TDC2"/>
-        <w:tabs>
-          <w:tab w:val="right" w:leader="dot" w:pos="8494"/>
-        </w:tabs>
+        <w:pStyle w:val="TDC1"/>
         <w:rPr>
           <w:rFonts w:eastAsiaTheme="minorEastAsia"/>
           <w:noProof/>
@@ -3835,13 +3930,13 @@
           <w14:ligatures w14:val="standardContextual"/>
         </w:rPr>
       </w:pPr>
-      <w:hyperlink w:anchor="_Toc227014233" w:history="1">
+      <w:hyperlink w:anchor="_Toc227713127" w:history="1">
         <w:r>
           <w:rPr>
             <w:rStyle w:val="Hipervnculo"/>
             <w:noProof/>
           </w:rPr>
-          <w:t>A.4 Valoraciones y reseñas</w:t>
+          <w:t>Anexo A – Especificación de casos de uso</w:t>
         </w:r>
         <w:r>
           <w:rPr>
@@ -3862,7 +3957,7 @@
             <w:noProof/>
             <w:webHidden/>
           </w:rPr>
-          <w:instrText xml:space="preserve"> PAGEREF _Toc227014233 \h </w:instrText>
+          <w:instrText xml:space="preserve"> PAGEREF _Toc227713127 \h </w:instrText>
         </w:r>
         <w:r>
           <w:rPr>
@@ -3882,7 +3977,7 @@
             <w:noProof/>
             <w:webHidden/>
           </w:rPr>
-          <w:t>68</w:t>
+          <w:t>66</w:t>
         </w:r>
         <w:r>
           <w:rPr>
@@ -3894,36 +3989,8 @@
       </w:hyperlink>
     </w:p>
     <w:p>
-      <w:r>
-        <w:fldChar w:fldCharType="end"/>
-      </w:r>
-    </w:p>
-    <w:p>
-      <w:pPr>
-        <w:jc w:val="left"/>
-      </w:pPr>
-      <w:r>
-        <w:br w:type="page"/>
-      </w:r>
-    </w:p>
-    <w:p>
-      <w:pPr>
-        <w:jc w:val="center"/>
-        <w:rPr>
-          <w:b/>
-        </w:rPr>
-      </w:pPr>
-      <w:r>
-        <w:rPr>
-          <w:b/>
-        </w:rPr>
-        <w:lastRenderedPageBreak/>
-        <w:t>ÍNDICE DE FIGURAS</w:t>
-      </w:r>
-    </w:p>
-    <w:p>
-      <w:pPr>
-        <w:pStyle w:val="Tabladeilustraciones"/>
+      <w:pPr>
+        <w:pStyle w:val="TDC2"/>
         <w:tabs>
           <w:tab w:val="right" w:leader="dot" w:pos="8494"/>
         </w:tabs>
@@ -3937,22 +4004,13 @@
           <w14:ligatures w14:val="standardContextual"/>
         </w:rPr>
       </w:pPr>
-      <w:r>
-        <w:fldChar w:fldCharType="begin"/>
-      </w:r>
-      <w:r>
-        <w:instrText xml:space="preserve"> TOC \h \z \c "Figura" </w:instrText>
-      </w:r>
-      <w:r>
-        <w:fldChar w:fldCharType="separate"/>
-      </w:r>
-      <w:hyperlink w:anchor="_Toc227014234" w:history="1">
+      <w:hyperlink w:anchor="_Toc227713128" w:history="1">
         <w:r>
           <w:rPr>
             <w:rStyle w:val="Hipervnculo"/>
             <w:noProof/>
           </w:rPr>
-          <w:t>Figura 1. Aplicación web Letterboxd</w:t>
+          <w:t>A.1 Usuarios no registrados</w:t>
         </w:r>
         <w:r>
           <w:rPr>
@@ -3973,7 +4031,7 @@
             <w:noProof/>
             <w:webHidden/>
           </w:rPr>
-          <w:instrText xml:space="preserve"> PAGEREF _Toc227014234 \h </w:instrText>
+          <w:instrText xml:space="preserve"> PAGEREF _Toc227713128 \h </w:instrText>
         </w:r>
         <w:r>
           <w:rPr>
@@ -3993,7 +4051,7 @@
             <w:noProof/>
             <w:webHidden/>
           </w:rPr>
-          <w:t>13</w:t>
+          <w:t>66</w:t>
         </w:r>
         <w:r>
           <w:rPr>
@@ -4006,7 +4064,7 @@
     </w:p>
     <w:p>
       <w:pPr>
-        <w:pStyle w:val="Tabladeilustraciones"/>
+        <w:pStyle w:val="TDC2"/>
         <w:tabs>
           <w:tab w:val="right" w:leader="dot" w:pos="8494"/>
         </w:tabs>
@@ -4020,13 +4078,13 @@
           <w14:ligatures w14:val="standardContextual"/>
         </w:rPr>
       </w:pPr>
-      <w:hyperlink w:anchor="_Toc227014235" w:history="1">
+      <w:hyperlink w:anchor="_Toc227713129" w:history="1">
         <w:r>
           <w:rPr>
             <w:rStyle w:val="Hipervnculo"/>
             <w:noProof/>
           </w:rPr>
-          <w:t>Figura 2. Aplicación web IMDb</w:t>
+          <w:t>A.2 Interacción social</w:t>
         </w:r>
         <w:r>
           <w:rPr>
@@ -4047,7 +4105,7 @@
             <w:noProof/>
             <w:webHidden/>
           </w:rPr>
-          <w:instrText xml:space="preserve"> PAGEREF _Toc227014235 \h </w:instrText>
+          <w:instrText xml:space="preserve"> PAGEREF _Toc227713129 \h </w:instrText>
         </w:r>
         <w:r>
           <w:rPr>
@@ -4067,7 +4125,7 @@
             <w:noProof/>
             <w:webHidden/>
           </w:rPr>
-          <w:t>13</w:t>
+          <w:t>67</w:t>
         </w:r>
         <w:r>
           <w:rPr>
@@ -4080,7 +4138,7 @@
     </w:p>
     <w:p>
       <w:pPr>
-        <w:pStyle w:val="Tabladeilustraciones"/>
+        <w:pStyle w:val="TDC2"/>
         <w:tabs>
           <w:tab w:val="right" w:leader="dot" w:pos="8494"/>
         </w:tabs>
@@ -4094,13 +4152,13 @@
           <w14:ligatures w14:val="standardContextual"/>
         </w:rPr>
       </w:pPr>
-      <w:hyperlink w:anchor="_Toc227014236" w:history="1">
+      <w:hyperlink w:anchor="_Toc227713130" w:history="1">
         <w:r>
           <w:rPr>
             <w:rStyle w:val="Hipervnculo"/>
             <w:noProof/>
           </w:rPr>
-          <w:t>Figura 3. Aplicación web Serializd</w:t>
+          <w:t>A.3 Listas personalizadas</w:t>
         </w:r>
         <w:r>
           <w:rPr>
@@ -4121,7 +4179,7 @@
             <w:noProof/>
             <w:webHidden/>
           </w:rPr>
-          <w:instrText xml:space="preserve"> PAGEREF _Toc227014236 \h </w:instrText>
+          <w:instrText xml:space="preserve"> PAGEREF _Toc227713130 \h </w:instrText>
         </w:r>
         <w:r>
           <w:rPr>
@@ -4141,7 +4199,7 @@
             <w:noProof/>
             <w:webHidden/>
           </w:rPr>
-          <w:t>14</w:t>
+          <w:t>69</w:t>
         </w:r>
         <w:r>
           <w:rPr>
@@ -4154,7 +4212,7 @@
     </w:p>
     <w:p>
       <w:pPr>
-        <w:pStyle w:val="Tabladeilustraciones"/>
+        <w:pStyle w:val="TDC2"/>
         <w:tabs>
           <w:tab w:val="right" w:leader="dot" w:pos="8494"/>
         </w:tabs>
@@ -4168,13 +4226,13 @@
           <w14:ligatures w14:val="standardContextual"/>
         </w:rPr>
       </w:pPr>
-      <w:hyperlink w:anchor="_Toc227014237" w:history="1">
+      <w:hyperlink w:anchor="_Toc227713131" w:history="1">
         <w:r>
           <w:rPr>
             <w:rStyle w:val="Hipervnculo"/>
             <w:noProof/>
           </w:rPr>
-          <w:t>Figura 4. Diagrama de casos de uso de un usuario no registrado</w:t>
+          <w:t>A.4 Valoraciones y reseñas</w:t>
         </w:r>
         <w:r>
           <w:rPr>
@@ -4195,7 +4253,7 @@
             <w:noProof/>
             <w:webHidden/>
           </w:rPr>
-          <w:instrText xml:space="preserve"> PAGEREF _Toc227014237 \h </w:instrText>
+          <w:instrText xml:space="preserve"> PAGEREF _Toc227713131 \h </w:instrText>
         </w:r>
         <w:r>
           <w:rPr>
@@ -4215,7 +4273,7 @@
             <w:noProof/>
             <w:webHidden/>
           </w:rPr>
-          <w:t>22</w:t>
+          <w:t>71</w:t>
         </w:r>
         <w:r>
           <w:rPr>
@@ -4225,6 +4283,34 @@
           <w:fldChar w:fldCharType="end"/>
         </w:r>
       </w:hyperlink>
+    </w:p>
+    <w:p>
+      <w:r>
+        <w:fldChar w:fldCharType="end"/>
+      </w:r>
+    </w:p>
+    <w:p>
+      <w:pPr>
+        <w:jc w:val="left"/>
+      </w:pPr>
+      <w:r>
+        <w:br w:type="page"/>
+      </w:r>
+    </w:p>
+    <w:p>
+      <w:pPr>
+        <w:jc w:val="center"/>
+        <w:rPr>
+          <w:b/>
+        </w:rPr>
+      </w:pPr>
+      <w:r>
+        <w:rPr>
+          <w:b/>
+        </w:rPr>
+        <w:lastRenderedPageBreak/>
+        <w:t>ÍNDICE DE FIGURAS</w:t>
+      </w:r>
     </w:p>
     <w:p>
       <w:pPr>
@@ -4242,13 +4328,22 @@
           <w14:ligatures w14:val="standardContextual"/>
         </w:rPr>
       </w:pPr>
-      <w:hyperlink w:anchor="_Toc227014238" w:history="1">
+      <w:r>
+        <w:fldChar w:fldCharType="begin"/>
+      </w:r>
+      <w:r>
+        <w:instrText xml:space="preserve"> TOC \h \z \c "Figura" </w:instrText>
+      </w:r>
+      <w:r>
+        <w:fldChar w:fldCharType="separate"/>
+      </w:r>
+      <w:hyperlink w:anchor="_Toc227014234" w:history="1">
         <w:r>
           <w:rPr>
             <w:rStyle w:val="Hipervnculo"/>
             <w:noProof/>
           </w:rPr>
-          <w:t>Figura 5. Diagrama de casos de uso de la interacción social de un usuario registrado</w:t>
+          <w:t>Figura 1. Aplicación web Letterboxd</w:t>
         </w:r>
         <w:r>
           <w:rPr>
@@ -4269,7 +4364,7 @@
             <w:noProof/>
             <w:webHidden/>
           </w:rPr>
-          <w:instrText xml:space="preserve"> PAGEREF _Toc227014238 \h </w:instrText>
+          <w:instrText xml:space="preserve"> PAGEREF _Toc227014234 \h </w:instrText>
         </w:r>
         <w:r>
           <w:rPr>
@@ -4289,7 +4384,7 @@
             <w:noProof/>
             <w:webHidden/>
           </w:rPr>
-          <w:t>23</w:t>
+          <w:t>13</w:t>
         </w:r>
         <w:r>
           <w:rPr>
@@ -4316,13 +4411,13 @@
           <w14:ligatures w14:val="standardContextual"/>
         </w:rPr>
       </w:pPr>
-      <w:hyperlink w:anchor="_Toc227014239" w:history="1">
+      <w:hyperlink w:anchor="_Toc227014235" w:history="1">
         <w:r>
           <w:rPr>
             <w:rStyle w:val="Hipervnculo"/>
             <w:noProof/>
           </w:rPr>
-          <w:t>Figura 6. Diagrama de casos de uso sobre listas personalizadas de un usuario registrado</w:t>
+          <w:t>Figura 2. Aplicación web IMDb</w:t>
         </w:r>
         <w:r>
           <w:rPr>
@@ -4343,7 +4438,7 @@
             <w:noProof/>
             <w:webHidden/>
           </w:rPr>
-          <w:instrText xml:space="preserve"> PAGEREF _Toc227014239 \h </w:instrText>
+          <w:instrText xml:space="preserve"> PAGEREF _Toc227014235 \h </w:instrText>
         </w:r>
         <w:r>
           <w:rPr>
@@ -4363,7 +4458,7 @@
             <w:noProof/>
             <w:webHidden/>
           </w:rPr>
-          <w:t>24</w:t>
+          <w:t>13</w:t>
         </w:r>
         <w:r>
           <w:rPr>
@@ -4390,13 +4485,13 @@
           <w14:ligatures w14:val="standardContextual"/>
         </w:rPr>
       </w:pPr>
-      <w:hyperlink w:anchor="_Toc227014240" w:history="1">
+      <w:hyperlink w:anchor="_Toc227014236" w:history="1">
         <w:r>
           <w:rPr>
             <w:rStyle w:val="Hipervnculo"/>
             <w:noProof/>
           </w:rPr>
-          <w:t>Figura 7. Diagrama de casos de uso de valoraciones y reseñas de un usuario registrado</w:t>
+          <w:t>Figura 3. Aplicación web Serializd</w:t>
         </w:r>
         <w:r>
           <w:rPr>
@@ -4417,7 +4512,7 @@
             <w:noProof/>
             <w:webHidden/>
           </w:rPr>
-          <w:instrText xml:space="preserve"> PAGEREF _Toc227014240 \h </w:instrText>
+          <w:instrText xml:space="preserve"> PAGEREF _Toc227014236 \h </w:instrText>
         </w:r>
         <w:r>
           <w:rPr>
@@ -4437,7 +4532,7 @@
             <w:noProof/>
             <w:webHidden/>
           </w:rPr>
-          <w:t>25</w:t>
+          <w:t>14</w:t>
         </w:r>
         <w:r>
           <w:rPr>
@@ -4464,13 +4559,13 @@
           <w14:ligatures w14:val="standardContextual"/>
         </w:rPr>
       </w:pPr>
-      <w:hyperlink w:anchor="_Toc227014241" w:history="1">
+      <w:hyperlink w:anchor="_Toc227014237" w:history="1">
         <w:r>
           <w:rPr>
             <w:rStyle w:val="Hipervnculo"/>
             <w:noProof/>
           </w:rPr>
-          <w:t>Figura 8. Diagrama entidad-relación de MovieMate</w:t>
+          <w:t>Figura 4. Diagrama de casos de uso de un usuario no registrado</w:t>
         </w:r>
         <w:r>
           <w:rPr>
@@ -4491,7 +4586,7 @@
             <w:noProof/>
             <w:webHidden/>
           </w:rPr>
-          <w:instrText xml:space="preserve"> PAGEREF _Toc227014241 \h </w:instrText>
+          <w:instrText xml:space="preserve"> PAGEREF _Toc227014237 \h </w:instrText>
         </w:r>
         <w:r>
           <w:rPr>
@@ -4511,7 +4606,7 @@
             <w:noProof/>
             <w:webHidden/>
           </w:rPr>
-          <w:t>27</w:t>
+          <w:t>22</w:t>
         </w:r>
         <w:r>
           <w:rPr>
@@ -4538,13 +4633,13 @@
           <w14:ligatures w14:val="standardContextual"/>
         </w:rPr>
       </w:pPr>
-      <w:hyperlink w:anchor="_Toc227014242" w:history="1">
+      <w:hyperlink w:anchor="_Toc227014238" w:history="1">
         <w:r>
           <w:rPr>
             <w:rStyle w:val="Hipervnculo"/>
             <w:noProof/>
           </w:rPr>
-          <w:t>Figura 9. Arquitectura de MovieMate</w:t>
+          <w:t>Figura 5. Diagrama de casos de uso de la interacción social de un usuario registrado</w:t>
         </w:r>
         <w:r>
           <w:rPr>
@@ -4565,7 +4660,7 @@
             <w:noProof/>
             <w:webHidden/>
           </w:rPr>
-          <w:instrText xml:space="preserve"> PAGEREF _Toc227014242 \h </w:instrText>
+          <w:instrText xml:space="preserve"> PAGEREF _Toc227014238 \h </w:instrText>
         </w:r>
         <w:r>
           <w:rPr>
@@ -4585,7 +4680,7 @@
             <w:noProof/>
             <w:webHidden/>
           </w:rPr>
-          <w:t>35</w:t>
+          <w:t>23</w:t>
         </w:r>
         <w:r>
           <w:rPr>
@@ -4612,13 +4707,13 @@
           <w14:ligatures w14:val="standardContextual"/>
         </w:rPr>
       </w:pPr>
-      <w:hyperlink w:anchor="_Toc227014243" w:history="1">
+      <w:hyperlink w:anchor="_Toc227014239" w:history="1">
         <w:r>
           <w:rPr>
             <w:rStyle w:val="Hipervnculo"/>
             <w:noProof/>
           </w:rPr>
-          <w:t>Figura 11. Estructura de carpetas del back-end de MovieMate</w:t>
+          <w:t>Figura 6. Diagrama de casos de uso sobre listas personalizadas de un usuario registrado</w:t>
         </w:r>
         <w:r>
           <w:rPr>
@@ -4639,7 +4734,7 @@
             <w:noProof/>
             <w:webHidden/>
           </w:rPr>
-          <w:instrText xml:space="preserve"> PAGEREF _Toc227014243 \h </w:instrText>
+          <w:instrText xml:space="preserve"> PAGEREF _Toc227014239 \h </w:instrText>
         </w:r>
         <w:r>
           <w:rPr>
@@ -4659,7 +4754,7 @@
             <w:noProof/>
             <w:webHidden/>
           </w:rPr>
-          <w:t>38</w:t>
+          <w:t>24</w:t>
         </w:r>
         <w:r>
           <w:rPr>
@@ -4686,13 +4781,13 @@
           <w14:ligatures w14:val="standardContextual"/>
         </w:rPr>
       </w:pPr>
-      <w:hyperlink w:anchor="_Toc227014244" w:history="1">
+      <w:hyperlink w:anchor="_Toc227014240" w:history="1">
         <w:r>
           <w:rPr>
             <w:rStyle w:val="Hipervnculo"/>
             <w:noProof/>
           </w:rPr>
-          <w:t>Figura 12. Ejemplo de controlador REST (FollowerController) en MovieMate</w:t>
+          <w:t>Figura 7. Diagrama de casos de uso de valoraciones y reseñas de un usuario registrado</w:t>
         </w:r>
         <w:r>
           <w:rPr>
@@ -4713,7 +4808,7 @@
             <w:noProof/>
             <w:webHidden/>
           </w:rPr>
-          <w:instrText xml:space="preserve"> PAGEREF _Toc227014244 \h </w:instrText>
+          <w:instrText xml:space="preserve"> PAGEREF _Toc227014240 \h </w:instrText>
         </w:r>
         <w:r>
           <w:rPr>
@@ -4733,7 +4828,7 @@
             <w:noProof/>
             <w:webHidden/>
           </w:rPr>
-          <w:t>41</w:t>
+          <w:t>25</w:t>
         </w:r>
         <w:r>
           <w:rPr>
@@ -4760,13 +4855,13 @@
           <w14:ligatures w14:val="standardContextual"/>
         </w:rPr>
       </w:pPr>
-      <w:hyperlink w:anchor="_Toc227014245" w:history="1">
+      <w:hyperlink w:anchor="_Toc227014241" w:history="1">
         <w:r>
           <w:rPr>
             <w:rStyle w:val="Hipervnculo"/>
             <w:noProof/>
           </w:rPr>
-          <w:t>Figura 13. Ejemplo de servicio (FollowerService) en MovieMate</w:t>
+          <w:t>Figura 8. Diagrama entidad-relación de MovieMate</w:t>
         </w:r>
         <w:r>
           <w:rPr>
@@ -4787,7 +4882,7 @@
             <w:noProof/>
             <w:webHidden/>
           </w:rPr>
-          <w:instrText xml:space="preserve"> PAGEREF _Toc227014245 \h </w:instrText>
+          <w:instrText xml:space="preserve"> PAGEREF _Toc227014241 \h </w:instrText>
         </w:r>
         <w:r>
           <w:rPr>
@@ -4807,7 +4902,7 @@
             <w:noProof/>
             <w:webHidden/>
           </w:rPr>
-          <w:t>42</w:t>
+          <w:t>27</w:t>
         </w:r>
         <w:r>
           <w:rPr>
@@ -4834,13 +4929,13 @@
           <w14:ligatures w14:val="standardContextual"/>
         </w:rPr>
       </w:pPr>
-      <w:hyperlink w:anchor="_Toc227014246" w:history="1">
+      <w:hyperlink w:anchor="_Toc227014242" w:history="1">
         <w:r>
           <w:rPr>
             <w:rStyle w:val="Hipervnculo"/>
             <w:noProof/>
           </w:rPr>
-          <w:t>Figura 14. Ejemplo de repositorio JPA (FollowerRepository) en MovieMate</w:t>
+          <w:t>Figura 9. Arquitectura de MovieMate</w:t>
         </w:r>
         <w:r>
           <w:rPr>
@@ -4861,7 +4956,7 @@
             <w:noProof/>
             <w:webHidden/>
           </w:rPr>
-          <w:instrText xml:space="preserve"> PAGEREF _Toc227014246 \h </w:instrText>
+          <w:instrText xml:space="preserve"> PAGEREF _Toc227014242 \h </w:instrText>
         </w:r>
         <w:r>
           <w:rPr>
@@ -4881,7 +4976,7 @@
             <w:noProof/>
             <w:webHidden/>
           </w:rPr>
-          <w:t>43</w:t>
+          <w:t>35</w:t>
         </w:r>
         <w:r>
           <w:rPr>
@@ -4908,13 +5003,13 @@
           <w14:ligatures w14:val="standardContextual"/>
         </w:rPr>
       </w:pPr>
-      <w:hyperlink w:anchor="_Toc227014247" w:history="1">
+      <w:hyperlink w:anchor="_Toc227014243" w:history="1">
         <w:r>
           <w:rPr>
             <w:rStyle w:val="Hipervnculo"/>
             <w:noProof/>
           </w:rPr>
-          <w:t>Figura 15. Configuración de seguridad</w:t>
+          <w:t>Figura 11. Estructura de carpetas del back-end de MovieMate</w:t>
         </w:r>
         <w:r>
           <w:rPr>
@@ -4935,7 +5030,7 @@
             <w:noProof/>
             <w:webHidden/>
           </w:rPr>
-          <w:instrText xml:space="preserve"> PAGEREF _Toc227014247 \h </w:instrText>
+          <w:instrText xml:space="preserve"> PAGEREF _Toc227014243 \h </w:instrText>
         </w:r>
         <w:r>
           <w:rPr>
@@ -4955,7 +5050,7 @@
             <w:noProof/>
             <w:webHidden/>
           </w:rPr>
-          <w:t>44</w:t>
+          <w:t>38</w:t>
         </w:r>
         <w:r>
           <w:rPr>
@@ -4982,13 +5077,13 @@
           <w14:ligatures w14:val="standardContextual"/>
         </w:rPr>
       </w:pPr>
-      <w:hyperlink w:anchor="_Toc227014248" w:history="1">
+      <w:hyperlink w:anchor="_Toc227014244" w:history="1">
         <w:r>
           <w:rPr>
             <w:rStyle w:val="Hipervnculo"/>
             <w:noProof/>
           </w:rPr>
-          <w:t>Figura 17. Endpoints para gestión de seguidores en MovieMate</w:t>
+          <w:t>Figura 12. Ejemplo de controlador REST (FollowerController) en MovieMate</w:t>
         </w:r>
         <w:r>
           <w:rPr>
@@ -5009,7 +5104,7 @@
             <w:noProof/>
             <w:webHidden/>
           </w:rPr>
-          <w:instrText xml:space="preserve"> PAGEREF _Toc227014248 \h </w:instrText>
+          <w:instrText xml:space="preserve"> PAGEREF _Toc227014244 \h </w:instrText>
         </w:r>
         <w:r>
           <w:rPr>
@@ -5029,7 +5124,7 @@
             <w:noProof/>
             <w:webHidden/>
           </w:rPr>
-          <w:t>45</w:t>
+          <w:t>41</w:t>
         </w:r>
         <w:r>
           <w:rPr>
@@ -5056,6 +5151,302 @@
           <w14:ligatures w14:val="standardContextual"/>
         </w:rPr>
       </w:pPr>
+      <w:hyperlink w:anchor="_Toc227014245" w:history="1">
+        <w:r>
+          <w:rPr>
+            <w:rStyle w:val="Hipervnculo"/>
+            <w:noProof/>
+          </w:rPr>
+          <w:t>Figura 13. Ejemplo de servicio (FollowerService) en MovieMate</w:t>
+        </w:r>
+        <w:r>
+          <w:rPr>
+            <w:noProof/>
+            <w:webHidden/>
+          </w:rPr>
+          <w:tab/>
+        </w:r>
+        <w:r>
+          <w:rPr>
+            <w:noProof/>
+            <w:webHidden/>
+          </w:rPr>
+          <w:fldChar w:fldCharType="begin"/>
+        </w:r>
+        <w:r>
+          <w:rPr>
+            <w:noProof/>
+            <w:webHidden/>
+          </w:rPr>
+          <w:instrText xml:space="preserve"> PAGEREF _Toc227014245 \h </w:instrText>
+        </w:r>
+        <w:r>
+          <w:rPr>
+            <w:noProof/>
+            <w:webHidden/>
+          </w:rPr>
+        </w:r>
+        <w:r>
+          <w:rPr>
+            <w:noProof/>
+            <w:webHidden/>
+          </w:rPr>
+          <w:fldChar w:fldCharType="separate"/>
+        </w:r>
+        <w:r>
+          <w:rPr>
+            <w:noProof/>
+            <w:webHidden/>
+          </w:rPr>
+          <w:t>42</w:t>
+        </w:r>
+        <w:r>
+          <w:rPr>
+            <w:noProof/>
+            <w:webHidden/>
+          </w:rPr>
+          <w:fldChar w:fldCharType="end"/>
+        </w:r>
+      </w:hyperlink>
+    </w:p>
+    <w:p>
+      <w:pPr>
+        <w:pStyle w:val="Tabladeilustraciones"/>
+        <w:tabs>
+          <w:tab w:val="right" w:leader="dot" w:pos="8494"/>
+        </w:tabs>
+        <w:rPr>
+          <w:rFonts w:eastAsiaTheme="minorEastAsia"/>
+          <w:noProof/>
+          <w:kern w:val="2"/>
+          <w:sz w:val="24"/>
+          <w:szCs w:val="24"/>
+          <w:lang w:eastAsia="es-ES"/>
+          <w14:ligatures w14:val="standardContextual"/>
+        </w:rPr>
+      </w:pPr>
+      <w:hyperlink w:anchor="_Toc227014246" w:history="1">
+        <w:r>
+          <w:rPr>
+            <w:rStyle w:val="Hipervnculo"/>
+            <w:noProof/>
+          </w:rPr>
+          <w:t>Figura 14. Ejemplo de repositorio JPA (FollowerRepository) en MovieMate</w:t>
+        </w:r>
+        <w:r>
+          <w:rPr>
+            <w:noProof/>
+            <w:webHidden/>
+          </w:rPr>
+          <w:tab/>
+        </w:r>
+        <w:r>
+          <w:rPr>
+            <w:noProof/>
+            <w:webHidden/>
+          </w:rPr>
+          <w:fldChar w:fldCharType="begin"/>
+        </w:r>
+        <w:r>
+          <w:rPr>
+            <w:noProof/>
+            <w:webHidden/>
+          </w:rPr>
+          <w:instrText xml:space="preserve"> PAGEREF _Toc227014246 \h </w:instrText>
+        </w:r>
+        <w:r>
+          <w:rPr>
+            <w:noProof/>
+            <w:webHidden/>
+          </w:rPr>
+        </w:r>
+        <w:r>
+          <w:rPr>
+            <w:noProof/>
+            <w:webHidden/>
+          </w:rPr>
+          <w:fldChar w:fldCharType="separate"/>
+        </w:r>
+        <w:r>
+          <w:rPr>
+            <w:noProof/>
+            <w:webHidden/>
+          </w:rPr>
+          <w:t>43</w:t>
+        </w:r>
+        <w:r>
+          <w:rPr>
+            <w:noProof/>
+            <w:webHidden/>
+          </w:rPr>
+          <w:fldChar w:fldCharType="end"/>
+        </w:r>
+      </w:hyperlink>
+    </w:p>
+    <w:p>
+      <w:pPr>
+        <w:pStyle w:val="Tabladeilustraciones"/>
+        <w:tabs>
+          <w:tab w:val="right" w:leader="dot" w:pos="8494"/>
+        </w:tabs>
+        <w:rPr>
+          <w:rFonts w:eastAsiaTheme="minorEastAsia"/>
+          <w:noProof/>
+          <w:kern w:val="2"/>
+          <w:sz w:val="24"/>
+          <w:szCs w:val="24"/>
+          <w:lang w:eastAsia="es-ES"/>
+          <w14:ligatures w14:val="standardContextual"/>
+        </w:rPr>
+      </w:pPr>
+      <w:hyperlink w:anchor="_Toc227014247" w:history="1">
+        <w:r>
+          <w:rPr>
+            <w:rStyle w:val="Hipervnculo"/>
+            <w:noProof/>
+          </w:rPr>
+          <w:t>Figura 15. Configuración de seguridad</w:t>
+        </w:r>
+        <w:r>
+          <w:rPr>
+            <w:noProof/>
+            <w:webHidden/>
+          </w:rPr>
+          <w:tab/>
+        </w:r>
+        <w:r>
+          <w:rPr>
+            <w:noProof/>
+            <w:webHidden/>
+          </w:rPr>
+          <w:fldChar w:fldCharType="begin"/>
+        </w:r>
+        <w:r>
+          <w:rPr>
+            <w:noProof/>
+            <w:webHidden/>
+          </w:rPr>
+          <w:instrText xml:space="preserve"> PAGEREF _Toc227014247 \h </w:instrText>
+        </w:r>
+        <w:r>
+          <w:rPr>
+            <w:noProof/>
+            <w:webHidden/>
+          </w:rPr>
+        </w:r>
+        <w:r>
+          <w:rPr>
+            <w:noProof/>
+            <w:webHidden/>
+          </w:rPr>
+          <w:fldChar w:fldCharType="separate"/>
+        </w:r>
+        <w:r>
+          <w:rPr>
+            <w:noProof/>
+            <w:webHidden/>
+          </w:rPr>
+          <w:t>44</w:t>
+        </w:r>
+        <w:r>
+          <w:rPr>
+            <w:noProof/>
+            <w:webHidden/>
+          </w:rPr>
+          <w:fldChar w:fldCharType="end"/>
+        </w:r>
+      </w:hyperlink>
+    </w:p>
+    <w:p>
+      <w:pPr>
+        <w:pStyle w:val="Tabladeilustraciones"/>
+        <w:tabs>
+          <w:tab w:val="right" w:leader="dot" w:pos="8494"/>
+        </w:tabs>
+        <w:rPr>
+          <w:rFonts w:eastAsiaTheme="minorEastAsia"/>
+          <w:noProof/>
+          <w:kern w:val="2"/>
+          <w:sz w:val="24"/>
+          <w:szCs w:val="24"/>
+          <w:lang w:eastAsia="es-ES"/>
+          <w14:ligatures w14:val="standardContextual"/>
+        </w:rPr>
+      </w:pPr>
+      <w:hyperlink w:anchor="_Toc227014248" w:history="1">
+        <w:r>
+          <w:rPr>
+            <w:rStyle w:val="Hipervnculo"/>
+            <w:noProof/>
+          </w:rPr>
+          <w:t>Figura 17. Endpoints para gestión de seguidores en MovieMate</w:t>
+        </w:r>
+        <w:r>
+          <w:rPr>
+            <w:noProof/>
+            <w:webHidden/>
+          </w:rPr>
+          <w:tab/>
+        </w:r>
+        <w:r>
+          <w:rPr>
+            <w:noProof/>
+            <w:webHidden/>
+          </w:rPr>
+          <w:fldChar w:fldCharType="begin"/>
+        </w:r>
+        <w:r>
+          <w:rPr>
+            <w:noProof/>
+            <w:webHidden/>
+          </w:rPr>
+          <w:instrText xml:space="preserve"> PAGEREF _Toc227014248 \h </w:instrText>
+        </w:r>
+        <w:r>
+          <w:rPr>
+            <w:noProof/>
+            <w:webHidden/>
+          </w:rPr>
+        </w:r>
+        <w:r>
+          <w:rPr>
+            <w:noProof/>
+            <w:webHidden/>
+          </w:rPr>
+          <w:fldChar w:fldCharType="separate"/>
+        </w:r>
+        <w:r>
+          <w:rPr>
+            <w:noProof/>
+            <w:webHidden/>
+          </w:rPr>
+          <w:t>45</w:t>
+        </w:r>
+        <w:r>
+          <w:rPr>
+            <w:noProof/>
+            <w:webHidden/>
+          </w:rPr>
+          <w:fldChar w:fldCharType="end"/>
+        </w:r>
+      </w:hyperlink>
+    </w:p>
+    <w:p>
+      <w:pPr>
+        <w:pStyle w:val="Tabladeilustraciones"/>
+        <w:tabs>
+          <w:tab w:val="right" w:leader="dot" w:pos="8494"/>
+        </w:tabs>
+        <w:rPr>
+          <w:rFonts w:eastAsiaTheme="minorEastAsia"/>
+          <w:noProof/>
+          <w:kern w:val="2"/>
+          <w:sz w:val="24"/>
+          <w:szCs w:val="24"/>
+          <w:lang w:eastAsia="es-ES"/>
+          <w14:ligatures w14:val="standardContextual"/>
+        </w:rPr>
+      </w:pPr>
       <w:hyperlink w:anchor="_Toc227014249" w:history="1">
         <w:r>
           <w:rPr>
@@ -5489,7 +5880,7 @@
       <w:pPr>
         <w:pStyle w:val="Ttuloprevio"/>
       </w:pPr>
-      <w:bookmarkStart w:id="0" w:name="_Toc227014194"/>
+      <w:bookmarkStart w:id="0" w:name="_Toc227713088"/>
       <w:r>
         <w:lastRenderedPageBreak/>
         <w:t>Resumen</w:t>
@@ -5608,7 +5999,7 @@
       <w:pPr>
         <w:pStyle w:val="Ttuloprevio"/>
       </w:pPr>
-      <w:bookmarkStart w:id="1" w:name="_Toc227014195"/>
+      <w:bookmarkStart w:id="1" w:name="_Toc227713089"/>
       <w:r>
         <w:lastRenderedPageBreak/>
         <w:t>Extended abstract</w:t>
@@ -5636,13 +6027,7 @@
         <w:rPr>
           <w:lang w:val="en-US"/>
         </w:rPr>
-        <w:t>The</w:t>
-      </w:r>
-      <w:r>
-        <w:rPr>
-          <w:lang w:val="en-US"/>
-        </w:rPr>
-        <w:t xml:space="preserve"> consumption of audiovisual content has grown significantly in recent years, driven by the proliferation of streaming platforms and the widespread availability of high-speed internet access. In this context, tools dedicated to cataloguing and rating films and television series — such as Letterboxd, IMDb, or Serializd — have become widely used applications for users who wish to track their viewing history, share opinions, and discover new content within a community-driven environment.</w:t>
+        <w:t>The consumption of audiovisual content has grown significantly in recent years, driven by the proliferation of streaming platforms and the widespread availability of high-speed internet access. In this context, tools dedicated to cataloguing and rating films and television series — such as Letterboxd, IMDb, or Serializd — have become widely used applications for users who wish to track their viewing history, share opinions, and discover new content within a community-driven environment.</w:t>
       </w:r>
     </w:p>
     <w:p>
@@ -6024,7 +6409,7 @@
           <w:lang w:val="en-US"/>
         </w:rPr>
       </w:pPr>
-      <w:bookmarkStart w:id="2" w:name="_Toc227014196"/>
+      <w:bookmarkStart w:id="2" w:name="_Toc227713090"/>
       <w:r>
         <w:lastRenderedPageBreak/>
         <w:t>Introducción</w:t>
@@ -6120,7 +6505,7 @@
       <w:pPr>
         <w:pStyle w:val="Ttulo1"/>
       </w:pPr>
-      <w:bookmarkStart w:id="3" w:name="_Toc227014197"/>
+      <w:bookmarkStart w:id="3" w:name="_Toc227713091"/>
       <w:r>
         <w:lastRenderedPageBreak/>
         <w:t>Estado del arte</w:t>
@@ -6139,17 +6524,14 @@
         <w:t>MovieMate</w:t>
       </w:r>
       <w:r>
-        <w:t xml:space="preserve">, incluyendo tanto las soluciones existentes para la gestión y valoración de contenido audiovisual como las tecnologías consideradas para su </w:t>
-      </w:r>
-      <w:r>
-        <w:t>implementación.</w:t>
+        <w:t>, incluyendo tanto las soluciones existentes para la gestión y valoración de contenido audiovisual como las tecnologías consideradas para su implementación.</w:t>
       </w:r>
     </w:p>
     <w:p>
       <w:pPr>
         <w:pStyle w:val="Ttulo2"/>
       </w:pPr>
-      <w:bookmarkStart w:id="4" w:name="_Toc227014198"/>
+      <w:bookmarkStart w:id="4" w:name="_Toc227713092"/>
       <w:r>
         <w:t>Análisis de la situación de partida</w:t>
       </w:r>
@@ -6185,10 +6567,7 @@
         <w:fldChar w:fldCharType="separate"/>
       </w:r>
       <w:r>
-        <w:t>[1</w:t>
-      </w:r>
-      <w:r>
-        <w:t>]</w:t>
+        <w:t>[1]</w:t>
       </w:r>
       <w:r>
         <w:fldChar w:fldCharType="end"/>
@@ -6458,10 +6837,7 @@
         <w:t>es una red social centrada en el cine que permite a los usuarios registrar las películas que ven, crear listas personalizadas, escribir críticas y seguir la actividad de otros cinéfilos</w:t>
       </w:r>
       <w:r>
-        <w:t xml:space="preserve"> </w:t>
-      </w:r>
-      <w:r>
-        <w:t>Su interfaz presenta un diseño minimalista orientado al contenido generado por la comunidad, lo que favorece la interacción social. Sin embargo, la ausencia de soporte equivalente para series de televisión limita su aplicabilidad como solución integral</w:t>
+        <w:t xml:space="preserve"> Su interfaz presenta un diseño minimalista orientado al contenido generado por la comunidad, lo que favorece la interacción social. Sin embargo, la ausencia de soporte equivalente para series de televisión limita su aplicabilidad como solución integral</w:t>
       </w:r>
       <w:r>
         <w:t>.</w:t>
@@ -7506,7 +7882,7 @@
       <w:pPr>
         <w:pStyle w:val="Ttulo2"/>
       </w:pPr>
-      <w:bookmarkStart w:id="13" w:name="_Toc227014199"/>
+      <w:bookmarkStart w:id="13" w:name="_Toc227713093"/>
       <w:r>
         <w:t>Tecnologías empleadas</w:t>
       </w:r>
@@ -7539,7 +7915,7 @@
       <w:pPr>
         <w:pStyle w:val="Ttulo3"/>
       </w:pPr>
-      <w:bookmarkStart w:id="16" w:name="_Toc227014200"/>
+      <w:bookmarkStart w:id="16" w:name="_Toc227713094"/>
       <w:commentRangeStart w:id="17"/>
       <w:commentRangeStart w:id="18"/>
       <w:r>
@@ -8073,7 +8449,7 @@
       <w:pPr>
         <w:pStyle w:val="Ttulo3"/>
       </w:pPr>
-      <w:bookmarkStart w:id="19" w:name="_Toc227014201"/>
+      <w:bookmarkStart w:id="19" w:name="_Toc227713095"/>
       <w:commentRangeStart w:id="20"/>
       <w:commentRangeStart w:id="21"/>
       <w:commentRangeStart w:id="22"/>
@@ -8308,7 +8684,7 @@
       <w:pPr>
         <w:pStyle w:val="Ttulo3"/>
       </w:pPr>
-      <w:bookmarkStart w:id="23" w:name="_Toc227014202"/>
+      <w:bookmarkStart w:id="23" w:name="_Toc227713096"/>
       <w:r>
         <w:t>Integración de datos</w:t>
       </w:r>
@@ -8361,7 +8737,7 @@
       <w:pPr>
         <w:pStyle w:val="Ttulo3"/>
       </w:pPr>
-      <w:bookmarkStart w:id="24" w:name="_Toc227014203"/>
+      <w:bookmarkStart w:id="24" w:name="_Toc227713097"/>
       <w:r>
         <w:t>Miscelánea</w:t>
       </w:r>
@@ -8490,9 +8866,6 @@
         <w:rPr>
           <w:i/>
           <w:iCs/>
-          <w:rPrChange w:id="26" w:author="FRANCISCO GARCIA SANCHEZ" w:date="2026-02-09T10:26:00Z" w16du:dateUtc="2026-02-09T09:26:00Z">
-            <w:rPr/>
-          </w:rPrChange>
         </w:rPr>
         <w:t>endpoints</w:t>
       </w:r>
@@ -8855,33 +9228,33 @@
       <w:pPr>
         <w:pStyle w:val="Ttulo1"/>
       </w:pPr>
-      <w:bookmarkStart w:id="27" w:name="_Toc227014204"/>
+      <w:bookmarkStart w:id="26" w:name="_Toc227713098"/>
       <w:r>
         <w:lastRenderedPageBreak/>
         <w:t>Análisis de objetivos y metodología</w:t>
       </w:r>
+      <w:bookmarkEnd w:id="26"/>
+    </w:p>
+    <w:p>
+      <w:r>
+        <w:t xml:space="preserve">En esta sección se describen los objetivos que se persiguen con el desarrollo de este </w:t>
+      </w:r>
+      <w:r>
+        <w:t>proyecto,</w:t>
+      </w:r>
+      <w:r>
+        <w:t xml:space="preserve"> así como la metodología empleada (tareas y temporalización) para alcanzar estos objetivos.</w:t>
+      </w:r>
+    </w:p>
+    <w:p>
+      <w:pPr>
+        <w:pStyle w:val="Ttulo2"/>
+      </w:pPr>
+      <w:bookmarkStart w:id="27" w:name="_Toc227713099"/>
+      <w:r>
+        <w:t>Objetivos</w:t>
+      </w:r>
       <w:bookmarkEnd w:id="27"/>
-    </w:p>
-    <w:p>
-      <w:r>
-        <w:t xml:space="preserve">En esta sección se describen los objetivos que se persiguen con el desarrollo de este </w:t>
-      </w:r>
-      <w:r>
-        <w:t>proyecto,</w:t>
-      </w:r>
-      <w:r>
-        <w:t xml:space="preserve"> así como la metodología empleada (tareas y temporalización) para alcanzar estos objetivos.</w:t>
-      </w:r>
-    </w:p>
-    <w:p>
-      <w:pPr>
-        <w:pStyle w:val="Ttulo2"/>
-      </w:pPr>
-      <w:bookmarkStart w:id="28" w:name="_Toc227014205"/>
-      <w:r>
-        <w:t>Objetivos</w:t>
-      </w:r>
-      <w:bookmarkEnd w:id="28"/>
     </w:p>
     <w:p>
       <w:r>
@@ -9089,11 +9462,11 @@
       <w:pPr>
         <w:pStyle w:val="Ttulo2"/>
       </w:pPr>
-      <w:bookmarkStart w:id="29" w:name="_Toc227014206"/>
+      <w:bookmarkStart w:id="28" w:name="_Toc227713100"/>
       <w:r>
         <w:t>Metodología</w:t>
       </w:r>
-      <w:bookmarkEnd w:id="29"/>
+      <w:bookmarkEnd w:id="28"/>
     </w:p>
     <w:p>
       <w:r>
@@ -10273,8 +10646,8 @@
         <w:pStyle w:val="Descripcin"/>
         <w:keepNext/>
       </w:pPr>
-      <w:bookmarkStart w:id="30" w:name="_Ref213710535"/>
-      <w:bookmarkStart w:id="31" w:name="_Toc224810345"/>
+      <w:bookmarkStart w:id="29" w:name="_Ref213710535"/>
+      <w:bookmarkStart w:id="30" w:name="_Toc224810345"/>
       <w:r>
         <w:t xml:space="preserve">Tabla </w:t>
       </w:r>
@@ -10286,14 +10659,14 @@
           <w:t>2</w:t>
         </w:r>
       </w:fldSimple>
+      <w:bookmarkEnd w:id="29"/>
+      <w:r>
+        <w:t xml:space="preserve">. </w:t>
+      </w:r>
+      <w:r>
+        <w:t>Plan de trabajo: planificación mensual de las tareas</w:t>
+      </w:r>
       <w:bookmarkEnd w:id="30"/>
-      <w:r>
-        <w:t xml:space="preserve">. </w:t>
-      </w:r>
-      <w:r>
-        <w:t>Plan de trabajo: planificación mensual de las tareas</w:t>
-      </w:r>
-      <w:bookmarkEnd w:id="31"/>
     </w:p>
     <w:tbl>
       <w:tblPr>
@@ -16025,8 +16398,8 @@
         <w:pStyle w:val="Descripcin"/>
         <w:keepNext/>
       </w:pPr>
-      <w:bookmarkStart w:id="32" w:name="_Ref213710542"/>
-      <w:bookmarkStart w:id="33" w:name="_Toc224810346"/>
+      <w:bookmarkStart w:id="31" w:name="_Ref213710542"/>
+      <w:bookmarkStart w:id="32" w:name="_Toc224810346"/>
       <w:r>
         <w:t xml:space="preserve">Tabla </w:t>
       </w:r>
@@ -16038,14 +16411,14 @@
           <w:t>3</w:t>
         </w:r>
       </w:fldSimple>
+      <w:bookmarkEnd w:id="31"/>
+      <w:r>
+        <w:t xml:space="preserve">. </w:t>
+      </w:r>
+      <w:r>
+        <w:t>Plan de trabajo: estimación de horas por tarea</w:t>
+      </w:r>
       <w:bookmarkEnd w:id="32"/>
-      <w:r>
-        <w:t xml:space="preserve">. </w:t>
-      </w:r>
-      <w:r>
-        <w:t>Plan de trabajo: estimación de horas por tarea</w:t>
-      </w:r>
-      <w:bookmarkEnd w:id="33"/>
     </w:p>
     <w:tbl>
       <w:tblPr>
@@ -18375,47 +18748,47 @@
       <w:pPr>
         <w:pStyle w:val="Ttulo1"/>
       </w:pPr>
-      <w:bookmarkStart w:id="34" w:name="_Toc227014207"/>
+      <w:bookmarkStart w:id="33" w:name="_Toc227713101"/>
       <w:r>
         <w:lastRenderedPageBreak/>
         <w:t>Diseño y resolución del trabajo realizado</w:t>
       </w:r>
+      <w:bookmarkEnd w:id="33"/>
+    </w:p>
+    <w:p>
+      <w:r>
+        <w:t>En este capítulo se detalla el proceso de análisis, diseño e implementación de la aplicación MovieMate, poniendo especial énfasis en las decisiones técnicas adoptadas y en la arquitectura del sistema. Se describen los principales elementos que componen la solución, así como los mecanismos empleados para dar soporte a las funcionalidades definidas en capítulos anteriores.</w:t>
+      </w:r>
+    </w:p>
+    <w:p>
+      <w:pPr>
+        <w:pStyle w:val="Ttulo2"/>
+      </w:pPr>
+      <w:bookmarkStart w:id="34" w:name="_Toc227713102"/>
+      <w:r>
+        <w:t>Análisis</w:t>
+      </w:r>
       <w:bookmarkEnd w:id="34"/>
     </w:p>
     <w:p>
       <w:r>
-        <w:t>En este capítulo se detalla el proceso de análisis, diseño e implementación de la aplicación MovieMate, poniendo especial énfasis en las decisiones técnicas adoptadas y en la arquitectura del sistema. Se describen los principales elementos que componen la solución, así como los mecanismos empleados para dar soporte a las funcionalidades definidas en capítulos anteriores.</w:t>
-      </w:r>
-    </w:p>
-    <w:p>
-      <w:pPr>
-        <w:pStyle w:val="Ttulo2"/>
-      </w:pPr>
-      <w:bookmarkStart w:id="35" w:name="_Toc227014208"/>
-      <w:r>
-        <w:t>Análisis</w:t>
+        <w:t>En este apartado se identifican y estructuran los principales casos de uso del sistema, organizados en función del tipo de usuario y de las funcionalidades clave de la plataforma. Este análisis permite definir de manera precisa los requisitos funcionales del sistema y sirve como base para las decisiones de diseño adoptadas en las fases posteriores.</w:t>
+      </w:r>
+    </w:p>
+    <w:p>
+      <w:r>
+        <w:t>El sistema distingue entre usuarios no registrados y usuarios registrados, cada uno con distintos niveles de acceso y capacidades. Esta diferenciación permite establecer restricciones de acceso claras y definir distintos flujos de interacción, alineados con el objetivo de proporcionar una plataforma social estructurada y segura.</w:t>
+      </w:r>
+    </w:p>
+    <w:p>
+      <w:pPr>
+        <w:pStyle w:val="Ttulo3"/>
+      </w:pPr>
+      <w:bookmarkStart w:id="35" w:name="_Toc227713103"/>
+      <w:r>
+        <w:t>Usuarios no registrados</w:t>
       </w:r>
       <w:bookmarkEnd w:id="35"/>
-    </w:p>
-    <w:p>
-      <w:r>
-        <w:t>En este apartado se identifican y estructuran los principales casos de uso del sistema, organizados en función del tipo de usuario y de las funcionalidades clave de la plataforma. Este análisis permite definir de manera precisa los requisitos funcionales del sistema y sirve como base para las decisiones de diseño adoptadas en las fases posteriores.</w:t>
-      </w:r>
-    </w:p>
-    <w:p>
-      <w:r>
-        <w:t>El sistema distingue entre usuarios no registrados y usuarios registrados, cada uno con distintos niveles de acceso y capacidades. Esta diferenciación permite establecer restricciones de acceso claras y definir distintos flujos de interacción, alineados con el objetivo de proporcionar una plataforma social estructurada y segura.</w:t>
-      </w:r>
-    </w:p>
-    <w:p>
-      <w:pPr>
-        <w:pStyle w:val="Ttulo3"/>
-      </w:pPr>
-      <w:bookmarkStart w:id="36" w:name="_Toc227014209"/>
-      <w:r>
-        <w:t>Usuarios no registrados</w:t>
-      </w:r>
-      <w:bookmarkEnd w:id="36"/>
     </w:p>
     <w:p>
       <w:pPr>
@@ -18483,7 +18856,7 @@
         <w:pStyle w:val="Descripcin"/>
         <w:jc w:val="center"/>
       </w:pPr>
-      <w:bookmarkStart w:id="37" w:name="_Toc227014237"/>
+      <w:bookmarkStart w:id="36" w:name="_Toc227014237"/>
       <w:r>
         <w:t xml:space="preserve">Figura </w:t>
       </w:r>
@@ -18498,7 +18871,7 @@
       <w:r>
         <w:t>. Diagrama de casos de uso de un usuario no registrado</w:t>
       </w:r>
-      <w:bookmarkEnd w:id="37"/>
+      <w:bookmarkEnd w:id="36"/>
     </w:p>
     <w:p>
       <w:r>
@@ -18569,10 +18942,7 @@
         </w:numPr>
       </w:pPr>
       <w:r>
-        <w:t xml:space="preserve">Consultar listas públicas creadas por otros usuarios, incluyendo su contenido y las valoraciones </w:t>
-      </w:r>
-      <w:r>
-        <w:t>asociadas.</w:t>
+        <w:t>Consultar listas públicas creadas por otros usuarios, incluyendo su contenido y las valoraciones asociadas.</w:t>
       </w:r>
     </w:p>
     <w:p>
@@ -18608,11 +18978,11 @@
       <w:pPr>
         <w:pStyle w:val="Ttulo3"/>
       </w:pPr>
-      <w:bookmarkStart w:id="38" w:name="_Toc227014210"/>
+      <w:bookmarkStart w:id="37" w:name="_Toc227713104"/>
       <w:r>
         <w:t>Usuarios registrados</w:t>
       </w:r>
-      <w:bookmarkEnd w:id="38"/>
+      <w:bookmarkEnd w:id="37"/>
     </w:p>
     <w:p>
       <w:pPr>
@@ -18685,7 +19055,7 @@
         <w:pStyle w:val="Descripcin"/>
         <w:jc w:val="center"/>
       </w:pPr>
-      <w:bookmarkStart w:id="39" w:name="_Toc227014238"/>
+      <w:bookmarkStart w:id="38" w:name="_Toc227014238"/>
       <w:r>
         <w:t xml:space="preserve">Figura </w:t>
       </w:r>
@@ -18700,7 +19070,7 @@
       <w:r>
         <w:t>. Diagrama de casos de uso de la interacción social de un usuario registrado</w:t>
       </w:r>
-      <w:bookmarkEnd w:id="39"/>
+      <w:bookmarkEnd w:id="38"/>
     </w:p>
     <w:p>
       <w:r>
@@ -18864,9 +19234,6 @@
         <w:rPr>
           <w:i/>
           <w:iCs/>
-          <w:rPrChange w:id="40" w:author="FRANCISCO GARCIA SANCHEZ" w:date="2026-02-09T10:37:00Z" w16du:dateUtc="2026-02-09T09:37:00Z">
-            <w:rPr/>
-          </w:rPrChange>
         </w:rPr>
         <w:t>feed</w:t>
       </w:r>
@@ -18970,7 +19337,7 @@
         <w:pStyle w:val="Descripcin"/>
         <w:jc w:val="center"/>
       </w:pPr>
-      <w:bookmarkStart w:id="41" w:name="_Toc227014239"/>
+      <w:bookmarkStart w:id="39" w:name="_Toc227014239"/>
       <w:r>
         <w:t xml:space="preserve">Figura </w:t>
       </w:r>
@@ -18994,7 +19361,7 @@
       <w:r>
         <w:t>de un usuario registrado</w:t>
       </w:r>
-      <w:bookmarkEnd w:id="41"/>
+      <w:bookmarkEnd w:id="39"/>
     </w:p>
     <w:p>
       <w:r>
@@ -19186,7 +19553,7 @@
         <w:pStyle w:val="Descripcin"/>
         <w:jc w:val="center"/>
       </w:pPr>
-      <w:bookmarkStart w:id="42" w:name="_Toc227014240"/>
+      <w:bookmarkStart w:id="40" w:name="_Toc227014240"/>
       <w:r>
         <w:t xml:space="preserve">Figura </w:t>
       </w:r>
@@ -19204,7 +19571,7 @@
       <w:r>
         <w:t>Diagrama de casos de uso de valoraciones y reseñas de un usuario registrado</w:t>
       </w:r>
-      <w:bookmarkEnd w:id="42"/>
+      <w:bookmarkEnd w:id="40"/>
     </w:p>
     <w:p>
       <w:r>
@@ -19366,11 +19733,11 @@
       <w:pPr>
         <w:pStyle w:val="Ttulo2"/>
       </w:pPr>
-      <w:bookmarkStart w:id="43" w:name="_Toc227014211"/>
+      <w:bookmarkStart w:id="41" w:name="_Toc227713105"/>
       <w:r>
         <w:t>Diseño</w:t>
       </w:r>
-      <w:bookmarkEnd w:id="43"/>
+      <w:bookmarkEnd w:id="41"/>
     </w:p>
     <w:p>
       <w:r>
@@ -19380,9 +19747,6 @@
         <w:rPr>
           <w:i/>
           <w:iCs/>
-          <w:rPrChange w:id="44" w:author="FRANCISCO GARCIA SANCHEZ" w:date="2026-02-09T10:41:00Z" w16du:dateUtc="2026-02-09T09:41:00Z">
-            <w:rPr/>
-          </w:rPrChange>
         </w:rPr>
         <w:t>back</w:t>
       </w:r>
@@ -19391,11 +19755,6 @@
           <w:rFonts w:ascii="Cambria Math" w:hAnsi="Cambria Math" w:cs="Cambria Math"/>
           <w:i/>
           <w:iCs/>
-          <w:rPrChange w:id="45" w:author="FRANCISCO GARCIA SANCHEZ" w:date="2026-02-09T10:41:00Z" w16du:dateUtc="2026-02-09T09:41:00Z">
-            <w:rPr>
-              <w:rFonts w:ascii="Cambria Math" w:hAnsi="Cambria Math" w:cs="Cambria Math"/>
-            </w:rPr>
-          </w:rPrChange>
         </w:rPr>
         <w:t>‑</w:t>
       </w:r>
@@ -19403,9 +19762,6 @@
         <w:rPr>
           <w:i/>
           <w:iCs/>
-          <w:rPrChange w:id="46" w:author="FRANCISCO GARCIA SANCHEZ" w:date="2026-02-09T10:41:00Z" w16du:dateUtc="2026-02-09T09:41:00Z">
-            <w:rPr/>
-          </w:rPrChange>
         </w:rPr>
         <w:t>end</w:t>
       </w:r>
@@ -19416,9 +19772,6 @@
         <w:rPr>
           <w:i/>
           <w:iCs/>
-          <w:rPrChange w:id="47" w:author="FRANCISCO GARCIA SANCHEZ" w:date="2026-02-09T10:41:00Z" w16du:dateUtc="2026-02-09T09:41:00Z">
-            <w:rPr/>
-          </w:rPrChange>
         </w:rPr>
         <w:t>front</w:t>
       </w:r>
@@ -19427,11 +19780,6 @@
           <w:rFonts w:ascii="Cambria Math" w:hAnsi="Cambria Math" w:cs="Cambria Math"/>
           <w:i/>
           <w:iCs/>
-          <w:rPrChange w:id="48" w:author="FRANCISCO GARCIA SANCHEZ" w:date="2026-02-09T10:41:00Z" w16du:dateUtc="2026-02-09T09:41:00Z">
-            <w:rPr>
-              <w:rFonts w:ascii="Cambria Math" w:hAnsi="Cambria Math" w:cs="Cambria Math"/>
-            </w:rPr>
-          </w:rPrChange>
         </w:rPr>
         <w:t>‑</w:t>
       </w:r>
@@ -19439,9 +19787,6 @@
         <w:rPr>
           <w:i/>
           <w:iCs/>
-          <w:rPrChange w:id="49" w:author="FRANCISCO GARCIA SANCHEZ" w:date="2026-02-09T10:41:00Z" w16du:dateUtc="2026-02-09T09:41:00Z">
-            <w:rPr/>
-          </w:rPrChange>
         </w:rPr>
         <w:t>end</w:t>
       </w:r>
@@ -19458,11 +19803,11 @@
       <w:pPr>
         <w:pStyle w:val="Ttulo3"/>
       </w:pPr>
-      <w:bookmarkStart w:id="50" w:name="_Toc227014212"/>
+      <w:bookmarkStart w:id="42" w:name="_Toc227713106"/>
       <w:r>
         <w:t>Modelo de datos</w:t>
       </w:r>
-      <w:bookmarkEnd w:id="50"/>
+      <w:bookmarkEnd w:id="42"/>
     </w:p>
     <w:p>
       <w:r>
@@ -19585,7 +19930,7 @@
         </w:rPr>
         <w:lastRenderedPageBreak/>
         <w:drawing>
-          <wp:inline distT="0" distB="0" distL="0" distR="0" wp14:anchorId="7B76188F" wp14:editId="48C11F15">
+          <wp:inline distT="0" distB="0" distL="0" distR="0" wp14:anchorId="7B76188F" wp14:editId="25987469">
             <wp:extent cx="3464322" cy="4133081"/>
             <wp:effectExtent l="0" t="0" r="3175" b="1270"/>
             <wp:docPr id="418222519" name="Imagen 2"/>
@@ -19638,8 +19983,8 @@
         <w:pStyle w:val="Descripcin"/>
         <w:jc w:val="center"/>
       </w:pPr>
-      <w:bookmarkStart w:id="51" w:name="_Ref220063059"/>
-      <w:bookmarkStart w:id="52" w:name="_Toc227014241"/>
+      <w:bookmarkStart w:id="43" w:name="_Ref220063059"/>
+      <w:bookmarkStart w:id="44" w:name="_Toc227014241"/>
       <w:r>
         <w:t xml:space="preserve">Figura </w:t>
       </w:r>
@@ -19651,7 +19996,7 @@
           <w:t>8</w:t>
         </w:r>
       </w:fldSimple>
-      <w:bookmarkEnd w:id="51"/>
+      <w:bookmarkEnd w:id="43"/>
       <w:r>
         <w:t xml:space="preserve">. Diagrama </w:t>
       </w:r>
@@ -19661,35 +20006,27 @@
       <w:r>
         <w:t xml:space="preserve"> de MovieMate</w:t>
       </w:r>
-      <w:bookmarkEnd w:id="52"/>
-    </w:p>
-    <w:p>
-      <w:del w:id="53" w:author="FRANCISCO GARCIA SANCHEZ" w:date="2026-02-09T11:00:00Z" w16du:dateUtc="2026-02-09T10:00:00Z">
-        <w:r>
-          <w:delText>​</w:delText>
-        </w:r>
-      </w:del>
+      <w:bookmarkEnd w:id="44"/>
+    </w:p>
+    <w:p>
       <w:r>
         <w:t xml:space="preserve">En el núcleo del modelo se encuentra la entidad </w:t>
       </w:r>
-      <w:commentRangeStart w:id="54"/>
+      <w:commentRangeStart w:id="45"/>
       <w:r>
         <w:rPr>
           <w:rFonts w:ascii="Courier New" w:hAnsi="Courier New" w:cs="Courier New"/>
-          <w:rPrChange w:id="55" w:author="FRANCISCO GARCIA SANCHEZ" w:date="2026-03-02T06:25:00Z" w16du:dateUtc="2026-03-02T05:25:00Z">
-            <w:rPr/>
-          </w:rPrChange>
         </w:rPr>
         <w:t>User</w:t>
       </w:r>
-      <w:commentRangeEnd w:id="54"/>
+      <w:commentRangeEnd w:id="45"/>
       <w:r>
         <w:rPr>
           <w:rStyle w:val="Refdecomentario"/>
           <w:sz w:val="22"/>
           <w:szCs w:val="22"/>
         </w:rPr>
-        <w:commentReference w:id="54"/>
+        <w:commentReference w:id="45"/>
       </w:r>
       <w:r>
         <w:t>, que representa a los usuarios registrados en la plataforma. Cada usuario dispone de credenciales de acceso, información de perfil (nombre de usuario, nombre completo, correo electrónico, biografía e imagen de perfil) y metadatos de auditoría, como las fechas de creación y actualización. Asimismo, la entidad incorpora un atributo que determina el nivel de visibilidad del perfil (público o privado), permitiendo introducir restricciones condicionales en el acceso a la información social del usuario. Esta entidad actúa como punto de anclaje para gran parte de las relaciones del sistema, dado que los usuarios son los responsables de crear listas, emitir valoraciones y establecer vínculos sociales con otros miembros de la plataforma.</w:t>
@@ -19702,9 +20039,6 @@
       <w:r>
         <w:rPr>
           <w:rFonts w:ascii="Courier New" w:hAnsi="Courier New" w:cs="Courier New"/>
-          <w:rPrChange w:id="56" w:author="FRANCISCO GARCIA SANCHEZ" w:date="2026-03-02T06:27:00Z" w16du:dateUtc="2026-03-02T05:27:00Z">
-            <w:rPr/>
-          </w:rPrChange>
         </w:rPr>
         <w:t>Content</w:t>
       </w:r>
@@ -19758,11 +20092,6 @@
       </w:r>
     </w:p>
     <w:p>
-      <w:del w:id="57" w:author="FRANCISCO GARCIA SANCHEZ" w:date="2026-02-09T11:00:00Z" w16du:dateUtc="2026-02-09T10:00:00Z">
-        <w:r>
-          <w:delText>​</w:delText>
-        </w:r>
-      </w:del>
       <w:r>
         <w:t xml:space="preserve">La relación entre usuarios y contenido se articula principalmente a través de la entidad </w:t>
       </w:r>
@@ -19783,11 +20112,6 @@
       </w:r>
     </w:p>
     <w:p>
-      <w:del w:id="58" w:author="FRANCISCO GARCIA SANCHEZ" w:date="2026-02-09T11:00:00Z" w16du:dateUtc="2026-02-09T10:00:00Z">
-        <w:r>
-          <w:delText>​</w:delText>
-        </w:r>
-      </w:del>
       <w:r>
         <w:t xml:space="preserve">La organización personalizada del contenido se materializa mediante la entidad </w:t>
       </w:r>
@@ -19825,11 +20149,6 @@
       </w:r>
     </w:p>
     <w:p>
-      <w:del w:id="59" w:author="FRANCISCO GARCIA SANCHEZ" w:date="2026-02-09T11:00:00Z" w16du:dateUtc="2026-02-09T10:00:00Z">
-        <w:r>
-          <w:delText>​</w:delText>
-        </w:r>
-      </w:del>
       <w:r>
         <w:t xml:space="preserve">El componente social del sistema se modela a través de la entidad </w:t>
       </w:r>
@@ -19858,9 +20177,6 @@
         <w:rPr>
           <w:i/>
           <w:iCs/>
-          <w:rPrChange w:id="60" w:author="FRANCISCO GARCIA SANCHEZ" w:date="2026-02-09T11:01:00Z" w16du:dateUtc="2026-02-09T10:01:00Z">
-            <w:rPr/>
-          </w:rPrChange>
         </w:rPr>
         <w:t>feed</w:t>
       </w:r>
@@ -20197,11 +20513,11 @@
       <w:pPr>
         <w:pStyle w:val="Ttulo3"/>
       </w:pPr>
-      <w:bookmarkStart w:id="61" w:name="_Toc227014213"/>
+      <w:bookmarkStart w:id="46" w:name="_Toc227713107"/>
       <w:r>
         <w:t>Diseño del back-end</w:t>
       </w:r>
-      <w:bookmarkEnd w:id="61"/>
+      <w:bookmarkEnd w:id="46"/>
     </w:p>
     <w:p>
       <w:r>
@@ -20270,9 +20586,6 @@
         <w:rPr>
           <w:i/>
           <w:iCs/>
-          <w:rPrChange w:id="62" w:author="FRANCISCO GARCIA SANCHEZ" w:date="2026-02-09T11:05:00Z" w16du:dateUtc="2026-02-09T10:05:00Z">
-            <w:rPr/>
-          </w:rPrChange>
         </w:rPr>
         <w:t>endpoints</w:t>
       </w:r>
@@ -20288,9 +20601,6 @@
         <w:rPr>
           <w:i/>
           <w:iCs/>
-          <w:rPrChange w:id="63" w:author="FRANCISCO GARCIA SANCHEZ" w:date="2026-02-09T11:17:00Z" w16du:dateUtc="2026-02-09T10:17:00Z">
-            <w:rPr/>
-          </w:rPrChange>
         </w:rPr>
         <w:t>feed</w:t>
       </w:r>
@@ -20316,13 +20626,7 @@
         <w:t xml:space="preserve"> </w:t>
       </w:r>
       <w:r>
-        <w:t xml:space="preserve">Los endpoints de sincronización con TMDB son invocados desde el cliente cuando un usuario interactúa con un contenido que no se encuentra aún persistido localmente. No obstante, la lógica de sincronización se gestiona completamente en el servidor, </w:t>
-      </w:r>
-      <w:r>
-        <w:t>que,</w:t>
-      </w:r>
-      <w:r>
-        <w:t xml:space="preserve"> valida la petición, consulta la API externa y almacena la información en la base de datos. Este mecanismo está restringido a usuarios autenticados para evitar un uso abusivo de la API externa</w:t>
+        <w:t>Los endpoints de sincronización con TMDB son invocados desde el cliente cuando un usuario interactúa con un contenido que no se encuentra aún persistido localmente. No obstante, la lógica de sincronización se gestiona completamente en el servidor, que, valida la petición, consulta la API externa y almacena la información en la base de datos. Este mecanismo está restringido a usuarios autenticados para evitar un uso abusivo de la API externa</w:t>
       </w:r>
       <w:r>
         <w:t>.</w:t>
@@ -20443,8 +20747,8 @@
         <w:pStyle w:val="Descripcin"/>
         <w:keepNext/>
       </w:pPr>
-      <w:bookmarkStart w:id="64" w:name="_Ref227016069"/>
-      <w:bookmarkStart w:id="65" w:name="_Toc224810347"/>
+      <w:bookmarkStart w:id="47" w:name="_Ref227016069"/>
+      <w:bookmarkStart w:id="48" w:name="_Toc224810347"/>
       <w:r>
         <w:t xml:space="preserve">Tabla </w:t>
       </w:r>
@@ -20456,44 +20760,41 @@
           <w:t>4</w:t>
         </w:r>
       </w:fldSimple>
-      <w:bookmarkEnd w:id="64"/>
+      <w:bookmarkEnd w:id="47"/>
       <w:r>
         <w:t xml:space="preserve">. </w:t>
       </w:r>
-      <w:commentRangeStart w:id="66"/>
-      <w:commentRangeStart w:id="67"/>
+      <w:commentRangeStart w:id="49"/>
+      <w:commentRangeStart w:id="50"/>
       <w:r>
         <w:rPr>
           <w:i/>
           <w:iCs/>
-          <w:rPrChange w:id="68" w:author="FRANCISCO GARCIA SANCHEZ" w:date="2026-02-09T11:30:00Z" w16du:dateUtc="2026-02-09T10:30:00Z">
-            <w:rPr/>
-          </w:rPrChange>
         </w:rPr>
         <w:t>Endpoints</w:t>
       </w:r>
-      <w:commentRangeEnd w:id="66"/>
+      <w:commentRangeEnd w:id="49"/>
       <w:r>
         <w:rPr>
           <w:rStyle w:val="Refdecomentario"/>
           <w:sz w:val="18"/>
           <w:szCs w:val="18"/>
         </w:rPr>
-        <w:commentReference w:id="66"/>
-      </w:r>
-      <w:commentRangeEnd w:id="67"/>
+        <w:commentReference w:id="49"/>
+      </w:r>
+      <w:commentRangeEnd w:id="50"/>
       <w:r>
         <w:rPr>
           <w:rStyle w:val="Refdecomentario"/>
           <w:sz w:val="18"/>
           <w:szCs w:val="18"/>
         </w:rPr>
-        <w:commentReference w:id="67"/>
+        <w:commentReference w:id="50"/>
       </w:r>
       <w:r>
         <w:t xml:space="preserve"> de la aplicación</w:t>
       </w:r>
-      <w:bookmarkEnd w:id="65"/>
+      <w:bookmarkEnd w:id="48"/>
     </w:p>
     <w:tbl>
       <w:tblPr>
@@ -21497,10 +21798,7 @@
           </w:tcPr>
           <w:p>
             <w:r>
-              <w:t>/api/users/me</w:t>
-            </w:r>
-            <w:r>
-              <w:t>/password</w:t>
+              <w:t>/api/users/me/password</w:t>
             </w:r>
           </w:p>
         </w:tc>
@@ -24336,13 +24634,7 @@
               <w:rPr>
                 <w:lang w:val="en-US"/>
               </w:rPr>
-              <w:t>/api/notifications/notifications/</w:t>
-            </w:r>
-            <w:r>
-              <w:rPr>
-                <w:lang w:val="en-US"/>
-              </w:rPr>
-              <w:t>unread-count</w:t>
+              <w:t>/api/notifications/notifications/unread-count</w:t>
             </w:r>
           </w:p>
         </w:tc>
@@ -24671,7 +24963,7 @@
                 <w:lang w:val="en-US"/>
               </w:rPr>
             </w:pPr>
-            <w:commentRangeStart w:id="69"/>
+            <w:commentRangeStart w:id="51"/>
             <w:r>
               <w:rPr>
                 <w:lang w:val="en-US"/>
@@ -24786,7 +25078,7 @@
               </w:rPr>
               <w:t>Sincronizar serie desde TMDB</w:t>
             </w:r>
-            <w:commentRangeEnd w:id="69"/>
+            <w:commentRangeEnd w:id="51"/>
             <w:r>
               <w:rPr>
                 <w:rStyle w:val="Refdecomentario"/>
@@ -24795,7 +25087,7 @@
                 <w:szCs w:val="22"/>
                 <w:lang w:val="en-US"/>
               </w:rPr>
-              <w:commentReference w:id="69"/>
+              <w:commentReference w:id="51"/>
             </w:r>
           </w:p>
         </w:tc>
@@ -24946,6 +25238,11 @@
             <w:tcW w:w="2549" w:type="pct"/>
           </w:tcPr>
           <w:p>
+            <w:pPr>
+              <w:rPr>
+                <w:lang w:val="en-US"/>
+              </w:rPr>
+            </w:pPr>
             <w:r>
               <w:rPr>
                 <w:lang w:val="en-US"/>
@@ -25337,13 +25634,7 @@
               <w:rPr>
                 <w:lang w:val="en-US"/>
               </w:rPr>
-              <w:t>tv/{tmdbId}</w:t>
-            </w:r>
-            <w:r>
-              <w:rPr>
-                <w:lang w:val="en-US"/>
-              </w:rPr>
-              <w:t>/seasons</w:t>
+              <w:t>tv/{tmdbId}/seasons</w:t>
             </w:r>
           </w:p>
         </w:tc>
@@ -25469,13 +25760,7 @@
               <w:rPr>
                 <w:lang w:val="en-US"/>
               </w:rPr>
-              <w:t>tv</w:t>
-            </w:r>
-            <w:r>
-              <w:rPr>
-                <w:lang w:val="en-US"/>
-              </w:rPr>
-              <w:t>/{tmdbId}/seasons/{</w:t>
+              <w:t>tv/{tmdbId}/seasons/{</w:t>
             </w:r>
             <w:r>
               <w:rPr>
@@ -26101,38 +26386,58 @@
               <w:rPr>
                 <w:lang w:val="en-US"/>
               </w:rPr>
-              <w:t>/api/tmdb/genres/</w:t>
-            </w:r>
-            <w:r>
+              <w:t>/api/tmdb/genres/movies</w:t>
+            </w:r>
+          </w:p>
+        </w:tc>
+        <w:tc>
+          <w:tcPr>
+            <w:tcW w:w="252" w:type="pct"/>
+          </w:tcPr>
+          <w:p>
+            <w:pPr>
+              <w:jc w:val="center"/>
+              <w:rPr>
+                <w:rFonts w:ascii="Segoe UI Symbol" w:hAnsi="Segoe UI Symbol" w:cs="Segoe UI Symbol"/>
+              </w:rPr>
+            </w:pPr>
+            <w:r>
+              <w:rPr>
+                <w:rFonts w:ascii="Segoe UI Symbol" w:hAnsi="Segoe UI Symbol" w:cs="Segoe UI Symbol"/>
+              </w:rPr>
+              <w:t>✔</w:t>
+            </w:r>
+          </w:p>
+        </w:tc>
+        <w:tc>
+          <w:tcPr>
+            <w:tcW w:w="296" w:type="pct"/>
+          </w:tcPr>
+          <w:p>
+            <w:pPr>
+              <w:jc w:val="center"/>
               <w:rPr>
                 <w:lang w:val="en-US"/>
               </w:rPr>
-              <w:t>movies</w:t>
-            </w:r>
-          </w:p>
-        </w:tc>
-        <w:tc>
-          <w:tcPr>
-            <w:tcW w:w="252" w:type="pct"/>
+            </w:pPr>
+          </w:p>
+        </w:tc>
+        <w:tc>
+          <w:tcPr>
+            <w:tcW w:w="257" w:type="pct"/>
           </w:tcPr>
           <w:p>
             <w:pPr>
               <w:jc w:val="center"/>
               <w:rPr>
-                <w:rFonts w:ascii="Segoe UI Symbol" w:hAnsi="Segoe UI Symbol" w:cs="Segoe UI Symbol"/>
-              </w:rPr>
-            </w:pPr>
-            <w:r>
-              <w:rPr>
-                <w:rFonts w:ascii="Segoe UI Symbol" w:hAnsi="Segoe UI Symbol" w:cs="Segoe UI Symbol"/>
-              </w:rPr>
-              <w:t>✔</w:t>
-            </w:r>
-          </w:p>
-        </w:tc>
-        <w:tc>
-          <w:tcPr>
-            <w:tcW w:w="296" w:type="pct"/>
+                <w:lang w:val="en-US"/>
+              </w:rPr>
+            </w:pPr>
+          </w:p>
+        </w:tc>
+        <w:tc>
+          <w:tcPr>
+            <w:tcW w:w="362" w:type="pct"/>
           </w:tcPr>
           <w:p>
             <w:pPr>
@@ -26145,32 +26450,6 @@
         </w:tc>
         <w:tc>
           <w:tcPr>
-            <w:tcW w:w="257" w:type="pct"/>
-          </w:tcPr>
-          <w:p>
-            <w:pPr>
-              <w:jc w:val="center"/>
-              <w:rPr>
-                <w:lang w:val="en-US"/>
-              </w:rPr>
-            </w:pPr>
-          </w:p>
-        </w:tc>
-        <w:tc>
-          <w:tcPr>
-            <w:tcW w:w="362" w:type="pct"/>
-          </w:tcPr>
-          <w:p>
-            <w:pPr>
-              <w:jc w:val="center"/>
-              <w:rPr>
-                <w:lang w:val="en-US"/>
-              </w:rPr>
-            </w:pPr>
-          </w:p>
-        </w:tc>
-        <w:tc>
-          <w:tcPr>
             <w:tcW w:w="587" w:type="pct"/>
           </w:tcPr>
           <w:p>
@@ -26215,13 +26494,7 @@
               <w:rPr>
                 <w:rFonts w:cstheme="minorHAnsi"/>
               </w:rPr>
-              <w:t xml:space="preserve">una </w:t>
-            </w:r>
-            <w:r>
-              <w:rPr>
-                <w:rFonts w:cstheme="minorHAnsi"/>
-              </w:rPr>
-              <w:t>película</w:t>
+              <w:t>una película</w:t>
             </w:r>
           </w:p>
         </w:tc>
@@ -26241,13 +26514,7 @@
               <w:rPr>
                 <w:lang w:val="en-US"/>
               </w:rPr>
-              <w:t>/api/tmdb/discover/</w:t>
-            </w:r>
-            <w:r>
-              <w:rPr>
-                <w:lang w:val="en-US"/>
-              </w:rPr>
-              <w:t>tv</w:t>
+              <w:t>/api/tmdb/discover/tv</w:t>
             </w:r>
           </w:p>
         </w:tc>
@@ -26339,21 +26606,119 @@
                 <w:rFonts w:cstheme="minorHAnsi"/>
                 <w:lang w:val="en-US"/>
               </w:rPr>
-              <w:t xml:space="preserve">Descubrir </w:t>
-            </w:r>
-            <w:r>
+              <w:t>Descubrir series con filtro</w:t>
+            </w:r>
+          </w:p>
+        </w:tc>
+      </w:tr>
+      <w:tr>
+        <w:tc>
+          <w:tcPr>
+            <w:tcW w:w="2549" w:type="pct"/>
+          </w:tcPr>
+          <w:p>
+            <w:pPr>
+              <w:rPr>
+                <w:lang w:val="en-US"/>
+              </w:rPr>
+            </w:pPr>
+            <w:r>
+              <w:rPr>
+                <w:lang w:val="en-US"/>
+              </w:rPr>
+              <w:t>/api/tmdb/discover/movies</w:t>
+            </w:r>
+          </w:p>
+        </w:tc>
+        <w:tc>
+          <w:tcPr>
+            <w:tcW w:w="252" w:type="pct"/>
+          </w:tcPr>
+          <w:p>
+            <w:pPr>
+              <w:jc w:val="center"/>
+              <w:rPr>
+                <w:rFonts w:ascii="Segoe UI Symbol" w:hAnsi="Segoe UI Symbol" w:cs="Segoe UI Symbol"/>
+              </w:rPr>
+            </w:pPr>
+            <w:r>
+              <w:rPr>
+                <w:rFonts w:ascii="Segoe UI Symbol" w:hAnsi="Segoe UI Symbol" w:cs="Segoe UI Symbol"/>
+              </w:rPr>
+              <w:t>✔</w:t>
+            </w:r>
+          </w:p>
+        </w:tc>
+        <w:tc>
+          <w:tcPr>
+            <w:tcW w:w="296" w:type="pct"/>
+          </w:tcPr>
+          <w:p>
+            <w:pPr>
+              <w:jc w:val="center"/>
+              <w:rPr>
+                <w:lang w:val="en-US"/>
+              </w:rPr>
+            </w:pPr>
+          </w:p>
+        </w:tc>
+        <w:tc>
+          <w:tcPr>
+            <w:tcW w:w="257" w:type="pct"/>
+          </w:tcPr>
+          <w:p>
+            <w:pPr>
+              <w:jc w:val="center"/>
+              <w:rPr>
+                <w:lang w:val="en-US"/>
+              </w:rPr>
+            </w:pPr>
+          </w:p>
+        </w:tc>
+        <w:tc>
+          <w:tcPr>
+            <w:tcW w:w="362" w:type="pct"/>
+          </w:tcPr>
+          <w:p>
+            <w:pPr>
+              <w:jc w:val="center"/>
+              <w:rPr>
+                <w:lang w:val="en-US"/>
+              </w:rPr>
+            </w:pPr>
+          </w:p>
+        </w:tc>
+        <w:tc>
+          <w:tcPr>
+            <w:tcW w:w="587" w:type="pct"/>
+          </w:tcPr>
+          <w:p>
+            <w:pPr>
+              <w:jc w:val="left"/>
+            </w:pPr>
+            <w:r>
+              <w:t>Público</w:t>
+            </w:r>
+          </w:p>
+        </w:tc>
+        <w:tc>
+          <w:tcPr>
+            <w:tcW w:w="696" w:type="pct"/>
+          </w:tcPr>
+          <w:p>
+            <w:pPr>
+              <w:jc w:val="left"/>
               <w:rPr>
                 <w:rFonts w:cstheme="minorHAnsi"/>
                 <w:lang w:val="en-US"/>
               </w:rPr>
-              <w:t>series</w:t>
-            </w:r>
+            </w:pPr>
             <w:r>
               <w:rPr>
                 <w:rFonts w:cstheme="minorHAnsi"/>
                 <w:lang w:val="en-US"/>
               </w:rPr>
-              <w:t xml:space="preserve"> con filtro</w:t>
+              <w:t>Descubrir películas con filtro</w:t>
             </w:r>
           </w:p>
         </w:tc>
@@ -26364,22 +26729,8 @@
             <w:tcW w:w="2549" w:type="pct"/>
           </w:tcPr>
           <w:p>
-            <w:pPr>
-              <w:rPr>
-                <w:lang w:val="en-US"/>
-              </w:rPr>
-            </w:pPr>
-            <w:r>
-              <w:rPr>
-                <w:lang w:val="en-US"/>
-              </w:rPr>
-              <w:t>/api/tmdb/</w:t>
-            </w:r>
-            <w:r>
-              <w:rPr>
-                <w:lang w:val="en-US"/>
-              </w:rPr>
-              <w:t>discover/movies</w:t>
+            <w:r>
+              <w:t>/api/users/me/recommendations</w:t>
             </w:r>
           </w:p>
         </w:tc>
@@ -26388,16 +26739,10 @@
             <w:tcW w:w="252" w:type="pct"/>
           </w:tcPr>
           <w:p>
-            <w:pPr>
-              <w:jc w:val="center"/>
+            <w:r>
               <w:rPr>
                 <w:rFonts w:ascii="Segoe UI Symbol" w:hAnsi="Segoe UI Symbol" w:cs="Segoe UI Symbol"/>
               </w:rPr>
-            </w:pPr>
-            <w:r>
-              <w:rPr>
-                <w:rFonts w:ascii="Segoe UI Symbol" w:hAnsi="Segoe UI Symbol" w:cs="Segoe UI Symbol"/>
-              </w:rPr>
               <w:t>✔</w:t>
             </w:r>
           </w:p>
@@ -26406,51 +26751,27 @@
           <w:tcPr>
             <w:tcW w:w="296" w:type="pct"/>
           </w:tcPr>
-          <w:p>
-            <w:pPr>
-              <w:jc w:val="center"/>
-              <w:rPr>
-                <w:lang w:val="en-US"/>
-              </w:rPr>
-            </w:pPr>
-          </w:p>
+          <w:p/>
         </w:tc>
         <w:tc>
           <w:tcPr>
             <w:tcW w:w="257" w:type="pct"/>
           </w:tcPr>
-          <w:p>
-            <w:pPr>
-              <w:jc w:val="center"/>
-              <w:rPr>
-                <w:lang w:val="en-US"/>
-              </w:rPr>
-            </w:pPr>
-          </w:p>
+          <w:p/>
         </w:tc>
         <w:tc>
           <w:tcPr>
             <w:tcW w:w="362" w:type="pct"/>
           </w:tcPr>
-          <w:p>
-            <w:pPr>
-              <w:jc w:val="center"/>
-              <w:rPr>
-                <w:lang w:val="en-US"/>
-              </w:rPr>
-            </w:pPr>
-          </w:p>
+          <w:p/>
         </w:tc>
         <w:tc>
           <w:tcPr>
             <w:tcW w:w="587" w:type="pct"/>
           </w:tcPr>
           <w:p>
-            <w:pPr>
-              <w:jc w:val="left"/>
-            </w:pPr>
-            <w:r>
-              <w:t>Público</w:t>
+            <w:r>
+              <w:t>Autenticado</w:t>
             </w:r>
           </w:p>
         </w:tc>
@@ -26459,19 +26780,8 @@
             <w:tcW w:w="696" w:type="pct"/>
           </w:tcPr>
           <w:p>
-            <w:pPr>
-              <w:jc w:val="left"/>
-              <w:rPr>
-                <w:rFonts w:cstheme="minorHAnsi"/>
-                <w:lang w:val="en-US"/>
-              </w:rPr>
-            </w:pPr>
-            <w:r>
-              <w:rPr>
-                <w:rFonts w:cstheme="minorHAnsi"/>
-                <w:lang w:val="en-US"/>
-              </w:rPr>
-              <w:t>Descubrir películas con filtro</w:t>
+            <w:r>
+              <w:t>Obtener recomendaciones personalizadas</w:t>
             </w:r>
           </w:p>
         </w:tc>
@@ -26483,7 +26793,7 @@
           </w:tcPr>
           <w:p>
             <w:r>
-              <w:t>/api/users/me/recommendations</w:t>
+              <w:t>/api/users/me/badges</w:t>
             </w:r>
           </w:p>
         </w:tc>
@@ -26534,7 +26844,7 @@
           </w:tcPr>
           <w:p>
             <w:r>
-              <w:t>Obtener recomendaciones personalizadas</w:t>
+              <w:t>Obtener insignias del usuario actual</w:t>
             </w:r>
           </w:p>
         </w:tc>
@@ -26546,7 +26856,7 @@
           </w:tcPr>
           <w:p>
             <w:r>
-              <w:t>/api/users/me/badges</w:t>
+              <w:t>/api/users/{userId}/badges</w:t>
             </w:r>
           </w:p>
         </w:tc>
@@ -26587,7 +26897,7 @@
           </w:tcPr>
           <w:p>
             <w:r>
-              <w:t>Autenticado</w:t>
+              <w:t>Público</w:t>
             </w:r>
           </w:p>
         </w:tc>
@@ -26597,7 +26907,7 @@
           </w:tcPr>
           <w:p>
             <w:r>
-              <w:t>Obtener insignias del usuario actual</w:t>
+              <w:t>Obtener insignias de un usuario</w:t>
             </w:r>
           </w:p>
         </w:tc>
@@ -26609,7 +26919,8 @@
           </w:tcPr>
           <w:p>
             <w:r>
-              <w:t>/api/users/{userId}/badges</w:t>
+              <w:lastRenderedPageBreak/>
+              <w:t>/api/users/me/avatar</w:t>
             </w:r>
           </w:p>
         </w:tc>
@@ -26617,6 +26928,12 @@
           <w:tcPr>
             <w:tcW w:w="252" w:type="pct"/>
           </w:tcPr>
+          <w:p/>
+        </w:tc>
+        <w:tc>
+          <w:tcPr>
+            <w:tcW w:w="296" w:type="pct"/>
+          </w:tcPr>
           <w:p>
             <w:r>
               <w:rPr>
@@ -26628,29 +26945,23 @@
         </w:tc>
         <w:tc>
           <w:tcPr>
-            <w:tcW w:w="296" w:type="pct"/>
+            <w:tcW w:w="257" w:type="pct"/>
           </w:tcPr>
           <w:p/>
         </w:tc>
         <w:tc>
           <w:tcPr>
-            <w:tcW w:w="257" w:type="pct"/>
+            <w:tcW w:w="362" w:type="pct"/>
           </w:tcPr>
           <w:p/>
         </w:tc>
         <w:tc>
           <w:tcPr>
-            <w:tcW w:w="362" w:type="pct"/>
-          </w:tcPr>
-          <w:p/>
-        </w:tc>
-        <w:tc>
-          <w:tcPr>
             <w:tcW w:w="587" w:type="pct"/>
           </w:tcPr>
           <w:p>
             <w:r>
-              <w:t>Público</w:t>
+              <w:t>Autenticado</w:t>
             </w:r>
           </w:p>
         </w:tc>
@@ -26660,7 +26971,7 @@
           </w:tcPr>
           <w:p>
             <w:r>
-              <w:t>Obtener insignias de un usuario</w:t>
+              <w:t>Subir foto de perfil (multipart/form-data)</w:t>
             </w:r>
           </w:p>
         </w:tc>
@@ -26672,8 +26983,7 @@
           </w:tcPr>
           <w:p>
             <w:r>
-              <w:lastRenderedPageBreak/>
-              <w:t>/api/users/me/avatar</w:t>
+              <w:t>/api/lists/{listId}</w:t>
             </w:r>
           </w:p>
         </w:tc>
@@ -26687,6 +26997,12 @@
           <w:tcPr>
             <w:tcW w:w="296" w:type="pct"/>
           </w:tcPr>
+          <w:p/>
+        </w:tc>
+        <w:tc>
+          <w:tcPr>
+            <w:tcW w:w="257" w:type="pct"/>
+          </w:tcPr>
           <w:p>
             <w:r>
               <w:rPr>
@@ -26698,15 +27014,16 @@
         </w:tc>
         <w:tc>
           <w:tcPr>
-            <w:tcW w:w="257" w:type="pct"/>
-          </w:tcPr>
-          <w:p/>
-        </w:tc>
-        <w:tc>
-          <w:tcPr>
             <w:tcW w:w="362" w:type="pct"/>
           </w:tcPr>
-          <w:p/>
+          <w:p>
+            <w:r>
+              <w:rPr>
+                <w:rFonts w:ascii="Segoe UI Symbol" w:hAnsi="Segoe UI Symbol" w:cs="Segoe UI Symbol"/>
+              </w:rPr>
+              <w:t>✔</w:t>
+            </w:r>
+          </w:p>
         </w:tc>
         <w:tc>
           <w:tcPr>
@@ -26724,7 +27041,7 @@
           </w:tcPr>
           <w:p>
             <w:r>
-              <w:t>Subir foto de perfil (multipart/form-data)</w:t>
+              <w:t>Editar o eliminar una lista propia</w:t>
             </w:r>
           </w:p>
         </w:tc>
@@ -26736,7 +27053,7 @@
           </w:tcPr>
           <w:p>
             <w:r>
-              <w:t>/api/lists/{listId}</w:t>
+              <w:t>/api/tmdb/trending</w:t>
             </w:r>
           </w:p>
         </w:tc>
@@ -26744,39 +27061,32 @@
           <w:tcPr>
             <w:tcW w:w="252" w:type="pct"/>
           </w:tcPr>
+          <w:p>
+            <w:r>
+              <w:rPr>
+                <w:rFonts w:ascii="Segoe UI Symbol" w:hAnsi="Segoe UI Symbol" w:cs="Segoe UI Symbol"/>
+              </w:rPr>
+              <w:t>✔</w:t>
+            </w:r>
+          </w:p>
+        </w:tc>
+        <w:tc>
+          <w:tcPr>
+            <w:tcW w:w="296" w:type="pct"/>
+          </w:tcPr>
           <w:p/>
         </w:tc>
         <w:tc>
           <w:tcPr>
-            <w:tcW w:w="296" w:type="pct"/>
+            <w:tcW w:w="257" w:type="pct"/>
           </w:tcPr>
           <w:p/>
         </w:tc>
         <w:tc>
           <w:tcPr>
-            <w:tcW w:w="257" w:type="pct"/>
-          </w:tcPr>
-          <w:p>
-            <w:r>
-              <w:rPr>
-                <w:rFonts w:ascii="Segoe UI Symbol" w:hAnsi="Segoe UI Symbol" w:cs="Segoe UI Symbol"/>
-              </w:rPr>
-              <w:t>✔</w:t>
-            </w:r>
-          </w:p>
-        </w:tc>
-        <w:tc>
-          <w:tcPr>
             <w:tcW w:w="362" w:type="pct"/>
           </w:tcPr>
-          <w:p>
-            <w:r>
-              <w:rPr>
-                <w:rFonts w:ascii="Segoe UI Symbol" w:hAnsi="Segoe UI Symbol" w:cs="Segoe UI Symbol"/>
-              </w:rPr>
-              <w:t>✔</w:t>
-            </w:r>
-          </w:p>
+          <w:p/>
         </w:tc>
         <w:tc>
           <w:tcPr>
@@ -26784,7 +27094,7 @@
           </w:tcPr>
           <w:p>
             <w:r>
-              <w:t>Autenticado</w:t>
+              <w:t>Público</w:t>
             </w:r>
           </w:p>
         </w:tc>
@@ -26794,7 +27104,7 @@
           </w:tcPr>
           <w:p>
             <w:r>
-              <w:t>Editar o eliminar una lista propia</w:t>
+              <w:t>Obtener contenido en tendencia (películas + series)</w:t>
             </w:r>
           </w:p>
         </w:tc>
@@ -26805,8 +27115,13 @@
             <w:tcW w:w="2549" w:type="pct"/>
           </w:tcPr>
           <w:p>
-            <w:r>
-              <w:t>/api/tmdb/trending</w:t>
+            <w:pPr>
+              <w:rPr>
+                <w:lang w:val="en-US"/>
+              </w:rPr>
+            </w:pPr>
+            <w:r>
+              <w:t>/api/tmdb/people/{personId}</w:t>
             </w:r>
           </w:p>
         </w:tc>
@@ -26815,10 +27130,15 @@
             <w:tcW w:w="252" w:type="pct"/>
           </w:tcPr>
           <w:p>
-            <w:r>
+            <w:pPr>
               <w:rPr>
                 <w:rFonts w:ascii="Segoe UI Symbol" w:hAnsi="Segoe UI Symbol" w:cs="Segoe UI Symbol"/>
               </w:rPr>
+            </w:pPr>
+            <w:r>
+              <w:rPr>
+                <w:rFonts w:ascii="Segoe UI Symbol" w:hAnsi="Segoe UI Symbol" w:cs="Segoe UI Symbol"/>
+              </w:rPr>
               <w:t>✔</w:t>
             </w:r>
           </w:p>
@@ -26847,7 +27167,7 @@
           </w:tcPr>
           <w:p>
             <w:r>
-              <w:t>Público</w:t>
+              <w:t>Público Público</w:t>
             </w:r>
           </w:p>
         </w:tc>
@@ -26857,7 +27177,7 @@
           </w:tcPr>
           <w:p>
             <w:r>
-              <w:t>Obtener contenido en tendencia (películas + series)</w:t>
+              <w:t>Obtener el perfil de un actor</w:t>
             </w:r>
           </w:p>
         </w:tc>
@@ -26874,10 +27194,16 @@
               </w:rPr>
             </w:pPr>
             <w:r>
-              <w:t>/api/tmdb/</w:t>
-            </w:r>
-            <w:r>
-              <w:t>people/{personId}</w:t>
+              <w:rPr>
+                <w:lang w:val="en-US"/>
+              </w:rPr>
+              <w:t>/api/tmdb/people/{personId}/c</w:t>
+            </w:r>
+            <w:r>
+              <w:rPr>
+                <w:lang w:val="en-US"/>
+              </w:rPr>
+              <w:t>redits</w:t>
             </w:r>
           </w:p>
         </w:tc>
@@ -26889,6 +27215,7 @@
             <w:pPr>
               <w:rPr>
                 <w:rFonts w:ascii="Segoe UI Symbol" w:hAnsi="Segoe UI Symbol" w:cs="Segoe UI Symbol"/>
+                <w:lang w:val="en-US"/>
               </w:rPr>
             </w:pPr>
             <w:r>
@@ -26903,34 +27230,48 @@
           <w:tcPr>
             <w:tcW w:w="296" w:type="pct"/>
           </w:tcPr>
-          <w:p/>
+          <w:p>
+            <w:pPr>
+              <w:rPr>
+                <w:lang w:val="en-US"/>
+              </w:rPr>
+            </w:pPr>
+          </w:p>
         </w:tc>
         <w:tc>
           <w:tcPr>
             <w:tcW w:w="257" w:type="pct"/>
           </w:tcPr>
-          <w:p/>
+          <w:p>
+            <w:pPr>
+              <w:rPr>
+                <w:lang w:val="en-US"/>
+              </w:rPr>
+            </w:pPr>
+          </w:p>
         </w:tc>
         <w:tc>
           <w:tcPr>
             <w:tcW w:w="362" w:type="pct"/>
           </w:tcPr>
-          <w:p/>
+          <w:p>
+            <w:pPr>
+              <w:rPr>
+                <w:lang w:val="en-US"/>
+              </w:rPr>
+            </w:pPr>
+          </w:p>
         </w:tc>
         <w:tc>
           <w:tcPr>
             <w:tcW w:w="587" w:type="pct"/>
           </w:tcPr>
           <w:p>
-            <w:r>
-              <w:t>Público</w:t>
-            </w:r>
-            <w:r>
-              <w:t xml:space="preserve"> </w:t>
-            </w:r>
-            <w:r>
-              <w:t>Público</w:t>
-            </w:r>
+            <w:pPr>
+              <w:rPr>
+                <w:lang w:val="en-US"/>
+              </w:rPr>
+            </w:pPr>
           </w:p>
         </w:tc>
         <w:tc>
@@ -26939,7 +27280,10 @@
           </w:tcPr>
           <w:p>
             <w:r>
-              <w:t>Obtener el perfil de un actor</w:t>
+              <w:t>Obtener la filmografía de u</w:t>
+            </w:r>
+            <w:r>
+              <w:t>n actor</w:t>
             </w:r>
           </w:p>
         </w:tc>
@@ -26950,28 +27294,8 @@
             <w:tcW w:w="2549" w:type="pct"/>
           </w:tcPr>
           <w:p>
-            <w:pPr>
-              <w:rPr>
-                <w:lang w:val="en-US"/>
-              </w:rPr>
-            </w:pPr>
-            <w:r>
-              <w:rPr>
-                <w:lang w:val="en-US"/>
-              </w:rPr>
-              <w:t>/api/tmdb/people/{personId}</w:t>
-            </w:r>
-            <w:r>
-              <w:rPr>
-                <w:lang w:val="en-US"/>
-              </w:rPr>
-              <w:t>/c</w:t>
-            </w:r>
-            <w:r>
-              <w:rPr>
-                <w:lang w:val="en-US"/>
-              </w:rPr>
-              <w:t>redits</w:t>
+            <w:r>
+              <w:t>/api/ratings/{ratingId}/comments</w:t>
             </w:r>
           </w:p>
         </w:tc>
@@ -26980,12 +27304,19 @@
             <w:tcW w:w="252" w:type="pct"/>
           </w:tcPr>
           <w:p>
-            <w:pPr>
+            <w:r>
               <w:rPr>
                 <w:rFonts w:ascii="Segoe UI Symbol" w:hAnsi="Segoe UI Symbol" w:cs="Segoe UI Symbol"/>
-                <w:lang w:val="en-US"/>
-              </w:rPr>
-            </w:pPr>
+              </w:rPr>
+              <w:t>✔</w:t>
+            </w:r>
+          </w:p>
+        </w:tc>
+        <w:tc>
+          <w:tcPr>
+            <w:tcW w:w="296" w:type="pct"/>
+          </w:tcPr>
+          <w:p>
             <w:r>
               <w:rPr>
                 <w:rFonts w:ascii="Segoe UI Symbol" w:hAnsi="Segoe UI Symbol" w:cs="Segoe UI Symbol"/>
@@ -26996,50 +27327,24 @@
         </w:tc>
         <w:tc>
           <w:tcPr>
-            <w:tcW w:w="296" w:type="pct"/>
-          </w:tcPr>
-          <w:p>
-            <w:pPr>
-              <w:rPr>
-                <w:lang w:val="en-US"/>
-              </w:rPr>
-            </w:pPr>
-          </w:p>
-        </w:tc>
-        <w:tc>
-          <w:tcPr>
             <w:tcW w:w="257" w:type="pct"/>
           </w:tcPr>
-          <w:p>
-            <w:pPr>
-              <w:rPr>
-                <w:lang w:val="en-US"/>
-              </w:rPr>
-            </w:pPr>
-          </w:p>
+          <w:p/>
         </w:tc>
         <w:tc>
           <w:tcPr>
             <w:tcW w:w="362" w:type="pct"/>
           </w:tcPr>
-          <w:p>
-            <w:pPr>
-              <w:rPr>
-                <w:lang w:val="en-US"/>
-              </w:rPr>
-            </w:pPr>
-          </w:p>
+          <w:p/>
         </w:tc>
         <w:tc>
           <w:tcPr>
             <w:tcW w:w="587" w:type="pct"/>
           </w:tcPr>
           <w:p>
-            <w:pPr>
-              <w:rPr>
-                <w:lang w:val="en-US"/>
-              </w:rPr>
-            </w:pPr>
+            <w:r>
+              <w:t>Autenticado</w:t>
+            </w:r>
           </w:p>
         </w:tc>
         <w:tc>
@@ -27048,10 +27353,7 @@
           </w:tcPr>
           <w:p>
             <w:r>
-              <w:t>Obtener la filmografía de u</w:t>
-            </w:r>
-            <w:r>
-              <w:t>n actor</w:t>
+              <w:t>Obtener o crear comentarios de una valoración</w:t>
             </w:r>
           </w:p>
         </w:tc>
@@ -27062,8 +27364,16 @@
             <w:tcW w:w="2549" w:type="pct"/>
           </w:tcPr>
           <w:p>
-            <w:r>
-              <w:t>/api/ratings/{ratingId}/comments</w:t>
+            <w:pPr>
+              <w:rPr>
+                <w:lang w:val="en-US"/>
+              </w:rPr>
+            </w:pPr>
+            <w:r>
+              <w:rPr>
+                <w:lang w:val="en-US"/>
+              </w:rPr>
+              <w:t>/api/ratings/{ratingId}/comments/{commentId}</w:t>
             </w:r>
           </w:p>
         </w:tc>
@@ -27072,6 +27382,42 @@
             <w:tcW w:w="252" w:type="pct"/>
           </w:tcPr>
           <w:p>
+            <w:pPr>
+              <w:rPr>
+                <w:lang w:val="en-US"/>
+              </w:rPr>
+            </w:pPr>
+          </w:p>
+        </w:tc>
+        <w:tc>
+          <w:tcPr>
+            <w:tcW w:w="296" w:type="pct"/>
+          </w:tcPr>
+          <w:p>
+            <w:pPr>
+              <w:rPr>
+                <w:lang w:val="en-US"/>
+              </w:rPr>
+            </w:pPr>
+          </w:p>
+        </w:tc>
+        <w:tc>
+          <w:tcPr>
+            <w:tcW w:w="257" w:type="pct"/>
+          </w:tcPr>
+          <w:p>
+            <w:pPr>
+              <w:rPr>
+                <w:lang w:val="en-US"/>
+              </w:rPr>
+            </w:pPr>
+          </w:p>
+        </w:tc>
+        <w:tc>
+          <w:tcPr>
+            <w:tcW w:w="362" w:type="pct"/>
+          </w:tcPr>
+          <w:p>
             <w:r>
               <w:rPr>
                 <w:rFonts w:ascii="Segoe UI Symbol" w:hAnsi="Segoe UI Symbol" w:cs="Segoe UI Symbol"/>
@@ -27082,31 +27428,6 @@
         </w:tc>
         <w:tc>
           <w:tcPr>
-            <w:tcW w:w="296" w:type="pct"/>
-          </w:tcPr>
-          <w:p>
-            <w:r>
-              <w:rPr>
-                <w:rFonts w:ascii="Segoe UI Symbol" w:hAnsi="Segoe UI Symbol" w:cs="Segoe UI Symbol"/>
-              </w:rPr>
-              <w:t>✔</w:t>
-            </w:r>
-          </w:p>
-        </w:tc>
-        <w:tc>
-          <w:tcPr>
-            <w:tcW w:w="257" w:type="pct"/>
-          </w:tcPr>
-          <w:p/>
-        </w:tc>
-        <w:tc>
-          <w:tcPr>
-            <w:tcW w:w="362" w:type="pct"/>
-          </w:tcPr>
-          <w:p/>
-        </w:tc>
-        <w:tc>
-          <w:tcPr>
             <w:tcW w:w="587" w:type="pct"/>
           </w:tcPr>
           <w:p>
@@ -27121,7 +27442,7 @@
           </w:tcPr>
           <w:p>
             <w:r>
-              <w:t>Obtener o crear comentarios de una valoración</w:t>
+              <w:t>Eliminar un comentario de valoración</w:t>
             </w:r>
           </w:p>
         </w:tc>
@@ -27132,16 +27453,8 @@
             <w:tcW w:w="2549" w:type="pct"/>
           </w:tcPr>
           <w:p>
-            <w:pPr>
-              <w:rPr>
-                <w:lang w:val="en-US"/>
-              </w:rPr>
-            </w:pPr>
-            <w:r>
-              <w:rPr>
-                <w:lang w:val="en-US"/>
-              </w:rPr>
-              <w:t>/api/ratings/{ratingId}/comments/{commentId}</w:t>
+            <w:r>
+              <w:t>/api/lists/{listId}/comments</w:t>
             </w:r>
           </w:p>
         </w:tc>
@@ -27150,11 +27463,12 @@
             <w:tcW w:w="252" w:type="pct"/>
           </w:tcPr>
           <w:p>
-            <w:pPr>
-              <w:rPr>
-                <w:lang w:val="en-US"/>
-              </w:rPr>
-            </w:pPr>
+            <w:r>
+              <w:rPr>
+                <w:rFonts w:ascii="Segoe UI Symbol" w:hAnsi="Segoe UI Symbol" w:cs="Segoe UI Symbol"/>
+              </w:rPr>
+              <w:t>✔</w:t>
+            </w:r>
           </w:p>
         </w:tc>
         <w:tc>
@@ -27162,37 +27476,25 @@
             <w:tcW w:w="296" w:type="pct"/>
           </w:tcPr>
           <w:p>
-            <w:pPr>
-              <w:rPr>
-                <w:lang w:val="en-US"/>
-              </w:rPr>
-            </w:pPr>
+            <w:r>
+              <w:rPr>
+                <w:rFonts w:ascii="Segoe UI Symbol" w:hAnsi="Segoe UI Symbol" w:cs="Segoe UI Symbol"/>
+              </w:rPr>
+              <w:t>✔</w:t>
+            </w:r>
           </w:p>
         </w:tc>
         <w:tc>
           <w:tcPr>
             <w:tcW w:w="257" w:type="pct"/>
           </w:tcPr>
-          <w:p>
-            <w:pPr>
-              <w:rPr>
-                <w:lang w:val="en-US"/>
-              </w:rPr>
-            </w:pPr>
-          </w:p>
+          <w:p/>
         </w:tc>
         <w:tc>
           <w:tcPr>
             <w:tcW w:w="362" w:type="pct"/>
           </w:tcPr>
-          <w:p>
-            <w:r>
-              <w:rPr>
-                <w:rFonts w:ascii="Segoe UI Symbol" w:hAnsi="Segoe UI Symbol" w:cs="Segoe UI Symbol"/>
-              </w:rPr>
-              <w:t>✔</w:t>
-            </w:r>
-          </w:p>
+          <w:p/>
         </w:tc>
         <w:tc>
           <w:tcPr>
@@ -27200,7 +27502,7 @@
           </w:tcPr>
           <w:p>
             <w:r>
-              <w:t>Autenticado</w:t>
+              <w:t>Público</w:t>
             </w:r>
           </w:p>
         </w:tc>
@@ -27210,7 +27512,7 @@
           </w:tcPr>
           <w:p>
             <w:r>
-              <w:t>Eliminar un comentario de valoración</w:t>
+              <w:t>Obtener o crear comentarios de una lista</w:t>
             </w:r>
           </w:p>
         </w:tc>
@@ -27221,8 +27523,16 @@
             <w:tcW w:w="2549" w:type="pct"/>
           </w:tcPr>
           <w:p>
-            <w:r>
-              <w:t>/api/lists/{listId}/comments</w:t>
+            <w:pPr>
+              <w:rPr>
+                <w:lang w:val="en-US"/>
+              </w:rPr>
+            </w:pPr>
+            <w:r>
+              <w:rPr>
+                <w:lang w:val="en-US"/>
+              </w:rPr>
+              <w:t>/api/lists/{listId}/comments/{commentId}</w:t>
             </w:r>
           </w:p>
         </w:tc>
@@ -27231,6 +27541,42 @@
             <w:tcW w:w="252" w:type="pct"/>
           </w:tcPr>
           <w:p>
+            <w:pPr>
+              <w:rPr>
+                <w:lang w:val="en-US"/>
+              </w:rPr>
+            </w:pPr>
+          </w:p>
+        </w:tc>
+        <w:tc>
+          <w:tcPr>
+            <w:tcW w:w="296" w:type="pct"/>
+          </w:tcPr>
+          <w:p>
+            <w:pPr>
+              <w:rPr>
+                <w:lang w:val="en-US"/>
+              </w:rPr>
+            </w:pPr>
+          </w:p>
+        </w:tc>
+        <w:tc>
+          <w:tcPr>
+            <w:tcW w:w="257" w:type="pct"/>
+          </w:tcPr>
+          <w:p>
+            <w:pPr>
+              <w:rPr>
+                <w:lang w:val="en-US"/>
+              </w:rPr>
+            </w:pPr>
+          </w:p>
+        </w:tc>
+        <w:tc>
+          <w:tcPr>
+            <w:tcW w:w="362" w:type="pct"/>
+          </w:tcPr>
+          <w:p>
             <w:r>
               <w:rPr>
                 <w:rFonts w:ascii="Segoe UI Symbol" w:hAnsi="Segoe UI Symbol" w:cs="Segoe UI Symbol"/>
@@ -27241,36 +27587,11 @@
         </w:tc>
         <w:tc>
           <w:tcPr>
-            <w:tcW w:w="296" w:type="pct"/>
-          </w:tcPr>
-          <w:p>
-            <w:r>
-              <w:rPr>
-                <w:rFonts w:ascii="Segoe UI Symbol" w:hAnsi="Segoe UI Symbol" w:cs="Segoe UI Symbol"/>
-              </w:rPr>
-              <w:t>✔</w:t>
-            </w:r>
-          </w:p>
-        </w:tc>
-        <w:tc>
-          <w:tcPr>
-            <w:tcW w:w="257" w:type="pct"/>
-          </w:tcPr>
-          <w:p/>
-        </w:tc>
-        <w:tc>
-          <w:tcPr>
-            <w:tcW w:w="362" w:type="pct"/>
-          </w:tcPr>
-          <w:p/>
-        </w:tc>
-        <w:tc>
-          <w:tcPr>
             <w:tcW w:w="587" w:type="pct"/>
           </w:tcPr>
           <w:p>
             <w:r>
-              <w:t>Público</w:t>
+              <w:t>Autenticado</w:t>
             </w:r>
           </w:p>
         </w:tc>
@@ -27280,7 +27601,7 @@
           </w:tcPr>
           <w:p>
             <w:r>
-              <w:t>Obtener o crear comentarios de una lista</w:t>
+              <w:t>Eliminar un comentario de lista</w:t>
             </w:r>
           </w:p>
         </w:tc>
@@ -27291,16 +27612,8 @@
             <w:tcW w:w="2549" w:type="pct"/>
           </w:tcPr>
           <w:p>
-            <w:pPr>
-              <w:rPr>
-                <w:lang w:val="en-US"/>
-              </w:rPr>
-            </w:pPr>
-            <w:r>
-              <w:rPr>
-                <w:lang w:val="en-US"/>
-              </w:rPr>
-              <w:t>/api/lists/{listId}/comments/{commentId}</w:t>
+            <w:r>
+              <w:t>/api/episodes/watched/summary</w:t>
             </w:r>
           </w:p>
         </w:tc>
@@ -27309,49 +27622,31 @@
             <w:tcW w:w="252" w:type="pct"/>
           </w:tcPr>
           <w:p>
-            <w:pPr>
-              <w:rPr>
-                <w:lang w:val="en-US"/>
-              </w:rPr>
-            </w:pPr>
+            <w:r>
+              <w:rPr>
+                <w:rFonts w:ascii="Segoe UI Symbol" w:hAnsi="Segoe UI Symbol" w:cs="Segoe UI Symbol"/>
+              </w:rPr>
+              <w:t>✔</w:t>
+            </w:r>
           </w:p>
         </w:tc>
         <w:tc>
           <w:tcPr>
             <w:tcW w:w="296" w:type="pct"/>
           </w:tcPr>
-          <w:p>
-            <w:pPr>
-              <w:rPr>
-                <w:lang w:val="en-US"/>
-              </w:rPr>
-            </w:pPr>
-          </w:p>
+          <w:p/>
         </w:tc>
         <w:tc>
           <w:tcPr>
             <w:tcW w:w="257" w:type="pct"/>
           </w:tcPr>
-          <w:p>
-            <w:pPr>
-              <w:rPr>
-                <w:lang w:val="en-US"/>
-              </w:rPr>
-            </w:pPr>
-          </w:p>
+          <w:p/>
         </w:tc>
         <w:tc>
           <w:tcPr>
             <w:tcW w:w="362" w:type="pct"/>
           </w:tcPr>
-          <w:p>
-            <w:r>
-              <w:rPr>
-                <w:rFonts w:ascii="Segoe UI Symbol" w:hAnsi="Segoe UI Symbol" w:cs="Segoe UI Symbol"/>
-              </w:rPr>
-              <w:t>✔</w:t>
-            </w:r>
-          </w:p>
+          <w:p/>
         </w:tc>
         <w:tc>
           <w:tcPr>
@@ -27369,7 +27664,7 @@
           </w:tcPr>
           <w:p>
             <w:r>
-              <w:t>Eliminar un comentario de lista</w:t>
+              <w:t>Progreso de episodios vistos agrupado por serie</w:t>
             </w:r>
           </w:p>
         </w:tc>
@@ -27381,7 +27676,7 @@
           </w:tcPr>
           <w:p>
             <w:r>
-              <w:t>/api/episodes/watched/summary</w:t>
+              <w:t>/api/episodes/watched/{tmdbSeriesId}</w:t>
             </w:r>
           </w:p>
         </w:tc>
@@ -27432,7 +27727,7 @@
           </w:tcPr>
           <w:p>
             <w:r>
-              <w:t>Progreso de episodios vistos agrupado por serie</w:t>
+              <w:t>Obtener episodios vistos de una serie</w:t>
             </w:r>
           </w:p>
         </w:tc>
@@ -27443,8 +27738,59 @@
             <w:tcW w:w="2549" w:type="pct"/>
           </w:tcPr>
           <w:p>
-            <w:r>
-              <w:t>/api/episodes/watched/{tmdbSeriesId}</w:t>
+            <w:pPr>
+              <w:rPr>
+                <w:lang w:val="en-US"/>
+              </w:rPr>
+            </w:pPr>
+            <w:r>
+              <w:rPr>
+                <w:lang w:val="en-US"/>
+              </w:rPr>
+              <w:t>/api/episodes/watched/{tmdb</w:t>
+            </w:r>
+            <w:r>
+              <w:rPr>
+                <w:lang w:val="en-US"/>
+              </w:rPr>
+              <w:t>Series</w:t>
+            </w:r>
+            <w:r>
+              <w:rPr>
+                <w:lang w:val="en-US"/>
+              </w:rPr>
+              <w:t>Id}/{seaso</w:t>
+            </w:r>
+            <w:r>
+              <w:rPr>
+                <w:lang w:val="en-US"/>
+              </w:rPr>
+              <w:lastRenderedPageBreak/>
+              <w:t>n</w:t>
+            </w:r>
+            <w:r>
+              <w:rPr>
+                <w:lang w:val="en-US"/>
+              </w:rPr>
+              <w:t>Number</w:t>
+            </w:r>
+            <w:r>
+              <w:rPr>
+                <w:lang w:val="en-US"/>
+              </w:rPr>
+              <w:t>}/{episode</w:t>
+            </w:r>
+            <w:r>
+              <w:rPr>
+                <w:lang w:val="en-US"/>
+              </w:rPr>
+              <w:t>Number</w:t>
+            </w:r>
+            <w:r>
+              <w:rPr>
+                <w:lang w:val="en-US"/>
+              </w:rPr>
+              <w:t>}</w:t>
             </w:r>
           </w:p>
         </w:tc>
@@ -27453,6 +27799,18 @@
             <w:tcW w:w="252" w:type="pct"/>
           </w:tcPr>
           <w:p>
+            <w:pPr>
+              <w:rPr>
+                <w:lang w:val="en-US"/>
+              </w:rPr>
+            </w:pPr>
+          </w:p>
+        </w:tc>
+        <w:tc>
+          <w:tcPr>
+            <w:tcW w:w="296" w:type="pct"/>
+          </w:tcPr>
+          <w:p>
             <w:r>
               <w:rPr>
                 <w:rFonts w:ascii="Segoe UI Symbol" w:hAnsi="Segoe UI Symbol" w:cs="Segoe UI Symbol"/>
@@ -27463,29 +27821,27 @@
         </w:tc>
         <w:tc>
           <w:tcPr>
-            <w:tcW w:w="296" w:type="pct"/>
+            <w:tcW w:w="257" w:type="pct"/>
           </w:tcPr>
           <w:p/>
         </w:tc>
         <w:tc>
           <w:tcPr>
-            <w:tcW w:w="257" w:type="pct"/>
+            <w:tcW w:w="362" w:type="pct"/>
           </w:tcPr>
           <w:p/>
         </w:tc>
         <w:tc>
           <w:tcPr>
-            <w:tcW w:w="362" w:type="pct"/>
-          </w:tcPr>
-          <w:p/>
-        </w:tc>
-        <w:tc>
-          <w:tcPr>
             <w:tcW w:w="587" w:type="pct"/>
           </w:tcPr>
           <w:p>
             <w:r>
-              <w:t>Autenticado</w:t>
+              <w:t>Autentic</w:t>
+            </w:r>
+            <w:r>
+              <w:lastRenderedPageBreak/>
+              <w:t>ado</w:t>
             </w:r>
           </w:p>
         </w:tc>
@@ -27495,7 +27851,12 @@
           </w:tcPr>
           <w:p>
             <w:r>
-              <w:t>Obtener episodios vistos de una serie</w:t>
+              <w:lastRenderedPageBreak/>
+              <w:t xml:space="preserve">Marcar o </w:t>
+            </w:r>
+            <w:r>
+              <w:lastRenderedPageBreak/>
+              <w:t>desmarcar un episodio como visto (toggle)</w:t>
             </w:r>
           </w:p>
         </w:tc>
@@ -27515,6 +27876,7 @@
               <w:rPr>
                 <w:lang w:val="en-US"/>
               </w:rPr>
+              <w:lastRenderedPageBreak/>
               <w:t>/api/episodes/watched/{tmdb</w:t>
             </w:r>
             <w:r>
@@ -27527,50 +27889,31 @@
               <w:rPr>
                 <w:lang w:val="en-US"/>
               </w:rPr>
-              <w:t>Id}/{seaso</w:t>
+              <w:t>Id}/{season</w:t>
             </w:r>
             <w:r>
               <w:rPr>
                 <w:lang w:val="en-US"/>
               </w:rPr>
-              <w:lastRenderedPageBreak/>
-              <w:t>n</w:t>
+              <w:t>Number</w:t>
             </w:r>
             <w:r>
               <w:rPr>
                 <w:lang w:val="en-US"/>
               </w:rPr>
-              <w:t>Number</w:t>
-            </w:r>
-            <w:r>
+              <w:t>}/all</w:t>
+            </w:r>
+          </w:p>
+        </w:tc>
+        <w:tc>
+          <w:tcPr>
+            <w:tcW w:w="252" w:type="pct"/>
+          </w:tcPr>
+          <w:p>
+            <w:pPr>
               <w:rPr>
                 <w:lang w:val="en-US"/>
               </w:rPr>
-              <w:t>}/{episode</w:t>
-            </w:r>
-            <w:r>
-              <w:rPr>
-                <w:lang w:val="en-US"/>
-              </w:rPr>
-              <w:t>Number</w:t>
-            </w:r>
-            <w:r>
-              <w:rPr>
-                <w:lang w:val="en-US"/>
-              </w:rPr>
-              <w:t>}</w:t>
-            </w:r>
-          </w:p>
-        </w:tc>
-        <w:tc>
-          <w:tcPr>
-            <w:tcW w:w="252" w:type="pct"/>
-          </w:tcPr>
-          <w:p>
-            <w:pPr>
-              <w:rPr>
-                <w:lang w:val="en-US"/>
-              </w:rPr>
             </w:pPr>
           </w:p>
         </w:tc>
@@ -27597,7 +27940,14 @@
           <w:tcPr>
             <w:tcW w:w="362" w:type="pct"/>
           </w:tcPr>
-          <w:p/>
+          <w:p>
+            <w:r>
+              <w:rPr>
+                <w:rFonts w:ascii="Segoe UI Symbol" w:hAnsi="Segoe UI Symbol" w:cs="Segoe UI Symbol"/>
+              </w:rPr>
+              <w:t>✔</w:t>
+            </w:r>
+          </w:p>
         </w:tc>
         <w:tc>
           <w:tcPr>
@@ -27605,11 +27955,7 @@
           </w:tcPr>
           <w:p>
             <w:r>
-              <w:t>Autentic</w:t>
-            </w:r>
-            <w:r>
-              <w:lastRenderedPageBreak/>
-              <w:t>ado</w:t>
+              <w:t>Autenticado</w:t>
             </w:r>
           </w:p>
         </w:tc>
@@ -27619,12 +27965,7 @@
           </w:tcPr>
           <w:p>
             <w:r>
-              <w:lastRenderedPageBreak/>
-              <w:t xml:space="preserve">Marcar o </w:t>
-            </w:r>
-            <w:r>
-              <w:lastRenderedPageBreak/>
-              <w:t>desmarcar un episodio como visto (toggle)</w:t>
+              <w:t>Marcar o desmarcar toda una temporada como vista</w:t>
             </w:r>
           </w:p>
         </w:tc>
@@ -27635,41 +27976,8 @@
             <w:tcW w:w="2549" w:type="pct"/>
           </w:tcPr>
           <w:p>
-            <w:pPr>
-              <w:rPr>
-                <w:lang w:val="en-US"/>
-              </w:rPr>
-            </w:pPr>
-            <w:r>
-              <w:rPr>
-                <w:lang w:val="en-US"/>
-              </w:rPr>
-              <w:lastRenderedPageBreak/>
-              <w:t>/api/episodes/watched/{tmdb</w:t>
-            </w:r>
-            <w:r>
-              <w:rPr>
-                <w:lang w:val="en-US"/>
-              </w:rPr>
-              <w:t>Series</w:t>
-            </w:r>
-            <w:r>
-              <w:rPr>
-                <w:lang w:val="en-US"/>
-              </w:rPr>
-              <w:t>Id}/{season</w:t>
-            </w:r>
-            <w:r>
-              <w:rPr>
-                <w:lang w:val="en-US"/>
-              </w:rPr>
-              <w:t>Number</w:t>
-            </w:r>
-            <w:r>
-              <w:rPr>
-                <w:lang w:val="en-US"/>
-              </w:rPr>
-              <w:t>}/all</w:t>
+            <w:r>
+              <w:t>/api/reports</w:t>
             </w:r>
           </w:p>
         </w:tc>
@@ -27677,13 +27985,7 @@
           <w:tcPr>
             <w:tcW w:w="252" w:type="pct"/>
           </w:tcPr>
-          <w:p>
-            <w:pPr>
-              <w:rPr>
-                <w:lang w:val="en-US"/>
-              </w:rPr>
-            </w:pPr>
-          </w:p>
+          <w:p/>
         </w:tc>
         <w:tc>
           <w:tcPr>
@@ -27708,14 +28010,7 @@
           <w:tcPr>
             <w:tcW w:w="362" w:type="pct"/>
           </w:tcPr>
-          <w:p>
-            <w:r>
-              <w:rPr>
-                <w:rFonts w:ascii="Segoe UI Symbol" w:hAnsi="Segoe UI Symbol" w:cs="Segoe UI Symbol"/>
-              </w:rPr>
-              <w:t>✔</w:t>
-            </w:r>
-          </w:p>
+          <w:p/>
         </w:tc>
         <w:tc>
           <w:tcPr>
@@ -27723,7 +28018,7 @@
           </w:tcPr>
           <w:p>
             <w:r>
-              <w:t>Autenticado</w:t>
+              <w:t>Administrador</w:t>
             </w:r>
           </w:p>
         </w:tc>
@@ -27733,7 +28028,7 @@
           </w:tcPr>
           <w:p>
             <w:r>
-              <w:t>Marcar o desmarcar toda una temporada como vista</w:t>
+              <w:t>Crear un reporte de contenido inapropiado</w:t>
             </w:r>
           </w:p>
         </w:tc>
@@ -27745,7 +28040,7 @@
           </w:tcPr>
           <w:p>
             <w:r>
-              <w:t>/api/reports</w:t>
+              <w:t>/api/admin/users</w:t>
             </w:r>
           </w:p>
         </w:tc>
@@ -27753,23 +28048,23 @@
           <w:tcPr>
             <w:tcW w:w="252" w:type="pct"/>
           </w:tcPr>
+          <w:p>
+            <w:r>
+              <w:rPr>
+                <w:rFonts w:ascii="Segoe UI Symbol" w:hAnsi="Segoe UI Symbol" w:cs="Segoe UI Symbol"/>
+              </w:rPr>
+              <w:t>✔</w:t>
+            </w:r>
+          </w:p>
+        </w:tc>
+        <w:tc>
+          <w:tcPr>
+            <w:tcW w:w="296" w:type="pct"/>
+          </w:tcPr>
           <w:p/>
         </w:tc>
         <w:tc>
           <w:tcPr>
-            <w:tcW w:w="296" w:type="pct"/>
-          </w:tcPr>
-          <w:p>
-            <w:r>
-              <w:rPr>
-                <w:rFonts w:ascii="Segoe UI Symbol" w:hAnsi="Segoe UI Symbol" w:cs="Segoe UI Symbol"/>
-              </w:rPr>
-              <w:t>✔</w:t>
-            </w:r>
-          </w:p>
-        </w:tc>
-        <w:tc>
-          <w:tcPr>
             <w:tcW w:w="257" w:type="pct"/>
           </w:tcPr>
           <w:p/>
@@ -27796,7 +28091,7 @@
           </w:tcPr>
           <w:p>
             <w:r>
-              <w:t>Crear un reporte de contenido inapropiado</w:t>
+              <w:t>Listar todos los usuarios (solo admin)</w:t>
             </w:r>
           </w:p>
         </w:tc>
@@ -27807,8 +28102,16 @@
             <w:tcW w:w="2549" w:type="pct"/>
           </w:tcPr>
           <w:p>
-            <w:r>
-              <w:t>/api/admin/users</w:t>
+            <w:pPr>
+              <w:rPr>
+                <w:lang w:val="en-US"/>
+              </w:rPr>
+            </w:pPr>
+            <w:r>
+              <w:rPr>
+                <w:lang w:val="en-US"/>
+              </w:rPr>
+              <w:t>/api/admin/users/{id}/role</w:t>
             </w:r>
           </w:p>
         </w:tc>
@@ -27817,6 +28120,30 @@
             <w:tcW w:w="252" w:type="pct"/>
           </w:tcPr>
           <w:p>
+            <w:pPr>
+              <w:rPr>
+                <w:lang w:val="en-US"/>
+              </w:rPr>
+            </w:pPr>
+          </w:p>
+        </w:tc>
+        <w:tc>
+          <w:tcPr>
+            <w:tcW w:w="296" w:type="pct"/>
+          </w:tcPr>
+          <w:p>
+            <w:pPr>
+              <w:rPr>
+                <w:lang w:val="en-US"/>
+              </w:rPr>
+            </w:pPr>
+          </w:p>
+        </w:tc>
+        <w:tc>
+          <w:tcPr>
+            <w:tcW w:w="257" w:type="pct"/>
+          </w:tcPr>
+          <w:p>
             <w:r>
               <w:rPr>
                 <w:rFonts w:ascii="Segoe UI Symbol" w:hAnsi="Segoe UI Symbol" w:cs="Segoe UI Symbol"/>
@@ -27827,24 +28154,12 @@
         </w:tc>
         <w:tc>
           <w:tcPr>
-            <w:tcW w:w="296" w:type="pct"/>
+            <w:tcW w:w="362" w:type="pct"/>
           </w:tcPr>
           <w:p/>
         </w:tc>
         <w:tc>
           <w:tcPr>
-            <w:tcW w:w="257" w:type="pct"/>
-          </w:tcPr>
-          <w:p/>
-        </w:tc>
-        <w:tc>
-          <w:tcPr>
-            <w:tcW w:w="362" w:type="pct"/>
-          </w:tcPr>
-          <w:p/>
-        </w:tc>
-        <w:tc>
-          <w:tcPr>
             <w:tcW w:w="587" w:type="pct"/>
           </w:tcPr>
           <w:p>
@@ -27859,7 +28174,7 @@
           </w:tcPr>
           <w:p>
             <w:r>
-              <w:t>Listar todos los usuarios (solo admin)</w:t>
+              <w:t>Cambiar el rol de un usuario</w:t>
             </w:r>
           </w:p>
         </w:tc>
@@ -27879,7 +28194,7 @@
               <w:rPr>
                 <w:lang w:val="en-US"/>
               </w:rPr>
-              <w:t>/api/admin/users/{id}/role</w:t>
+              <w:t>/api/admin/users/{id}/ban</w:t>
             </w:r>
           </w:p>
         </w:tc>
@@ -27942,7 +28257,7 @@
           </w:tcPr>
           <w:p>
             <w:r>
-              <w:t>Cambiar el rol de un usuario</w:t>
+              <w:t>Banear o desbanear un usuario</w:t>
             </w:r>
           </w:p>
         </w:tc>
@@ -27953,16 +28268,8 @@
             <w:tcW w:w="2549" w:type="pct"/>
           </w:tcPr>
           <w:p>
-            <w:pPr>
-              <w:rPr>
-                <w:lang w:val="en-US"/>
-              </w:rPr>
-            </w:pPr>
-            <w:r>
-              <w:rPr>
-                <w:lang w:val="en-US"/>
-              </w:rPr>
-              <w:t>/api/admin/users/{id}/ban</w:t>
+            <w:r>
+              <w:t>/api/admin/ratings/{id}</w:t>
             </w:r>
           </w:p>
         </w:tc>
@@ -27971,29 +28278,30 @@
             <w:tcW w:w="252" w:type="pct"/>
           </w:tcPr>
           <w:p>
-            <w:pPr>
-              <w:rPr>
-                <w:lang w:val="en-US"/>
-              </w:rPr>
-            </w:pPr>
+            <w:r>
+              <w:rPr>
+                <w:rFonts w:ascii="Segoe UI Symbol" w:hAnsi="Segoe UI Symbol" w:cs="Segoe UI Symbol"/>
+              </w:rPr>
+              <w:t>✔</w:t>
+            </w:r>
           </w:p>
         </w:tc>
         <w:tc>
           <w:tcPr>
             <w:tcW w:w="296" w:type="pct"/>
           </w:tcPr>
-          <w:p>
-            <w:pPr>
-              <w:rPr>
-                <w:lang w:val="en-US"/>
-              </w:rPr>
-            </w:pPr>
-          </w:p>
+          <w:p/>
         </w:tc>
         <w:tc>
           <w:tcPr>
             <w:tcW w:w="257" w:type="pct"/>
           </w:tcPr>
+          <w:p/>
+        </w:tc>
+        <w:tc>
+          <w:tcPr>
+            <w:tcW w:w="362" w:type="pct"/>
+          </w:tcPr>
           <w:p>
             <w:r>
               <w:rPr>
@@ -28005,12 +28313,6 @@
         </w:tc>
         <w:tc>
           <w:tcPr>
-            <w:tcW w:w="362" w:type="pct"/>
-          </w:tcPr>
-          <w:p/>
-        </w:tc>
-        <w:tc>
-          <w:tcPr>
             <w:tcW w:w="587" w:type="pct"/>
           </w:tcPr>
           <w:p>
@@ -28025,7 +28327,7 @@
           </w:tcPr>
           <w:p>
             <w:r>
-              <w:t>Banear o desbanear un usuario</w:t>
+              <w:t>Ver o eliminar una valoración (moderación)</w:t>
             </w:r>
           </w:p>
         </w:tc>
@@ -28037,7 +28339,7 @@
           </w:tcPr>
           <w:p>
             <w:r>
-              <w:t>/api/admin/ratings/{id}</w:t>
+              <w:t>/api/admin/comments/{id}</w:t>
             </w:r>
           </w:p>
         </w:tc>
@@ -28095,7 +28397,7 @@
           </w:tcPr>
           <w:p>
             <w:r>
-              <w:t>Ver o eliminar una valoración (moderación)</w:t>
+              <w:t>Ver o eliminar un comentario (moderación)</w:t>
             </w:r>
           </w:p>
         </w:tc>
@@ -28107,7 +28409,7 @@
           </w:tcPr>
           <w:p>
             <w:r>
-              <w:t>/api/admin/comments/{id}</w:t>
+              <w:t>/api/admin/reports</w:t>
             </w:r>
           </w:p>
         </w:tc>
@@ -28140,14 +28442,7 @@
           <w:tcPr>
             <w:tcW w:w="362" w:type="pct"/>
           </w:tcPr>
-          <w:p>
-            <w:r>
-              <w:rPr>
-                <w:rFonts w:ascii="Segoe UI Symbol" w:hAnsi="Segoe UI Symbol" w:cs="Segoe UI Symbol"/>
-              </w:rPr>
-              <w:t>✔</w:t>
-            </w:r>
-          </w:p>
+          <w:p/>
         </w:tc>
         <w:tc>
           <w:tcPr>
@@ -28165,7 +28460,7 @@
           </w:tcPr>
           <w:p>
             <w:r>
-              <w:t>Ver o eliminar un comentario (moderación)</w:t>
+              <w:t>Obtener reportes pendientes de revisión</w:t>
             </w:r>
           </w:p>
         </w:tc>
@@ -28176,8 +28471,16 @@
             <w:tcW w:w="2549" w:type="pct"/>
           </w:tcPr>
           <w:p>
-            <w:r>
-              <w:t>/api/admin/reports</w:t>
+            <w:pPr>
+              <w:rPr>
+                <w:lang w:val="en-US"/>
+              </w:rPr>
+            </w:pPr>
+            <w:r>
+              <w:rPr>
+                <w:lang w:val="en-US"/>
+              </w:rPr>
+              <w:t>/api/admin/reports/{id}/resolve</w:t>
             </w:r>
           </w:p>
         </w:tc>
@@ -28186,6 +28489,30 @@
             <w:tcW w:w="252" w:type="pct"/>
           </w:tcPr>
           <w:p>
+            <w:pPr>
+              <w:rPr>
+                <w:lang w:val="en-US"/>
+              </w:rPr>
+            </w:pPr>
+          </w:p>
+        </w:tc>
+        <w:tc>
+          <w:tcPr>
+            <w:tcW w:w="296" w:type="pct"/>
+          </w:tcPr>
+          <w:p>
+            <w:pPr>
+              <w:rPr>
+                <w:lang w:val="en-US"/>
+              </w:rPr>
+            </w:pPr>
+          </w:p>
+        </w:tc>
+        <w:tc>
+          <w:tcPr>
+            <w:tcW w:w="257" w:type="pct"/>
+          </w:tcPr>
+          <w:p>
             <w:r>
               <w:rPr>
                 <w:rFonts w:ascii="Segoe UI Symbol" w:hAnsi="Segoe UI Symbol" w:cs="Segoe UI Symbol"/>
@@ -28196,24 +28523,12 @@
         </w:tc>
         <w:tc>
           <w:tcPr>
-            <w:tcW w:w="296" w:type="pct"/>
+            <w:tcW w:w="362" w:type="pct"/>
           </w:tcPr>
           <w:p/>
         </w:tc>
         <w:tc>
           <w:tcPr>
-            <w:tcW w:w="257" w:type="pct"/>
-          </w:tcPr>
-          <w:p/>
-        </w:tc>
-        <w:tc>
-          <w:tcPr>
-            <w:tcW w:w="362" w:type="pct"/>
-          </w:tcPr>
-          <w:p/>
-        </w:tc>
-        <w:tc>
-          <w:tcPr>
             <w:tcW w:w="587" w:type="pct"/>
           </w:tcPr>
           <w:p>
@@ -28228,7 +28543,7 @@
           </w:tcPr>
           <w:p>
             <w:r>
-              <w:t>Obtener reportes pendientes de revisión</w:t>
+              <w:t>Resolver un reporte (elimina el contenido denunciado)</w:t>
             </w:r>
           </w:p>
         </w:tc>
@@ -28248,89 +28563,6 @@
               <w:rPr>
                 <w:lang w:val="en-US"/>
               </w:rPr>
-              <w:t>/api/admin/reports/{id}/resolve</w:t>
-            </w:r>
-          </w:p>
-        </w:tc>
-        <w:tc>
-          <w:tcPr>
-            <w:tcW w:w="252" w:type="pct"/>
-          </w:tcPr>
-          <w:p>
-            <w:pPr>
-              <w:rPr>
-                <w:lang w:val="en-US"/>
-              </w:rPr>
-            </w:pPr>
-          </w:p>
-        </w:tc>
-        <w:tc>
-          <w:tcPr>
-            <w:tcW w:w="296" w:type="pct"/>
-          </w:tcPr>
-          <w:p>
-            <w:pPr>
-              <w:rPr>
-                <w:lang w:val="en-US"/>
-              </w:rPr>
-            </w:pPr>
-          </w:p>
-        </w:tc>
-        <w:tc>
-          <w:tcPr>
-            <w:tcW w:w="257" w:type="pct"/>
-          </w:tcPr>
-          <w:p>
-            <w:r>
-              <w:rPr>
-                <w:rFonts w:ascii="Segoe UI Symbol" w:hAnsi="Segoe UI Symbol" w:cs="Segoe UI Symbol"/>
-              </w:rPr>
-              <w:t>✔</w:t>
-            </w:r>
-          </w:p>
-        </w:tc>
-        <w:tc>
-          <w:tcPr>
-            <w:tcW w:w="362" w:type="pct"/>
-          </w:tcPr>
-          <w:p/>
-        </w:tc>
-        <w:tc>
-          <w:tcPr>
-            <w:tcW w:w="587" w:type="pct"/>
-          </w:tcPr>
-          <w:p>
-            <w:r>
-              <w:t>Administrador</w:t>
-            </w:r>
-          </w:p>
-        </w:tc>
-        <w:tc>
-          <w:tcPr>
-            <w:tcW w:w="696" w:type="pct"/>
-          </w:tcPr>
-          <w:p>
-            <w:r>
-              <w:t>Resolver un reporte (elimina el contenido denunciado)</w:t>
-            </w:r>
-          </w:p>
-        </w:tc>
-      </w:tr>
-      <w:tr>
-        <w:tc>
-          <w:tcPr>
-            <w:tcW w:w="2549" w:type="pct"/>
-          </w:tcPr>
-          <w:p>
-            <w:pPr>
-              <w:rPr>
-                <w:lang w:val="en-US"/>
-              </w:rPr>
-            </w:pPr>
-            <w:r>
-              <w:rPr>
-                <w:lang w:val="en-US"/>
-              </w:rPr>
               <w:t>/api/admin/reports/{id}/dismiss</w:t>
             </w:r>
           </w:p>
@@ -28413,16 +28645,16 @@
       <w:pPr>
         <w:pStyle w:val="Ttulo3"/>
       </w:pPr>
-      <w:bookmarkStart w:id="70" w:name="_Toc227014214"/>
+      <w:bookmarkStart w:id="52" w:name="_Toc227713108"/>
       <w:r>
         <w:lastRenderedPageBreak/>
         <w:t>Diseño del front-end</w:t>
       </w:r>
-      <w:bookmarkEnd w:id="70"/>
-    </w:p>
-    <w:p>
-      <w:r>
-        <w:t>El diseño de la interfaz de usuario de MovieMate se ha elaborado a partir de un conjunto de mockups de alta fidelidad que siguen un sistema visual coherente, basado en una paleta de colores oscura que combina tonos de azul marino profundo y púrpura con un color de acento dorado. Este sistema visual busca evocar la estética propia del cine clásico, ofreciendo una experiencia de usuario diferenciada respecto a las plataformas de referencia.</w:t>
+      <w:bookmarkEnd w:id="52"/>
+    </w:p>
+    <w:p>
+      <w:r>
+        <w:t>El diseño de la interfaz de usuario de MovieMate se ha elaborado a partir de mockups de alta fidelidad que definen tanto la estructura visual como la organización funcional de la aplicación. Estos diseños no solo establecen la identidad visual, sino que permiten validar la usabilidad y la accesibilidad de las funcionalidades antes de su implementación.</w:t>
       </w:r>
     </w:p>
     <w:p>
@@ -28442,7 +28674,12 @@
     </w:p>
     <w:p>
       <w:r>
-        <w:t>La estructura de navegación se organiza en torno a una barra lateral fija en escritorio y una barra de navegación inferior en dispositivos móviles, desde las que el usuario accede a las secciones principales: inicio, descubrimiento de contenido, listas, actividad y configuración. El acceso a la ficha de detalle se realiza desde cualquier elemento visual (póster o tarjeta de contenido), manteniendo la coherencia de la navegación.</w:t>
+        <w:t>Los mockups se han utilizado como herramienta de validación de los casos de uso definidos en la fase de análisis, asegurando que cada funcionalidad dispone de un flujo de interacción claro y accesible para el usuario.</w:t>
+      </w:r>
+    </w:p>
+    <w:p>
+      <w:r>
+        <w:t>La estructura de navegación se ha diseñado teniendo en cuenta distintos contextos de uso. En dispositivos de escritorio se emplea una barra lateral fija que permite acceso rápido a las principales secciones sin pérdida de contexto, mientras que en dispositivos móviles se adopta una barra inferior para optimizar el acceso con una sola mano y mejorar la ergonomía.</w:t>
       </w:r>
     </w:p>
     <w:p>
@@ -28452,16 +28689,12 @@
     </w:p>
     <w:p>
       <w:r>
-        <w:t xml:space="preserve">La Figura 4.3 muestra el diagrama de navegación completo de la aplicación, ilustrando el flujo entre páginas, los accesos protegidos por </w:t>
-      </w:r>
-      <w:r>
-        <w:rPr>
-          <w:rFonts w:ascii="Courier New" w:hAnsi="Courier New" w:cs="Courier New"/>
-        </w:rPr>
-        <w:t>PrivateRoute</w:t>
-      </w:r>
-      <w:r>
-        <w:t xml:space="preserve"> y los modales asociados a cada vista.</w:t>
+        <w:t>Esta separación entre rutas públicas y protegidas no solo responde a requisitos de seguridad, sino que también permite adaptar dinámicamente la interfaz en función del estado de autenticación del usuario.</w:t>
+      </w:r>
+    </w:p>
+    <w:p>
+      <w:r>
+        <w:t>La Figura 4.3 ilustra el flujo de navegación completo, incluyendo la transición entre vistas, la gestión de rutas protegidas y la interacción mediante componentes modales.</w:t>
       </w:r>
     </w:p>
     <w:p>
@@ -28473,13 +28706,13 @@
       <w:pPr>
         <w:pStyle w:val="Ttulo2"/>
       </w:pPr>
-      <w:bookmarkStart w:id="71" w:name="_Toc227014215"/>
-      <w:r>
+      <w:bookmarkStart w:id="53" w:name="_Toc227713109"/>
+      <w:r>
+        <w:lastRenderedPageBreak/>
         <w:t>Implementación</w:t>
       </w:r>
-      <w:bookmarkEnd w:id="71"/>
-    </w:p>
-    <w:p/>
+      <w:bookmarkEnd w:id="53"/>
+    </w:p>
     <w:p>
       <w:pPr>
         <w:keepNext/>
@@ -28489,7 +28722,6 @@
         <w:rPr>
           <w:noProof/>
         </w:rPr>
-        <w:lastRenderedPageBreak/>
         <w:drawing>
           <wp:inline distT="0" distB="0" distL="0" distR="0" wp14:anchorId="30E59D95" wp14:editId="73DB38B0">
             <wp:extent cx="4131303" cy="2735580"/>
@@ -28545,8 +28777,8 @@
         <w:pStyle w:val="Descripcin"/>
         <w:jc w:val="center"/>
       </w:pPr>
-      <w:bookmarkStart w:id="72" w:name="_Ref222826938"/>
-      <w:bookmarkStart w:id="73" w:name="_Toc227014242"/>
+      <w:bookmarkStart w:id="54" w:name="_Ref222826938"/>
+      <w:bookmarkStart w:id="55" w:name="_Toc227014242"/>
       <w:r>
         <w:t xml:space="preserve">Figura </w:t>
       </w:r>
@@ -28558,11 +28790,11 @@
           <w:t>9</w:t>
         </w:r>
       </w:fldSimple>
-      <w:bookmarkEnd w:id="72"/>
+      <w:bookmarkEnd w:id="54"/>
       <w:r>
         <w:t>. Arquitectura de MovieMate</w:t>
       </w:r>
-      <w:bookmarkEnd w:id="73"/>
+      <w:bookmarkEnd w:id="55"/>
     </w:p>
     <w:p>
       <w:r>
@@ -28577,9 +28809,6 @@
         <w:rPr>
           <w:b/>
           <w:bCs/>
-          <w:rPrChange w:id="74" w:author="FRANCISCO GARCIA SANCHEZ" w:date="2026-03-02T06:40:00Z" w16du:dateUtc="2026-03-02T05:40:00Z">
-            <w:rPr/>
-          </w:rPrChange>
         </w:rPr>
         <w:t>modelo cliente</w:t>
       </w:r>
@@ -28587,9 +28816,6 @@
         <w:rPr>
           <w:b/>
           <w:bCs/>
-          <w:rPrChange w:id="75" w:author="FRANCISCO GARCIA SANCHEZ" w:date="2026-03-02T06:40:00Z" w16du:dateUtc="2026-03-02T05:40:00Z">
-            <w:rPr/>
-          </w:rPrChange>
         </w:rPr>
         <w:t>-</w:t>
       </w:r>
@@ -28597,9 +28823,6 @@
         <w:rPr>
           <w:b/>
           <w:bCs/>
-          <w:rPrChange w:id="76" w:author="FRANCISCO GARCIA SANCHEZ" w:date="2026-03-02T06:40:00Z" w16du:dateUtc="2026-03-02T05:40:00Z">
-            <w:rPr/>
-          </w:rPrChange>
         </w:rPr>
         <w:t>servidor</w:t>
       </w:r>
@@ -28635,11 +28858,11 @@
       </w:r>
     </w:p>
     <w:p>
-      <w:pPr>
-        <w:rPr>
-          <w:del w:id="77" w:author="FRANCISCO GARCIA SANCHEZ" w:date="2026-03-02T06:38:00Z" w16du:dateUtc="2026-03-02T05:38:00Z"/>
-        </w:rPr>
-      </w:pPr>
+      <w:r>
+        <w:t>Este modelo permite escalar de forma independiente el cliente y el servidor, así como facilitar la integración con futuros clientes sin modificar la lógica de negocio.</w:t>
+      </w:r>
+    </w:p>
+    <w:p>
       <w:r>
         <w:t xml:space="preserve">La </w:t>
       </w:r>
@@ -28673,30 +28896,19 @@
     </w:p>
     <w:p>
       <w:r>
-        <w:t>El sistema adopta un enfoque monolítico modular. Esto implica que la aplicación se despliega como una única unidad, pero mantiene una organización interna claramente estructurada en módulos y capas con responsabilidades bien definidas. Este planteamiento favorece la claridad del diseño, simplifica el despliegue y reduce la complejidad operativa, al tiempo que permite escalar y extender el sistema de forma progresiva.</w:t>
-      </w:r>
-    </w:p>
-    <w:p>
-      <w:pPr>
-        <w:rPr>
-          <w:del w:id="78" w:author="FRANCISCO GARCIA SANCHEZ" w:date="2026-03-02T06:39:00Z" w16du:dateUtc="2026-03-02T05:39:00Z"/>
-        </w:rPr>
-      </w:pPr>
+        <w:t xml:space="preserve">El sistema adopta un enfoque monolítico modular. Esto </w:t>
+      </w:r>
+      <w:r>
+        <w:t>permite mantener la simplicidad operativa de un despliegue unificado, evitando la complejidad inherente a arquitecturas distribuidas, al tiempo que conserva una separación lógica interna que facilita la evolución hacia arquitecturas más desacopladas en caso necesario.</w:t>
+      </w:r>
+    </w:p>
+    <w:p>
       <w:r>
         <w:t>La elección del enfoque arquitectónico adoptado en MovieMate responde a criterios técnicos orientados a la simplicidad, la mantenibilidad y la capacidad de evolución del sistema.</w:t>
       </w:r>
-      <w:ins w:id="79" w:author="FRANCISCO GARCIA SANCHEZ" w:date="2026-03-02T06:39:00Z" w16du:dateUtc="2026-03-02T05:39:00Z">
-        <w:r>
-          <w:t xml:space="preserve"> </w:t>
-        </w:r>
-      </w:ins>
-    </w:p>
-    <w:p>
-      <w:pPr>
-        <w:rPr>
-          <w:del w:id="80" w:author="FRANCISCO GARCIA SANCHEZ" w:date="2026-03-02T06:39:00Z" w16du:dateUtc="2026-03-02T05:39:00Z"/>
-        </w:rPr>
-      </w:pPr>
+      <w:r>
+        <w:t xml:space="preserve"> </w:t>
+      </w:r>
       <w:r>
         <w:t xml:space="preserve">En primer lugar, se ha optado por una arquitectura basada en </w:t>
       </w:r>
@@ -28704,9 +28916,6 @@
         <w:rPr>
           <w:b/>
           <w:bCs/>
-          <w:rPrChange w:id="81" w:author="FRANCISCO GARCIA SANCHEZ" w:date="2026-03-02T06:43:00Z" w16du:dateUtc="2026-03-02T05:43:00Z">
-            <w:rPr/>
-          </w:rPrChange>
         </w:rPr>
         <w:t>API REST</w:t>
       </w:r>
@@ -28727,37 +28936,25 @@
         <w:t>)</w:t>
       </w:r>
       <w:r>
-        <w:t xml:space="preserve">, ya que este estilo arquitectónico permite desacoplar completamente el cliente del servidor. De este modo, el </w:t>
+        <w:t xml:space="preserve">, ya que este estilo arquitectónico permite desacoplar completamente el cliente del </w:t>
+      </w:r>
+      <w:r>
+        <w:lastRenderedPageBreak/>
+        <w:t xml:space="preserve">servidor. De este modo, el </w:t>
       </w:r>
       <w:r>
         <w:rPr>
           <w:i/>
           <w:iCs/>
-          <w:rPrChange w:id="82" w:author="FRANCISCO GARCIA SANCHEZ" w:date="2026-02-09T11:47:00Z" w16du:dateUtc="2026-02-09T10:47:00Z">
-            <w:rPr/>
-          </w:rPrChange>
         </w:rPr>
         <w:t>back-end</w:t>
       </w:r>
       <w:r>
-        <w:t xml:space="preserve"> puede ser consumido por distintos tipos de clientes (aplicaciones web, móviles o incluso servicios externos) sin necesidad de modificar su </w:t>
-      </w:r>
-      <w:r>
-        <w:lastRenderedPageBreak/>
-        <w:t>implementación interna. Esta decisión resulta especialmente relevante en un proyecto como MovieMate, que aspira a integrar múltiples funcionalidades y a evolucionar con el tiempo.</w:t>
-      </w:r>
-      <w:ins w:id="83" w:author="FRANCISCO GARCIA SANCHEZ" w:date="2026-03-02T06:39:00Z" w16du:dateUtc="2026-03-02T05:39:00Z">
-        <w:r>
-          <w:t xml:space="preserve"> </w:t>
-        </w:r>
-      </w:ins>
-    </w:p>
-    <w:p>
-      <w:pPr>
-        <w:rPr>
-          <w:del w:id="84" w:author="FRANCISCO GARCIA SANCHEZ" w:date="2026-03-02T06:41:00Z" w16du:dateUtc="2026-03-02T05:41:00Z"/>
-        </w:rPr>
-      </w:pPr>
+        <w:t xml:space="preserve"> puede ser consumido por distintos tipos de clientes (aplicaciones web, móviles o incluso servicios externos) sin necesidad de modificar su implementación interna. Esta decisión resulta especialmente relevante en un proyecto como MovieMate, que aspira a integrar múltiples funcionalidades y a evolucionar con el tiempo.</w:t>
+      </w:r>
+      <w:r>
+        <w:t xml:space="preserve"> </w:t>
+      </w:r>
       <w:r>
         <w:t xml:space="preserve">En segundo lugar, la adopción de una </w:t>
       </w:r>
@@ -28765,29 +28962,31 @@
         <w:rPr>
           <w:b/>
           <w:bCs/>
-          <w:rPrChange w:id="85" w:author="FRANCISCO GARCIA SANCHEZ" w:date="2026-03-02T06:43:00Z" w16du:dateUtc="2026-03-02T05:43:00Z">
-            <w:rPr/>
-          </w:rPrChange>
         </w:rPr>
         <w:t>arquitectura en capas</w:t>
       </w:r>
       <w:r>
         <w:t xml:space="preserve"> facilita la separación de responsabilidades dentro del sistema. Cada capa se encarga de un conjunto específico de tareas, como la recepción de peticiones, la aplicación de reglas de negocio o el acceso a datos. Esta organización reduce el acoplamiento entre componentes, mejora la legibilidad del código y favorece la realización de pruebas y tareas de mantenimiento.</w:t>
       </w:r>
-      <w:ins w:id="86" w:author="FRANCISCO GARCIA SANCHEZ" w:date="2026-03-02T06:41:00Z" w16du:dateUtc="2026-03-02T05:41:00Z">
-        <w:r>
-          <w:t xml:space="preserve"> </w:t>
-        </w:r>
-      </w:ins>
-    </w:p>
-    <w:p>
+      <w:r>
+        <w:t xml:space="preserve"> </w:t>
+      </w:r>
       <w:r>
         <w:t>La arquitectura incorpora además una integración con la API externa de TMDB para la obtención de información cinematográfica. Esta integración se realiza íntegramente desde el servidor, que actúa como intermediario entre el cliente y la fuente de datos externa. De este modo, las credenciales de acceso a la API permanecen protegidas en el servidor y no se exponen al cliente.</w:t>
       </w:r>
     </w:p>
     <w:p>
       <w:r>
-        <w:t xml:space="preserve">La integración con TMDB se gestiona mediante un servicio dedicado (TmdbService) que encapsula toda la lógica de comunicación con la API externa. Este servicio expone métodos para buscar películas y series, obtener detalles completos de un título, recuperar el reparto, los géneros disponibles o los proveedores de </w:t>
+        <w:t>La integración con TMDB se gestiona mediante un servicio dedicado (</w:t>
+      </w:r>
+      <w:r>
+        <w:rPr>
+          <w:rFonts w:ascii="Courier New" w:hAnsi="Courier New" w:cs="Courier New"/>
+        </w:rPr>
+        <w:t>TmdbService</w:t>
+      </w:r>
+      <w:r>
+        <w:t xml:space="preserve">) que encapsula toda la lógica de comunicación con la API externa. Este servicio expone métodos para buscar películas y series, obtener detalles completos de un título, recuperar el reparto, los géneros disponibles o los proveedores de </w:t>
       </w:r>
       <w:r>
         <w:rPr>
@@ -28825,12 +29024,23 @@
     </w:p>
     <w:p>
       <w:r>
-        <w:t>Se ha descartado la adopción de arquitecturas más complejas, como microservicios, debido a que introducirían una sobrecarga innecesaria en términos de configuración, despliegue y comunicación entre servicios. Para este proyecto, una arquitectura monolítica bien estructurada ofrece un equilibrio adecuado entre simplicidad y escalabilidad. En la Figura 10, se puede observar de manera visual una comparativa entre la arquitectura monolítica escogida y la arquitectura de microservicios.</w:t>
-      </w:r>
-    </w:p>
-    <w:p>
-      <w:r>
-        <w:t>En conjunto, estas decisiones arquitectónicas permiten construir un sistema coherente, extensible y alineado con las buenas prácticas del desarrollo de aplicaciones web modernas, garantizando una base sólida para la evolución futura del proyecto.</w:t>
+        <w:t>La estrategia de persistencia bajo demanda, junto con el mecanismo de actualización basado en TTL, permite reducir significativamente la dependencia de la API externa, mejorar los tiempos de respuesta y garantizar la coherencia de los datos sin penalizar la experiencia de usuario.</w:t>
+      </w:r>
+    </w:p>
+    <w:p>
+      <w:r>
+        <w:t>La adopción de una arquitectura de microservicios se ha descartado debido a que introduciría una complejidad innecesaria en aspectos como la comunicación entre servicios, la gestión de transacciones distribuidas y el despliegue. Dado el alcance del proyecto, un monolito modular proporciona un equilibrio más adecuado entre simplicidad y capacidad de evolución.</w:t>
+      </w:r>
+      <w:r>
+        <w:t xml:space="preserve"> </w:t>
+      </w:r>
+      <w:r>
+        <w:t>En la Figura 10, se puede observar de manera visual una comparativa entre la arquitectura monolítica escogida y la arquitectura de microservicios.</w:t>
+      </w:r>
+    </w:p>
+    <w:p>
+      <w:r>
+        <w:t>En conjunto, la arquitectura definida permite construir un sistema cohesivo, mantenible y preparado para su evolución futura, alineado con las buenas prácticas del desarrollo de aplicaciones web modernas.</w:t>
       </w:r>
     </w:p>
     <w:p>
@@ -28925,30 +29135,30 @@
       <w:pPr>
         <w:pStyle w:val="Ttulo3"/>
       </w:pPr>
-      <w:bookmarkStart w:id="87" w:name="_Toc227014216"/>
-      <w:commentRangeStart w:id="88"/>
-      <w:commentRangeStart w:id="89"/>
+      <w:bookmarkStart w:id="56" w:name="_Toc227713110"/>
+      <w:commentRangeStart w:id="57"/>
+      <w:commentRangeStart w:id="58"/>
       <w:r>
         <w:t>Arquitectura del back-end</w:t>
       </w:r>
-      <w:bookmarkEnd w:id="87"/>
-      <w:commentRangeEnd w:id="88"/>
+      <w:bookmarkEnd w:id="56"/>
+      <w:commentRangeEnd w:id="57"/>
       <w:r>
         <w:rPr>
           <w:rStyle w:val="Refdecomentario"/>
           <w:sz w:val="22"/>
           <w:szCs w:val="22"/>
         </w:rPr>
-        <w:commentReference w:id="88"/>
-      </w:r>
-      <w:commentRangeEnd w:id="89"/>
+        <w:commentReference w:id="57"/>
+      </w:r>
+      <w:commentRangeEnd w:id="58"/>
       <w:r>
         <w:rPr>
           <w:rStyle w:val="Refdecomentario"/>
           <w:sz w:val="22"/>
           <w:szCs w:val="22"/>
         </w:rPr>
-        <w:commentReference w:id="89"/>
+        <w:commentReference w:id="58"/>
       </w:r>
     </w:p>
     <w:p>
@@ -28963,12 +29173,25 @@
         <w:t>back-end</w:t>
       </w:r>
       <w:r>
-        <w:t xml:space="preserve"> se ha implementado como una aplicación monolítica modular, donde todos los componentes del sistema residen en una única aplicación Spring Boot, pero organizados internamente de forma modular. Este enfoque permite beneficiarse de la simplicidad de despliegue propia de los sistemas monolíticos, sin renunciar a una estructura interna bien definida.</w:t>
-      </w:r>
-    </w:p>
-    <w:p>
-      <w:r>
-        <w:t>La modularización interna se logra mediante la organización del código en paquetes coherentes, cada uno responsable de un aspecto concreto del sistema, como la gestión de usuarios, el contenido o la seguridad.</w:t>
+        <w:t xml:space="preserve"> se ha implementado como una aplicación </w:t>
+      </w:r>
+      <w:r>
+        <w:rPr>
+          <w:b/>
+          <w:bCs/>
+        </w:rPr>
+        <w:t>monolítica modular</w:t>
+      </w:r>
+      <w:r>
+        <w:t xml:space="preserve">, </w:t>
+      </w:r>
+      <w:r>
+        <w:t>en la que todos los componentes residen en una única aplicación Spring Boot, pero organizados internamente en módulos bien definidos. Este enfoque permite beneficiarse de la simplicidad de despliegue propia de los sistemas monolíticos, manteniendo al mismo tiempo una estructura interna clara y mantenible</w:t>
+      </w:r>
+    </w:p>
+    <w:p>
+      <w:r>
+        <w:t>La modularización se logra mediante la organización del código en paquetes cohesionados, cada uno responsable de un dominio funcional concreto, como la gestión de usuarios, contenido, valoraciones o seguridad, tal y como se muestra en la Figura 11.</w:t>
       </w:r>
     </w:p>
     <w:p>
@@ -29022,7 +29245,7 @@
         <w:pStyle w:val="Descripcin"/>
         <w:jc w:val="center"/>
       </w:pPr>
-      <w:bookmarkStart w:id="90" w:name="_Toc227014243"/>
+      <w:bookmarkStart w:id="59" w:name="_Toc227014243"/>
       <w:r>
         <w:t xml:space="preserve">Figura </w:t>
       </w:r>
@@ -29037,35 +29260,93 @@
       <w:r>
         <w:t>. Estructura de carpetas del back-end de MovieMate</w:t>
       </w:r>
-      <w:bookmarkEnd w:id="90"/>
-    </w:p>
-    <w:p>
-      <w:r>
-        <w:t xml:space="preserve">El sistema de notificaciones en tiempo real se implementa mediante </w:t>
-      </w:r>
-      <w:r>
-        <w:rPr>
-          <w:rFonts w:cstheme="minorHAnsi"/>
-        </w:rPr>
-        <w:t>WebSocket</w:t>
-      </w:r>
-      <w:r>
-        <w:t xml:space="preserve"> con el protocolo </w:t>
-      </w:r>
-      <w:r>
-        <w:rPr>
-          <w:rFonts w:cstheme="minorHAnsi"/>
-        </w:rPr>
-        <w:t>STOMP</w:t>
-      </w:r>
-      <w:r>
-        <w:t xml:space="preserve"> sobre </w:t>
-      </w:r>
-      <w:r>
-        <w:rPr>
-          <w:rFonts w:cstheme="minorHAnsi"/>
-        </w:rPr>
-        <w:t>SockJS</w:t>
+      <w:bookmarkEnd w:id="59"/>
+    </w:p>
+    <w:p>
+      <w:r>
+        <w:t xml:space="preserve">Uno de los aspectos clave de la arquitectura es la </w:t>
+      </w:r>
+      <w:r>
+        <w:rPr>
+          <w:b/>
+          <w:bCs/>
+        </w:rPr>
+        <w:t>integración con la API externa de TMDB</w:t>
+      </w:r>
+      <w:r>
+        <w:t>, gestionada a través de un servicio dedicado (</w:t>
+      </w:r>
+      <w:r>
+        <w:rPr>
+          <w:rFonts w:ascii="Courier New" w:hAnsi="Courier New" w:cs="Courier New"/>
+        </w:rPr>
+        <w:t>TmdbService</w:t>
+      </w:r>
+      <w:r>
+        <w:t>). Este componente encapsula toda la lógica de comunicación con el servicio externo, incluyendo la construcción de peticiones HTTP, el tratamiento de respuestas y la transformación de los datos al modelo interno de la aplicación.</w:t>
+      </w:r>
+    </w:p>
+    <w:p>
+      <w:r>
+        <w:lastRenderedPageBreak/>
+        <w:t xml:space="preserve">El acceso al contenido externo se realiza mediante el método </w:t>
+      </w:r>
+      <w:r>
+        <w:rPr>
+          <w:rFonts w:ascii="Courier New" w:hAnsi="Courier New" w:cs="Courier New"/>
+        </w:rPr>
+        <w:t>getOrFetch</w:t>
+      </w:r>
+      <w:r>
+        <w:t xml:space="preserve"> del </w:t>
+      </w:r>
+      <w:r>
+        <w:rPr>
+          <w:rFonts w:ascii="Courier New" w:hAnsi="Courier New" w:cs="Courier New"/>
+        </w:rPr>
+        <w:t>ContentService</w:t>
+      </w:r>
+      <w:r>
+        <w:t>, que implementa una estrategia de persistencia bajo demanda:</w:t>
+      </w:r>
+    </w:p>
+    <w:p>
+      <w:pPr>
+        <w:numPr>
+          <w:ilvl w:val="0"/>
+          <w:numId w:val="64"/>
+        </w:numPr>
+      </w:pPr>
+      <w:r>
+        <w:t xml:space="preserve">Si el contenido existe en la base de datos local, se devuelve directamente. </w:t>
+      </w:r>
+    </w:p>
+    <w:p>
+      <w:pPr>
+        <w:numPr>
+          <w:ilvl w:val="0"/>
+          <w:numId w:val="64"/>
+        </w:numPr>
+      </w:pPr>
+      <w:r>
+        <w:t xml:space="preserve">En caso contrario, se consulta TMDB, se persiste el resultado y se devuelve al cliente. </w:t>
+      </w:r>
+    </w:p>
+    <w:p>
+      <w:r>
+        <w:t>Este mecanismo reduce la dependencia del servicio externo y mejora el rendimiento global del sistema. Además, se implementa una política de actualización basada en TTL (Time-To-Live), que permite refrescar la información de forma asíncrona cuando esta queda obsoleta.</w:t>
+      </w:r>
+    </w:p>
+    <w:p>
+      <w:r>
+        <w:t xml:space="preserve">En cuanto a la comunicación en tiempo real, el sistema utiliza </w:t>
+      </w:r>
+      <w:r>
+        <w:rPr>
+          <w:b/>
+          <w:bCs/>
+        </w:rPr>
+        <w:t>WebSocket con STOMP sobre SockJS</w:t>
       </w:r>
       <w:r>
         <w:t xml:space="preserve">. La clase </w:t>
@@ -29087,266 +29368,258 @@
         <w:t>broker</w:t>
       </w:r>
       <w:r>
-        <w:t xml:space="preserve"> de mensajería y los canales de comunicación, definiendo el prefijo de destino de aplicación </w:t>
+        <w:t xml:space="preserve"> de mensajería, definiendo los prefijos /app para envío y /user/queue para colas privadas por usuario.</w:t>
+      </w:r>
+    </w:p>
+    <w:p>
+      <w:r>
+        <w:t xml:space="preserve">La autenticación en este canal se realiza mediante </w:t>
+      </w:r>
+      <w:r>
+        <w:rPr>
+          <w:rFonts w:ascii="Courier New" w:hAnsi="Courier New" w:cs="Courier New"/>
+        </w:rPr>
+        <w:t>WebSocketAuthInterceptor</w:t>
+      </w:r>
+      <w:r>
+        <w:t xml:space="preserve">, que intercepta el </w:t>
       </w:r>
       <w:r>
         <w:rPr>
           <w:i/>
           <w:iCs/>
         </w:rPr>
-        <w:t>(/app</w:t>
-      </w:r>
-      <w:r>
-        <w:t xml:space="preserve">) y el de usuario </w:t>
+        <w:t>frame</w:t>
+      </w:r>
+      <w:r>
+        <w:t xml:space="preserve"> CONNECT, extrae el token JWT y lo valida antes de permitir la suscripción del cliente.</w:t>
+      </w:r>
+    </w:p>
+    <w:p>
+      <w:r>
+        <w:t xml:space="preserve">Por otro lado, la autenticación HTTP se gestiona mediante el filtro </w:t>
+      </w:r>
+      <w:r>
+        <w:rPr>
+          <w:rFonts w:ascii="Courier New" w:hAnsi="Courier New" w:cs="Courier New"/>
+        </w:rPr>
+        <w:t>JwtAuthFilter</w:t>
+      </w:r>
+      <w:r>
+        <w:t xml:space="preserve">, que intercepta cada petición entrante, valida el token JWT presente en la cabecera </w:t>
+      </w:r>
+      <w:r>
+        <w:rPr>
+          <w:rFonts w:ascii="Courier New" w:hAnsi="Courier New" w:cs="Courier New"/>
+        </w:rPr>
+        <w:t>Authorization</w:t>
+      </w:r>
+      <w:r>
+        <w:t xml:space="preserve"> y construye el contexto de seguridad. </w:t>
+      </w:r>
+    </w:p>
+    <w:p>
+      <w:r>
+        <w:t>[INSERTAR FIGURA 4.12 — Fragmento del filtro JwtAuthFilter mostrando la extracción y validación del token JWT en cada petición HTTP.]</w:t>
+      </w:r>
+    </w:p>
+    <w:p>
+      <w:r>
+        <w:t>[INSERTAR FIGURA — WebSocketAuthInterceptor]</w:t>
+      </w:r>
+    </w:p>
+    <w:p>
+      <w:r>
+        <w:t xml:space="preserve">Para los canales WebSocket, el interceptor WebSocketAuthInterceptor realiza la misma validación sobre el </w:t>
       </w:r>
       <w:r>
         <w:rPr>
           <w:i/>
           <w:iCs/>
         </w:rPr>
-        <w:t>(/user/queue</w:t>
-      </w:r>
-      <w:r>
-        <w:t xml:space="preserve">). La autenticación de las conexiones </w:t>
-      </w:r>
-      <w:r>
-        <w:rPr>
-          <w:rFonts w:cstheme="minorHAnsi"/>
-        </w:rPr>
-        <w:t>WebSocket</w:t>
-      </w:r>
-      <w:r>
-        <w:t xml:space="preserve"> es gestionada por </w:t>
+        <w:t>frame</w:t>
+      </w:r>
+      <w:r>
+        <w:t xml:space="preserve"> STOMP CONNECT, permitiendo que solo los usuarios autenticados establezcan conexiones en tiempo real.</w:t>
+      </w:r>
+    </w:p>
+    <w:p>
+      <w:r>
+        <w:t>[INSERTAR FIGURA 4.13 — Fragmento de WebSocketAuthInterceptor mostrando la autenticación del frame STOMP CONNECT mediante JWT.]</w:t>
+      </w:r>
+    </w:p>
+    <w:p>
+      <w:r>
+        <w:t xml:space="preserve">Cada método persiste el evento en base de datos y, a continuación, intenta su envío en tiempo real al canal privado del receptor; si la entrega falla (por ejemplo, por cliente desconectado), la notificación queda persistida igualmente sin afectar al flujo principal. Los métodos </w:t>
       </w:r>
       <w:r>
         <w:rPr>
           <w:rFonts w:ascii="Courier New" w:hAnsi="Courier New" w:cs="Courier New"/>
         </w:rPr>
-        <w:t>WebSocketAuthInterceptor</w:t>
-      </w:r>
-      <w:r>
-        <w:t xml:space="preserve">, un interceptor personalizado que extrae el token JWT del </w:t>
+        <w:t>notifyComment</w:t>
+      </w:r>
+      <w:r>
+        <w:t xml:space="preserve"> y </w:t>
+      </w:r>
+      <w:r>
+        <w:rPr>
+          <w:rFonts w:ascii="Courier New" w:hAnsi="Courier New" w:cs="Courier New"/>
+        </w:rPr>
+        <w:t>notifyListComment</w:t>
+      </w:r>
+      <w:r>
+        <w:t xml:space="preserve"> se ejecutan en transacciones independientes de la del servicio invocante, garantizando que la notificación se persiste con independencia del resultado de la operación principal. Ambos adjuntan al evento el título del contenido o el nombre de la lista para que el receptor pueda identificar el recurso afectado.</w:t>
+      </w:r>
+    </w:p>
+    <w:p>
+      <w:r>
+        <w:t xml:space="preserve">Entre los servicios adicionales que complementan la funcionalidad principal del sistema destacan: </w:t>
+      </w:r>
+      <w:r>
+        <w:rPr>
+          <w:rFonts w:ascii="Courier New" w:hAnsi="Courier New" w:cs="Courier New"/>
+        </w:rPr>
+        <w:t>BadgeService</w:t>
+      </w:r>
+      <w:r>
+        <w:t xml:space="preserve">, responsable de la evaluación y concesión de los diez tipos de insignias de forma idempotente cada vez que se recalculan las estadísticas de un usuario; </w:t>
+      </w:r>
+      <w:r>
+        <w:rPr>
+          <w:rFonts w:ascii="Courier New" w:hAnsi="Courier New" w:cs="Courier New"/>
+        </w:rPr>
+        <w:t>UserStatsService</w:t>
+      </w:r>
+      <w:r>
+        <w:t xml:space="preserve">, que mantiene actualizadas las estadísticas agregadas de cada usuario y genera el </w:t>
+      </w:r>
+      <w:r>
+        <w:rPr>
+          <w:rFonts w:ascii="Courier New" w:hAnsi="Courier New" w:cs="Courier New"/>
+        </w:rPr>
+        <w:t>FullStatsDto</w:t>
+      </w:r>
+      <w:r>
+        <w:t xml:space="preserve"> empleado por las visualizaciones avanzadas del perfil (distribución de valoraciones, géneros más valorados, actividad mensual); y </w:t>
+      </w:r>
+      <w:r>
+        <w:rPr>
+          <w:rFonts w:ascii="Courier New" w:hAnsi="Courier New" w:cs="Courier New"/>
+        </w:rPr>
+        <w:t>CacheCleaner</w:t>
+      </w:r>
+      <w:r>
+        <w:t xml:space="preserve">, </w:t>
       </w:r>
       <w:r>
         <w:lastRenderedPageBreak/>
-        <w:t>frame STOMP CONNECT y lo valida contra el proveedor de autenticación de Spring Security, asignando el principal autenticado a la sesión WebSocket antes de que la suscripción al canal privado del usuario sea efectiva.</w:t>
-      </w:r>
-    </w:p>
-    <w:p>
-      <w:r>
-        <w:t xml:space="preserve">El filtro de autenticación </w:t>
-      </w:r>
-      <w:r>
-        <w:rPr>
-          <w:rFonts w:ascii="Courier New" w:hAnsi="Courier New" w:cs="Courier New"/>
-        </w:rPr>
-        <w:t>JwtAuthFilter</w:t>
-      </w:r>
-      <w:r>
-        <w:t xml:space="preserve"> intercepta cada petición HTTP entrante, extrae el token JWT de la cabecera </w:t>
+        <w:t xml:space="preserve">un componente planificado </w:t>
       </w:r>
       <w:r>
         <w:rPr>
           <w:i/>
           <w:iCs/>
         </w:rPr>
-        <w:t>Authorization</w:t>
-      </w:r>
-      <w:r>
-        <w:t>, lo valida mediante la clave secreta y construye el contexto de seguridad de Spring Security. Este mecanismo garantiza la autenticación sin estado (</w:t>
+        <w:t>(</w:t>
+      </w:r>
+      <w:r>
+        <w:rPr>
+          <w:rFonts w:ascii="Courier New" w:hAnsi="Courier New" w:cs="Courier New"/>
+        </w:rPr>
+        <w:t>@Scheduled</w:t>
+      </w:r>
+      <w:r>
+        <w:t xml:space="preserve">) que elimina periódicamente los registros de </w:t>
+      </w:r>
+      <w:r>
+        <w:rPr>
+          <w:rFonts w:ascii="Courier New" w:hAnsi="Courier New" w:cs="Courier New"/>
+        </w:rPr>
+        <w:t>Content</w:t>
+      </w:r>
+      <w:r>
+        <w:t xml:space="preserve"> que llevan más de un umbral configurable de días sin interacción, manteniendo la base de datos libre de datos obsoletos poco accedidos.</w:t>
+      </w:r>
+    </w:p>
+    <w:p>
+      <w:r>
+        <w:t xml:space="preserve">El back-end incorpora además dos elementos transversales. </w:t>
+      </w:r>
+      <w:r>
+        <w:rPr>
+          <w:rFonts w:ascii="Courier New" w:hAnsi="Courier New" w:cs="Courier New"/>
+        </w:rPr>
+        <w:t>SwaggerConfig</w:t>
+      </w:r>
+      <w:r>
+        <w:t xml:space="preserve"> configura la documentación automática de la API mediante </w:t>
+      </w:r>
+      <w:r>
+        <w:rPr>
+          <w:b/>
+          <w:bCs/>
+        </w:rPr>
+        <w:t>SpringDoc/OpenAPI</w:t>
+      </w:r>
+      <w:r>
+        <w:t xml:space="preserve">, generando una interfaz Swagger UI accesible en </w:t>
       </w:r>
       <w:r>
         <w:rPr>
           <w:i/>
           <w:iCs/>
         </w:rPr>
-        <w:t>stateless</w:t>
-      </w:r>
-      <w:r>
-        <w:t>) de toda la API REST.</w:t>
-      </w:r>
-    </w:p>
-    <w:p>
-      <w:r>
-        <w:t>[INSERTAR FIGURA 4.12 — Fragmento del filtro JwtAuthFilter mostrando la extracción y validación del token JWT en cada petición HTTP.]</w:t>
-      </w:r>
-    </w:p>
-    <w:p>
-      <w:r>
-        <w:t xml:space="preserve">Para los canales WebSocket, el interceptor WebSocketAuthInterceptor realiza la misma validación sobre el </w:t>
+        <w:t>/swagger-ui/index.htm</w:t>
+      </w:r>
+      <w:r>
+        <w:t xml:space="preserve">l que describe todos los endpoints, sus parámetros, cuerpos de petición y respuestas posibles. Por su parte, </w:t>
       </w:r>
       <w:r>
         <w:rPr>
           <w:i/>
           <w:iCs/>
         </w:rPr>
-        <w:t>frame</w:t>
-      </w:r>
-      <w:r>
-        <w:t xml:space="preserve"> STOMP CONNECT, permitiendo que solo los usuarios autenticados establezcan conexiones en tiempo real.</w:t>
-      </w:r>
-    </w:p>
-    <w:p>
-      <w:r>
-        <w:t>[INSERTAR FIGURA 4.13 — Fragmento de WebSocketAuthInterceptor mostrando la autenticación del frame STOMP CONNECT mediante JWT.]</w:t>
-      </w:r>
-    </w:p>
-    <w:p>
-      <w:r>
-        <w:t xml:space="preserve">Cada método persiste el evento en base de datos y, a continuación, intenta su envío en tiempo real al canal privado del receptor; si la entrega falla (por ejemplo, por cliente desconectado), la notificación queda persistida igualmente sin afectar al flujo principal. Los métodos </w:t>
+        <w:t>@RequirePublicProfile</w:t>
+      </w:r>
+      <w:r>
+        <w:t xml:space="preserve"> es una anotación personalizada que, combinada con </w:t>
       </w:r>
       <w:r>
         <w:rPr>
           <w:rFonts w:ascii="Courier New" w:hAnsi="Courier New" w:cs="Courier New"/>
         </w:rPr>
-        <w:t>notifyComment</w:t>
-      </w:r>
-      <w:r>
-        <w:t xml:space="preserve"> y </w:t>
+        <w:t>ProfileSecurityService</w:t>
+      </w:r>
+      <w:r>
+        <w:t xml:space="preserve">, permite restringir el acceso a recursos de perfil lanzando </w:t>
       </w:r>
       <w:r>
         <w:rPr>
           <w:rFonts w:ascii="Courier New" w:hAnsi="Courier New" w:cs="Courier New"/>
         </w:rPr>
-        <w:t>notifyListComment</w:t>
-      </w:r>
-      <w:r>
-        <w:t xml:space="preserve"> se ejecutan en transacciones independientes de la del servicio invocante, garantizando que la notificación se persiste con independencia del resultado de la operación principal. Ambos adjuntan al evento el título del contenido o el nombre de la lista para que el receptor pueda identificar el recurso afectado.</w:t>
-      </w:r>
-    </w:p>
-    <w:p>
-      <w:r>
-        <w:t xml:space="preserve">Entre los servicios adicionales que complementan la funcionalidad principal del sistema destacan: </w:t>
+        <w:t>ProfilePrivateException</w:t>
+      </w:r>
+      <w:r>
+        <w:t xml:space="preserve"> cuando el perfil objetivo es privado y el solicitante no tiene permisos para consultarlo, simplificando la lógica de autorización en los controladores correspondientes.</w:t>
+      </w:r>
+    </w:p>
+    <w:p>
+      <w:r>
+        <w:t xml:space="preserve">Como ejemplo representativo de la capa de servicios, </w:t>
       </w:r>
       <w:r>
         <w:rPr>
           <w:rFonts w:ascii="Courier New" w:hAnsi="Courier New" w:cs="Courier New"/>
         </w:rPr>
-        <w:t>BadgeService</w:t>
-      </w:r>
-      <w:r>
-        <w:t xml:space="preserve">, responsable de la evaluación y concesión de los diez tipos de insignias de forma idempotente cada vez que se recalculan las estadísticas de un usuario; </w:t>
+        <w:t>RatingService</w:t>
+      </w:r>
+      <w:r>
+        <w:t xml:space="preserve"> gestiona el ciclo de vida completo de las valoraciones: creación, edición en sitio y eliminación. Antes de persistir una valoración, verifica si el usuario ya ha valorado el contenido para distinguir entre creación y actualización, actualizando en ambos casos las métricas agregadas de </w:t>
       </w:r>
       <w:r>
         <w:rPr>
           <w:rFonts w:ascii="Courier New" w:hAnsi="Courier New" w:cs="Courier New"/>
         </w:rPr>
-        <w:t>UserStatsService</w:t>
-      </w:r>
-      <w:r>
-        <w:t xml:space="preserve">, que mantiene actualizadas las estadísticas agregadas de cada usuario y genera el </w:t>
-      </w:r>
-      <w:r>
-        <w:rPr>
-          <w:rFonts w:ascii="Courier New" w:hAnsi="Courier New" w:cs="Courier New"/>
-        </w:rPr>
-        <w:t>FullStatsDto</w:t>
-      </w:r>
-      <w:r>
-        <w:t xml:space="preserve"> empleado por las visualizaciones avanzadas del perfil (distribución de valoraciones, géneros más valorados, actividad mensual); y </w:t>
-      </w:r>
-      <w:r>
-        <w:rPr>
-          <w:rFonts w:ascii="Courier New" w:hAnsi="Courier New" w:cs="Courier New"/>
-        </w:rPr>
-        <w:t>CacheCleaner</w:t>
-      </w:r>
-      <w:r>
-        <w:t xml:space="preserve">, un componente planificado </w:t>
-      </w:r>
-      <w:r>
-        <w:rPr>
-          <w:i/>
-          <w:iCs/>
-        </w:rPr>
-        <w:t>(@Scheduled</w:t>
-      </w:r>
-      <w:r>
-        <w:t xml:space="preserve">) que elimina periódicamente los registros de </w:t>
-      </w:r>
-      <w:r>
-        <w:rPr>
-          <w:rFonts w:ascii="Courier New" w:hAnsi="Courier New" w:cs="Courier New"/>
-        </w:rPr>
-        <w:t>Content</w:t>
-      </w:r>
-      <w:r>
-        <w:t xml:space="preserve"> que llevan más de un umbral configurable de días sin interacción, manteniendo la base de datos libre de datos obsoletos poco accedidos.</w:t>
-      </w:r>
-    </w:p>
-    <w:p>
-      <w:r>
-        <w:t xml:space="preserve">El back-end incorpora además dos elementos transversales. </w:t>
-      </w:r>
-      <w:r>
-        <w:rPr>
-          <w:rFonts w:ascii="Courier New" w:hAnsi="Courier New" w:cs="Courier New"/>
-        </w:rPr>
-        <w:t>SwaggerConfig</w:t>
-      </w:r>
-      <w:r>
-        <w:t xml:space="preserve"> configura la documentación automática de la API mediante SpringDoc/OpenAPI, generando una interfaz Swagger UI accesible en </w:t>
-      </w:r>
-      <w:r>
-        <w:rPr>
-          <w:i/>
-          <w:iCs/>
-        </w:rPr>
-        <w:t>/swagger-ui/index.htm</w:t>
-      </w:r>
-      <w:r>
-        <w:t xml:space="preserve">l que describe todos los endpoints, sus parámetros, cuerpos de petición y respuestas posibles. Por su parte, </w:t>
-      </w:r>
-      <w:r>
-        <w:rPr>
-          <w:i/>
-          <w:iCs/>
-        </w:rPr>
-        <w:t>@RequirePublicProfile</w:t>
-      </w:r>
-      <w:r>
-        <w:t xml:space="preserve"> es una anotación personalizada que, combinada con </w:t>
-      </w:r>
-      <w:r>
-        <w:rPr>
-          <w:rFonts w:ascii="Courier New" w:hAnsi="Courier New" w:cs="Courier New"/>
-        </w:rPr>
-        <w:t>ProfileSecurityService</w:t>
-      </w:r>
-      <w:r>
-        <w:t xml:space="preserve">, permite restringir el acceso a recursos de perfil lanzando </w:t>
-      </w:r>
-      <w:r>
-        <w:rPr>
-          <w:rFonts w:ascii="Courier New" w:hAnsi="Courier New" w:cs="Courier New"/>
-        </w:rPr>
-        <w:t>ProfilePrivateException</w:t>
-      </w:r>
-      <w:r>
-        <w:t xml:space="preserve"> cuando el perfil objetivo es privado y el solicitante no tiene permisos para consultarlo, simplificando la lógica de autorización en los controladores correspondientes.</w:t>
-      </w:r>
-    </w:p>
-    <w:p>
-      <w:r>
-        <w:t xml:space="preserve">Como ejemplo representativo de la capa de servicios, </w:t>
-      </w:r>
-      <w:r>
-        <w:rPr>
-          <w:rFonts w:ascii="Courier New" w:hAnsi="Courier New" w:cs="Courier New"/>
-        </w:rPr>
-        <w:t>RatingService</w:t>
-      </w:r>
-      <w:r>
-        <w:t xml:space="preserve"> gestiona el ciclo de vida completo de las valoraciones: creación, edición en sitio y eliminación. Antes de persistir </w:t>
-      </w:r>
-      <w:r>
-        <w:lastRenderedPageBreak/>
-        <w:t xml:space="preserve">una valoración, verifica si el usuario ya ha valorado el contenido para distinguir entre creación y actualización, actualizando en ambos casos las métricas agregadas de </w:t>
-      </w:r>
-      <w:r>
-        <w:rPr>
-          <w:rFonts w:ascii="Courier New" w:hAnsi="Courier New" w:cs="Courier New"/>
-        </w:rPr>
         <w:t>UserStats</w:t>
       </w:r>
       <w:r>
@@ -29356,34 +29629,6 @@
     <w:p>
       <w:r>
         <w:t>[INSERTAR FIGURA 4.14 — Fragmento del método createOrUpdate de RatingService, ilustrando el flujo de creación/actualización de valoraciones y la actualización de estadísticas de usuario.]</w:t>
-      </w:r>
-    </w:p>
-    <w:p>
-      <w:commentRangeStart w:id="91"/>
-      <w:r>
-        <w:t xml:space="preserve">La arquitectura en capas constituye el eje central sobre el que se estructura el </w:t>
-      </w:r>
-      <w:r>
-        <w:rPr>
-          <w:i/>
-          <w:iCs/>
-          <w:rPrChange w:id="92" w:author="FRANCISCO GARCIA SANCHEZ" w:date="2026-02-09T13:06:00Z" w16du:dateUtc="2026-02-09T12:06:00Z">
-            <w:rPr/>
-          </w:rPrChange>
-        </w:rPr>
-        <w:t>back-end</w:t>
-      </w:r>
-      <w:r>
-        <w:t xml:space="preserve"> de MovieMate. Este patrón arquitectónico permite dividir el sistema en distintos niveles funcionales, cada uno con responsabilidades bien definidas, favoreciendo así la modularidad, la mantenibilidad y la reutilización del código.</w:t>
-      </w:r>
-      <w:commentRangeEnd w:id="91"/>
-      <w:r>
-        <w:rPr>
-          <w:rStyle w:val="Refdecomentario"/>
-          <w:sz w:val="22"/>
-          <w:szCs w:val="22"/>
-        </w:rPr>
-        <w:commentReference w:id="91"/>
       </w:r>
     </w:p>
     <w:p>
@@ -29477,89 +29722,75 @@
     <w:p>
       <w:pPr>
         <w:pStyle w:val="Ttulo3"/>
-        <w:pPrChange w:id="93" w:author="FRANCISCO GARCIA SANCHEZ" w:date="2026-03-02T06:51:00Z" w16du:dateUtc="2026-03-02T05:51:00Z">
-          <w:pPr>
-            <w:pStyle w:val="Ttulo5"/>
-          </w:pPr>
-        </w:pPrChange>
-      </w:pPr>
-      <w:bookmarkStart w:id="94" w:name="_Toc227014217"/>
-      <w:commentRangeStart w:id="95"/>
+      </w:pPr>
+      <w:bookmarkStart w:id="60" w:name="_Toc227713111"/>
+      <w:commentRangeStart w:id="61"/>
       <w:r>
         <w:t>Capa de presentación (Controladores)</w:t>
       </w:r>
-      <w:bookmarkEnd w:id="94"/>
-      <w:commentRangeEnd w:id="95"/>
+      <w:bookmarkEnd w:id="60"/>
+      <w:commentRangeEnd w:id="61"/>
       <w:r>
         <w:rPr>
           <w:rStyle w:val="Refdecomentario"/>
           <w:sz w:val="22"/>
           <w:szCs w:val="22"/>
         </w:rPr>
-        <w:commentReference w:id="95"/>
+        <w:commentReference w:id="61"/>
       </w:r>
     </w:p>
     <w:p>
       <w:r>
         <w:t>La capa de presentación está formada por los controladores REST</w:t>
       </w:r>
-      <w:ins w:id="96" w:author="FRANCISCO GARCIA SANCHEZ" w:date="2026-03-02T06:57:00Z" w16du:dateUtc="2026-03-02T05:57:00Z">
-        <w:r>
-          <w:t xml:space="preserve"> </w:t>
-        </w:r>
-        <w:commentRangeStart w:id="97"/>
-        <w:r>
-          <w:t xml:space="preserve">(carpeta </w:t>
-        </w:r>
-        <w:r>
-          <w:rPr>
-            <w:rFonts w:ascii="Courier New" w:hAnsi="Courier New" w:cs="Courier New"/>
-            <w:rPrChange w:id="98" w:author="FRANCISCO GARCIA SANCHEZ" w:date="2026-03-02T06:58:00Z" w16du:dateUtc="2026-03-02T05:58:00Z">
-              <w:rPr/>
-            </w:rPrChange>
-          </w:rPr>
-          <w:t>controller</w:t>
-        </w:r>
-        <w:r>
-          <w:t xml:space="preserve"> en la </w:t>
-        </w:r>
-      </w:ins>
-      <w:ins w:id="99" w:author="FRANCISCO GARCIA SANCHEZ" w:date="2026-03-02T06:58:00Z" w16du:dateUtc="2026-03-02T05:58:00Z">
-        <w:r>
-          <w:fldChar w:fldCharType="begin"/>
-        </w:r>
-        <w:r>
-          <w:instrText xml:space="preserve"> REF _Ref220066264 \h </w:instrText>
-        </w:r>
-      </w:ins>
-      <w:ins w:id="100" w:author="FRANCISCO GARCIA SANCHEZ" w:date="2026-03-02T06:58:00Z" w16du:dateUtc="2026-03-02T05:58:00Z">
-        <w:r>
-          <w:fldChar w:fldCharType="separate"/>
-        </w:r>
-        <w:r>
-          <w:t xml:space="preserve">Figura </w:t>
-        </w:r>
-        <w:r>
-          <w:rPr>
-            <w:noProof/>
-          </w:rPr>
-          <w:t>11</w:t>
-        </w:r>
-        <w:r>
-          <w:fldChar w:fldCharType="end"/>
-        </w:r>
-        <w:r>
-          <w:t>)</w:t>
-        </w:r>
-      </w:ins>
-      <w:commentRangeEnd w:id="97"/>
+      <w:r>
+        <w:t xml:space="preserve"> </w:t>
+      </w:r>
+      <w:commentRangeStart w:id="62"/>
+      <w:r>
+        <w:t xml:space="preserve">(carpeta </w:t>
+      </w:r>
+      <w:r>
+        <w:rPr>
+          <w:rFonts w:ascii="Courier New" w:hAnsi="Courier New" w:cs="Courier New"/>
+        </w:rPr>
+        <w:t>controller</w:t>
+      </w:r>
+      <w:r>
+        <w:t xml:space="preserve"> en la </w:t>
+      </w:r>
+      <w:r>
+        <w:fldChar w:fldCharType="begin"/>
+      </w:r>
+      <w:r>
+        <w:instrText xml:space="preserve"> REF _Ref220066264 \h </w:instrText>
+      </w:r>
+      <w:r>
+        <w:fldChar w:fldCharType="separate"/>
+      </w:r>
+      <w:r>
+        <w:t xml:space="preserve">Figura </w:t>
+      </w:r>
+      <w:r>
+        <w:rPr>
+          <w:noProof/>
+        </w:rPr>
+        <w:t>11</w:t>
+      </w:r>
+      <w:r>
+        <w:fldChar w:fldCharType="end"/>
+      </w:r>
+      <w:r>
+        <w:t>)</w:t>
+      </w:r>
+      <w:commentRangeEnd w:id="62"/>
       <w:r>
         <w:rPr>
           <w:rStyle w:val="Refdecomentario"/>
           <w:sz w:val="22"/>
           <w:szCs w:val="22"/>
         </w:rPr>
-        <w:commentReference w:id="97"/>
+        <w:commentReference w:id="62"/>
       </w:r>
       <w:r>
         <w:t xml:space="preserve">, cuya función principal es actuar como punto de entrada de las peticiones HTTP realizadas por los clientes. Estos controladores reciben las solicitudes, validan los datos de entrada y delegan la lógica de negocio en la capa de servicios correspondiente. En la </w:t>
@@ -29658,9 +29889,9 @@
         <w:pStyle w:val="Descripcin"/>
         <w:jc w:val="center"/>
       </w:pPr>
-      <w:bookmarkStart w:id="101" w:name="_Toc227014244"/>
-      <w:commentRangeStart w:id="102"/>
-      <w:commentRangeStart w:id="103"/>
+      <w:bookmarkStart w:id="63" w:name="_Toc227014244"/>
+      <w:commentRangeStart w:id="64"/>
+      <w:commentRangeStart w:id="65"/>
       <w:r>
         <w:t xml:space="preserve">Figura </w:t>
       </w:r>
@@ -29675,37 +29906,131 @@
       <w:r>
         <w:t>. Ejemplo de controlador REST (FollowerController) en MovieMate</w:t>
       </w:r>
-      <w:bookmarkEnd w:id="101"/>
-      <w:commentRangeEnd w:id="102"/>
+      <w:bookmarkEnd w:id="63"/>
+      <w:commentRangeEnd w:id="64"/>
       <w:r>
         <w:rPr>
           <w:rStyle w:val="Refdecomentario"/>
           <w:sz w:val="18"/>
           <w:szCs w:val="18"/>
         </w:rPr>
-        <w:commentReference w:id="102"/>
-      </w:r>
-      <w:commentRangeEnd w:id="103"/>
+        <w:commentReference w:id="64"/>
+      </w:r>
+      <w:commentRangeEnd w:id="65"/>
       <w:r>
         <w:rPr>
           <w:rStyle w:val="Refdecomentario"/>
           <w:sz w:val="18"/>
           <w:szCs w:val="18"/>
         </w:rPr>
-        <w:commentReference w:id="103"/>
-      </w:r>
-    </w:p>
-    <w:p>
-      <w:pPr>
-        <w:pStyle w:val="Ttulo5"/>
-      </w:pPr>
+        <w:commentReference w:id="65"/>
+      </w:r>
+    </w:p>
+    <w:p>
+      <w:r>
+        <w:t xml:space="preserve">En este ejemplo, el controlador define distintos endpoints relacionados con el seguimiento de usuarios. Cada método está anotado con </w:t>
+      </w:r>
+      <w:r>
+        <w:rPr>
+          <w:rFonts w:ascii="Courier New" w:hAnsi="Courier New" w:cs="Courier New"/>
+        </w:rPr>
+        <w:t>@GetMapping</w:t>
+      </w:r>
+      <w:r>
+        <w:t xml:space="preserve">, </w:t>
+      </w:r>
+      <w:r>
+        <w:rPr>
+          <w:rFonts w:ascii="Courier New" w:hAnsi="Courier New" w:cs="Courier New"/>
+        </w:rPr>
+        <w:t>@PostMapping</w:t>
+      </w:r>
+      <w:r>
+        <w:t xml:space="preserve">, etc., lo que permite mapear las operaciones HTTP a métodos concretos. Además, se observa el uso de anotaciones como </w:t>
+      </w:r>
+      <w:r>
+        <w:rPr>
+          <w:rFonts w:ascii="Courier New" w:hAnsi="Courier New" w:cs="Courier New"/>
+        </w:rPr>
+        <w:t>@PathVariable</w:t>
+      </w:r>
+      <w:r>
+        <w:t xml:space="preserve"> </w:t>
+      </w:r>
+      <w:r>
+        <w:t xml:space="preserve">(en otros también se usa </w:t>
+      </w:r>
+      <w:r>
+        <w:rPr>
+          <w:rFonts w:ascii="Courier New" w:hAnsi="Courier New" w:cs="Courier New"/>
+        </w:rPr>
+        <w:t>@RequestBody</w:t>
+      </w:r>
+      <w:r>
+        <w:rPr>
+          <w:rFonts w:ascii="Courier New" w:hAnsi="Courier New" w:cs="Courier New"/>
+        </w:rPr>
+        <w:t>)</w:t>
+      </w:r>
+      <w:r>
+        <w:rPr>
+          <w:rFonts w:cstheme="minorHAnsi"/>
+        </w:rPr>
+        <w:t xml:space="preserve"> </w:t>
+      </w:r>
+      <w:r>
+        <w:t>para extraer parámetros de la petición.</w:t>
+      </w:r>
+    </w:p>
+    <w:p>
+      <w:pPr>
+        <w:pStyle w:val="Ttulo3"/>
+      </w:pPr>
+      <w:bookmarkStart w:id="66" w:name="_Toc227713112"/>
       <w:r>
         <w:t>Capa de negocio (Servicios)</w:t>
       </w:r>
-    </w:p>
-    <w:p>
-      <w:r>
-        <w:t xml:space="preserve">La capa de servicios constituye el núcleo funcional del sistema, ya que encapsula toda la lógica de negocio de la aplicación. </w:t>
+      <w:bookmarkEnd w:id="66"/>
+    </w:p>
+    <w:p>
+      <w:r>
+        <w:t xml:space="preserve">La capa de negocio está formada por los servicios (carpeta </w:t>
+      </w:r>
+      <w:r>
+        <w:rPr>
+          <w:rFonts w:ascii="Courier New" w:hAnsi="Courier New" w:cs="Courier New"/>
+        </w:rPr>
+        <w:t>service</w:t>
+      </w:r>
+      <w:r>
+        <w:t xml:space="preserve"> en la </w:t>
+      </w:r>
+      <w:r>
+        <w:fldChar w:fldCharType="begin"/>
+      </w:r>
+      <w:r>
+        <w:instrText xml:space="preserve"> REF _Ref220066264 \h </w:instrText>
+      </w:r>
+      <w:r>
+        <w:fldChar w:fldCharType="separate"/>
+      </w:r>
+      <w:r>
+        <w:t xml:space="preserve">Figura </w:t>
+      </w:r>
+      <w:r>
+        <w:rPr>
+          <w:noProof/>
+        </w:rPr>
+        <w:t>11</w:t>
+      </w:r>
+      <w:r>
+        <w:fldChar w:fldCharType="end"/>
+      </w:r>
+      <w:r>
+        <w:t xml:space="preserve">), esta </w:t>
+      </w:r>
+      <w:r>
+        <w:t xml:space="preserve">constituye el núcleo funcional del sistema, ya que encapsula toda la lógica de negocio de la aplicación. </w:t>
       </w:r>
     </w:p>
     <w:p>
@@ -29787,6 +30112,7 @@
     </w:p>
     <w:p>
       <w:r>
+        <w:lastRenderedPageBreak/>
         <w:t>Separar la lógica de negocio en esta capa permite desacoplarla tanto de la presentación como del acceso a datos, favoreciendo la reutilización del código y la posibilidad de modificar la lógica interna sin afectar a los consumidores de la API.</w:t>
       </w:r>
     </w:p>
@@ -29834,7 +30160,6 @@
         <w:rPr>
           <w:noProof/>
         </w:rPr>
-        <w:lastRenderedPageBreak/>
         <w:drawing>
           <wp:inline distT="0" distB="0" distL="0" distR="0" wp14:anchorId="044D46AE" wp14:editId="79AD9946">
             <wp:extent cx="4476804" cy="5455920"/>
@@ -29889,7 +30214,7 @@
         <w:pStyle w:val="Descripcin"/>
         <w:jc w:val="center"/>
       </w:pPr>
-      <w:bookmarkStart w:id="104" w:name="_Toc227014245"/>
+      <w:bookmarkStart w:id="67" w:name="_Toc227014245"/>
       <w:r>
         <w:t xml:space="preserve">Figura </w:t>
       </w:r>
@@ -29904,19 +30229,76 @@
       <w:r>
         <w:t>. Ejemplo de servicio (FollowerService) en MovieMate</w:t>
       </w:r>
-      <w:bookmarkEnd w:id="104"/>
-    </w:p>
-    <w:p>
-      <w:pPr>
-        <w:pStyle w:val="Ttulo5"/>
-      </w:pPr>
-      <w:r>
+      <w:bookmarkEnd w:id="67"/>
+    </w:p>
+    <w:p>
+      <w:r>
+        <w:t xml:space="preserve">En este servicio se implementa la lógica asociada a las relaciones de seguimiento entre usuarios. Por ejemplo, los métodos </w:t>
+      </w:r>
+      <w:r>
+        <w:t>las funcionalidades de dejar de seguir a un usuario, obtener los usuarios que sigo, los seguidores y consultar si un usuario sigue a otro. Además, en estas capas se hacen validaciones como, por ejemplo, comprobar que sigue al usuario antes de dejar de seguirlo.</w:t>
+      </w:r>
+    </w:p>
+    <w:p>
+      <w:pPr>
+        <w:pStyle w:val="Ttulo3"/>
+      </w:pPr>
+      <w:bookmarkStart w:id="68" w:name="_Toc227713113"/>
+      <w:r>
+        <w:lastRenderedPageBreak/>
         <w:t>Capa de persistencia (Repositorios)</w:t>
       </w:r>
-    </w:p>
-    <w:p>
-      <w:r>
-        <w:t xml:space="preserve">La capa de persistencia se encarga del acceso a la base de datos PostgreSQL y se implementa mediante Spring Data JPA como se puede observar en la </w:t>
+      <w:bookmarkEnd w:id="68"/>
+    </w:p>
+    <w:p>
+      <w:r>
+        <w:t xml:space="preserve">La capa de persistencia está formada por los repositorios (carpeta </w:t>
+      </w:r>
+      <w:r>
+        <w:rPr>
+          <w:rFonts w:ascii="Courier New" w:hAnsi="Courier New" w:cs="Courier New"/>
+        </w:rPr>
+        <w:t>repository</w:t>
+      </w:r>
+      <w:r>
+        <w:t xml:space="preserve"> en la </w:t>
+      </w:r>
+      <w:r>
+        <w:fldChar w:fldCharType="begin"/>
+      </w:r>
+      <w:r>
+        <w:instrText xml:space="preserve"> REF _Ref220066264 \h </w:instrText>
+      </w:r>
+      <w:r>
+        <w:fldChar w:fldCharType="separate"/>
+      </w:r>
+      <w:r>
+        <w:t xml:space="preserve">Figura </w:t>
+      </w:r>
+      <w:r>
+        <w:rPr>
+          <w:noProof/>
+        </w:rPr>
+        <w:t>11</w:t>
+      </w:r>
+      <w:r>
+        <w:fldChar w:fldCharType="end"/>
+      </w:r>
+      <w:r>
+        <w:t>), esta</w:t>
+      </w:r>
+      <w:r>
+        <w:t xml:space="preserve"> se encarga del acceso a la base de datos PostgreSQL y se implementa mediante </w:t>
+      </w:r>
+      <w:r>
+        <w:rPr>
+          <w:b/>
+          <w:bCs/>
+        </w:rPr>
+        <w:t>Spring Data JPA</w:t>
+      </w:r>
+      <w:r>
+        <w:t xml:space="preserve"> como se puede observar en la </w:t>
       </w:r>
       <w:r>
         <w:fldChar w:fldCharType="begin"/>
@@ -30000,7 +30382,6 @@
     </w:p>
     <w:p>
       <w:r>
-        <w:lastRenderedPageBreak/>
         <w:t>Este enfoque ofrece varias ventajas:</w:t>
       </w:r>
     </w:p>
@@ -30049,6 +30430,7 @@
         <w:rPr>
           <w:noProof/>
         </w:rPr>
+        <w:lastRenderedPageBreak/>
         <w:drawing>
           <wp:inline distT="0" distB="0" distL="0" distR="0" wp14:anchorId="5F62E7F9" wp14:editId="706A1E96">
             <wp:extent cx="5400040" cy="5095240"/>
@@ -30104,7 +30486,7 @@
         <w:pStyle w:val="Descripcin"/>
         <w:jc w:val="center"/>
       </w:pPr>
-      <w:bookmarkStart w:id="105" w:name="_Toc227014246"/>
+      <w:bookmarkStart w:id="69" w:name="_Toc227014246"/>
       <w:r>
         <w:t xml:space="preserve">Figura </w:t>
       </w:r>
@@ -30119,17 +30501,133 @@
       <w:r>
         <w:t>. Ejemplo de repositorio JPA (FollowerRepository) en MovieMate</w:t>
       </w:r>
-      <w:bookmarkEnd w:id="105"/>
-    </w:p>
-    <w:p>
-      <w:pPr>
-        <w:pStyle w:val="Ttulo5"/>
-      </w:pPr>
+      <w:bookmarkEnd w:id="69"/>
+    </w:p>
+    <w:p>
+      <w:r>
+        <w:t xml:space="preserve">En esta imagen se </w:t>
+      </w:r>
+      <w:r>
+        <w:t xml:space="preserve">observa la </w:t>
+      </w:r>
+      <w:r>
+        <w:t>definición de la interfaz extendiendo </w:t>
+      </w:r>
+      <w:r>
+        <w:rPr>
+          <w:rFonts w:ascii="Courier New" w:hAnsi="Courier New" w:cs="Courier New"/>
+        </w:rPr>
+        <w:t>JpaRepository</w:t>
+      </w:r>
+      <w:r>
+        <w:t>, junto con métodos de consulta derivados del nombre</w:t>
+      </w:r>
+      <w:r>
+        <w:t xml:space="preserve"> </w:t>
+      </w:r>
+      <w:r>
+        <w:t>y consultas personalizadas mediante </w:t>
+      </w:r>
+      <w:r>
+        <w:rPr>
+          <w:rFonts w:ascii="Courier New" w:hAnsi="Courier New" w:cs="Courier New"/>
+        </w:rPr>
+        <w:t>@Query</w:t>
+      </w:r>
+      <w:r>
+        <w:t xml:space="preserve"> para el conteo de seguidores y seguidos. También se incluye un método con paginación y filtro temporal para la generación eficiente de </w:t>
+      </w:r>
+      <w:r>
+        <w:rPr>
+          <w:i/>
+          <w:iCs/>
+        </w:rPr>
+        <w:t>feeds</w:t>
+      </w:r>
+      <w:r>
+        <w:t xml:space="preserve"> de actividad.</w:t>
+      </w:r>
+    </w:p>
+    <w:p>
+      <w:pPr>
+        <w:pStyle w:val="Ttulo3"/>
+      </w:pPr>
+      <w:bookmarkStart w:id="70" w:name="_Toc227713114"/>
       <w:r>
         <w:t>Capa de seguridad</w:t>
       </w:r>
-    </w:p>
-    <w:p>
+      <w:bookmarkEnd w:id="70"/>
+    </w:p>
+    <w:p>
+      <w:r>
+        <w:t xml:space="preserve">La capa de seguridad está formada por los archivos de seguridad (carpeta </w:t>
+      </w:r>
+      <w:r>
+        <w:rPr>
+          <w:rFonts w:ascii="Courier New" w:hAnsi="Courier New" w:cs="Courier New"/>
+        </w:rPr>
+        <w:t>security</w:t>
+      </w:r>
+      <w:r>
+        <w:t xml:space="preserve"> en la </w:t>
+      </w:r>
+      <w:r>
+        <w:fldChar w:fldCharType="begin"/>
+      </w:r>
+      <w:r>
+        <w:instrText xml:space="preserve"> REF _Ref220066264 \h </w:instrText>
+      </w:r>
+      <w:r>
+        <w:fldChar w:fldCharType="separate"/>
+      </w:r>
+      <w:r>
+        <w:t xml:space="preserve">Figura </w:t>
+      </w:r>
+      <w:r>
+        <w:rPr>
+          <w:noProof/>
+        </w:rPr>
+        <w:t>11</w:t>
+      </w:r>
+      <w:r>
+        <w:fldChar w:fldCharType="end"/>
+      </w:r>
+      <w:r>
+        <w:t xml:space="preserve">) y los ficheros de configuración de seguridad (carpeta </w:t>
+      </w:r>
+      <w:r>
+        <w:rPr>
+          <w:rFonts w:ascii="Courier New" w:hAnsi="Courier New" w:cs="Courier New"/>
+        </w:rPr>
+        <w:t>config</w:t>
+      </w:r>
+      <w:r>
+        <w:t xml:space="preserve"> en la </w:t>
+      </w:r>
+      <w:r>
+        <w:fldChar w:fldCharType="begin"/>
+      </w:r>
+      <w:r>
+        <w:instrText xml:space="preserve"> REF _Ref220066264 \h </w:instrText>
+      </w:r>
+      <w:r>
+        <w:fldChar w:fldCharType="separate"/>
+      </w:r>
+      <w:r>
+        <w:t xml:space="preserve">Figura </w:t>
+      </w:r>
+      <w:r>
+        <w:rPr>
+          <w:noProof/>
+        </w:rPr>
+        <w:t>11</w:t>
+      </w:r>
+      <w:r>
+        <w:fldChar w:fldCharType="end"/>
+      </w:r>
+      <w:r>
+        <w:t xml:space="preserve">)). </w:t>
+      </w:r>
       <w:r>
         <w:t>La seguridad se implementa como una capa transversal apoyada en Spring Security. Esta capa intercepta las peticiones entrantes antes de que alcancen los controladores, aplicando mecanismos de autenticación y autorización</w:t>
       </w:r>
@@ -30250,8 +30748,8 @@
         <w:pStyle w:val="Descripcin"/>
         <w:jc w:val="center"/>
       </w:pPr>
-      <w:bookmarkStart w:id="106" w:name="_Ref222827325"/>
-      <w:bookmarkStart w:id="107" w:name="_Toc227014247"/>
+      <w:bookmarkStart w:id="71" w:name="_Ref222827325"/>
+      <w:bookmarkStart w:id="72" w:name="_Toc227014247"/>
       <w:r>
         <w:t xml:space="preserve">Figura </w:t>
       </w:r>
@@ -30263,29 +30761,70 @@
           <w:t>15</w:t>
         </w:r>
       </w:fldSimple>
-      <w:bookmarkEnd w:id="106"/>
+      <w:bookmarkEnd w:id="71"/>
       <w:r>
         <w:t>. Configuración de seguridad</w:t>
       </w:r>
-      <w:bookmarkEnd w:id="107"/>
-    </w:p>
-    <w:p>
-      <w:pPr>
-        <w:pStyle w:val="Ttulo4"/>
-      </w:pPr>
-      <w:r>
-        <w:t>Diseño de la API REST</w:t>
-      </w:r>
-    </w:p>
-    <w:p>
-      <w:r>
-        <w:t>La API REST constituye el principal mecanismo de interacción entre el cliente y el back-end. Su diseño sigue los principios del estilo arquitectónico REST (</w:t>
+      <w:bookmarkEnd w:id="72"/>
+    </w:p>
+    <w:p>
+      <w:r>
+        <w:t>Esta</w:t>
+      </w:r>
+      <w:r>
+        <w:t xml:space="preserve"> imagen </w:t>
+      </w:r>
+      <w:r>
+        <w:t xml:space="preserve">corresponde a un fichero de configuración de seguridad y realiza diferentes acciones como </w:t>
+      </w:r>
+      <w:r>
+        <w:t>defin</w:t>
+      </w:r>
+      <w:r>
+        <w:t>ir</w:t>
+      </w:r>
+      <w:r>
+        <w:t xml:space="preserve"> un filtro de autenticación basado en JWT (</w:t>
+      </w:r>
+      <w:r>
+        <w:rPr>
+          <w:rFonts w:ascii="Courier New" w:hAnsi="Courier New" w:cs="Courier New"/>
+        </w:rPr>
+        <w:t>JwtAuthenticationFilter</w:t>
+      </w:r>
+      <w:r>
+        <w:t>), una política de sesiones sin estado (</w:t>
       </w:r>
       <w:r>
         <w:rPr>
           <w:i/>
           <w:iCs/>
         </w:rPr>
+        <w:t>STATELESS</w:t>
+      </w:r>
+      <w:r>
+        <w:t>) y la desactivación de CSRF para una API REST. Se especifican las rutas públicas y se restringe el acceso a /api/admin/** únicamente al rol ADMIN.</w:t>
+      </w:r>
+    </w:p>
+    <w:p>
+      <w:pPr>
+        <w:pStyle w:val="Ttulo3"/>
+      </w:pPr>
+      <w:bookmarkStart w:id="73" w:name="_Toc227713115"/>
+      <w:r>
+        <w:t>Diseño de la API REST</w:t>
+      </w:r>
+      <w:bookmarkEnd w:id="73"/>
+    </w:p>
+    <w:p>
+      <w:r>
+        <w:t>La API REST constituye el principal mecanismo de interacción entre el cliente y el back-end. Su diseño sigue los principios del estilo arquitectónico REST (</w:t>
+      </w:r>
+      <w:r>
+        <w:rPr>
+          <w:i/>
+          <w:iCs/>
+        </w:rPr>
         <w:t>Representational State Transfer</w:t>
       </w:r>
       <w:r>
@@ -30294,6 +30833,7 @@
     </w:p>
     <w:p>
       <w:r>
+        <w:lastRenderedPageBreak/>
         <w:t xml:space="preserve">Cada entidad relevante del dominio (usuarios, contenidos, valoraciones, listas, relaciones sociales, notificaciones, etc.) se expone como un recurso accesible mediante una URI específica. Las operaciones sobre dichos recursos se realizan utilizando los métodos HTTP estándar (GET, POST, PUT, DELETE), garantizando una semántica clara y coherente como se puede ver en la </w:t>
       </w:r>
       <w:r>
@@ -30330,7 +30870,6 @@
         <w:rPr>
           <w:noProof/>
         </w:rPr>
-        <w:lastRenderedPageBreak/>
         <w:drawing>
           <wp:inline distT="0" distB="0" distL="0" distR="0" wp14:anchorId="2B75A2A2" wp14:editId="12366803">
             <wp:extent cx="4991100" cy="1868728"/>
@@ -30373,8 +30912,8 @@
         <w:pStyle w:val="Descripcin"/>
         <w:jc w:val="center"/>
       </w:pPr>
-      <w:bookmarkStart w:id="108" w:name="_Ref220846180"/>
-      <w:bookmarkStart w:id="109" w:name="_Toc227014248"/>
+      <w:bookmarkStart w:id="74" w:name="_Ref220846180"/>
+      <w:bookmarkStart w:id="75" w:name="_Toc227014248"/>
       <w:r>
         <w:t xml:space="preserve">Figura </w:t>
       </w:r>
@@ -30386,11 +30925,11 @@
           <w:t>17</w:t>
         </w:r>
       </w:fldSimple>
-      <w:bookmarkEnd w:id="108"/>
+      <w:bookmarkEnd w:id="74"/>
       <w:r>
         <w:t>. Endpoints para gestión de seguidores en MovieMate</w:t>
       </w:r>
-      <w:bookmarkEnd w:id="109"/>
+      <w:bookmarkEnd w:id="75"/>
     </w:p>
     <w:p>
       <w:r>
@@ -30518,7 +31057,7 @@
     </w:p>
     <w:p>
       <w:pPr>
-        <w:pStyle w:val="Ttulo5"/>
+        <w:pStyle w:val="Ttulo4"/>
       </w:pPr>
       <w:r>
         <w:t>Uso de DTOs en la arquitectura</w:t>
@@ -30684,8 +31223,8 @@
         <w:pStyle w:val="Descripcin"/>
         <w:jc w:val="center"/>
       </w:pPr>
-      <w:bookmarkStart w:id="110" w:name="_Ref220846081"/>
-      <w:bookmarkStart w:id="111" w:name="_Toc227014249"/>
+      <w:bookmarkStart w:id="76" w:name="_Ref220846081"/>
+      <w:bookmarkStart w:id="77" w:name="_Toc227014249"/>
       <w:r>
         <w:t xml:space="preserve">Figura </w:t>
       </w:r>
@@ -30697,11 +31236,11 @@
           <w:t>16</w:t>
         </w:r>
       </w:fldSimple>
-      <w:bookmarkEnd w:id="110"/>
+      <w:bookmarkEnd w:id="76"/>
       <w:r>
         <w:t>. Ejemplo DTO</w:t>
       </w:r>
-      <w:bookmarkEnd w:id="111"/>
+      <w:bookmarkEnd w:id="77"/>
     </w:p>
     <w:p>
       <w:pPr>
@@ -30725,14 +31264,14 @@
       <w:pPr>
         <w:pStyle w:val="Ttulo3"/>
       </w:pPr>
-      <w:bookmarkStart w:id="112" w:name="_Toc227014218"/>
+      <w:bookmarkStart w:id="78" w:name="_Toc227713116"/>
       <w:r>
         <w:t>Arquitectura</w:t>
       </w:r>
       <w:r>
         <w:t xml:space="preserve"> del front-end</w:t>
       </w:r>
-      <w:bookmarkEnd w:id="112"/>
+      <w:bookmarkEnd w:id="78"/>
     </w:p>
     <w:p>
       <w:r>
@@ -31990,66 +32529,45 @@
       <w:pPr>
         <w:pStyle w:val="Ttulo2"/>
       </w:pPr>
-      <w:bookmarkStart w:id="113" w:name="_Toc227014219"/>
+      <w:bookmarkStart w:id="79" w:name="_Toc227713117"/>
       <w:r>
         <w:t>Pruebas</w:t>
       </w:r>
-      <w:bookmarkEnd w:id="113"/>
-    </w:p>
-    <w:p>
-      <w:pPr>
-        <w:rPr>
-          <w:del w:id="114" w:author="FRANCISCO GARCIA SANCHEZ" w:date="2026-03-02T07:05:00Z" w16du:dateUtc="2026-03-02T06:05:00Z"/>
-        </w:rPr>
-      </w:pPr>
+      <w:bookmarkEnd w:id="79"/>
+    </w:p>
+    <w:p>
       <w:r>
         <w:t>La calidad del software desarrollado en MovieMate se ha reforzado mediante la incorporación de un conjunto de pruebas automatizadas orientadas principalmente a la validación de la lógica de negocio del sistema.</w:t>
       </w:r>
-      <w:ins w:id="115" w:author="FRANCISCO GARCIA SANCHEZ" w:date="2026-03-02T07:03:00Z" w16du:dateUtc="2026-03-02T06:03:00Z">
-        <w:r>
-          <w:t xml:space="preserve"> </w:t>
-        </w:r>
-      </w:ins>
-    </w:p>
-    <w:p>
-      <w:pPr>
-        <w:rPr>
-          <w:del w:id="116" w:author="FRANCISCO GARCIA SANCHEZ" w:date="2026-03-02T07:05:00Z" w16du:dateUtc="2026-03-02T06:05:00Z"/>
-        </w:rPr>
-      </w:pPr>
+      <w:r>
+        <w:t xml:space="preserve"> </w:t>
+      </w:r>
       <w:r>
         <w:t xml:space="preserve">La estrategia adoptada se centra en pruebas unitarias sobre la capa de servicios, ya que esta constituye el núcleo funcional del </w:t>
       </w:r>
-      <w:commentRangeStart w:id="117"/>
+      <w:commentRangeStart w:id="80"/>
       <w:r>
         <w:rPr>
           <w:i/>
           <w:iCs/>
-          <w:rPrChange w:id="118" w:author="FRANCISCO GARCIA SANCHEZ" w:date="2026-03-02T07:12:00Z" w16du:dateUtc="2026-03-02T06:12:00Z">
-            <w:rPr/>
-          </w:rPrChange>
         </w:rPr>
         <w:t>back-end</w:t>
       </w:r>
-      <w:commentRangeEnd w:id="117"/>
+      <w:commentRangeEnd w:id="80"/>
       <w:r>
         <w:rPr>
           <w:rStyle w:val="Refdecomentario"/>
           <w:sz w:val="22"/>
           <w:szCs w:val="22"/>
         </w:rPr>
-        <w:commentReference w:id="117"/>
+        <w:commentReference w:id="80"/>
       </w:r>
       <w:r>
         <w:t>. Probar esta capa de forma aislada permite verificar que las reglas de negocio se aplican correctamente sin depender del acceso real a la base de datos ni de otros componentes externos.</w:t>
       </w:r>
-      <w:ins w:id="119" w:author="FRANCISCO GARCIA SANCHEZ" w:date="2026-03-02T07:05:00Z" w16du:dateUtc="2026-03-02T06:05:00Z">
-        <w:r>
-          <w:t xml:space="preserve"> </w:t>
-        </w:r>
-      </w:ins>
-    </w:p>
-    <w:p>
+      <w:r>
+        <w:t xml:space="preserve"> </w:t>
+      </w:r>
       <w:r>
         <w:t xml:space="preserve">Para la implementación de las pruebas se ha utilizado </w:t>
       </w:r>
@@ -32057,9 +32575,6 @@
         <w:rPr>
           <w:b/>
           <w:bCs/>
-          <w:rPrChange w:id="120" w:author="FRANCISCO GARCIA SANCHEZ" w:date="2026-03-02T07:04:00Z" w16du:dateUtc="2026-03-02T06:04:00Z">
-            <w:rPr/>
-          </w:rPrChange>
         </w:rPr>
         <w:t>JUnit 5</w:t>
       </w:r>
@@ -32070,9 +32585,6 @@
         <w:rPr>
           <w:i/>
           <w:iCs/>
-          <w:rPrChange w:id="121" w:author="FRANCISCO GARCIA SANCHEZ" w:date="2026-03-02T07:12:00Z" w16du:dateUtc="2026-03-02T06:12:00Z">
-            <w:rPr/>
-          </w:rPrChange>
         </w:rPr>
         <w:t>framework</w:t>
       </w:r>
@@ -32093,9 +32605,6 @@
         <w:rPr>
           <w:b/>
           <w:bCs/>
-          <w:rPrChange w:id="122" w:author="FRANCISCO GARCIA SANCHEZ" w:date="2026-03-02T07:04:00Z" w16du:dateUtc="2026-03-02T06:04:00Z">
-            <w:rPr/>
-          </w:rPrChange>
         </w:rPr>
         <w:t>Mockito</w:t>
       </w:r>
@@ -32124,26 +32633,26 @@
         <w:rPr>
           <w:rFonts w:ascii="Courier New" w:hAnsi="Courier New" w:cs="Courier New"/>
         </w:rPr>
-        <w:t xml:space="preserve">ActivityServiceTest, AuthServiceTest, BadgeServiceTest, ContentServiceTest, EpisodeWatchServiceTest, </w:t>
+        <w:t>ActivityServiceTest, AuthServiceTest, BadgeServiceTest, ContentServiceTest, EpisodeWatchServiceTest, FollowRequestServiceTest,</w:t>
       </w:r>
       <w:r>
         <w:rPr>
           <w:rFonts w:ascii="Courier New" w:hAnsi="Courier New" w:cs="Courier New"/>
         </w:rPr>
+        <w:t xml:space="preserve"> </w:t>
+      </w:r>
+      <w:r>
+        <w:rPr>
+          <w:rFonts w:ascii="Courier New" w:hAnsi="Courier New" w:cs="Courier New"/>
+        </w:rPr>
+        <w:t xml:space="preserve">FollowerServiceTest, ListCommentServiceTest, ListServiceTest, NotificationServiceTest, RatingServiceTest, </w:t>
+      </w:r>
+      <w:r>
+        <w:rPr>
+          <w:rFonts w:ascii="Courier New" w:hAnsi="Courier New" w:cs="Courier New"/>
+        </w:rPr>
         <w:lastRenderedPageBreak/>
-        <w:t>FollowRequestServiceTest,</w:t>
-      </w:r>
-      <w:r>
-        <w:rPr>
-          <w:rFonts w:ascii="Courier New" w:hAnsi="Courier New" w:cs="Courier New"/>
-        </w:rPr>
-        <w:t xml:space="preserve"> </w:t>
-      </w:r>
-      <w:r>
-        <w:rPr>
-          <w:rFonts w:ascii="Courier New" w:hAnsi="Courier New" w:cs="Courier New"/>
-        </w:rPr>
-        <w:t>FollowerServiceTest, ListCommentServiceTest, ListServiceTest, NotificationServiceTest, RatingServiceTest, ReviewLikeServiceTest, TmdbServiceTest, UserServiceTest y UserStatsServiceTest, además de MoviemateBackendApplicationTests</w:t>
+        <w:t>ReviewLikeServiceTest, TmdbServiceTest, UserServiceTest y UserStatsServiceTest, además de MoviemateBackendApplicationTests</w:t>
       </w:r>
       <w:r>
         <w:t xml:space="preserve"> que verifica la carga correcta del contexto de Spring. En total, estas clases agrupan 205 métodos de prueba individuales.</w:t>
@@ -32194,31 +32703,21 @@
       </w:r>
     </w:p>
     <w:p>
-      <w:pPr>
-        <w:rPr>
-          <w:del w:id="123" w:author="FRANCISCO GARCIA SANCHEZ" w:date="2026-03-02T07:06:00Z" w16du:dateUtc="2026-03-02T06:06:00Z"/>
-        </w:rPr>
-      </w:pPr>
-      <w:r>
-        <w:t>Un ejemplo representativo es la clase de pruebas asociada al servicio de gestión de listas. En ella se validan distintos escenarios relacionados con la creación de listas personalizadas, la adición y eliminación de contenido, así como el control de permisos de acceso.</w:t>
-      </w:r>
-    </w:p>
-    <w:p>
-      <w:r>
-        <w:t xml:space="preserve">Entre los casos cubiertos </w:t>
-      </w:r>
-      <w:commentRangeStart w:id="124"/>
+      <w:r>
+        <w:t xml:space="preserve">Un ejemplo representativo es la clase de pruebas asociada al servicio de gestión de listas. En ella se validan distintos escenarios relacionados con la creación de listas personalizadas, la adición y eliminación de contenido, así como el control de permisos de acceso.Entre los casos cubiertos </w:t>
+      </w:r>
+      <w:commentRangeStart w:id="81"/>
       <w:r>
         <w:t>se incluyen</w:t>
       </w:r>
-      <w:commentRangeEnd w:id="124"/>
+      <w:commentRangeEnd w:id="81"/>
       <w:r>
         <w:rPr>
           <w:rStyle w:val="Refdecomentario"/>
           <w:sz w:val="22"/>
           <w:szCs w:val="22"/>
         </w:rPr>
-        <w:commentReference w:id="124"/>
+        <w:commentReference w:id="81"/>
       </w:r>
       <w:r>
         <w:t>:</w:t>
@@ -32302,18 +32801,7 @@
       </w:r>
     </w:p>
     <w:p>
-      <w:pPr>
-        <w:pPrChange w:id="125" w:author="FRANCISCO GARCIA SANCHEZ" w:date="2026-03-02T07:06:00Z" w16du:dateUtc="2026-03-02T06:06:00Z">
-          <w:pPr>
-            <w:pStyle w:val="Prrafodelista"/>
-            <w:numPr>
-              <w:numId w:val="38"/>
-            </w:numPr>
-            <w:ind w:hanging="360"/>
-          </w:pPr>
-        </w:pPrChange>
-      </w:pPr>
-      <w:commentRangeStart w:id="126"/>
+      <w:commentRangeStart w:id="82"/>
       <w:r>
         <w:t>Este enfoque aporta múltiples beneficios:</w:t>
       </w:r>
@@ -32365,32 +32853,23 @@
       <w:r>
         <w:t>Mejora la mantenibilidad del sistema.</w:t>
       </w:r>
-      <w:commentRangeEnd w:id="126"/>
+      <w:commentRangeEnd w:id="82"/>
       <w:r>
         <w:rPr>
           <w:rStyle w:val="Refdecomentario"/>
           <w:sz w:val="22"/>
           <w:szCs w:val="22"/>
         </w:rPr>
-        <w:commentReference w:id="126"/>
-      </w:r>
-    </w:p>
-    <w:p>
-      <w:pPr>
-        <w:rPr>
-          <w:del w:id="127" w:author="FRANCISCO GARCIA SANCHEZ" w:date="2026-03-02T07:07:00Z" w16du:dateUtc="2026-03-02T06:07:00Z"/>
-        </w:rPr>
-      </w:pPr>
+        <w:commentReference w:id="82"/>
+      </w:r>
+    </w:p>
+    <w:p>
       <w:r>
         <w:t>Las pruebas se ejecutan automáticamente durante el proceso de integración continua, asegurando que cualquier modificación en el código sea validada antes de su incorporación definitiva al repositorio principal.</w:t>
       </w:r>
-      <w:ins w:id="128" w:author="FRANCISCO GARCIA SANCHEZ" w:date="2026-03-02T07:07:00Z" w16du:dateUtc="2026-03-02T06:07:00Z">
-        <w:r>
-          <w:t xml:space="preserve"> </w:t>
-        </w:r>
-      </w:ins>
-    </w:p>
-    <w:p>
+      <w:r>
+        <w:t xml:space="preserve"> </w:t>
+      </w:r>
       <w:r>
         <w:t>En conjunto, la adopción de pruebas unitarias automatizadas contribuye significativamente a la robustez y fiabilidad del sistema, alineándose con buenas prácticas de desarrollo profesional.</w:t>
       </w:r>
@@ -32429,12 +32908,11 @@
       <w:pPr>
         <w:pStyle w:val="Ttulo2"/>
       </w:pPr>
-      <w:bookmarkStart w:id="129" w:name="_Toc227014220"/>
-      <w:r>
-        <w:lastRenderedPageBreak/>
+      <w:bookmarkStart w:id="83" w:name="_Toc227713118"/>
+      <w:r>
         <w:t>Despliegue</w:t>
       </w:r>
-      <w:bookmarkEnd w:id="129"/>
+      <w:bookmarkEnd w:id="83"/>
     </w:p>
     <w:p>
       <w:r>
@@ -32454,9 +32932,6 @@
         <w:rPr>
           <w:i/>
           <w:iCs/>
-          <w:rPrChange w:id="130" w:author="FRANCISCO GARCIA SANCHEZ" w:date="2026-03-02T07:12:00Z" w16du:dateUtc="2026-03-02T06:12:00Z">
-            <w:rPr/>
-          </w:rPrChange>
         </w:rPr>
         <w:t>pipelines</w:t>
       </w:r>
@@ -32465,8 +32940,9 @@
       </w:r>
     </w:p>
     <w:p>
-      <w:commentRangeStart w:id="131"/>
-      <w:r>
+      <w:commentRangeStart w:id="84"/>
+      <w:r>
+        <w:lastRenderedPageBreak/>
         <w:t>Esta estrategia permite:</w:t>
       </w:r>
     </w:p>
@@ -32517,25 +32993,25 @@
       <w:r>
         <w:t>Facilitar la escalabilidad futura del sistema.</w:t>
       </w:r>
-      <w:commentRangeEnd w:id="131"/>
+      <w:commentRangeEnd w:id="84"/>
       <w:r>
         <w:rPr>
           <w:rStyle w:val="Refdecomentario"/>
           <w:sz w:val="22"/>
           <w:szCs w:val="22"/>
         </w:rPr>
-        <w:commentReference w:id="131"/>
+        <w:commentReference w:id="84"/>
       </w:r>
     </w:p>
     <w:p>
       <w:pPr>
         <w:pStyle w:val="Ttulo3"/>
       </w:pPr>
-      <w:bookmarkStart w:id="132" w:name="_Toc227014221"/>
+      <w:bookmarkStart w:id="85" w:name="_Toc227713119"/>
       <w:r>
         <w:t>Contenerización con Docker</w:t>
       </w:r>
-      <w:bookmarkEnd w:id="132"/>
+      <w:bookmarkEnd w:id="85"/>
     </w:p>
     <w:p>
       <w:r>
@@ -32777,11 +33253,11 @@
       <w:pPr>
         <w:pStyle w:val="Ttulo3"/>
       </w:pPr>
-      <w:bookmarkStart w:id="133" w:name="_Toc227014222"/>
+      <w:bookmarkStart w:id="86" w:name="_Toc227713120"/>
       <w:r>
         <w:t>Orquestación con Docker Compose</w:t>
       </w:r>
-      <w:bookmarkEnd w:id="133"/>
+      <w:bookmarkEnd w:id="86"/>
     </w:p>
     <w:p>
       <w:r>
@@ -32827,7 +33303,6 @@
         </w:numPr>
       </w:pPr>
       <w:r>
-        <w:lastRenderedPageBreak/>
         <w:t>Imagen oficial PostgreSQL 16 (versión Alpine).</w:t>
       </w:r>
     </w:p>
@@ -32898,6 +33373,7 @@
           <w:i/>
           <w:iCs/>
         </w:rPr>
+        <w:lastRenderedPageBreak/>
         <w:t>Back-end</w:t>
       </w:r>
       <w:r>
@@ -32940,7 +33416,7 @@
           <w:numId w:val="44"/>
         </w:numPr>
       </w:pPr>
-      <w:commentRangeStart w:id="134"/>
+      <w:commentRangeStart w:id="87"/>
       <w:r>
         <w:t>Configuración completa mediante variables de entorno:</w:t>
       </w:r>
@@ -33004,32 +33480,23 @@
       <w:r>
         <w:t>Perfil activo de Spring (prod).</w:t>
       </w:r>
-      <w:commentRangeEnd w:id="134"/>
+      <w:commentRangeEnd w:id="87"/>
       <w:r>
         <w:rPr>
           <w:rStyle w:val="Refdecomentario"/>
           <w:sz w:val="22"/>
           <w:szCs w:val="22"/>
         </w:rPr>
-        <w:commentReference w:id="134"/>
-      </w:r>
-    </w:p>
-    <w:p>
-      <w:pPr>
-        <w:rPr>
-          <w:del w:id="135" w:author="FRANCISCO GARCIA SANCHEZ" w:date="2026-03-02T07:20:00Z" w16du:dateUtc="2026-03-02T06:20:00Z"/>
-        </w:rPr>
-      </w:pPr>
+        <w:commentReference w:id="87"/>
+      </w:r>
+    </w:p>
+    <w:p>
       <w:r>
         <w:t>La utilización de Docker Compose permite levantar todo el entorno con un único comando, simplificando la puesta en marcha del sistema y reduciendo errores de configuración manual.</w:t>
       </w:r>
-      <w:ins w:id="136" w:author="FRANCISCO GARCIA SANCHEZ" w:date="2026-03-02T07:20:00Z" w16du:dateUtc="2026-03-02T06:20:00Z">
-        <w:r>
-          <w:t xml:space="preserve"> </w:t>
-        </w:r>
-      </w:ins>
-    </w:p>
-    <w:p>
+      <w:r>
+        <w:t xml:space="preserve"> </w:t>
+      </w:r>
       <w:r>
         <w:t>Además, la red interna definida garantiza la comunicación segura entre contenedores sin exponer servicios innecesarios al exterior.</w:t>
       </w:r>
@@ -33038,11 +33505,11 @@
       <w:pPr>
         <w:pStyle w:val="Ttulo3"/>
       </w:pPr>
-      <w:bookmarkStart w:id="137" w:name="_Toc227014223"/>
+      <w:bookmarkStart w:id="88" w:name="_Toc227713121"/>
       <w:r>
         <w:t>Integración continua y automatización (CI/CD)</w:t>
       </w:r>
-      <w:bookmarkEnd w:id="137"/>
+      <w:bookmarkEnd w:id="88"/>
     </w:p>
     <w:p>
       <w:r>
@@ -33052,9 +33519,6 @@
         <w:rPr>
           <w:i/>
           <w:iCs/>
-          <w:rPrChange w:id="138" w:author="FRANCISCO GARCIA SANCHEZ" w:date="2026-03-02T07:20:00Z" w16du:dateUtc="2026-03-02T06:20:00Z">
-            <w:rPr/>
-          </w:rPrChange>
         </w:rPr>
         <w:t>pipeline</w:t>
       </w:r>
@@ -33065,9 +33529,6 @@
         <w:rPr>
           <w:b/>
           <w:bCs/>
-          <w:rPrChange w:id="139" w:author="FRANCISCO GARCIA SANCHEZ" w:date="2026-03-02T07:20:00Z" w16du:dateUtc="2026-03-02T06:20:00Z">
-            <w:rPr/>
-          </w:rPrChange>
         </w:rPr>
         <w:t>GitHub Actions</w:t>
       </w:r>
@@ -33290,7 +33751,6 @@
         </w:numPr>
       </w:pPr>
       <w:r>
-        <w:lastRenderedPageBreak/>
         <w:t xml:space="preserve">Ejecución de reglas de estilo mediante </w:t>
       </w:r>
       <w:r>
@@ -33355,6 +33815,7 @@
         </w:numPr>
       </w:pPr>
       <w:r>
+        <w:lastRenderedPageBreak/>
         <w:t xml:space="preserve">Se construye automáticamente la imagen Docker del </w:t>
       </w:r>
       <w:r>
@@ -33421,11 +33882,11 @@
       <w:pPr>
         <w:pStyle w:val="Ttulo3"/>
       </w:pPr>
-      <w:bookmarkStart w:id="140" w:name="_Toc227014224"/>
+      <w:bookmarkStart w:id="89" w:name="_Toc227713122"/>
       <w:r>
         <w:t>Despliegue en Kubernetes con Minikube</w:t>
       </w:r>
-      <w:bookmarkEnd w:id="140"/>
+      <w:bookmarkEnd w:id="89"/>
     </w:p>
     <w:p>
       <w:r>
@@ -33480,7 +33941,6 @@
         </w:numPr>
       </w:pPr>
       <w:r>
-        <w:lastRenderedPageBreak/>
         <w:t>ConfigMap: almacena la configuración no sensible de la aplicación, como el nombre de la base de datos, el perfil activo de Spring Boot, el puerto de escucha y la URL del servidor.</w:t>
       </w:r>
     </w:p>
@@ -33505,6 +33965,7 @@
         </w:numPr>
       </w:pPr>
       <w:r>
+        <w:lastRenderedPageBreak/>
         <w:t xml:space="preserve">PersistentVolumeClaim (PVC): solicita almacenamiento persistente para los datos de PostgreSQL, garantizando que la información se conserva entre reinicios de pod o actualizaciones del </w:t>
       </w:r>
       <w:r>
@@ -33659,7 +34120,6 @@
     </w:p>
     <w:p>
       <w:r>
-        <w:lastRenderedPageBreak/>
         <w:t>[Figura 4.11: Diagrama del pipeline completo de CI/CD y despliegue automatizado en Kubernetes con Minikube, desde el push a la rama main hasta el pod en ejecución.]</w:t>
       </w:r>
     </w:p>
@@ -33667,7 +34127,7 @@
       <w:pPr>
         <w:pStyle w:val="Ttulo1"/>
       </w:pPr>
-      <w:bookmarkStart w:id="141" w:name="_Toc227014225"/>
+      <w:bookmarkStart w:id="90" w:name="_Toc227713123"/>
       <w:r>
         <w:lastRenderedPageBreak/>
         <w:t>Conclusiones</w:t>
@@ -33675,17 +34135,17 @@
       <w:r>
         <w:t xml:space="preserve"> y vías futuras</w:t>
       </w:r>
-      <w:bookmarkEnd w:id="141"/>
+      <w:bookmarkEnd w:id="90"/>
     </w:p>
     <w:p>
       <w:pPr>
         <w:pStyle w:val="Ttulo2"/>
       </w:pPr>
-      <w:bookmarkStart w:id="142" w:name="_Toc227014226"/>
+      <w:bookmarkStart w:id="91" w:name="_Toc227713124"/>
       <w:r>
         <w:t>Conclusiones</w:t>
       </w:r>
-      <w:bookmarkEnd w:id="142"/>
+      <w:bookmarkEnd w:id="91"/>
     </w:p>
     <w:p>
       <w:r>
@@ -33716,11 +34176,11 @@
       <w:pPr>
         <w:pStyle w:val="Ttulo2"/>
       </w:pPr>
-      <w:bookmarkStart w:id="143" w:name="_Toc227014227"/>
+      <w:bookmarkStart w:id="92" w:name="_Toc227713125"/>
       <w:r>
         <w:t>Trabajo futuro</w:t>
       </w:r>
-      <w:bookmarkEnd w:id="143"/>
+      <w:bookmarkEnd w:id="92"/>
     </w:p>
     <w:p>
       <w:r>
@@ -33765,7 +34225,7 @@
       <w:pPr>
         <w:pStyle w:val="Ttulo1"/>
       </w:pPr>
-      <w:bookmarkStart w:id="144" w:name="_Toc227014228"/>
+      <w:bookmarkStart w:id="93" w:name="_Toc227713126"/>
       <w:r>
         <w:lastRenderedPageBreak/>
         <w:t>Bibliografía</w:t>
@@ -33776,7 +34236,7 @@
         </w:rPr>
         <w:footnoteReference w:id="2"/>
       </w:r>
-      <w:bookmarkEnd w:id="144"/>
+      <w:bookmarkEnd w:id="93"/>
     </w:p>
     <w:p>
       <w:pPr>
@@ -33789,7 +34249,7 @@
           <w:lang w:val="en-US"/>
         </w:rPr>
       </w:pPr>
-      <w:bookmarkStart w:id="145" w:name="_Ref213707480"/>
+      <w:bookmarkStart w:id="94" w:name="_Ref213707480"/>
       <w:r>
         <w:t xml:space="preserve">Nielsen. (2024). </w:t>
       </w:r>
@@ -33809,7 +34269,7 @@
         </w:rPr>
         <w:t>[Online]. Available: https://www.nielsen.com/es/news-center/2024/time-spent-streaming-surges-to-over-40-percent-in-june-2024/</w:t>
       </w:r>
-      <w:bookmarkEnd w:id="145"/>
+      <w:bookmarkEnd w:id="94"/>
     </w:p>
     <w:p>
       <w:pPr>
@@ -33822,7 +34282,7 @@
           <w:lang w:val="en-US"/>
         </w:rPr>
       </w:pPr>
-      <w:bookmarkStart w:id="146" w:name="_Ref213707581"/>
+      <w:bookmarkStart w:id="95" w:name="_Ref213707581"/>
       <w:r>
         <w:t xml:space="preserve">ADSLZone. (2025). </w:t>
       </w:r>
@@ -33866,8 +34326,8 @@
           <w:lang w:val="en-US"/>
         </w:rPr>
       </w:pPr>
-      <w:bookmarkStart w:id="147" w:name="_Ref213707594"/>
-      <w:bookmarkEnd w:id="146"/>
+      <w:bookmarkStart w:id="96" w:name="_Ref213707594"/>
+      <w:bookmarkEnd w:id="95"/>
       <w:r>
         <w:rPr>
           <w:lang w:val="en-US"/>
@@ -33918,31 +34378,15 @@
         </w:rPr>
         <w:t xml:space="preserve">. [Online]. Available: </w:t>
       </w:r>
-      <w:r>
-        <w:fldChar w:fldCharType="begin"/>
-      </w:r>
-      <w:r>
-        <w:rPr>
-          <w:lang w:val="en-US"/>
-          <w:rPrChange w:id="148" w:author="FRANCISCO GARCIA SANCHEZ" w:date="2026-02-09T10:23:00Z" w16du:dateUtc="2026-02-09T09:23:00Z">
-            <w:rPr/>
-          </w:rPrChange>
-        </w:rPr>
-        <w:instrText>HYPERLINK "https://letterboxd.com/" \t "_new"</w:instrText>
-      </w:r>
-      <w:r>
-        <w:fldChar w:fldCharType="separate"/>
-      </w:r>
-      <w:r>
-        <w:rPr>
-          <w:lang w:val="en-US"/>
-        </w:rPr>
-        <w:t>https://letterboxd.com/</w:t>
-      </w:r>
-      <w:r>
-        <w:fldChar w:fldCharType="end"/>
-      </w:r>
-      <w:bookmarkEnd w:id="147"/>
+      <w:hyperlink r:id="rId31" w:tgtFrame="_new" w:history="1">
+        <w:r>
+          <w:rPr>
+            <w:lang w:val="en-US"/>
+          </w:rPr>
+          <w:t>https://letterboxd.com/</w:t>
+        </w:r>
+      </w:hyperlink>
+      <w:bookmarkEnd w:id="96"/>
     </w:p>
     <w:p>
       <w:pPr>
@@ -33952,7 +34396,7 @@
           <w:numId w:val="2"/>
         </w:numPr>
       </w:pPr>
-      <w:bookmarkStart w:id="149" w:name="_Ref213707607"/>
+      <w:bookmarkStart w:id="97" w:name="_Ref213707607"/>
       <w:r>
         <w:rPr>
           <w:lang w:val="en-US"/>
@@ -33976,12 +34420,12 @@
       <w:r>
         <w:t xml:space="preserve">[Online]. Available: </w:t>
       </w:r>
-      <w:hyperlink r:id="rId31" w:tgtFrame="_new" w:history="1">
+      <w:hyperlink r:id="rId32" w:tgtFrame="_new" w:history="1">
         <w:r>
           <w:t>https://www.imdb.com/</w:t>
         </w:r>
       </w:hyperlink>
-      <w:bookmarkEnd w:id="149"/>
+      <w:bookmarkEnd w:id="97"/>
     </w:p>
     <w:p>
       <w:pPr>
@@ -33994,7 +34438,7 @@
           <w:lang w:val="en-US"/>
         </w:rPr>
       </w:pPr>
-      <w:bookmarkStart w:id="150" w:name="_Ref213707620"/>
+      <w:bookmarkStart w:id="98" w:name="_Ref213707620"/>
       <w:r>
         <w:rPr>
           <w:lang w:val="en-US"/>
@@ -34015,7 +34459,7 @@
         </w:rPr>
         <w:t>. [Online]. Available: https://serializd.com/</w:t>
       </w:r>
-      <w:bookmarkEnd w:id="150"/>
+      <w:bookmarkEnd w:id="98"/>
     </w:p>
     <w:p>
       <w:pPr>
@@ -34028,7 +34472,7 @@
           <w:lang w:val="en-US"/>
         </w:rPr>
       </w:pPr>
-      <w:bookmarkStart w:id="151" w:name="_Ref213707633"/>
+      <w:bookmarkStart w:id="99" w:name="_Ref213707633"/>
       <w:r>
         <w:rPr>
           <w:lang w:val="en-US"/>
@@ -34049,31 +34493,15 @@
         </w:rPr>
         <w:t xml:space="preserve">. [Online]. Available: </w:t>
       </w:r>
-      <w:r>
-        <w:fldChar w:fldCharType="begin"/>
-      </w:r>
-      <w:r>
-        <w:rPr>
-          <w:lang w:val="en-US"/>
-          <w:rPrChange w:id="152" w:author="FRANCISCO GARCIA SANCHEZ" w:date="2026-02-09T10:23:00Z" w16du:dateUtc="2026-02-09T09:23:00Z">
-            <w:rPr/>
-          </w:rPrChange>
-        </w:rPr>
-        <w:instrText>HYPERLINK "https://spring.io/projects/spring-boot" \t "_new"</w:instrText>
-      </w:r>
-      <w:r>
-        <w:fldChar w:fldCharType="separate"/>
-      </w:r>
-      <w:r>
-        <w:rPr>
-          <w:lang w:val="en-US"/>
-        </w:rPr>
-        <w:t>https://spring.io/projects/spring-boot</w:t>
-      </w:r>
-      <w:r>
-        <w:fldChar w:fldCharType="end"/>
-      </w:r>
-      <w:bookmarkEnd w:id="151"/>
+      <w:hyperlink r:id="rId33" w:tgtFrame="_new" w:history="1">
+        <w:r>
+          <w:rPr>
+            <w:lang w:val="en-US"/>
+          </w:rPr>
+          <w:t>https://spring.io/projects/spring-boot</w:t>
+        </w:r>
+      </w:hyperlink>
+      <w:bookmarkEnd w:id="99"/>
     </w:p>
     <w:p>
       <w:pPr>
@@ -34086,7 +34514,7 @@
           <w:lang w:val="en-US"/>
         </w:rPr>
       </w:pPr>
-      <w:bookmarkStart w:id="153" w:name="_Ref213707645"/>
+      <w:bookmarkStart w:id="100" w:name="_Ref213707645"/>
       <w:r>
         <w:rPr>
           <w:lang w:val="en-US"/>
@@ -34107,31 +34535,15 @@
         </w:rPr>
         <w:t xml:space="preserve">. [Online]. Available: </w:t>
       </w:r>
-      <w:r>
-        <w:fldChar w:fldCharType="begin"/>
-      </w:r>
-      <w:r>
-        <w:rPr>
-          <w:lang w:val="en-US"/>
-          <w:rPrChange w:id="154" w:author="FRANCISCO GARCIA SANCHEZ" w:date="2026-02-09T10:23:00Z" w16du:dateUtc="2026-02-09T09:23:00Z">
-            <w:rPr/>
-          </w:rPrChange>
-        </w:rPr>
-        <w:instrText>HYPERLINK "https://www.java.com/" \t "_new"</w:instrText>
-      </w:r>
-      <w:r>
-        <w:fldChar w:fldCharType="separate"/>
-      </w:r>
-      <w:r>
-        <w:rPr>
-          <w:lang w:val="en-US"/>
-        </w:rPr>
-        <w:t>https://www.java.com/</w:t>
-      </w:r>
-      <w:r>
-        <w:fldChar w:fldCharType="end"/>
-      </w:r>
-      <w:bookmarkEnd w:id="153"/>
+      <w:hyperlink r:id="rId34" w:tgtFrame="_new" w:history="1">
+        <w:r>
+          <w:rPr>
+            <w:lang w:val="en-US"/>
+          </w:rPr>
+          <w:t>https://www.java.com/</w:t>
+        </w:r>
+      </w:hyperlink>
+      <w:bookmarkEnd w:id="100"/>
     </w:p>
     <w:p>
       <w:pPr>
@@ -34141,7 +34553,7 @@
           <w:numId w:val="2"/>
         </w:numPr>
       </w:pPr>
-      <w:bookmarkStart w:id="155" w:name="_Ref213707657"/>
+      <w:bookmarkStart w:id="101" w:name="_Ref213707657"/>
       <w:r>
         <w:rPr>
           <w:lang w:val="en-US"/>
@@ -34165,12 +34577,12 @@
       <w:r>
         <w:t xml:space="preserve">[Online]. Available: </w:t>
       </w:r>
-      <w:hyperlink r:id="rId32" w:tgtFrame="_new" w:history="1">
+      <w:hyperlink r:id="rId35" w:tgtFrame="_new" w:history="1">
         <w:r>
           <w:t>https://www.postgresql.org/</w:t>
         </w:r>
       </w:hyperlink>
-      <w:bookmarkEnd w:id="155"/>
+      <w:bookmarkEnd w:id="101"/>
     </w:p>
     <w:p>
       <w:pPr>
@@ -34186,7 +34598,7 @@
       <w:r>
         <w:t xml:space="preserve"> </w:t>
       </w:r>
-      <w:bookmarkStart w:id="156" w:name="_Ref213707666"/>
+      <w:bookmarkStart w:id="102" w:name="_Ref213707666"/>
       <w:r>
         <w:rPr>
           <w:i/>
@@ -34218,7 +34630,7 @@
         </w:rPr>
         <w:t>Available: https://aws.amazon.com/es/what-is/restful-api/</w:t>
       </w:r>
-      <w:bookmarkEnd w:id="156"/>
+      <w:bookmarkEnd w:id="102"/>
     </w:p>
     <w:p>
       <w:pPr>
@@ -34237,7 +34649,7 @@
         </w:rPr>
         <w:t xml:space="preserve"> </w:t>
       </w:r>
-      <w:bookmarkStart w:id="157" w:name="_Ref223385329"/>
+      <w:bookmarkStart w:id="103" w:name="_Ref223385329"/>
       <w:r>
         <w:rPr>
           <w:lang w:val="en-US"/>
@@ -34276,7 +34688,7 @@
         </w:rPr>
         <w:t xml:space="preserve">. [Online]. Available: </w:t>
       </w:r>
-      <w:hyperlink r:id="rId33" w:history="1">
+      <w:hyperlink r:id="rId36" w:history="1">
         <w:r>
           <w:rPr>
             <w:rStyle w:val="Hipervnculo"/>
@@ -34285,7 +34697,7 @@
           <w:t>https://www.openapis.org/</w:t>
         </w:r>
       </w:hyperlink>
-      <w:bookmarkEnd w:id="157"/>
+      <w:bookmarkEnd w:id="103"/>
     </w:p>
     <w:p>
       <w:pPr>
@@ -34304,7 +34716,7 @@
         </w:rPr>
         <w:t xml:space="preserve"> </w:t>
       </w:r>
-      <w:bookmarkStart w:id="158" w:name="_Ref223385334"/>
+      <w:bookmarkStart w:id="104" w:name="_Ref223385334"/>
       <w:r>
         <w:rPr>
           <w:lang w:val="en-US"/>
@@ -34343,7 +34755,7 @@
         </w:rPr>
         <w:t xml:space="preserve">. [Online]. Available: </w:t>
       </w:r>
-      <w:hyperlink r:id="rId34" w:history="1">
+      <w:hyperlink r:id="rId37" w:history="1">
         <w:r>
           <w:rPr>
             <w:rStyle w:val="Hipervnculo"/>
@@ -34352,7 +34764,7 @@
           <w:t>https://swagger.io/</w:t>
         </w:r>
       </w:hyperlink>
-      <w:bookmarkEnd w:id="158"/>
+      <w:bookmarkEnd w:id="104"/>
     </w:p>
     <w:p>
       <w:pPr>
@@ -34371,7 +34783,7 @@
         </w:rPr>
         <w:t xml:space="preserve"> </w:t>
       </w:r>
-      <w:bookmarkStart w:id="159" w:name="_Ref223385342"/>
+      <w:bookmarkStart w:id="105" w:name="_Ref223385342"/>
       <w:r>
         <w:rPr>
           <w:lang w:val="en-US"/>
@@ -34410,7 +34822,7 @@
         </w:rPr>
         <w:t xml:space="preserve">. [Online]. Available: </w:t>
       </w:r>
-      <w:hyperlink r:id="rId35" w:history="1">
+      <w:hyperlink r:id="rId38" w:history="1">
         <w:r>
           <w:rPr>
             <w:rStyle w:val="Hipervnculo"/>
@@ -34419,7 +34831,7 @@
           <w:t>https://www.h2database.com/</w:t>
         </w:r>
       </w:hyperlink>
-      <w:bookmarkEnd w:id="159"/>
+      <w:bookmarkEnd w:id="105"/>
     </w:p>
     <w:p>
       <w:pPr>
@@ -34438,7 +34850,7 @@
         </w:rPr>
         <w:t xml:space="preserve"> </w:t>
       </w:r>
-      <w:bookmarkStart w:id="160" w:name="_Ref223385346"/>
+      <w:bookmarkStart w:id="106" w:name="_Ref223385346"/>
       <w:r>
         <w:rPr>
           <w:lang w:val="en-US"/>
@@ -34483,7 +34895,7 @@
         </w:rPr>
         <w:t xml:space="preserve">. [Online]. Available: </w:t>
       </w:r>
-      <w:hyperlink r:id="rId36" w:history="1">
+      <w:hyperlink r:id="rId39" w:history="1">
         <w:r>
           <w:rPr>
             <w:rStyle w:val="Hipervnculo"/>
@@ -34492,7 +34904,7 @@
           <w:t>https://www.jacoco.org/jacoco/</w:t>
         </w:r>
       </w:hyperlink>
-      <w:bookmarkEnd w:id="160"/>
+      <w:bookmarkEnd w:id="106"/>
     </w:p>
     <w:p>
       <w:pPr>
@@ -34508,7 +34920,7 @@
         </w:rPr>
         <w:t xml:space="preserve"> </w:t>
       </w:r>
-      <w:bookmarkStart w:id="161" w:name="_Ref213707676"/>
+      <w:bookmarkStart w:id="107" w:name="_Ref213707676"/>
       <w:r>
         <w:rPr>
           <w:lang w:val="en-US"/>
@@ -34532,12 +34944,12 @@
       <w:r>
         <w:t xml:space="preserve">[Online]. Available: </w:t>
       </w:r>
-      <w:hyperlink r:id="rId37" w:tgtFrame="_new" w:history="1">
+      <w:hyperlink r:id="rId40" w:tgtFrame="_new" w:history="1">
         <w:r>
           <w:t>https://react.dev/</w:t>
         </w:r>
       </w:hyperlink>
-      <w:bookmarkEnd w:id="161"/>
+      <w:bookmarkEnd w:id="107"/>
     </w:p>
     <w:p>
       <w:pPr>
@@ -34556,7 +34968,7 @@
         </w:rPr>
         <w:t xml:space="preserve"> </w:t>
       </w:r>
-      <w:bookmarkStart w:id="162" w:name="_Ref213707686"/>
+      <w:bookmarkStart w:id="108" w:name="_Ref213707686"/>
       <w:r>
         <w:rPr>
           <w:lang w:val="en-US"/>
@@ -34577,31 +34989,15 @@
         </w:rPr>
         <w:t xml:space="preserve">. [Online]. Available: </w:t>
       </w:r>
-      <w:r>
-        <w:fldChar w:fldCharType="begin"/>
-      </w:r>
-      <w:r>
-        <w:rPr>
-          <w:lang w:val="en-US"/>
-          <w:rPrChange w:id="163" w:author="FRANCISCO GARCIA SANCHEZ" w:date="2026-02-09T10:16:00Z" w16du:dateUtc="2026-02-09T09:16:00Z">
-            <w:rPr/>
-          </w:rPrChange>
-        </w:rPr>
-        <w:instrText>HYPERLINK "https://www.typescriptlang.org/" \t "_new"</w:instrText>
-      </w:r>
-      <w:r>
-        <w:fldChar w:fldCharType="separate"/>
-      </w:r>
-      <w:r>
-        <w:rPr>
-          <w:lang w:val="en-US"/>
-        </w:rPr>
-        <w:t>https://www.typescriptlang.org/</w:t>
-      </w:r>
-      <w:r>
-        <w:fldChar w:fldCharType="end"/>
-      </w:r>
-      <w:bookmarkEnd w:id="162"/>
+      <w:hyperlink r:id="rId41" w:tgtFrame="_new" w:history="1">
+        <w:r>
+          <w:rPr>
+            <w:lang w:val="en-US"/>
+          </w:rPr>
+          <w:t>https://www.typescriptlang.org/</w:t>
+        </w:r>
+      </w:hyperlink>
+      <w:bookmarkEnd w:id="108"/>
     </w:p>
     <w:p>
       <w:pPr>
@@ -34620,7 +35016,7 @@
         </w:rPr>
         <w:t xml:space="preserve"> </w:t>
       </w:r>
-      <w:bookmarkStart w:id="164" w:name="_Ref213707696"/>
+      <w:bookmarkStart w:id="109" w:name="_Ref213707696"/>
       <w:r>
         <w:rPr>
           <w:lang w:val="en-US"/>
@@ -34641,31 +35037,15 @@
         </w:rPr>
         <w:t xml:space="preserve">. [Online]. Available: </w:t>
       </w:r>
-      <w:r>
-        <w:fldChar w:fldCharType="begin"/>
-      </w:r>
-      <w:r>
-        <w:rPr>
-          <w:lang w:val="en-US"/>
-          <w:rPrChange w:id="165" w:author="FRANCISCO GARCIA SANCHEZ" w:date="2026-02-09T10:16:00Z" w16du:dateUtc="2026-02-09T09:16:00Z">
-            <w:rPr/>
-          </w:rPrChange>
-        </w:rPr>
-        <w:instrText>HYPERLINK "https://tailwindcss.com/" \t "_new"</w:instrText>
-      </w:r>
-      <w:r>
-        <w:fldChar w:fldCharType="separate"/>
-      </w:r>
-      <w:r>
-        <w:rPr>
-          <w:lang w:val="en-US"/>
-        </w:rPr>
-        <w:t>https://tailwindcss.com/</w:t>
-      </w:r>
-      <w:r>
-        <w:fldChar w:fldCharType="end"/>
-      </w:r>
-      <w:bookmarkEnd w:id="164"/>
+      <w:hyperlink r:id="rId42" w:tgtFrame="_new" w:history="1">
+        <w:r>
+          <w:rPr>
+            <w:lang w:val="en-US"/>
+          </w:rPr>
+          <w:t>https://tailwindcss.com/</w:t>
+        </w:r>
+      </w:hyperlink>
+      <w:bookmarkEnd w:id="109"/>
     </w:p>
     <w:p>
       <w:pPr>
@@ -34684,7 +35064,7 @@
         </w:rPr>
         <w:t xml:space="preserve"> </w:t>
       </w:r>
-      <w:bookmarkStart w:id="166" w:name="_Ref213707706"/>
+      <w:bookmarkStart w:id="110" w:name="_Ref213707706"/>
       <w:r>
         <w:rPr>
           <w:lang w:val="en-US"/>
@@ -34705,31 +35085,15 @@
         </w:rPr>
         <w:t xml:space="preserve">. [Online]. Available: </w:t>
       </w:r>
-      <w:r>
-        <w:fldChar w:fldCharType="begin"/>
-      </w:r>
-      <w:r>
-        <w:rPr>
-          <w:lang w:val="en-US"/>
-          <w:rPrChange w:id="167" w:author="FRANCISCO GARCIA SANCHEZ" w:date="2026-02-09T10:16:00Z" w16du:dateUtc="2026-02-09T09:16:00Z">
-            <w:rPr/>
-          </w:rPrChange>
-        </w:rPr>
-        <w:instrText>HYPERLINK "https://mantine.dev/" \t "_new"</w:instrText>
-      </w:r>
-      <w:r>
-        <w:fldChar w:fldCharType="separate"/>
-      </w:r>
-      <w:r>
-        <w:rPr>
-          <w:lang w:val="en-US"/>
-        </w:rPr>
-        <w:t>https://tanstack.com/query/latest</w:t>
-      </w:r>
-      <w:r>
-        <w:fldChar w:fldCharType="end"/>
-      </w:r>
-      <w:bookmarkEnd w:id="166"/>
+      <w:hyperlink r:id="rId43" w:tgtFrame="_new" w:history="1">
+        <w:r>
+          <w:rPr>
+            <w:lang w:val="en-US"/>
+          </w:rPr>
+          <w:t>https://tanstack.com/query/latest</w:t>
+        </w:r>
+      </w:hyperlink>
+      <w:bookmarkEnd w:id="110"/>
     </w:p>
     <w:p>
       <w:pPr>
@@ -34749,7 +35113,7 @@
         <w:lastRenderedPageBreak/>
         <w:t xml:space="preserve"> </w:t>
       </w:r>
-      <w:bookmarkStart w:id="168" w:name="_Ref213707714"/>
+      <w:bookmarkStart w:id="111" w:name="_Ref213707714"/>
       <w:r>
         <w:rPr>
           <w:lang w:val="en-US"/>
@@ -34770,31 +35134,15 @@
         </w:rPr>
         <w:t xml:space="preserve">. [Online]. Available: </w:t>
       </w:r>
-      <w:r>
-        <w:fldChar w:fldCharType="begin"/>
-      </w:r>
-      <w:r>
-        <w:rPr>
-          <w:lang w:val="en-US"/>
-          <w:rPrChange w:id="169" w:author="FRANCISCO GARCIA SANCHEZ" w:date="2026-02-09T10:16:00Z" w16du:dateUtc="2026-02-09T09:16:00Z">
-            <w:rPr/>
-          </w:rPrChange>
-        </w:rPr>
-        <w:instrText>HYPERLINK "https://www.themoviedb.org/" \t "_new"</w:instrText>
-      </w:r>
-      <w:r>
-        <w:fldChar w:fldCharType="separate"/>
-      </w:r>
-      <w:r>
-        <w:rPr>
-          <w:lang w:val="en-US"/>
-        </w:rPr>
-        <w:t>https://www.themoviedb.org/</w:t>
-      </w:r>
-      <w:r>
-        <w:fldChar w:fldCharType="end"/>
-      </w:r>
-      <w:bookmarkEnd w:id="168"/>
+      <w:hyperlink r:id="rId44" w:tgtFrame="_new" w:history="1">
+        <w:r>
+          <w:rPr>
+            <w:lang w:val="en-US"/>
+          </w:rPr>
+          <w:t>https://www.themoviedb.org/</w:t>
+        </w:r>
+      </w:hyperlink>
+      <w:bookmarkEnd w:id="111"/>
     </w:p>
     <w:p>
       <w:pPr>
@@ -34813,7 +35161,7 @@
         </w:rPr>
         <w:t xml:space="preserve"> </w:t>
       </w:r>
-      <w:bookmarkStart w:id="170" w:name="_Ref213707726"/>
+      <w:bookmarkStart w:id="112" w:name="_Ref213707726"/>
       <w:r>
         <w:rPr>
           <w:lang w:val="en-US"/>
@@ -34834,31 +35182,15 @@
         </w:rPr>
         <w:t xml:space="preserve">. [Online]. Available: </w:t>
       </w:r>
-      <w:r>
-        <w:fldChar w:fldCharType="begin"/>
-      </w:r>
-      <w:r>
-        <w:rPr>
-          <w:lang w:val="en-US"/>
-          <w:rPrChange w:id="171" w:author="FRANCISCO GARCIA SANCHEZ" w:date="2026-02-09T10:16:00Z" w16du:dateUtc="2026-02-09T09:16:00Z">
-            <w:rPr/>
-          </w:rPrChange>
-        </w:rPr>
-        <w:instrText>HYPERLINK "https://code.visualstudio.com/" \t "_new"</w:instrText>
-      </w:r>
-      <w:r>
-        <w:fldChar w:fldCharType="separate"/>
-      </w:r>
-      <w:r>
-        <w:rPr>
-          <w:lang w:val="en-US"/>
-        </w:rPr>
-        <w:t>https://code.visualstudio.com/</w:t>
-      </w:r>
-      <w:r>
-        <w:fldChar w:fldCharType="end"/>
-      </w:r>
-      <w:bookmarkEnd w:id="170"/>
+      <w:hyperlink r:id="rId45" w:tgtFrame="_new" w:history="1">
+        <w:r>
+          <w:rPr>
+            <w:lang w:val="en-US"/>
+          </w:rPr>
+          <w:t>https://code.visualstudio.com/</w:t>
+        </w:r>
+      </w:hyperlink>
+      <w:bookmarkEnd w:id="112"/>
     </w:p>
     <w:p>
       <w:pPr>
@@ -34877,7 +35209,7 @@
         </w:rPr>
         <w:t xml:space="preserve"> </w:t>
       </w:r>
-      <w:bookmarkStart w:id="172" w:name="_Ref213707734"/>
+      <w:bookmarkStart w:id="113" w:name="_Ref213707734"/>
       <w:r>
         <w:rPr>
           <w:lang w:val="en-US"/>
@@ -34898,31 +35230,15 @@
         </w:rPr>
         <w:t xml:space="preserve">. [Online]. Available: </w:t>
       </w:r>
-      <w:r>
-        <w:fldChar w:fldCharType="begin"/>
-      </w:r>
-      <w:r>
-        <w:rPr>
-          <w:lang w:val="en-US"/>
-          <w:rPrChange w:id="173" w:author="FRANCISCO GARCIA SANCHEZ" w:date="2026-02-09T10:16:00Z" w16du:dateUtc="2026-02-09T09:16:00Z">
-            <w:rPr/>
-          </w:rPrChange>
-        </w:rPr>
-        <w:instrText>HYPERLINK "https://git-scm.com/" \t "_new"</w:instrText>
-      </w:r>
-      <w:r>
-        <w:fldChar w:fldCharType="separate"/>
-      </w:r>
-      <w:r>
-        <w:rPr>
-          <w:lang w:val="en-US"/>
-        </w:rPr>
-        <w:t>https://git-scm.com/</w:t>
-      </w:r>
-      <w:r>
-        <w:fldChar w:fldCharType="end"/>
-      </w:r>
-      <w:bookmarkEnd w:id="172"/>
+      <w:hyperlink r:id="rId46" w:tgtFrame="_new" w:history="1">
+        <w:r>
+          <w:rPr>
+            <w:lang w:val="en-US"/>
+          </w:rPr>
+          <w:t>https://git-scm.com/</w:t>
+        </w:r>
+      </w:hyperlink>
+      <w:bookmarkEnd w:id="113"/>
     </w:p>
     <w:p>
       <w:pPr>
@@ -34941,7 +35257,7 @@
         </w:rPr>
         <w:t xml:space="preserve"> </w:t>
       </w:r>
-      <w:bookmarkStart w:id="174" w:name="_Ref213707740"/>
+      <w:bookmarkStart w:id="114" w:name="_Ref213707740"/>
       <w:r>
         <w:rPr>
           <w:lang w:val="en-US"/>
@@ -34962,31 +35278,15 @@
         </w:rPr>
         <w:t xml:space="preserve">. [Online]. Available: </w:t>
       </w:r>
-      <w:r>
-        <w:fldChar w:fldCharType="begin"/>
-      </w:r>
-      <w:r>
-        <w:rPr>
-          <w:lang w:val="en-US"/>
-          <w:rPrChange w:id="175" w:author="FRANCISCO GARCIA SANCHEZ" w:date="2026-02-09T10:16:00Z" w16du:dateUtc="2026-02-09T09:16:00Z">
-            <w:rPr/>
-          </w:rPrChange>
-        </w:rPr>
-        <w:instrText>HYPERLINK "https://github.com/" \t "_new"</w:instrText>
-      </w:r>
-      <w:r>
-        <w:fldChar w:fldCharType="separate"/>
-      </w:r>
-      <w:r>
-        <w:rPr>
-          <w:lang w:val="en-US"/>
-        </w:rPr>
-        <w:t>https://github.com/</w:t>
-      </w:r>
-      <w:r>
-        <w:fldChar w:fldCharType="end"/>
-      </w:r>
-      <w:bookmarkEnd w:id="174"/>
+      <w:hyperlink r:id="rId47" w:tgtFrame="_new" w:history="1">
+        <w:r>
+          <w:rPr>
+            <w:lang w:val="en-US"/>
+          </w:rPr>
+          <w:t>https://github.com/</w:t>
+        </w:r>
+      </w:hyperlink>
+      <w:bookmarkEnd w:id="114"/>
     </w:p>
     <w:p>
       <w:pPr>
@@ -35005,7 +35305,7 @@
         </w:rPr>
         <w:t xml:space="preserve"> </w:t>
       </w:r>
-      <w:bookmarkStart w:id="176" w:name="_Ref213707748"/>
+      <w:bookmarkStart w:id="115" w:name="_Ref213707748"/>
       <w:r>
         <w:rPr>
           <w:lang w:val="en-US"/>
@@ -35026,31 +35326,15 @@
         </w:rPr>
         <w:t xml:space="preserve">. [Online]. Available: </w:t>
       </w:r>
-      <w:r>
-        <w:fldChar w:fldCharType="begin"/>
-      </w:r>
-      <w:r>
-        <w:rPr>
-          <w:lang w:val="en-US"/>
-          <w:rPrChange w:id="177" w:author="FRANCISCO GARCIA SANCHEZ" w:date="2026-02-09T10:16:00Z" w16du:dateUtc="2026-02-09T09:16:00Z">
-            <w:rPr/>
-          </w:rPrChange>
-        </w:rPr>
-        <w:instrText>HYPERLINK "https://www.postman.com/" \t "_new"</w:instrText>
-      </w:r>
-      <w:r>
-        <w:fldChar w:fldCharType="separate"/>
-      </w:r>
-      <w:r>
-        <w:rPr>
-          <w:lang w:val="en-US"/>
-        </w:rPr>
-        <w:t>https://www.postman.com/</w:t>
-      </w:r>
-      <w:r>
-        <w:fldChar w:fldCharType="end"/>
-      </w:r>
-      <w:bookmarkEnd w:id="176"/>
+      <w:hyperlink r:id="rId48" w:tgtFrame="_new" w:history="1">
+        <w:r>
+          <w:rPr>
+            <w:lang w:val="en-US"/>
+          </w:rPr>
+          <w:t>https://www.postman.com/</w:t>
+        </w:r>
+      </w:hyperlink>
+      <w:bookmarkEnd w:id="115"/>
     </w:p>
     <w:p>
       <w:pPr>
@@ -35069,7 +35353,7 @@
         </w:rPr>
         <w:t xml:space="preserve"> </w:t>
       </w:r>
-      <w:bookmarkStart w:id="178" w:name="_Ref222073868"/>
+      <w:bookmarkStart w:id="116" w:name="_Ref222073868"/>
       <w:r>
         <w:rPr>
           <w:lang w:val="en-US"/>
@@ -35120,7 +35404,7 @@
         </w:rPr>
         <w:t xml:space="preserve">. [Online]. Available: </w:t>
       </w:r>
-      <w:hyperlink r:id="rId38" w:history="1">
+      <w:hyperlink r:id="rId49" w:history="1">
         <w:r>
           <w:rPr>
             <w:rStyle w:val="Hipervnculo"/>
@@ -35129,7 +35413,7 @@
           <w:t>https://www.pgadmin.org/</w:t>
         </w:r>
       </w:hyperlink>
-      <w:bookmarkEnd w:id="178"/>
+      <w:bookmarkEnd w:id="116"/>
     </w:p>
     <w:p>
       <w:pPr>
@@ -35148,7 +35432,7 @@
         </w:rPr>
         <w:t xml:space="preserve"> </w:t>
       </w:r>
-      <w:bookmarkStart w:id="179" w:name="_Ref222073876"/>
+      <w:bookmarkStart w:id="117" w:name="_Ref222073876"/>
       <w:r>
         <w:rPr>
           <w:lang w:val="en-US"/>
@@ -35187,32 +35471,16 @@
         </w:rPr>
         <w:t xml:space="preserve">. [Online]. Available: </w:t>
       </w:r>
-      <w:r>
-        <w:fldChar w:fldCharType="begin"/>
-      </w:r>
-      <w:r>
-        <w:rPr>
-          <w:lang w:val="en-US"/>
-          <w:rPrChange w:id="180" w:author="FRANCISCO GARCIA SANCHEZ" w:date="2026-03-02T06:11:00Z" w16du:dateUtc="2026-03-02T05:11:00Z">
-            <w:rPr/>
-          </w:rPrChange>
-        </w:rPr>
-        <w:instrText>HYPERLINK "https://dbeaver.com/"</w:instrText>
-      </w:r>
-      <w:r>
-        <w:fldChar w:fldCharType="separate"/>
-      </w:r>
-      <w:r>
-        <w:rPr>
-          <w:rStyle w:val="Hipervnculo"/>
-          <w:lang w:val="en-US"/>
-        </w:rPr>
-        <w:t>https://dbeaver.com/</w:t>
-      </w:r>
-      <w:r>
-        <w:fldChar w:fldCharType="end"/>
-      </w:r>
-      <w:bookmarkEnd w:id="179"/>
+      <w:hyperlink r:id="rId50" w:history="1">
+        <w:r>
+          <w:rPr>
+            <w:rStyle w:val="Hipervnculo"/>
+            <w:lang w:val="en-US"/>
+          </w:rPr>
+          <w:t>https://dbeaver.com/</w:t>
+        </w:r>
+      </w:hyperlink>
+      <w:bookmarkEnd w:id="117"/>
     </w:p>
     <w:p>
       <w:pPr>
@@ -35231,7 +35499,7 @@
         </w:rPr>
         <w:t xml:space="preserve"> </w:t>
       </w:r>
-      <w:bookmarkStart w:id="181" w:name="_Ref222073881"/>
+      <w:bookmarkStart w:id="118" w:name="_Ref222073881"/>
       <w:r>
         <w:rPr>
           <w:lang w:val="en-US"/>
@@ -35252,32 +35520,16 @@
         </w:rPr>
         <w:t xml:space="preserve">. [Online]. Available: </w:t>
       </w:r>
-      <w:r>
-        <w:fldChar w:fldCharType="begin"/>
-      </w:r>
-      <w:r>
-        <w:rPr>
-          <w:lang w:val="en-US"/>
-          <w:rPrChange w:id="182" w:author="FRANCISCO GARCIA SANCHEZ" w:date="2026-03-02T06:11:00Z" w16du:dateUtc="2026-03-02T05:11:00Z">
-            <w:rPr/>
-          </w:rPrChange>
-        </w:rPr>
-        <w:instrText>HYPERLINK "https://chatgpt.com/"</w:instrText>
-      </w:r>
-      <w:r>
-        <w:fldChar w:fldCharType="separate"/>
-      </w:r>
-      <w:r>
-        <w:rPr>
-          <w:rStyle w:val="Hipervnculo"/>
-          <w:lang w:val="en-US"/>
-        </w:rPr>
-        <w:t>https://chatgpt.com/</w:t>
-      </w:r>
-      <w:r>
-        <w:fldChar w:fldCharType="end"/>
-      </w:r>
-      <w:bookmarkEnd w:id="181"/>
+      <w:hyperlink r:id="rId51" w:history="1">
+        <w:r>
+          <w:rPr>
+            <w:rStyle w:val="Hipervnculo"/>
+            <w:lang w:val="en-US"/>
+          </w:rPr>
+          <w:t>https://chatgpt.com/</w:t>
+        </w:r>
+      </w:hyperlink>
+      <w:bookmarkEnd w:id="118"/>
     </w:p>
     <w:p>
       <w:pPr>
@@ -35296,7 +35548,7 @@
         </w:rPr>
         <w:t xml:space="preserve"> </w:t>
       </w:r>
-      <w:bookmarkStart w:id="183" w:name="_Ref222830468"/>
+      <w:bookmarkStart w:id="119" w:name="_Ref222830468"/>
       <w:r>
         <w:rPr>
           <w:lang w:val="en-US"/>
@@ -35353,32 +35605,16 @@
         </w:rPr>
         <w:t xml:space="preserve">. [Online]. Available: </w:t>
       </w:r>
-      <w:r>
-        <w:fldChar w:fldCharType="begin"/>
-      </w:r>
-      <w:r>
-        <w:rPr>
-          <w:lang w:val="en-US"/>
-          <w:rPrChange w:id="184" w:author="FRANCISCO GARCIA SANCHEZ" w:date="2026-03-02T06:11:00Z" w16du:dateUtc="2026-03-02T05:11:00Z">
-            <w:rPr/>
-          </w:rPrChange>
-        </w:rPr>
-        <w:instrText>HYPERLINK "https://junit.org/junit5/"</w:instrText>
-      </w:r>
-      <w:r>
-        <w:fldChar w:fldCharType="separate"/>
-      </w:r>
-      <w:r>
-        <w:rPr>
-          <w:rStyle w:val="Hipervnculo"/>
-          <w:lang w:val="en-US"/>
-        </w:rPr>
-        <w:t>https://junit.org/junit5/</w:t>
-      </w:r>
-      <w:r>
-        <w:fldChar w:fldCharType="end"/>
-      </w:r>
-      <w:bookmarkEnd w:id="183"/>
+      <w:hyperlink r:id="rId52" w:history="1">
+        <w:r>
+          <w:rPr>
+            <w:rStyle w:val="Hipervnculo"/>
+            <w:lang w:val="en-US"/>
+          </w:rPr>
+          <w:t>https://junit.org/junit5/</w:t>
+        </w:r>
+      </w:hyperlink>
+      <w:bookmarkEnd w:id="119"/>
     </w:p>
     <w:p>
       <w:pPr>
@@ -35397,7 +35633,7 @@
         </w:rPr>
         <w:t xml:space="preserve"> </w:t>
       </w:r>
-      <w:bookmarkStart w:id="185" w:name="_Ref222830528"/>
+      <w:bookmarkStart w:id="120" w:name="_Ref222830528"/>
       <w:r>
         <w:rPr>
           <w:lang w:val="en-US"/>
@@ -35442,7 +35678,7 @@
         </w:rPr>
         <w:t xml:space="preserve">. [Online]. Available: </w:t>
       </w:r>
-      <w:hyperlink r:id="rId39" w:history="1">
+      <w:hyperlink r:id="rId53" w:history="1">
         <w:r>
           <w:rPr>
             <w:rStyle w:val="Hipervnculo"/>
@@ -35451,7 +35687,7 @@
           <w:t>https://site.mockito.org/</w:t>
         </w:r>
       </w:hyperlink>
-      <w:bookmarkEnd w:id="185"/>
+      <w:bookmarkEnd w:id="120"/>
     </w:p>
     <w:p>
       <w:pPr>
@@ -35470,7 +35706,7 @@
         </w:rPr>
         <w:t xml:space="preserve"> </w:t>
       </w:r>
-      <w:bookmarkStart w:id="186" w:name="_Ref222830536"/>
+      <w:bookmarkStart w:id="121" w:name="_Ref222830536"/>
       <w:r>
         <w:rPr>
           <w:lang w:val="en-US"/>
@@ -35491,7 +35727,7 @@
         </w:rPr>
         <w:t xml:space="preserve">. [Online]. Available: </w:t>
       </w:r>
-      <w:hyperlink r:id="rId40" w:history="1">
+      <w:hyperlink r:id="rId54" w:history="1">
         <w:r>
           <w:rPr>
             <w:rStyle w:val="Hipervnculo"/>
@@ -35500,7 +35736,7 @@
           <w:t>https://www.docker.com/</w:t>
         </w:r>
       </w:hyperlink>
-      <w:bookmarkEnd w:id="186"/>
+      <w:bookmarkEnd w:id="121"/>
     </w:p>
     <w:p>
       <w:pPr>
@@ -35519,7 +35755,7 @@
         </w:rPr>
         <w:t xml:space="preserve"> </w:t>
       </w:r>
-      <w:bookmarkStart w:id="187" w:name="_Ref222830541"/>
+      <w:bookmarkStart w:id="122" w:name="_Ref222830541"/>
       <w:r>
         <w:rPr>
           <w:lang w:val="en-US"/>
@@ -35564,7 +35800,7 @@
         </w:rPr>
         <w:t xml:space="preserve">. [Online]. Available: </w:t>
       </w:r>
-      <w:hyperlink r:id="rId41" w:history="1">
+      <w:hyperlink r:id="rId55" w:history="1">
         <w:r>
           <w:rPr>
             <w:rStyle w:val="Hipervnculo"/>
@@ -35573,7 +35809,7 @@
           <w:t>https://docs.docker.com/compose/</w:t>
         </w:r>
       </w:hyperlink>
-      <w:bookmarkEnd w:id="187"/>
+      <w:bookmarkEnd w:id="122"/>
     </w:p>
     <w:p>
       <w:pPr>
@@ -35630,31 +35866,15 @@
         </w:rPr>
         <w:t xml:space="preserve">. [Online]. Available: </w:t>
       </w:r>
-      <w:r>
-        <w:fldChar w:fldCharType="begin"/>
-      </w:r>
-      <w:r>
-        <w:rPr>
-          <w:lang w:val="en-US"/>
-          <w:rPrChange w:id="188" w:author="FRANCISCO GARCIA SANCHEZ" w:date="2026-03-02T06:11:00Z" w16du:dateUtc="2026-03-02T05:11:00Z">
-            <w:rPr/>
-          </w:rPrChange>
-        </w:rPr>
-        <w:instrText>HYPERLINK "https://github.com/features/actions"</w:instrText>
-      </w:r>
-      <w:r>
-        <w:fldChar w:fldCharType="separate"/>
-      </w:r>
-      <w:r>
-        <w:rPr>
-          <w:rStyle w:val="Hipervnculo"/>
-          <w:lang w:val="en-US"/>
-        </w:rPr>
-        <w:t>https://github.com/features/actions</w:t>
-      </w:r>
-      <w:r>
-        <w:fldChar w:fldCharType="end"/>
-      </w:r>
+      <w:hyperlink r:id="rId56" w:history="1">
+        <w:r>
+          <w:rPr>
+            <w:rStyle w:val="Hipervnculo"/>
+            <w:lang w:val="en-US"/>
+          </w:rPr>
+          <w:t>https://github.com/features/actions</w:t>
+        </w:r>
+      </w:hyperlink>
     </w:p>
     <w:p>
       <w:pPr>
@@ -35893,8 +36113,8 @@
           <w:lang w:val="en-US"/>
         </w:rPr>
       </w:pPr>
-      <w:bookmarkStart w:id="189" w:name="_Ref222830545"/>
-      <w:bookmarkEnd w:id="189"/>
+      <w:bookmarkStart w:id="123" w:name="_Ref222830545"/>
+      <w:bookmarkEnd w:id="123"/>
       <w:r>
         <w:rPr>
           <w:lang w:val="en-US"/>
@@ -35931,14 +36151,14 @@
         </w:numPr>
         <w:ind w:left="432"/>
       </w:pPr>
-      <w:bookmarkStart w:id="190" w:name="_Ref222095083"/>
-      <w:bookmarkStart w:id="191" w:name="_Toc227014229"/>
+      <w:bookmarkStart w:id="124" w:name="_Ref222095083"/>
+      <w:bookmarkStart w:id="125" w:name="_Toc227713127"/>
       <w:r>
         <w:lastRenderedPageBreak/>
         <w:t>Anexo A – Especificación de casos de uso</w:t>
       </w:r>
-      <w:bookmarkEnd w:id="190"/>
-      <w:bookmarkEnd w:id="191"/>
+      <w:bookmarkEnd w:id="124"/>
+      <w:bookmarkEnd w:id="125"/>
     </w:p>
     <w:p>
       <w:r>
@@ -35959,11 +36179,11 @@
         </w:numPr>
         <w:ind w:left="576"/>
       </w:pPr>
-      <w:bookmarkStart w:id="192" w:name="_Toc227014230"/>
+      <w:bookmarkStart w:id="126" w:name="_Toc227713128"/>
       <w:r>
         <w:t>A.1 Usuarios no registrados</w:t>
       </w:r>
-      <w:bookmarkEnd w:id="192"/>
+      <w:bookmarkEnd w:id="126"/>
     </w:p>
     <w:p>
       <w:pPr>
@@ -36450,11 +36670,11 @@
         </w:numPr>
         <w:ind w:left="576"/>
       </w:pPr>
-      <w:bookmarkStart w:id="193" w:name="_Toc227014231"/>
+      <w:bookmarkStart w:id="127" w:name="_Toc227713129"/>
       <w:r>
         <w:t>A.2 Interacción social</w:t>
       </w:r>
-      <w:bookmarkEnd w:id="193"/>
+      <w:bookmarkEnd w:id="127"/>
     </w:p>
     <w:p>
       <w:r>
@@ -37267,11 +37487,11 @@
         </w:numPr>
         <w:ind w:left="576"/>
       </w:pPr>
-      <w:bookmarkStart w:id="194" w:name="_Toc227014232"/>
+      <w:bookmarkStart w:id="128" w:name="_Toc227713130"/>
       <w:r>
         <w:t>A.3 Listas personalizadas</w:t>
       </w:r>
-      <w:bookmarkEnd w:id="194"/>
+      <w:bookmarkEnd w:id="128"/>
     </w:p>
     <w:p>
       <w:r>
@@ -37806,11 +38026,11 @@
         </w:numPr>
         <w:ind w:left="576"/>
       </w:pPr>
-      <w:bookmarkStart w:id="195" w:name="_Toc227014233"/>
+      <w:bookmarkStart w:id="129" w:name="_Toc227713131"/>
       <w:r>
         <w:t>A.4 Valoraciones y reseñas</w:t>
       </w:r>
-      <w:bookmarkEnd w:id="195"/>
+      <w:bookmarkEnd w:id="129"/>
     </w:p>
     <w:p>
       <w:r>
@@ -38286,7 +38506,7 @@
     </w:p>
     <w:p/>
     <w:sectPr>
-      <w:footerReference w:type="default" r:id="rId42"/>
+      <w:footerReference w:type="default" r:id="rId57"/>
       <w:type w:val="continuous"/>
       <w:pgSz w:w="11906" w:h="16838"/>
       <w:pgMar w:top="1417" w:right="1701" w:bottom="1417" w:left="1701" w:header="708" w:footer="708" w:gutter="0"/>
@@ -38405,7 +38625,7 @@
       </w:r>
     </w:p>
   </w:comment>
-  <w:comment w:id="54" w:author="FRANCISCO GARCIA SANCHEZ" w:date="2026-03-02T06:26:00Z" w:initials="FG">
+  <w:comment w:id="45" w:author="FRANCISCO GARCIA SANCHEZ" w:date="2026-03-02T06:26:00Z" w:initials="FG">
     <w:p>
       <w:pPr>
         <w:pStyle w:val="Textocomentario"/>
@@ -38422,7 +38642,7 @@
       </w:r>
     </w:p>
   </w:comment>
-  <w:comment w:id="66" w:author="FRANCISCO GARCIA SANCHEZ" w:date="2026-02-09T11:33:00Z" w:initials="FG">
+  <w:comment w:id="49" w:author="FRANCISCO GARCIA SANCHEZ" w:date="2026-02-09T11:33:00Z" w:initials="FG">
     <w:p>
       <w:pPr>
         <w:pStyle w:val="Textocomentario"/>
@@ -38439,7 +38659,7 @@
       </w:r>
     </w:p>
   </w:comment>
-  <w:comment w:id="67" w:author="FRANCISCO GARCIA SANCHEZ" w:date="2026-03-02T06:35:00Z" w:initials="FG">
+  <w:comment w:id="50" w:author="FRANCISCO GARCIA SANCHEZ" w:date="2026-03-02T06:35:00Z" w:initials="FG">
     <w:p>
       <w:pPr>
         <w:pStyle w:val="Textocomentario"/>
@@ -38456,7 +38676,7 @@
       </w:r>
     </w:p>
   </w:comment>
-  <w:comment w:id="69" w:author="FRANCISCO GARCIA SANCHEZ" w:date="2026-03-02T06:34:00Z" w:initials="FG">
+  <w:comment w:id="51" w:author="FRANCISCO GARCIA SANCHEZ" w:date="2026-03-02T06:34:00Z" w:initials="FG">
     <w:p>
       <w:pPr>
         <w:pStyle w:val="Textocomentario"/>
@@ -38473,7 +38693,7 @@
       </w:r>
     </w:p>
   </w:comment>
-  <w:comment w:id="88" w:author="FRANCISCO GARCIA SANCHEZ" w:date="2026-03-02T07:02:00Z" w:initials="FG">
+  <w:comment w:id="57" w:author="FRANCISCO GARCIA SANCHEZ" w:date="2026-03-02T07:02:00Z" w:initials="FG">
     <w:p>
       <w:pPr>
         <w:pStyle w:val="Textocomentario"/>
@@ -38490,7 +38710,7 @@
       </w:r>
     </w:p>
   </w:comment>
-  <w:comment w:id="89" w:author="FRANCISCO GARCIA SANCHEZ" w:date="2026-03-02T07:17:00Z" w:initials="FG">
+  <w:comment w:id="58" w:author="FRANCISCO GARCIA SANCHEZ" w:date="2026-03-02T07:17:00Z" w:initials="FG">
     <w:p>
       <w:pPr>
         <w:pStyle w:val="Textocomentario"/>
@@ -38507,7 +38727,7 @@
       </w:r>
     </w:p>
   </w:comment>
-  <w:comment w:id="91" w:author="FRANCISCO GARCIA SANCHEZ" w:date="2026-03-02T06:53:00Z" w:initials="FG">
+  <w:comment w:id="61" w:author="FRANCISCO GARCIA SANCHEZ" w:date="2026-03-02T06:50:00Z" w:initials="FG">
     <w:p>
       <w:pPr>
         <w:pStyle w:val="Textocomentario"/>
@@ -38520,11 +38740,11 @@
         <w:annotationRef/>
       </w:r>
       <w:r>
-        <w:t>Integra este contenido con el párrafo anterior (‘modularización’)</w:t>
+        <w:t>Cada capa debería estar en un encabezado de 3er nivel (4.3.2, 4.3.3, 4.3.4, 4.3.5) integrando todo el contenido que le corresponda (extractos de código y explicación correspondiente). En este sentido, por ejemplo, lo que tiene que ver con la API debería estar en la capa del controlador.</w:t>
       </w:r>
     </w:p>
   </w:comment>
-  <w:comment w:id="95" w:author="FRANCISCO GARCIA SANCHEZ" w:date="2026-03-02T06:50:00Z" w:initials="FG">
+  <w:comment w:id="62" w:author="FRANCISCO GARCIA SANCHEZ" w:date="2026-03-02T06:58:00Z" w:initials="FG">
     <w:p>
       <w:pPr>
         <w:pStyle w:val="Textocomentario"/>
@@ -38537,11 +38757,11 @@
         <w:annotationRef/>
       </w:r>
       <w:r>
-        <w:t>Cada capa debería estar en un encabezado de 3er nivel (4.3.2, 4.3.3, 4.3.4, 4.3.5) integrando todo el contenido que le corresponda (extractos de código y explicación correspondiente). En este sentido, por ejemplo, lo que tiene que ver con la API debería estar en la capa del controlador.</w:t>
+        <w:t>Haz esto en los distintos apartados para utilizar esa figura como base para articular la organización de esta sección.</w:t>
       </w:r>
     </w:p>
   </w:comment>
-  <w:comment w:id="97" w:author="FRANCISCO GARCIA SANCHEZ" w:date="2026-03-02T06:58:00Z" w:initials="FG">
+  <w:comment w:id="64" w:author="FRANCISCO GARCIA SANCHEZ" w:date="2026-03-02T06:56:00Z" w:initials="FG">
     <w:p>
       <w:pPr>
         <w:pStyle w:val="Textocomentario"/>
@@ -38554,11 +38774,11 @@
         <w:annotationRef/>
       </w:r>
       <w:r>
-        <w:t>Haz esto en los distintos apartados para utilizar esa figura como base para articular la organización de esta sección.</w:t>
+        <w:t>Cada figura con código debe contener aspectos que sean representativos de la capa que se está explicando. Es fundamental describir con cierto detalle el contenido de la figura (el código, las distintas etiquetas que aparecen y detalles para que el lector sea capaz de entender lo que ahí pasa).</w:t>
       </w:r>
     </w:p>
   </w:comment>
-  <w:comment w:id="102" w:author="FRANCISCO GARCIA SANCHEZ" w:date="2026-03-02T06:56:00Z" w:initials="FG">
+  <w:comment w:id="65" w:author="FRANCISCO GARCIA SANCHEZ" w:date="2026-03-02T06:57:00Z" w:initials="FG">
     <w:p>
       <w:pPr>
         <w:pStyle w:val="Textocomentario"/>
@@ -38571,11 +38791,11 @@
         <w:annotationRef/>
       </w:r>
       <w:r>
-        <w:t>Cada figura con código debe contener aspectos que sean representativos de la capa que se está explicando. Es fundamental describir con cierto detalle el contenido de la figura (el código, las distintas etiquetas que aparecen y detalles para que el lector sea capaz de entender lo que ahí pasa).</w:t>
+        <w:t>TENER ESTO EN CUENTA PARA TODAS LAS FIGURAS CON CÓDIGO</w:t>
       </w:r>
     </w:p>
   </w:comment>
-  <w:comment w:id="103" w:author="FRANCISCO GARCIA SANCHEZ" w:date="2026-03-02T06:57:00Z" w:initials="FG">
+  <w:comment w:id="80" w:author="FRANCISCO GARCIA SANCHEZ" w:date="2026-03-02T07:13:00Z" w:initials="FG">
     <w:p>
       <w:pPr>
         <w:pStyle w:val="Textocomentario"/>
@@ -38588,11 +38808,11 @@
         <w:annotationRef/>
       </w:r>
       <w:r>
-        <w:t>TENER ESTO EN CUENTA PARA TODAS LAS FIGURAS CON CÓDIGO</w:t>
+        <w:t>TODOS LOS TÉRMINOS EN INGLÉS EN CURSIVA</w:t>
       </w:r>
     </w:p>
   </w:comment>
-  <w:comment w:id="117" w:author="FRANCISCO GARCIA SANCHEZ" w:date="2026-03-02T07:13:00Z" w:initials="FG">
+  <w:comment w:id="81" w:author="FRANCISCO GARCIA SANCHEZ" w:date="2026-03-02T07:11:00Z" w:initials="FG">
     <w:p>
       <w:pPr>
         <w:pStyle w:val="Textocomentario"/>
@@ -38605,11 +38825,11 @@
         <w:annotationRef/>
       </w:r>
       <w:r>
-        <w:t>TODOS LOS TÉRMINOS EN INGLÉS EN CURSIVA</w:t>
+        <w:t>Puede estar bien poner aquí extractos de código con este mismo ejemplo que estas dando.</w:t>
       </w:r>
     </w:p>
   </w:comment>
-  <w:comment w:id="124" w:author="FRANCISCO GARCIA SANCHEZ" w:date="2026-03-02T07:11:00Z" w:initials="FG">
+  <w:comment w:id="82" w:author="FRANCISCO GARCIA SANCHEZ" w:date="2026-03-02T07:09:00Z" w:initials="FG">
     <w:p>
       <w:pPr>
         <w:pStyle w:val="Textocomentario"/>
@@ -38622,11 +38842,11 @@
         <w:annotationRef/>
       </w:r>
       <w:r>
-        <w:t>Puede estar bien poner aquí extractos de código con este mismo ejemplo que estas dando.</w:t>
+        <w:t>Hazlo párrafo</w:t>
       </w:r>
     </w:p>
   </w:comment>
-  <w:comment w:id="126" w:author="FRANCISCO GARCIA SANCHEZ" w:date="2026-03-02T07:09:00Z" w:initials="FG">
+  <w:comment w:id="84" w:author="FRANCISCO GARCIA SANCHEZ" w:date="2026-03-02T07:13:00Z" w:initials="FG">
     <w:p>
       <w:pPr>
         <w:pStyle w:val="Textocomentario"/>
@@ -38639,28 +38859,11 @@
         <w:annotationRef/>
       </w:r>
       <w:r>
-        <w:t>Hazlo párrafo</w:t>
+        <w:t>Evita estas listas en la medida de lo posible; en su lugar, escríbelo en forma de párrafo.</w:t>
       </w:r>
     </w:p>
   </w:comment>
-  <w:comment w:id="131" w:author="FRANCISCO GARCIA SANCHEZ" w:date="2026-03-02T07:13:00Z" w:initials="FG">
-    <w:p>
-      <w:pPr>
-        <w:pStyle w:val="Textocomentario"/>
-        <w:jc w:val="left"/>
-      </w:pPr>
-      <w:r>
-        <w:rPr>
-          <w:rStyle w:val="Refdecomentario"/>
-        </w:rPr>
-        <w:annotationRef/>
-      </w:r>
-      <w:r>
-        <w:t>Evita estas listas en la medida de lo posible; en su lugar, escríbelo en forma de párrafo.</w:t>
-      </w:r>
-    </w:p>
-  </w:comment>
-  <w:comment w:id="134" w:author="FRANCISCO GARCIA SANCHEZ" w:date="2026-03-02T07:19:00Z" w:initials="FG">
+  <w:comment w:id="87" w:author="FRANCISCO GARCIA SANCHEZ" w:date="2026-03-02T07:19:00Z" w:initials="FG">
     <w:p>
       <w:pPr>
         <w:pStyle w:val="Textocomentario"/>
@@ -38694,7 +38897,6 @@
   <w15:commentEx w15:paraId="1DF11507" w15:done="0"/>
   <w15:commentEx w15:paraId="3A54B790" w15:done="0"/>
   <w15:commentEx w15:paraId="7932967C" w15:paraIdParent="3A54B790" w15:done="0"/>
-  <w15:commentEx w15:paraId="32C05939" w15:done="0"/>
   <w15:commentEx w15:paraId="687D42B3" w15:done="0"/>
   <w15:commentEx w15:paraId="368BF4FC" w15:done="0"/>
   <w15:commentEx w15:paraId="42CB4ADD" w15:done="0"/>
@@ -38721,7 +38923,6 @@
   <w16cex:commentExtensible w16cex:durableId="547E80A3" w16cex:dateUtc="2026-03-02T05:34:00Z"/>
   <w16cex:commentExtensible w16cex:durableId="129AC5C1" w16cex:dateUtc="2026-03-02T06:02:00Z"/>
   <w16cex:commentExtensible w16cex:durableId="1ED1874F" w16cex:dateUtc="2026-03-02T06:17:00Z"/>
-  <w16cex:commentExtensible w16cex:durableId="4BDB294F" w16cex:dateUtc="2026-03-02T05:53:00Z"/>
   <w16cex:commentExtensible w16cex:durableId="62A01274" w16cex:dateUtc="2026-03-02T05:50:00Z"/>
   <w16cex:commentExtensible w16cex:durableId="05536EB4" w16cex:dateUtc="2026-03-02T05:58:00Z"/>
   <w16cex:commentExtensible w16cex:durableId="32344EC4" w16cex:dateUtc="2026-03-02T05:56:00Z"/>
@@ -38748,7 +38949,6 @@
   <w16cid:commentId w16cid:paraId="1DF11507" w16cid:durableId="547E80A3"/>
   <w16cid:commentId w16cid:paraId="3A54B790" w16cid:durableId="129AC5C1"/>
   <w16cid:commentId w16cid:paraId="7932967C" w16cid:durableId="1ED1874F"/>
-  <w16cid:commentId w16cid:paraId="32C05939" w16cid:durableId="4BDB294F"/>
   <w16cid:commentId w16cid:paraId="687D42B3" w16cid:durableId="62A01274"/>
   <w16cid:commentId w16cid:paraId="368BF4FC" w16cid:durableId="05536EB4"/>
   <w16cid:commentId w16cid:paraId="42CB4ADD" w16cid:durableId="32344EC4"/>
@@ -43410,6 +43610,155 @@
     </w:lvl>
   </w:abstractNum>
   <w:abstractNum w:abstractNumId="42" w15:restartNumberingAfterBreak="0">
+    <w:nsid w:val="62D01F40"/>
+    <w:multiLevelType w:val="multilevel"/>
+    <w:tmpl w:val="37E0E248"/>
+    <w:lvl w:ilvl="0">
+      <w:start w:val="1"/>
+      <w:numFmt w:val="bullet"/>
+      <w:lvlText w:val=""/>
+      <w:lvlJc w:val="left"/>
+      <w:pPr>
+        <w:tabs>
+          <w:tab w:val="num" w:pos="720"/>
+        </w:tabs>
+        <w:ind w:left="720" w:hanging="360"/>
+      </w:pPr>
+      <w:rPr>
+        <w:rFonts w:ascii="Symbol" w:hAnsi="Symbol" w:hint="default"/>
+        <w:sz w:val="20"/>
+      </w:rPr>
+    </w:lvl>
+    <w:lvl w:ilvl="1" w:tentative="1">
+      <w:start w:val="1"/>
+      <w:numFmt w:val="bullet"/>
+      <w:lvlText w:val="o"/>
+      <w:lvlJc w:val="left"/>
+      <w:pPr>
+        <w:tabs>
+          <w:tab w:val="num" w:pos="1440"/>
+        </w:tabs>
+        <w:ind w:left="1440" w:hanging="360"/>
+      </w:pPr>
+      <w:rPr>
+        <w:rFonts w:ascii="Courier New" w:hAnsi="Courier New" w:hint="default"/>
+        <w:sz w:val="20"/>
+      </w:rPr>
+    </w:lvl>
+    <w:lvl w:ilvl="2" w:tentative="1">
+      <w:start w:val="1"/>
+      <w:numFmt w:val="bullet"/>
+      <w:lvlText w:val=""/>
+      <w:lvlJc w:val="left"/>
+      <w:pPr>
+        <w:tabs>
+          <w:tab w:val="num" w:pos="2160"/>
+        </w:tabs>
+        <w:ind w:left="2160" w:hanging="360"/>
+      </w:pPr>
+      <w:rPr>
+        <w:rFonts w:ascii="Wingdings" w:hAnsi="Wingdings" w:hint="default"/>
+        <w:sz w:val="20"/>
+      </w:rPr>
+    </w:lvl>
+    <w:lvl w:ilvl="3" w:tentative="1">
+      <w:start w:val="1"/>
+      <w:numFmt w:val="bullet"/>
+      <w:lvlText w:val=""/>
+      <w:lvlJc w:val="left"/>
+      <w:pPr>
+        <w:tabs>
+          <w:tab w:val="num" w:pos="2880"/>
+        </w:tabs>
+        <w:ind w:left="2880" w:hanging="360"/>
+      </w:pPr>
+      <w:rPr>
+        <w:rFonts w:ascii="Wingdings" w:hAnsi="Wingdings" w:hint="default"/>
+        <w:sz w:val="20"/>
+      </w:rPr>
+    </w:lvl>
+    <w:lvl w:ilvl="4" w:tentative="1">
+      <w:start w:val="1"/>
+      <w:numFmt w:val="bullet"/>
+      <w:lvlText w:val=""/>
+      <w:lvlJc w:val="left"/>
+      <w:pPr>
+        <w:tabs>
+          <w:tab w:val="num" w:pos="3600"/>
+        </w:tabs>
+        <w:ind w:left="3600" w:hanging="360"/>
+      </w:pPr>
+      <w:rPr>
+        <w:rFonts w:ascii="Wingdings" w:hAnsi="Wingdings" w:hint="default"/>
+        <w:sz w:val="20"/>
+      </w:rPr>
+    </w:lvl>
+    <w:lvl w:ilvl="5" w:tentative="1">
+      <w:start w:val="1"/>
+      <w:numFmt w:val="bullet"/>
+      <w:lvlText w:val=""/>
+      <w:lvlJc w:val="left"/>
+      <w:pPr>
+        <w:tabs>
+          <w:tab w:val="num" w:pos="4320"/>
+        </w:tabs>
+        <w:ind w:left="4320" w:hanging="360"/>
+      </w:pPr>
+      <w:rPr>
+        <w:rFonts w:ascii="Wingdings" w:hAnsi="Wingdings" w:hint="default"/>
+        <w:sz w:val="20"/>
+      </w:rPr>
+    </w:lvl>
+    <w:lvl w:ilvl="6" w:tentative="1">
+      <w:start w:val="1"/>
+      <w:numFmt w:val="bullet"/>
+      <w:lvlText w:val=""/>
+      <w:lvlJc w:val="left"/>
+      <w:pPr>
+        <w:tabs>
+          <w:tab w:val="num" w:pos="5040"/>
+        </w:tabs>
+        <w:ind w:left="5040" w:hanging="360"/>
+      </w:pPr>
+      <w:rPr>
+        <w:rFonts w:ascii="Wingdings" w:hAnsi="Wingdings" w:hint="default"/>
+        <w:sz w:val="20"/>
+      </w:rPr>
+    </w:lvl>
+    <w:lvl w:ilvl="7" w:tentative="1">
+      <w:start w:val="1"/>
+      <w:numFmt w:val="bullet"/>
+      <w:lvlText w:val=""/>
+      <w:lvlJc w:val="left"/>
+      <w:pPr>
+        <w:tabs>
+          <w:tab w:val="num" w:pos="5760"/>
+        </w:tabs>
+        <w:ind w:left="5760" w:hanging="360"/>
+      </w:pPr>
+      <w:rPr>
+        <w:rFonts w:ascii="Wingdings" w:hAnsi="Wingdings" w:hint="default"/>
+        <w:sz w:val="20"/>
+      </w:rPr>
+    </w:lvl>
+    <w:lvl w:ilvl="8" w:tentative="1">
+      <w:start w:val="1"/>
+      <w:numFmt w:val="bullet"/>
+      <w:lvlText w:val=""/>
+      <w:lvlJc w:val="left"/>
+      <w:pPr>
+        <w:tabs>
+          <w:tab w:val="num" w:pos="6480"/>
+        </w:tabs>
+        <w:ind w:left="6480" w:hanging="360"/>
+      </w:pPr>
+      <w:rPr>
+        <w:rFonts w:ascii="Wingdings" w:hAnsi="Wingdings" w:hint="default"/>
+        <w:sz w:val="20"/>
+      </w:rPr>
+    </w:lvl>
+  </w:abstractNum>
+  <w:abstractNum w:abstractNumId="43" w15:restartNumberingAfterBreak="0">
     <w:nsid w:val="65AA7CE1"/>
     <w:multiLevelType w:val="hybridMultilevel"/>
     <w:tmpl w:val="2ABCE3B6"/>
@@ -43522,7 +43871,7 @@
       </w:rPr>
     </w:lvl>
   </w:abstractNum>
-  <w:abstractNum w:abstractNumId="43" w15:restartNumberingAfterBreak="0">
+  <w:abstractNum w:abstractNumId="44" w15:restartNumberingAfterBreak="0">
     <w:nsid w:val="660B6EF2"/>
     <w:multiLevelType w:val="hybridMultilevel"/>
     <w:tmpl w:val="32B2246E"/>
@@ -43608,7 +43957,7 @@
       </w:pPr>
     </w:lvl>
   </w:abstractNum>
-  <w:abstractNum w:abstractNumId="44" w15:restartNumberingAfterBreak="0">
+  <w:abstractNum w:abstractNumId="45" w15:restartNumberingAfterBreak="0">
     <w:nsid w:val="72015D62"/>
     <w:multiLevelType w:val="hybridMultilevel"/>
     <w:tmpl w:val="15269C56"/>
@@ -43697,7 +44046,7 @@
       </w:pPr>
     </w:lvl>
   </w:abstractNum>
-  <w:abstractNum w:abstractNumId="45" w15:restartNumberingAfterBreak="0">
+  <w:abstractNum w:abstractNumId="46" w15:restartNumberingAfterBreak="0">
     <w:nsid w:val="73FF51C2"/>
     <w:multiLevelType w:val="hybridMultilevel"/>
     <w:tmpl w:val="7B480E84"/>
@@ -43810,7 +44159,7 @@
       </w:rPr>
     </w:lvl>
   </w:abstractNum>
-  <w:abstractNum w:abstractNumId="46" w15:restartNumberingAfterBreak="0">
+  <w:abstractNum w:abstractNumId="47" w15:restartNumberingAfterBreak="0">
     <w:nsid w:val="748B3A79"/>
     <w:multiLevelType w:val="hybridMultilevel"/>
     <w:tmpl w:val="046CEDBE"/>
@@ -43896,7 +44245,7 @@
       </w:pPr>
     </w:lvl>
   </w:abstractNum>
-  <w:abstractNum w:abstractNumId="47" w15:restartNumberingAfterBreak="0">
+  <w:abstractNum w:abstractNumId="48" w15:restartNumberingAfterBreak="0">
     <w:nsid w:val="74A9529B"/>
     <w:multiLevelType w:val="hybridMultilevel"/>
     <w:tmpl w:val="71D8F71E"/>
@@ -44009,10 +44358,159 @@
       </w:rPr>
     </w:lvl>
   </w:abstractNum>
-  <w:abstractNum w:abstractNumId="48" w15:restartNumberingAfterBreak="0">
+  <w:abstractNum w:abstractNumId="49" w15:restartNumberingAfterBreak="0">
     <w:nsid w:val="7DA73C09"/>
     <w:multiLevelType w:val="multilevel"/>
     <w:tmpl w:val="B84E3E8E"/>
+    <w:lvl w:ilvl="0">
+      <w:start w:val="1"/>
+      <w:numFmt w:val="bullet"/>
+      <w:lvlText w:val=""/>
+      <w:lvlJc w:val="left"/>
+      <w:pPr>
+        <w:tabs>
+          <w:tab w:val="num" w:pos="720"/>
+        </w:tabs>
+        <w:ind w:left="720" w:hanging="360"/>
+      </w:pPr>
+      <w:rPr>
+        <w:rFonts w:ascii="Symbol" w:hAnsi="Symbol" w:hint="default"/>
+        <w:sz w:val="20"/>
+      </w:rPr>
+    </w:lvl>
+    <w:lvl w:ilvl="1" w:tentative="1">
+      <w:start w:val="1"/>
+      <w:numFmt w:val="bullet"/>
+      <w:lvlText w:val="o"/>
+      <w:lvlJc w:val="left"/>
+      <w:pPr>
+        <w:tabs>
+          <w:tab w:val="num" w:pos="1440"/>
+        </w:tabs>
+        <w:ind w:left="1440" w:hanging="360"/>
+      </w:pPr>
+      <w:rPr>
+        <w:rFonts w:ascii="Courier New" w:hAnsi="Courier New" w:hint="default"/>
+        <w:sz w:val="20"/>
+      </w:rPr>
+    </w:lvl>
+    <w:lvl w:ilvl="2" w:tentative="1">
+      <w:start w:val="1"/>
+      <w:numFmt w:val="bullet"/>
+      <w:lvlText w:val=""/>
+      <w:lvlJc w:val="left"/>
+      <w:pPr>
+        <w:tabs>
+          <w:tab w:val="num" w:pos="2160"/>
+        </w:tabs>
+        <w:ind w:left="2160" w:hanging="360"/>
+      </w:pPr>
+      <w:rPr>
+        <w:rFonts w:ascii="Wingdings" w:hAnsi="Wingdings" w:hint="default"/>
+        <w:sz w:val="20"/>
+      </w:rPr>
+    </w:lvl>
+    <w:lvl w:ilvl="3" w:tentative="1">
+      <w:start w:val="1"/>
+      <w:numFmt w:val="bullet"/>
+      <w:lvlText w:val=""/>
+      <w:lvlJc w:val="left"/>
+      <w:pPr>
+        <w:tabs>
+          <w:tab w:val="num" w:pos="2880"/>
+        </w:tabs>
+        <w:ind w:left="2880" w:hanging="360"/>
+      </w:pPr>
+      <w:rPr>
+        <w:rFonts w:ascii="Wingdings" w:hAnsi="Wingdings" w:hint="default"/>
+        <w:sz w:val="20"/>
+      </w:rPr>
+    </w:lvl>
+    <w:lvl w:ilvl="4" w:tentative="1">
+      <w:start w:val="1"/>
+      <w:numFmt w:val="bullet"/>
+      <w:lvlText w:val=""/>
+      <w:lvlJc w:val="left"/>
+      <w:pPr>
+        <w:tabs>
+          <w:tab w:val="num" w:pos="3600"/>
+        </w:tabs>
+        <w:ind w:left="3600" w:hanging="360"/>
+      </w:pPr>
+      <w:rPr>
+        <w:rFonts w:ascii="Wingdings" w:hAnsi="Wingdings" w:hint="default"/>
+        <w:sz w:val="20"/>
+      </w:rPr>
+    </w:lvl>
+    <w:lvl w:ilvl="5" w:tentative="1">
+      <w:start w:val="1"/>
+      <w:numFmt w:val="bullet"/>
+      <w:lvlText w:val=""/>
+      <w:lvlJc w:val="left"/>
+      <w:pPr>
+        <w:tabs>
+          <w:tab w:val="num" w:pos="4320"/>
+        </w:tabs>
+        <w:ind w:left="4320" w:hanging="360"/>
+      </w:pPr>
+      <w:rPr>
+        <w:rFonts w:ascii="Wingdings" w:hAnsi="Wingdings" w:hint="default"/>
+        <w:sz w:val="20"/>
+      </w:rPr>
+    </w:lvl>
+    <w:lvl w:ilvl="6" w:tentative="1">
+      <w:start w:val="1"/>
+      <w:numFmt w:val="bullet"/>
+      <w:lvlText w:val=""/>
+      <w:lvlJc w:val="left"/>
+      <w:pPr>
+        <w:tabs>
+          <w:tab w:val="num" w:pos="5040"/>
+        </w:tabs>
+        <w:ind w:left="5040" w:hanging="360"/>
+      </w:pPr>
+      <w:rPr>
+        <w:rFonts w:ascii="Wingdings" w:hAnsi="Wingdings" w:hint="default"/>
+        <w:sz w:val="20"/>
+      </w:rPr>
+    </w:lvl>
+    <w:lvl w:ilvl="7" w:tentative="1">
+      <w:start w:val="1"/>
+      <w:numFmt w:val="bullet"/>
+      <w:lvlText w:val=""/>
+      <w:lvlJc w:val="left"/>
+      <w:pPr>
+        <w:tabs>
+          <w:tab w:val="num" w:pos="5760"/>
+        </w:tabs>
+        <w:ind w:left="5760" w:hanging="360"/>
+      </w:pPr>
+      <w:rPr>
+        <w:rFonts w:ascii="Wingdings" w:hAnsi="Wingdings" w:hint="default"/>
+        <w:sz w:val="20"/>
+      </w:rPr>
+    </w:lvl>
+    <w:lvl w:ilvl="8" w:tentative="1">
+      <w:start w:val="1"/>
+      <w:numFmt w:val="bullet"/>
+      <w:lvlText w:val=""/>
+      <w:lvlJc w:val="left"/>
+      <w:pPr>
+        <w:tabs>
+          <w:tab w:val="num" w:pos="6480"/>
+        </w:tabs>
+        <w:ind w:left="6480" w:hanging="360"/>
+      </w:pPr>
+      <w:rPr>
+        <w:rFonts w:ascii="Wingdings" w:hAnsi="Wingdings" w:hint="default"/>
+        <w:sz w:val="20"/>
+      </w:rPr>
+    </w:lvl>
+  </w:abstractNum>
+  <w:abstractNum w:abstractNumId="50" w15:restartNumberingAfterBreak="0">
+    <w:nsid w:val="7EA30ACE"/>
+    <w:multiLevelType w:val="multilevel"/>
+    <w:tmpl w:val="4E9E72F8"/>
     <w:lvl w:ilvl="0">
       <w:start w:val="1"/>
       <w:numFmt w:val="bullet"/>
@@ -44186,7 +44684,7 @@
     <w:abstractNumId w:val="11"/>
   </w:num>
   <w:num w:numId="9" w16cid:durableId="1367826776">
-    <w:abstractNumId w:val="44"/>
+    <w:abstractNumId w:val="45"/>
   </w:num>
   <w:num w:numId="10" w16cid:durableId="282688880">
     <w:abstractNumId w:val="22"/>
@@ -44204,7 +44702,7 @@
     <w:abstractNumId w:val="13"/>
   </w:num>
   <w:num w:numId="15" w16cid:durableId="911040777">
-    <w:abstractNumId w:val="42"/>
+    <w:abstractNumId w:val="43"/>
   </w:num>
   <w:num w:numId="16" w16cid:durableId="215119808">
     <w:abstractNumId w:val="38"/>
@@ -44237,7 +44735,7 @@
     <w:abstractNumId w:val="40"/>
   </w:num>
   <w:num w:numId="26" w16cid:durableId="1075473706">
-    <w:abstractNumId w:val="43"/>
+    <w:abstractNumId w:val="44"/>
   </w:num>
   <w:num w:numId="27" w16cid:durableId="1076315846">
     <w:abstractNumId w:val="14"/>
@@ -44246,7 +44744,7 @@
     <w:abstractNumId w:val="29"/>
   </w:num>
   <w:num w:numId="29" w16cid:durableId="1846244999">
-    <w:abstractNumId w:val="46"/>
+    <w:abstractNumId w:val="47"/>
   </w:num>
   <w:num w:numId="30" w16cid:durableId="309141026">
     <w:abstractNumId w:val="12"/>
@@ -44255,7 +44753,7 @@
     <w:abstractNumId w:val="18"/>
   </w:num>
   <w:num w:numId="32" w16cid:durableId="808863671">
-    <w:abstractNumId w:val="45"/>
+    <w:abstractNumId w:val="46"/>
   </w:num>
   <w:num w:numId="33" w16cid:durableId="1100877444">
     <w:abstractNumId w:val="21"/>
@@ -44291,7 +44789,7 @@
     <w:abstractNumId w:val="10"/>
   </w:num>
   <w:num w:numId="44" w16cid:durableId="154808632">
-    <w:abstractNumId w:val="47"/>
+    <w:abstractNumId w:val="48"/>
   </w:num>
   <w:num w:numId="45" w16cid:durableId="1888293438">
     <w:abstractNumId w:val="2"/>
@@ -44348,7 +44846,13 @@
     <w:abstractNumId w:val="15"/>
   </w:num>
   <w:num w:numId="63" w16cid:durableId="361824369">
-    <w:abstractNumId w:val="48"/>
+    <w:abstractNumId w:val="49"/>
+  </w:num>
+  <w:num w:numId="64" w16cid:durableId="2024093512">
+    <w:abstractNumId w:val="50"/>
+  </w:num>
+  <w:num w:numId="65" w16cid:durableId="913780462">
+    <w:abstractNumId w:val="42"/>
   </w:num>
   <w:numIdMacAtCleanup w:val="62"/>
 </w:numbering>
@@ -45014,6 +45518,7 @@
   <w:style w:type="character" w:default="1" w:styleId="Fuentedeprrafopredeter">
     <w:name w:val="Default Paragraph Font"/>
     <w:uiPriority w:val="1"/>
+    <w:semiHidden/>
     <w:unhideWhenUsed/>
   </w:style>
   <w:style w:type="table" w:default="1" w:styleId="Tablanormal">

--- a/Memoria TFG_rev260323.docx
+++ b/Memoria TFG_rev260323.docx
@@ -9,7 +9,7 @@
           <w:lang w:eastAsia="es-ES"/>
         </w:rPr>
         <w:drawing>
-          <wp:anchor distT="0" distB="0" distL="114935" distR="114935" simplePos="0" relativeHeight="251658240" behindDoc="0" locked="0" layoutInCell="1" allowOverlap="1" wp14:anchorId="06B11446" wp14:editId="64B6AAC5">
+          <wp:anchor distT="0" distB="0" distL="114935" distR="114935" simplePos="0" relativeHeight="251658240" behindDoc="0" locked="0" layoutInCell="1" allowOverlap="1" wp14:anchorId="06B11446" wp14:editId="108CCAD9">
             <wp:simplePos x="0" y="0"/>
             <wp:positionH relativeFrom="page">
               <wp:posOffset>1634667</wp:posOffset>
@@ -281,7 +281,7 @@
       <w:r>
         <w:fldChar w:fldCharType="separate"/>
       </w:r>
-      <w:hyperlink w:anchor="_Toc227713088" w:history="1">
+      <w:hyperlink w:anchor="_Toc228018957" w:history="1">
         <w:r>
           <w:rPr>
             <w:rStyle w:val="Hipervnculo"/>
@@ -327,7 +327,7 @@
             <w:noProof/>
             <w:webHidden/>
           </w:rPr>
-          <w:instrText xml:space="preserve"> PAGEREF _Toc227713088 \h </w:instrText>
+          <w:instrText xml:space="preserve"> PAGEREF _Toc228018957 \h </w:instrText>
         </w:r>
         <w:r>
           <w:rPr>
@@ -371,7 +371,7 @@
           <w14:ligatures w14:val="standardContextual"/>
         </w:rPr>
       </w:pPr>
-      <w:hyperlink w:anchor="_Toc227713089" w:history="1">
+      <w:hyperlink w:anchor="_Toc228018958" w:history="1">
         <w:r>
           <w:rPr>
             <w:rStyle w:val="Hipervnculo"/>
@@ -417,7 +417,7 @@
             <w:noProof/>
             <w:webHidden/>
           </w:rPr>
-          <w:instrText xml:space="preserve"> PAGEREF _Toc227713089 \h </w:instrText>
+          <w:instrText xml:space="preserve"> PAGEREF _Toc228018958 \h </w:instrText>
         </w:r>
         <w:r>
           <w:rPr>
@@ -461,7 +461,7 @@
           <w14:ligatures w14:val="standardContextual"/>
         </w:rPr>
       </w:pPr>
-      <w:hyperlink w:anchor="_Toc227713090" w:history="1">
+      <w:hyperlink w:anchor="_Toc228018959" w:history="1">
         <w:r>
           <w:rPr>
             <w:rStyle w:val="Hipervnculo"/>
@@ -508,7 +508,7 @@
             <w:noProof/>
             <w:webHidden/>
           </w:rPr>
-          <w:instrText xml:space="preserve"> PAGEREF _Toc227713090 \h </w:instrText>
+          <w:instrText xml:space="preserve"> PAGEREF _Toc228018959 \h </w:instrText>
         </w:r>
         <w:r>
           <w:rPr>
@@ -552,7 +552,7 @@
           <w14:ligatures w14:val="standardContextual"/>
         </w:rPr>
       </w:pPr>
-      <w:hyperlink w:anchor="_Toc227713091" w:history="1">
+      <w:hyperlink w:anchor="_Toc228018960" w:history="1">
         <w:r>
           <w:rPr>
             <w:rStyle w:val="Hipervnculo"/>
@@ -598,7 +598,7 @@
             <w:noProof/>
             <w:webHidden/>
           </w:rPr>
-          <w:instrText xml:space="preserve"> PAGEREF _Toc227713091 \h </w:instrText>
+          <w:instrText xml:space="preserve"> PAGEREF _Toc228018960 \h </w:instrText>
         </w:r>
         <w:r>
           <w:rPr>
@@ -646,7 +646,7 @@
           <w14:ligatures w14:val="standardContextual"/>
         </w:rPr>
       </w:pPr>
-      <w:hyperlink w:anchor="_Toc227713092" w:history="1">
+      <w:hyperlink w:anchor="_Toc228018961" w:history="1">
         <w:r>
           <w:rPr>
             <w:rStyle w:val="Hipervnculo"/>
@@ -692,7 +692,7 @@
             <w:noProof/>
             <w:webHidden/>
           </w:rPr>
-          <w:instrText xml:space="preserve"> PAGEREF _Toc227713092 \h </w:instrText>
+          <w:instrText xml:space="preserve"> PAGEREF _Toc228018961 \h </w:instrText>
         </w:r>
         <w:r>
           <w:rPr>
@@ -740,7 +740,7 @@
           <w14:ligatures w14:val="standardContextual"/>
         </w:rPr>
       </w:pPr>
-      <w:hyperlink w:anchor="_Toc227713093" w:history="1">
+      <w:hyperlink w:anchor="_Toc228018962" w:history="1">
         <w:r>
           <w:rPr>
             <w:rStyle w:val="Hipervnculo"/>
@@ -786,7 +786,7 @@
             <w:noProof/>
             <w:webHidden/>
           </w:rPr>
-          <w:instrText xml:space="preserve"> PAGEREF _Toc227713093 \h </w:instrText>
+          <w:instrText xml:space="preserve"> PAGEREF _Toc228018962 \h </w:instrText>
         </w:r>
         <w:r>
           <w:rPr>
@@ -834,7 +834,7 @@
           <w14:ligatures w14:val="standardContextual"/>
         </w:rPr>
       </w:pPr>
-      <w:hyperlink w:anchor="_Toc227713094" w:history="1">
+      <w:hyperlink w:anchor="_Toc228018963" w:history="1">
         <w:r>
           <w:rPr>
             <w:rStyle w:val="Hipervnculo"/>
@@ -880,7 +880,7 @@
             <w:noProof/>
             <w:webHidden/>
           </w:rPr>
-          <w:instrText xml:space="preserve"> PAGEREF _Toc227713094 \h </w:instrText>
+          <w:instrText xml:space="preserve"> PAGEREF _Toc228018963 \h </w:instrText>
         </w:r>
         <w:r>
           <w:rPr>
@@ -928,7 +928,7 @@
           <w14:ligatures w14:val="standardContextual"/>
         </w:rPr>
       </w:pPr>
-      <w:hyperlink w:anchor="_Toc227713095" w:history="1">
+      <w:hyperlink w:anchor="_Toc228018964" w:history="1">
         <w:r>
           <w:rPr>
             <w:rStyle w:val="Hipervnculo"/>
@@ -974,7 +974,7 @@
             <w:noProof/>
             <w:webHidden/>
           </w:rPr>
-          <w:instrText xml:space="preserve"> PAGEREF _Toc227713095 \h </w:instrText>
+          <w:instrText xml:space="preserve"> PAGEREF _Toc228018964 \h </w:instrText>
         </w:r>
         <w:r>
           <w:rPr>
@@ -1022,7 +1022,7 @@
           <w14:ligatures w14:val="standardContextual"/>
         </w:rPr>
       </w:pPr>
-      <w:hyperlink w:anchor="_Toc227713096" w:history="1">
+      <w:hyperlink w:anchor="_Toc228018965" w:history="1">
         <w:r>
           <w:rPr>
             <w:rStyle w:val="Hipervnculo"/>
@@ -1068,7 +1068,7 @@
             <w:noProof/>
             <w:webHidden/>
           </w:rPr>
-          <w:instrText xml:space="preserve"> PAGEREF _Toc227713096 \h </w:instrText>
+          <w:instrText xml:space="preserve"> PAGEREF _Toc228018965 \h </w:instrText>
         </w:r>
         <w:r>
           <w:rPr>
@@ -1116,7 +1116,7 @@
           <w14:ligatures w14:val="standardContextual"/>
         </w:rPr>
       </w:pPr>
-      <w:hyperlink w:anchor="_Toc227713097" w:history="1">
+      <w:hyperlink w:anchor="_Toc228018966" w:history="1">
         <w:r>
           <w:rPr>
             <w:rStyle w:val="Hipervnculo"/>
@@ -1162,7 +1162,7 @@
             <w:noProof/>
             <w:webHidden/>
           </w:rPr>
-          <w:instrText xml:space="preserve"> PAGEREF _Toc227713097 \h </w:instrText>
+          <w:instrText xml:space="preserve"> PAGEREF _Toc228018966 \h </w:instrText>
         </w:r>
         <w:r>
           <w:rPr>
@@ -1206,7 +1206,7 @@
           <w14:ligatures w14:val="standardContextual"/>
         </w:rPr>
       </w:pPr>
-      <w:hyperlink w:anchor="_Toc227713098" w:history="1">
+      <w:hyperlink w:anchor="_Toc228018967" w:history="1">
         <w:r>
           <w:rPr>
             <w:rStyle w:val="Hipervnculo"/>
@@ -1252,7 +1252,7 @@
             <w:noProof/>
             <w:webHidden/>
           </w:rPr>
-          <w:instrText xml:space="preserve"> PAGEREF _Toc227713098 \h </w:instrText>
+          <w:instrText xml:space="preserve"> PAGEREF _Toc228018967 \h </w:instrText>
         </w:r>
         <w:r>
           <w:rPr>
@@ -1300,7 +1300,7 @@
           <w14:ligatures w14:val="standardContextual"/>
         </w:rPr>
       </w:pPr>
-      <w:hyperlink w:anchor="_Toc227713099" w:history="1">
+      <w:hyperlink w:anchor="_Toc228018968" w:history="1">
         <w:r>
           <w:rPr>
             <w:rStyle w:val="Hipervnculo"/>
@@ -1346,7 +1346,7 @@
             <w:noProof/>
             <w:webHidden/>
           </w:rPr>
-          <w:instrText xml:space="preserve"> PAGEREF _Toc227713099 \h </w:instrText>
+          <w:instrText xml:space="preserve"> PAGEREF _Toc228018968 \h </w:instrText>
         </w:r>
         <w:r>
           <w:rPr>
@@ -1394,7 +1394,7 @@
           <w14:ligatures w14:val="standardContextual"/>
         </w:rPr>
       </w:pPr>
-      <w:hyperlink w:anchor="_Toc227713100" w:history="1">
+      <w:hyperlink w:anchor="_Toc228018969" w:history="1">
         <w:r>
           <w:rPr>
             <w:rStyle w:val="Hipervnculo"/>
@@ -1440,7 +1440,7 @@
             <w:noProof/>
             <w:webHidden/>
           </w:rPr>
-          <w:instrText xml:space="preserve"> PAGEREF _Toc227713100 \h </w:instrText>
+          <w:instrText xml:space="preserve"> PAGEREF _Toc228018969 \h </w:instrText>
         </w:r>
         <w:r>
           <w:rPr>
@@ -1484,7 +1484,7 @@
           <w14:ligatures w14:val="standardContextual"/>
         </w:rPr>
       </w:pPr>
-      <w:hyperlink w:anchor="_Toc227713101" w:history="1">
+      <w:hyperlink w:anchor="_Toc228018970" w:history="1">
         <w:r>
           <w:rPr>
             <w:rStyle w:val="Hipervnculo"/>
@@ -1530,7 +1530,7 @@
             <w:noProof/>
             <w:webHidden/>
           </w:rPr>
-          <w:instrText xml:space="preserve"> PAGEREF _Toc227713101 \h </w:instrText>
+          <w:instrText xml:space="preserve"> PAGEREF _Toc228018970 \h </w:instrText>
         </w:r>
         <w:r>
           <w:rPr>
@@ -1578,7 +1578,7 @@
           <w14:ligatures w14:val="standardContextual"/>
         </w:rPr>
       </w:pPr>
-      <w:hyperlink w:anchor="_Toc227713102" w:history="1">
+      <w:hyperlink w:anchor="_Toc228018971" w:history="1">
         <w:r>
           <w:rPr>
             <w:rStyle w:val="Hipervnculo"/>
@@ -1624,7 +1624,7 @@
             <w:noProof/>
             <w:webHidden/>
           </w:rPr>
-          <w:instrText xml:space="preserve"> PAGEREF _Toc227713102 \h </w:instrText>
+          <w:instrText xml:space="preserve"> PAGEREF _Toc228018971 \h </w:instrText>
         </w:r>
         <w:r>
           <w:rPr>
@@ -1672,7 +1672,7 @@
           <w14:ligatures w14:val="standardContextual"/>
         </w:rPr>
       </w:pPr>
-      <w:hyperlink w:anchor="_Toc227713103" w:history="1">
+      <w:hyperlink w:anchor="_Toc228018972" w:history="1">
         <w:r>
           <w:rPr>
             <w:rStyle w:val="Hipervnculo"/>
@@ -1718,7 +1718,7 @@
             <w:noProof/>
             <w:webHidden/>
           </w:rPr>
-          <w:instrText xml:space="preserve"> PAGEREF _Toc227713103 \h </w:instrText>
+          <w:instrText xml:space="preserve"> PAGEREF _Toc228018972 \h </w:instrText>
         </w:r>
         <w:r>
           <w:rPr>
@@ -1766,7 +1766,7 @@
           <w14:ligatures w14:val="standardContextual"/>
         </w:rPr>
       </w:pPr>
-      <w:hyperlink w:anchor="_Toc227713104" w:history="1">
+      <w:hyperlink w:anchor="_Toc228018973" w:history="1">
         <w:r>
           <w:rPr>
             <w:rStyle w:val="Hipervnculo"/>
@@ -1812,7 +1812,7 @@
             <w:noProof/>
             <w:webHidden/>
           </w:rPr>
-          <w:instrText xml:space="preserve"> PAGEREF _Toc227713104 \h </w:instrText>
+          <w:instrText xml:space="preserve"> PAGEREF _Toc228018973 \h </w:instrText>
         </w:r>
         <w:r>
           <w:rPr>
@@ -1860,7 +1860,7 @@
           <w14:ligatures w14:val="standardContextual"/>
         </w:rPr>
       </w:pPr>
-      <w:hyperlink w:anchor="_Toc227713105" w:history="1">
+      <w:hyperlink w:anchor="_Toc228018974" w:history="1">
         <w:r>
           <w:rPr>
             <w:rStyle w:val="Hipervnculo"/>
@@ -1906,7 +1906,7 @@
             <w:noProof/>
             <w:webHidden/>
           </w:rPr>
-          <w:instrText xml:space="preserve"> PAGEREF _Toc227713105 \h </w:instrText>
+          <w:instrText xml:space="preserve"> PAGEREF _Toc228018974 \h </w:instrText>
         </w:r>
         <w:r>
           <w:rPr>
@@ -1954,7 +1954,7 @@
           <w14:ligatures w14:val="standardContextual"/>
         </w:rPr>
       </w:pPr>
-      <w:hyperlink w:anchor="_Toc227713106" w:history="1">
+      <w:hyperlink w:anchor="_Toc228018975" w:history="1">
         <w:r>
           <w:rPr>
             <w:rStyle w:val="Hipervnculo"/>
@@ -2000,7 +2000,7 @@
             <w:noProof/>
             <w:webHidden/>
           </w:rPr>
-          <w:instrText xml:space="preserve"> PAGEREF _Toc227713106 \h </w:instrText>
+          <w:instrText xml:space="preserve"> PAGEREF _Toc228018975 \h </w:instrText>
         </w:r>
         <w:r>
           <w:rPr>
@@ -2048,7 +2048,7 @@
           <w14:ligatures w14:val="standardContextual"/>
         </w:rPr>
       </w:pPr>
-      <w:hyperlink w:anchor="_Toc227713107" w:history="1">
+      <w:hyperlink w:anchor="_Toc228018976" w:history="1">
         <w:r>
           <w:rPr>
             <w:rStyle w:val="Hipervnculo"/>
@@ -2094,7 +2094,7 @@
             <w:noProof/>
             <w:webHidden/>
           </w:rPr>
-          <w:instrText xml:space="preserve"> PAGEREF _Toc227713107 \h </w:instrText>
+          <w:instrText xml:space="preserve"> PAGEREF _Toc228018976 \h </w:instrText>
         </w:r>
         <w:r>
           <w:rPr>
@@ -2142,7 +2142,7 @@
           <w14:ligatures w14:val="standardContextual"/>
         </w:rPr>
       </w:pPr>
-      <w:hyperlink w:anchor="_Toc227713108" w:history="1">
+      <w:hyperlink w:anchor="_Toc228018977" w:history="1">
         <w:r>
           <w:rPr>
             <w:rStyle w:val="Hipervnculo"/>
@@ -2188,7 +2188,7 @@
             <w:noProof/>
             <w:webHidden/>
           </w:rPr>
-          <w:instrText xml:space="preserve"> PAGEREF _Toc227713108 \h </w:instrText>
+          <w:instrText xml:space="preserve"> PAGEREF _Toc228018977 \h </w:instrText>
         </w:r>
         <w:r>
           <w:rPr>
@@ -2236,7 +2236,7 @@
           <w14:ligatures w14:val="standardContextual"/>
         </w:rPr>
       </w:pPr>
-      <w:hyperlink w:anchor="_Toc227713109" w:history="1">
+      <w:hyperlink w:anchor="_Toc228018978" w:history="1">
         <w:r>
           <w:rPr>
             <w:rStyle w:val="Hipervnculo"/>
@@ -2282,7 +2282,7 @@
             <w:noProof/>
             <w:webHidden/>
           </w:rPr>
-          <w:instrText xml:space="preserve"> PAGEREF _Toc227713109 \h </w:instrText>
+          <w:instrText xml:space="preserve"> PAGEREF _Toc228018978 \h </w:instrText>
         </w:r>
         <w:r>
           <w:rPr>
@@ -2330,7 +2330,7 @@
           <w14:ligatures w14:val="standardContextual"/>
         </w:rPr>
       </w:pPr>
-      <w:hyperlink w:anchor="_Toc227713110" w:history="1">
+      <w:hyperlink w:anchor="_Toc228018979" w:history="1">
         <w:r>
           <w:rPr>
             <w:rStyle w:val="Hipervnculo"/>
@@ -2376,7 +2376,7 @@
             <w:noProof/>
             <w:webHidden/>
           </w:rPr>
-          <w:instrText xml:space="preserve"> PAGEREF _Toc227713110 \h </w:instrText>
+          <w:instrText xml:space="preserve"> PAGEREF _Toc228018979 \h </w:instrText>
         </w:r>
         <w:r>
           <w:rPr>
@@ -2424,7 +2424,7 @@
           <w14:ligatures w14:val="standardContextual"/>
         </w:rPr>
       </w:pPr>
-      <w:hyperlink w:anchor="_Toc227713111" w:history="1">
+      <w:hyperlink w:anchor="_Toc228018980" w:history="1">
         <w:r>
           <w:rPr>
             <w:rStyle w:val="Hipervnculo"/>
@@ -2470,7 +2470,7 @@
             <w:noProof/>
             <w:webHidden/>
           </w:rPr>
-          <w:instrText xml:space="preserve"> PAGEREF _Toc227713111 \h </w:instrText>
+          <w:instrText xml:space="preserve"> PAGEREF _Toc228018980 \h </w:instrText>
         </w:r>
         <w:r>
           <w:rPr>
@@ -2518,7 +2518,7 @@
           <w14:ligatures w14:val="standardContextual"/>
         </w:rPr>
       </w:pPr>
-      <w:hyperlink w:anchor="_Toc227713112" w:history="1">
+      <w:hyperlink w:anchor="_Toc228018981" w:history="1">
         <w:r>
           <w:rPr>
             <w:rStyle w:val="Hipervnculo"/>
@@ -2564,7 +2564,7 @@
             <w:noProof/>
             <w:webHidden/>
           </w:rPr>
-          <w:instrText xml:space="preserve"> PAGEREF _Toc227713112 \h </w:instrText>
+          <w:instrText xml:space="preserve"> PAGEREF _Toc228018981 \h </w:instrText>
         </w:r>
         <w:r>
           <w:rPr>
@@ -2612,7 +2612,7 @@
           <w14:ligatures w14:val="standardContextual"/>
         </w:rPr>
       </w:pPr>
-      <w:hyperlink w:anchor="_Toc227713113" w:history="1">
+      <w:hyperlink w:anchor="_Toc228018982" w:history="1">
         <w:r>
           <w:rPr>
             <w:rStyle w:val="Hipervnculo"/>
@@ -2658,7 +2658,7 @@
             <w:noProof/>
             <w:webHidden/>
           </w:rPr>
-          <w:instrText xml:space="preserve"> PAGEREF _Toc227713113 \h </w:instrText>
+          <w:instrText xml:space="preserve"> PAGEREF _Toc228018982 \h </w:instrText>
         </w:r>
         <w:r>
           <w:rPr>
@@ -2706,7 +2706,7 @@
           <w14:ligatures w14:val="standardContextual"/>
         </w:rPr>
       </w:pPr>
-      <w:hyperlink w:anchor="_Toc227713114" w:history="1">
+      <w:hyperlink w:anchor="_Toc228018983" w:history="1">
         <w:r>
           <w:rPr>
             <w:rStyle w:val="Hipervnculo"/>
@@ -2731,21 +2731,7 @@
             <w:rStyle w:val="Hipervnculo"/>
             <w:noProof/>
           </w:rPr>
-          <w:t>Capa de seg</w:t>
-        </w:r>
-        <w:r>
-          <w:rPr>
-            <w:rStyle w:val="Hipervnculo"/>
-            <w:noProof/>
-          </w:rPr>
-          <w:t>u</w:t>
-        </w:r>
-        <w:r>
-          <w:rPr>
-            <w:rStyle w:val="Hipervnculo"/>
-            <w:noProof/>
-          </w:rPr>
-          <w:t>ridad</w:t>
+          <w:t>Capa de seguridad</w:t>
         </w:r>
         <w:r>
           <w:rPr>
@@ -2766,7 +2752,7 @@
             <w:noProof/>
             <w:webHidden/>
           </w:rPr>
-          <w:instrText xml:space="preserve"> PAGEREF _Toc227713114 \h </w:instrText>
+          <w:instrText xml:space="preserve"> PAGEREF _Toc228018983 \h </w:instrText>
         </w:r>
         <w:r>
           <w:rPr>
@@ -2814,7 +2800,7 @@
           <w14:ligatures w14:val="standardContextual"/>
         </w:rPr>
       </w:pPr>
-      <w:hyperlink w:anchor="_Toc227713115" w:history="1">
+      <w:hyperlink w:anchor="_Toc228018984" w:history="1">
         <w:r>
           <w:rPr>
             <w:rStyle w:val="Hipervnculo"/>
@@ -2860,7 +2846,7 @@
             <w:noProof/>
             <w:webHidden/>
           </w:rPr>
-          <w:instrText xml:space="preserve"> PAGEREF _Toc227713115 \h </w:instrText>
+          <w:instrText xml:space="preserve"> PAGEREF _Toc228018984 \h </w:instrText>
         </w:r>
         <w:r>
           <w:rPr>
@@ -2908,7 +2894,7 @@
           <w14:ligatures w14:val="standardContextual"/>
         </w:rPr>
       </w:pPr>
-      <w:hyperlink w:anchor="_Toc227713116" w:history="1">
+      <w:hyperlink w:anchor="_Toc228018985" w:history="1">
         <w:r>
           <w:rPr>
             <w:rStyle w:val="Hipervnculo"/>
@@ -2954,7 +2940,7 @@
             <w:noProof/>
             <w:webHidden/>
           </w:rPr>
-          <w:instrText xml:space="preserve"> PAGEREF _Toc227713116 \h </w:instrText>
+          <w:instrText xml:space="preserve"> PAGEREF _Toc228018985 \h </w:instrText>
         </w:r>
         <w:r>
           <w:rPr>
@@ -2974,7 +2960,7 @@
             <w:noProof/>
             <w:webHidden/>
           </w:rPr>
-          <w:t>50</w:t>
+          <w:t>51</w:t>
         </w:r>
         <w:r>
           <w:rPr>
@@ -3002,7 +2988,7 @@
           <w14:ligatures w14:val="standardContextual"/>
         </w:rPr>
       </w:pPr>
-      <w:hyperlink w:anchor="_Toc227713117" w:history="1">
+      <w:hyperlink w:anchor="_Toc228018986" w:history="1">
         <w:r>
           <w:rPr>
             <w:rStyle w:val="Hipervnculo"/>
@@ -3048,7 +3034,7 @@
             <w:noProof/>
             <w:webHidden/>
           </w:rPr>
-          <w:instrText xml:space="preserve"> PAGEREF _Toc227713117 \h </w:instrText>
+          <w:instrText xml:space="preserve"> PAGEREF _Toc228018986 \h </w:instrText>
         </w:r>
         <w:r>
           <w:rPr>
@@ -3068,7 +3054,7 @@
             <w:noProof/>
             <w:webHidden/>
           </w:rPr>
-          <w:t>55</w:t>
+          <w:t>56</w:t>
         </w:r>
         <w:r>
           <w:rPr>
@@ -3096,7 +3082,7 @@
           <w14:ligatures w14:val="standardContextual"/>
         </w:rPr>
       </w:pPr>
-      <w:hyperlink w:anchor="_Toc227713118" w:history="1">
+      <w:hyperlink w:anchor="_Toc228018987" w:history="1">
         <w:r>
           <w:rPr>
             <w:rStyle w:val="Hipervnculo"/>
@@ -3142,7 +3128,7 @@
             <w:noProof/>
             <w:webHidden/>
           </w:rPr>
-          <w:instrText xml:space="preserve"> PAGEREF _Toc227713118 \h </w:instrText>
+          <w:instrText xml:space="preserve"> PAGEREF _Toc228018987 \h </w:instrText>
         </w:r>
         <w:r>
           <w:rPr>
@@ -3162,7 +3148,7 @@
             <w:noProof/>
             <w:webHidden/>
           </w:rPr>
-          <w:t>56</w:t>
+          <w:t>58</w:t>
         </w:r>
         <w:r>
           <w:rPr>
@@ -3190,7 +3176,7 @@
           <w14:ligatures w14:val="standardContextual"/>
         </w:rPr>
       </w:pPr>
-      <w:hyperlink w:anchor="_Toc227713119" w:history="1">
+      <w:hyperlink w:anchor="_Toc228018988" w:history="1">
         <w:r>
           <w:rPr>
             <w:rStyle w:val="Hipervnculo"/>
@@ -3236,7 +3222,7 @@
             <w:noProof/>
             <w:webHidden/>
           </w:rPr>
-          <w:instrText xml:space="preserve"> PAGEREF _Toc227713119 \h </w:instrText>
+          <w:instrText xml:space="preserve"> PAGEREF _Toc228018988 \h </w:instrText>
         </w:r>
         <w:r>
           <w:rPr>
@@ -3256,7 +3242,7 @@
             <w:noProof/>
             <w:webHidden/>
           </w:rPr>
-          <w:t>57</w:t>
+          <w:t>58</w:t>
         </w:r>
         <w:r>
           <w:rPr>
@@ -3284,7 +3270,7 @@
           <w14:ligatures w14:val="standardContextual"/>
         </w:rPr>
       </w:pPr>
-      <w:hyperlink w:anchor="_Toc227713120" w:history="1">
+      <w:hyperlink w:anchor="_Toc228018989" w:history="1">
         <w:r>
           <w:rPr>
             <w:rStyle w:val="Hipervnculo"/>
@@ -3330,7 +3316,7 @@
             <w:noProof/>
             <w:webHidden/>
           </w:rPr>
-          <w:instrText xml:space="preserve"> PAGEREF _Toc227713120 \h </w:instrText>
+          <w:instrText xml:space="preserve"> PAGEREF _Toc228018989 \h </w:instrText>
         </w:r>
         <w:r>
           <w:rPr>
@@ -3350,7 +3336,7 @@
             <w:noProof/>
             <w:webHidden/>
           </w:rPr>
-          <w:t>57</w:t>
+          <w:t>59</w:t>
         </w:r>
         <w:r>
           <w:rPr>
@@ -3378,7 +3364,7 @@
           <w14:ligatures w14:val="standardContextual"/>
         </w:rPr>
       </w:pPr>
-      <w:hyperlink w:anchor="_Toc227713121" w:history="1">
+      <w:hyperlink w:anchor="_Toc228018990" w:history="1">
         <w:r>
           <w:rPr>
             <w:rStyle w:val="Hipervnculo"/>
@@ -3424,7 +3410,7 @@
             <w:noProof/>
             <w:webHidden/>
           </w:rPr>
-          <w:instrText xml:space="preserve"> PAGEREF _Toc227713121 \h </w:instrText>
+          <w:instrText xml:space="preserve"> PAGEREF _Toc228018990 \h </w:instrText>
         </w:r>
         <w:r>
           <w:rPr>
@@ -3444,7 +3430,7 @@
             <w:noProof/>
             <w:webHidden/>
           </w:rPr>
-          <w:t>58</w:t>
+          <w:t>59</w:t>
         </w:r>
         <w:r>
           <w:rPr>
@@ -3472,7 +3458,7 @@
           <w14:ligatures w14:val="standardContextual"/>
         </w:rPr>
       </w:pPr>
-      <w:hyperlink w:anchor="_Toc227713122" w:history="1">
+      <w:hyperlink w:anchor="_Toc228018991" w:history="1">
         <w:r>
           <w:rPr>
             <w:rStyle w:val="Hipervnculo"/>
@@ -3497,7 +3483,7 @@
             <w:rStyle w:val="Hipervnculo"/>
             <w:noProof/>
           </w:rPr>
-          <w:t>Despliegue en Kubernetes con Minikube</w:t>
+          <w:t>Estrategia de ramificación</w:t>
         </w:r>
         <w:r>
           <w:rPr>
@@ -3518,7 +3504,7 @@
             <w:noProof/>
             <w:webHidden/>
           </w:rPr>
-          <w:instrText xml:space="preserve"> PAGEREF _Toc227713122 \h </w:instrText>
+          <w:instrText xml:space="preserve"> PAGEREF _Toc228018991 \h </w:instrText>
         </w:r>
         <w:r>
           <w:rPr>
@@ -3538,7 +3524,7 @@
             <w:noProof/>
             <w:webHidden/>
           </w:rPr>
-          <w:t>59</w:t>
+          <w:t>60</w:t>
         </w:r>
         <w:r>
           <w:rPr>
@@ -3551,7 +3537,11 @@
     </w:p>
     <w:p>
       <w:pPr>
-        <w:pStyle w:val="TDC1"/>
+        <w:pStyle w:val="TDC3"/>
+        <w:tabs>
+          <w:tab w:val="left" w:pos="1200"/>
+          <w:tab w:val="right" w:leader="dot" w:pos="8494"/>
+        </w:tabs>
         <w:rPr>
           <w:rFonts w:eastAsiaTheme="minorEastAsia"/>
           <w:noProof/>
@@ -3562,13 +3552,13 @@
           <w14:ligatures w14:val="standardContextual"/>
         </w:rPr>
       </w:pPr>
-      <w:hyperlink w:anchor="_Toc227713123" w:history="1">
+      <w:hyperlink w:anchor="_Toc228018992" w:history="1">
         <w:r>
           <w:rPr>
             <w:rStyle w:val="Hipervnculo"/>
             <w:noProof/>
           </w:rPr>
-          <w:t>5</w:t>
+          <w:t>4.5.5</w:t>
         </w:r>
         <w:r>
           <w:rPr>
@@ -3587,7 +3577,7 @@
             <w:rStyle w:val="Hipervnculo"/>
             <w:noProof/>
           </w:rPr>
-          <w:t>Conclusiones y vías futuras</w:t>
+          <w:t>Despliegue en Kubernetes con Minikube</w:t>
         </w:r>
         <w:r>
           <w:rPr>
@@ -3608,7 +3598,7 @@
             <w:noProof/>
             <w:webHidden/>
           </w:rPr>
-          <w:instrText xml:space="preserve"> PAGEREF _Toc227713123 \h </w:instrText>
+          <w:instrText xml:space="preserve"> PAGEREF _Toc228018992 \h </w:instrText>
         </w:r>
         <w:r>
           <w:rPr>
@@ -3628,7 +3618,7 @@
             <w:noProof/>
             <w:webHidden/>
           </w:rPr>
-          <w:t>61</w:t>
+          <w:t>60</w:t>
         </w:r>
         <w:r>
           <w:rPr>
@@ -3641,11 +3631,7 @@
     </w:p>
     <w:p>
       <w:pPr>
-        <w:pStyle w:val="TDC2"/>
-        <w:tabs>
-          <w:tab w:val="left" w:pos="960"/>
-          <w:tab w:val="right" w:leader="dot" w:pos="8494"/>
-        </w:tabs>
+        <w:pStyle w:val="TDC1"/>
         <w:rPr>
           <w:rFonts w:eastAsiaTheme="minorEastAsia"/>
           <w:noProof/>
@@ -3656,13 +3642,13 @@
           <w14:ligatures w14:val="standardContextual"/>
         </w:rPr>
       </w:pPr>
-      <w:hyperlink w:anchor="_Toc227713124" w:history="1">
+      <w:hyperlink w:anchor="_Toc228018993" w:history="1">
         <w:r>
           <w:rPr>
             <w:rStyle w:val="Hipervnculo"/>
             <w:noProof/>
           </w:rPr>
-          <w:t>5.1</w:t>
+          <w:t>5</w:t>
         </w:r>
         <w:r>
           <w:rPr>
@@ -3681,7 +3667,7 @@
             <w:rStyle w:val="Hipervnculo"/>
             <w:noProof/>
           </w:rPr>
-          <w:t>Conclusiones</w:t>
+          <w:t>Conclusiones y vías futuras</w:t>
         </w:r>
         <w:r>
           <w:rPr>
@@ -3702,7 +3688,7 @@
             <w:noProof/>
             <w:webHidden/>
           </w:rPr>
-          <w:instrText xml:space="preserve"> PAGEREF _Toc227713124 \h </w:instrText>
+          <w:instrText xml:space="preserve"> PAGEREF _Toc228018993 \h </w:instrText>
         </w:r>
         <w:r>
           <w:rPr>
@@ -3722,7 +3708,7 @@
             <w:noProof/>
             <w:webHidden/>
           </w:rPr>
-          <w:t>61</w:t>
+          <w:t>63</w:t>
         </w:r>
         <w:r>
           <w:rPr>
@@ -3750,13 +3736,13 @@
           <w14:ligatures w14:val="standardContextual"/>
         </w:rPr>
       </w:pPr>
-      <w:hyperlink w:anchor="_Toc227713125" w:history="1">
+      <w:hyperlink w:anchor="_Toc228018994" w:history="1">
         <w:r>
           <w:rPr>
             <w:rStyle w:val="Hipervnculo"/>
             <w:noProof/>
           </w:rPr>
-          <w:t>5.2</w:t>
+          <w:t>5.1</w:t>
         </w:r>
         <w:r>
           <w:rPr>
@@ -3775,7 +3761,7 @@
             <w:rStyle w:val="Hipervnculo"/>
             <w:noProof/>
           </w:rPr>
-          <w:t>Trabajo futuro</w:t>
+          <w:t>Conclusiones</w:t>
         </w:r>
         <w:r>
           <w:rPr>
@@ -3796,7 +3782,7 @@
             <w:noProof/>
             <w:webHidden/>
           </w:rPr>
-          <w:instrText xml:space="preserve"> PAGEREF _Toc227713125 \h </w:instrText>
+          <w:instrText xml:space="preserve"> PAGEREF _Toc228018994 \h </w:instrText>
         </w:r>
         <w:r>
           <w:rPr>
@@ -3816,7 +3802,7 @@
             <w:noProof/>
             <w:webHidden/>
           </w:rPr>
-          <w:t>61</w:t>
+          <w:t>63</w:t>
         </w:r>
         <w:r>
           <w:rPr>
@@ -3829,7 +3815,11 @@
     </w:p>
     <w:p>
       <w:pPr>
-        <w:pStyle w:val="TDC1"/>
+        <w:pStyle w:val="TDC2"/>
+        <w:tabs>
+          <w:tab w:val="left" w:pos="960"/>
+          <w:tab w:val="right" w:leader="dot" w:pos="8494"/>
+        </w:tabs>
         <w:rPr>
           <w:rFonts w:eastAsiaTheme="minorEastAsia"/>
           <w:noProof/>
@@ -3840,13 +3830,13 @@
           <w14:ligatures w14:val="standardContextual"/>
         </w:rPr>
       </w:pPr>
-      <w:hyperlink w:anchor="_Toc227713126" w:history="1">
+      <w:hyperlink w:anchor="_Toc228018995" w:history="1">
         <w:r>
           <w:rPr>
             <w:rStyle w:val="Hipervnculo"/>
             <w:noProof/>
           </w:rPr>
-          <w:t>6</w:t>
+          <w:t>5.2</w:t>
         </w:r>
         <w:r>
           <w:rPr>
@@ -3865,7 +3855,7 @@
             <w:rStyle w:val="Hipervnculo"/>
             <w:noProof/>
           </w:rPr>
-          <w:t>Bibliografía</w:t>
+          <w:t>Trabajo futuro</w:t>
         </w:r>
         <w:r>
           <w:rPr>
@@ -3886,7 +3876,7 @@
             <w:noProof/>
             <w:webHidden/>
           </w:rPr>
-          <w:instrText xml:space="preserve"> PAGEREF _Toc227713126 \h </w:instrText>
+          <w:instrText xml:space="preserve"> PAGEREF _Toc228018995 \h </w:instrText>
         </w:r>
         <w:r>
           <w:rPr>
@@ -3930,13 +3920,32 @@
           <w14:ligatures w14:val="standardContextual"/>
         </w:rPr>
       </w:pPr>
-      <w:hyperlink w:anchor="_Toc227713127" w:history="1">
+      <w:hyperlink w:anchor="_Toc228018996" w:history="1">
         <w:r>
           <w:rPr>
             <w:rStyle w:val="Hipervnculo"/>
             <w:noProof/>
           </w:rPr>
-          <w:t>Anexo A – Especificación de casos de uso</w:t>
+          <w:t>6</w:t>
+        </w:r>
+        <w:r>
+          <w:rPr>
+            <w:rFonts w:eastAsiaTheme="minorEastAsia"/>
+            <w:noProof/>
+            <w:kern w:val="2"/>
+            <w:sz w:val="24"/>
+            <w:szCs w:val="24"/>
+            <w:lang w:eastAsia="es-ES"/>
+            <w14:ligatures w14:val="standardContextual"/>
+          </w:rPr>
+          <w:tab/>
+        </w:r>
+        <w:r>
+          <w:rPr>
+            <w:rStyle w:val="Hipervnculo"/>
+            <w:noProof/>
+          </w:rPr>
+          <w:t>Bibliografía</w:t>
         </w:r>
         <w:r>
           <w:rPr>
@@ -3957,7 +3966,7 @@
             <w:noProof/>
             <w:webHidden/>
           </w:rPr>
-          <w:instrText xml:space="preserve"> PAGEREF _Toc227713127 \h </w:instrText>
+          <w:instrText xml:space="preserve"> PAGEREF _Toc228018996 \h </w:instrText>
         </w:r>
         <w:r>
           <w:rPr>
@@ -3977,7 +3986,7 @@
             <w:noProof/>
             <w:webHidden/>
           </w:rPr>
-          <w:t>66</w:t>
+          <w:t>65</w:t>
         </w:r>
         <w:r>
           <w:rPr>
@@ -3990,10 +3999,7 @@
     </w:p>
     <w:p>
       <w:pPr>
-        <w:pStyle w:val="TDC2"/>
-        <w:tabs>
-          <w:tab w:val="right" w:leader="dot" w:pos="8494"/>
-        </w:tabs>
+        <w:pStyle w:val="TDC1"/>
         <w:rPr>
           <w:rFonts w:eastAsiaTheme="minorEastAsia"/>
           <w:noProof/>
@@ -4004,13 +4010,13 @@
           <w14:ligatures w14:val="standardContextual"/>
         </w:rPr>
       </w:pPr>
-      <w:hyperlink w:anchor="_Toc227713128" w:history="1">
+      <w:hyperlink w:anchor="_Toc228018997" w:history="1">
         <w:r>
           <w:rPr>
             <w:rStyle w:val="Hipervnculo"/>
             <w:noProof/>
           </w:rPr>
-          <w:t>A.1 Usuarios no registrados</w:t>
+          <w:t>Anexo A – Especificación de casos de uso</w:t>
         </w:r>
         <w:r>
           <w:rPr>
@@ -4031,7 +4037,7 @@
             <w:noProof/>
             <w:webHidden/>
           </w:rPr>
-          <w:instrText xml:space="preserve"> PAGEREF _Toc227713128 \h </w:instrText>
+          <w:instrText xml:space="preserve"> PAGEREF _Toc228018997 \h </w:instrText>
         </w:r>
         <w:r>
           <w:rPr>
@@ -4051,7 +4057,7 @@
             <w:noProof/>
             <w:webHidden/>
           </w:rPr>
-          <w:t>66</w:t>
+          <w:t>68</w:t>
         </w:r>
         <w:r>
           <w:rPr>
@@ -4078,13 +4084,13 @@
           <w14:ligatures w14:val="standardContextual"/>
         </w:rPr>
       </w:pPr>
-      <w:hyperlink w:anchor="_Toc227713129" w:history="1">
+      <w:hyperlink w:anchor="_Toc228018998" w:history="1">
         <w:r>
           <w:rPr>
             <w:rStyle w:val="Hipervnculo"/>
             <w:noProof/>
           </w:rPr>
-          <w:t>A.2 Interacción social</w:t>
+          <w:t>A.1 Usuarios no registrados</w:t>
         </w:r>
         <w:r>
           <w:rPr>
@@ -4105,7 +4111,7 @@
             <w:noProof/>
             <w:webHidden/>
           </w:rPr>
-          <w:instrText xml:space="preserve"> PAGEREF _Toc227713129 \h </w:instrText>
+          <w:instrText xml:space="preserve"> PAGEREF _Toc228018998 \h </w:instrText>
         </w:r>
         <w:r>
           <w:rPr>
@@ -4125,7 +4131,7 @@
             <w:noProof/>
             <w:webHidden/>
           </w:rPr>
-          <w:t>67</w:t>
+          <w:t>68</w:t>
         </w:r>
         <w:r>
           <w:rPr>
@@ -4152,13 +4158,13 @@
           <w14:ligatures w14:val="standardContextual"/>
         </w:rPr>
       </w:pPr>
-      <w:hyperlink w:anchor="_Toc227713130" w:history="1">
+      <w:hyperlink w:anchor="_Toc228018999" w:history="1">
         <w:r>
           <w:rPr>
             <w:rStyle w:val="Hipervnculo"/>
             <w:noProof/>
           </w:rPr>
-          <w:t>A.3 Listas personalizadas</w:t>
+          <w:t>A.2 Interacción social</w:t>
         </w:r>
         <w:r>
           <w:rPr>
@@ -4179,7 +4185,7 @@
             <w:noProof/>
             <w:webHidden/>
           </w:rPr>
-          <w:instrText xml:space="preserve"> PAGEREF _Toc227713130 \h </w:instrText>
+          <w:instrText xml:space="preserve"> PAGEREF _Toc228018999 \h </w:instrText>
         </w:r>
         <w:r>
           <w:rPr>
@@ -4226,13 +4232,13 @@
           <w14:ligatures w14:val="standardContextual"/>
         </w:rPr>
       </w:pPr>
-      <w:hyperlink w:anchor="_Toc227713131" w:history="1">
+      <w:hyperlink w:anchor="_Toc228019000" w:history="1">
         <w:r>
           <w:rPr>
             <w:rStyle w:val="Hipervnculo"/>
             <w:noProof/>
           </w:rPr>
-          <w:t>A.4 Valoraciones y reseñas</w:t>
+          <w:t>A.3 Listas personalizadas</w:t>
         </w:r>
         <w:r>
           <w:rPr>
@@ -4253,7 +4259,7 @@
             <w:noProof/>
             <w:webHidden/>
           </w:rPr>
-          <w:instrText xml:space="preserve"> PAGEREF _Toc227713131 \h </w:instrText>
+          <w:instrText xml:space="preserve"> PAGEREF _Toc228019000 \h </w:instrText>
         </w:r>
         <w:r>
           <w:rPr>
@@ -4285,36 +4291,8 @@
       </w:hyperlink>
     </w:p>
     <w:p>
-      <w:r>
-        <w:fldChar w:fldCharType="end"/>
-      </w:r>
-    </w:p>
-    <w:p>
-      <w:pPr>
-        <w:jc w:val="left"/>
-      </w:pPr>
-      <w:r>
-        <w:br w:type="page"/>
-      </w:r>
-    </w:p>
-    <w:p>
-      <w:pPr>
-        <w:jc w:val="center"/>
-        <w:rPr>
-          <w:b/>
-        </w:rPr>
-      </w:pPr>
-      <w:r>
-        <w:rPr>
-          <w:b/>
-        </w:rPr>
-        <w:lastRenderedPageBreak/>
-        <w:t>ÍNDICE DE FIGURAS</w:t>
-      </w:r>
-    </w:p>
-    <w:p>
-      <w:pPr>
-        <w:pStyle w:val="Tabladeilustraciones"/>
+      <w:pPr>
+        <w:pStyle w:val="TDC2"/>
         <w:tabs>
           <w:tab w:val="right" w:leader="dot" w:pos="8494"/>
         </w:tabs>
@@ -4328,22 +4306,13 @@
           <w14:ligatures w14:val="standardContextual"/>
         </w:rPr>
       </w:pPr>
-      <w:r>
-        <w:fldChar w:fldCharType="begin"/>
-      </w:r>
-      <w:r>
-        <w:instrText xml:space="preserve"> TOC \h \z \c "Figura" </w:instrText>
-      </w:r>
-      <w:r>
-        <w:fldChar w:fldCharType="separate"/>
-      </w:r>
-      <w:hyperlink w:anchor="_Toc227014234" w:history="1">
+      <w:hyperlink w:anchor="_Toc228019001" w:history="1">
         <w:r>
           <w:rPr>
             <w:rStyle w:val="Hipervnculo"/>
             <w:noProof/>
           </w:rPr>
-          <w:t>Figura 1. Aplicación web Letterboxd</w:t>
+          <w:t>A.4 Valoraciones y reseñas</w:t>
         </w:r>
         <w:r>
           <w:rPr>
@@ -4364,7 +4333,7 @@
             <w:noProof/>
             <w:webHidden/>
           </w:rPr>
-          <w:instrText xml:space="preserve"> PAGEREF _Toc227014234 \h </w:instrText>
+          <w:instrText xml:space="preserve"> PAGEREF _Toc228019001 \h </w:instrText>
         </w:r>
         <w:r>
           <w:rPr>
@@ -4384,7 +4353,7 @@
             <w:noProof/>
             <w:webHidden/>
           </w:rPr>
-          <w:t>13</w:t>
+          <w:t>73</w:t>
         </w:r>
         <w:r>
           <w:rPr>
@@ -4394,6 +4363,34 @@
           <w:fldChar w:fldCharType="end"/>
         </w:r>
       </w:hyperlink>
+    </w:p>
+    <w:p>
+      <w:r>
+        <w:fldChar w:fldCharType="end"/>
+      </w:r>
+    </w:p>
+    <w:p>
+      <w:pPr>
+        <w:jc w:val="left"/>
+      </w:pPr>
+      <w:r>
+        <w:br w:type="page"/>
+      </w:r>
+    </w:p>
+    <w:p>
+      <w:pPr>
+        <w:jc w:val="center"/>
+        <w:rPr>
+          <w:b/>
+        </w:rPr>
+      </w:pPr>
+      <w:r>
+        <w:rPr>
+          <w:b/>
+        </w:rPr>
+        <w:lastRenderedPageBreak/>
+        <w:t>ÍNDICE DE FIGURAS</w:t>
+      </w:r>
     </w:p>
     <w:p>
       <w:pPr>
@@ -4411,13 +4408,22 @@
           <w14:ligatures w14:val="standardContextual"/>
         </w:rPr>
       </w:pPr>
-      <w:hyperlink w:anchor="_Toc227014235" w:history="1">
+      <w:r>
+        <w:fldChar w:fldCharType="begin"/>
+      </w:r>
+      <w:r>
+        <w:instrText xml:space="preserve"> TOC \h \z \c "Figura" </w:instrText>
+      </w:r>
+      <w:r>
+        <w:fldChar w:fldCharType="separate"/>
+      </w:r>
+      <w:hyperlink w:anchor="_Toc228019002" w:history="1">
         <w:r>
           <w:rPr>
             <w:rStyle w:val="Hipervnculo"/>
             <w:noProof/>
           </w:rPr>
-          <w:t>Figura 2. Aplicación web IMDb</w:t>
+          <w:t>Figura 1. Aplicación web Letterboxd</w:t>
         </w:r>
         <w:r>
           <w:rPr>
@@ -4438,7 +4444,7 @@
             <w:noProof/>
             <w:webHidden/>
           </w:rPr>
-          <w:instrText xml:space="preserve"> PAGEREF _Toc227014235 \h </w:instrText>
+          <w:instrText xml:space="preserve"> PAGEREF _Toc228019002 \h </w:instrText>
         </w:r>
         <w:r>
           <w:rPr>
@@ -4485,13 +4491,13 @@
           <w14:ligatures w14:val="standardContextual"/>
         </w:rPr>
       </w:pPr>
-      <w:hyperlink w:anchor="_Toc227014236" w:history="1">
+      <w:hyperlink w:anchor="_Toc228019003" w:history="1">
         <w:r>
           <w:rPr>
             <w:rStyle w:val="Hipervnculo"/>
             <w:noProof/>
           </w:rPr>
-          <w:t>Figura 3. Aplicación web Serializd</w:t>
+          <w:t>Figura 2. Aplicación web IMDb</w:t>
         </w:r>
         <w:r>
           <w:rPr>
@@ -4512,7 +4518,7 @@
             <w:noProof/>
             <w:webHidden/>
           </w:rPr>
-          <w:instrText xml:space="preserve"> PAGEREF _Toc227014236 \h </w:instrText>
+          <w:instrText xml:space="preserve"> PAGEREF _Toc228019003 \h </w:instrText>
         </w:r>
         <w:r>
           <w:rPr>
@@ -4532,7 +4538,7 @@
             <w:noProof/>
             <w:webHidden/>
           </w:rPr>
-          <w:t>14</w:t>
+          <w:t>13</w:t>
         </w:r>
         <w:r>
           <w:rPr>
@@ -4559,13 +4565,13 @@
           <w14:ligatures w14:val="standardContextual"/>
         </w:rPr>
       </w:pPr>
-      <w:hyperlink w:anchor="_Toc227014237" w:history="1">
+      <w:hyperlink w:anchor="_Toc228019004" w:history="1">
         <w:r>
           <w:rPr>
             <w:rStyle w:val="Hipervnculo"/>
             <w:noProof/>
           </w:rPr>
-          <w:t>Figura 4. Diagrama de casos de uso de un usuario no registrado</w:t>
+          <w:t>Figura 3. Aplicación web Serializd</w:t>
         </w:r>
         <w:r>
           <w:rPr>
@@ -4586,7 +4592,7 @@
             <w:noProof/>
             <w:webHidden/>
           </w:rPr>
-          <w:instrText xml:space="preserve"> PAGEREF _Toc227014237 \h </w:instrText>
+          <w:instrText xml:space="preserve"> PAGEREF _Toc228019004 \h </w:instrText>
         </w:r>
         <w:r>
           <w:rPr>
@@ -4606,7 +4612,7 @@
             <w:noProof/>
             <w:webHidden/>
           </w:rPr>
-          <w:t>22</w:t>
+          <w:t>14</w:t>
         </w:r>
         <w:r>
           <w:rPr>
@@ -4633,13 +4639,13 @@
           <w14:ligatures w14:val="standardContextual"/>
         </w:rPr>
       </w:pPr>
-      <w:hyperlink w:anchor="_Toc227014238" w:history="1">
+      <w:hyperlink w:anchor="_Toc228019005" w:history="1">
         <w:r>
           <w:rPr>
             <w:rStyle w:val="Hipervnculo"/>
             <w:noProof/>
           </w:rPr>
-          <w:t>Figura 5. Diagrama de casos de uso de la interacción social de un usuario registrado</w:t>
+          <w:t>Figura 4. Diagrama de casos de uso de un usuario no registrado</w:t>
         </w:r>
         <w:r>
           <w:rPr>
@@ -4660,7 +4666,7 @@
             <w:noProof/>
             <w:webHidden/>
           </w:rPr>
-          <w:instrText xml:space="preserve"> PAGEREF _Toc227014238 \h </w:instrText>
+          <w:instrText xml:space="preserve"> PAGEREF _Toc228019005 \h </w:instrText>
         </w:r>
         <w:r>
           <w:rPr>
@@ -4680,7 +4686,7 @@
             <w:noProof/>
             <w:webHidden/>
           </w:rPr>
-          <w:t>23</w:t>
+          <w:t>22</w:t>
         </w:r>
         <w:r>
           <w:rPr>
@@ -4707,13 +4713,13 @@
           <w14:ligatures w14:val="standardContextual"/>
         </w:rPr>
       </w:pPr>
-      <w:hyperlink w:anchor="_Toc227014239" w:history="1">
+      <w:hyperlink w:anchor="_Toc228019006" w:history="1">
         <w:r>
           <w:rPr>
             <w:rStyle w:val="Hipervnculo"/>
             <w:noProof/>
           </w:rPr>
-          <w:t>Figura 6. Diagrama de casos de uso sobre listas personalizadas de un usuario registrado</w:t>
+          <w:t>Figura 5. Diagrama de casos de uso de la interacción social de un usuario registrado</w:t>
         </w:r>
         <w:r>
           <w:rPr>
@@ -4734,7 +4740,7 @@
             <w:noProof/>
             <w:webHidden/>
           </w:rPr>
-          <w:instrText xml:space="preserve"> PAGEREF _Toc227014239 \h </w:instrText>
+          <w:instrText xml:space="preserve"> PAGEREF _Toc228019006 \h </w:instrText>
         </w:r>
         <w:r>
           <w:rPr>
@@ -4754,7 +4760,7 @@
             <w:noProof/>
             <w:webHidden/>
           </w:rPr>
-          <w:t>24</w:t>
+          <w:t>23</w:t>
         </w:r>
         <w:r>
           <w:rPr>
@@ -4781,13 +4787,13 @@
           <w14:ligatures w14:val="standardContextual"/>
         </w:rPr>
       </w:pPr>
-      <w:hyperlink w:anchor="_Toc227014240" w:history="1">
+      <w:hyperlink w:anchor="_Toc228019007" w:history="1">
         <w:r>
           <w:rPr>
             <w:rStyle w:val="Hipervnculo"/>
             <w:noProof/>
           </w:rPr>
-          <w:t>Figura 7. Diagrama de casos de uso de valoraciones y reseñas de un usuario registrado</w:t>
+          <w:t>Figura 6. Diagrama de casos de uso sobre listas personalizadas de un usuario registrado</w:t>
         </w:r>
         <w:r>
           <w:rPr>
@@ -4808,7 +4814,7 @@
             <w:noProof/>
             <w:webHidden/>
           </w:rPr>
-          <w:instrText xml:space="preserve"> PAGEREF _Toc227014240 \h </w:instrText>
+          <w:instrText xml:space="preserve"> PAGEREF _Toc228019007 \h </w:instrText>
         </w:r>
         <w:r>
           <w:rPr>
@@ -4828,7 +4834,7 @@
             <w:noProof/>
             <w:webHidden/>
           </w:rPr>
-          <w:t>25</w:t>
+          <w:t>24</w:t>
         </w:r>
         <w:r>
           <w:rPr>
@@ -4855,13 +4861,13 @@
           <w14:ligatures w14:val="standardContextual"/>
         </w:rPr>
       </w:pPr>
-      <w:hyperlink w:anchor="_Toc227014241" w:history="1">
+      <w:hyperlink w:anchor="_Toc228019008" w:history="1">
         <w:r>
           <w:rPr>
             <w:rStyle w:val="Hipervnculo"/>
             <w:noProof/>
           </w:rPr>
-          <w:t>Figura 8. Diagrama entidad-relación de MovieMate</w:t>
+          <w:t>Figura 7. Diagrama de casos de uso de valoraciones y reseñas de un usuario registrado</w:t>
         </w:r>
         <w:r>
           <w:rPr>
@@ -4882,7 +4888,7 @@
             <w:noProof/>
             <w:webHidden/>
           </w:rPr>
-          <w:instrText xml:space="preserve"> PAGEREF _Toc227014241 \h </w:instrText>
+          <w:instrText xml:space="preserve"> PAGEREF _Toc228019008 \h </w:instrText>
         </w:r>
         <w:r>
           <w:rPr>
@@ -4902,7 +4908,7 @@
             <w:noProof/>
             <w:webHidden/>
           </w:rPr>
-          <w:t>27</w:t>
+          <w:t>25</w:t>
         </w:r>
         <w:r>
           <w:rPr>
@@ -4929,13 +4935,13 @@
           <w14:ligatures w14:val="standardContextual"/>
         </w:rPr>
       </w:pPr>
-      <w:hyperlink w:anchor="_Toc227014242" w:history="1">
+      <w:hyperlink w:anchor="_Toc228019009" w:history="1">
         <w:r>
           <w:rPr>
             <w:rStyle w:val="Hipervnculo"/>
             <w:noProof/>
           </w:rPr>
-          <w:t>Figura 9. Arquitectura de MovieMate</w:t>
+          <w:t>Figura 8. Diagrama entidad-relación de MovieMate</w:t>
         </w:r>
         <w:r>
           <w:rPr>
@@ -4956,7 +4962,7 @@
             <w:noProof/>
             <w:webHidden/>
           </w:rPr>
-          <w:instrText xml:space="preserve"> PAGEREF _Toc227014242 \h </w:instrText>
+          <w:instrText xml:space="preserve"> PAGEREF _Toc228019009 \h </w:instrText>
         </w:r>
         <w:r>
           <w:rPr>
@@ -4976,7 +4982,7 @@
             <w:noProof/>
             <w:webHidden/>
           </w:rPr>
-          <w:t>35</w:t>
+          <w:t>27</w:t>
         </w:r>
         <w:r>
           <w:rPr>
@@ -5003,13 +5009,13 @@
           <w14:ligatures w14:val="standardContextual"/>
         </w:rPr>
       </w:pPr>
-      <w:hyperlink w:anchor="_Toc227014243" w:history="1">
+      <w:hyperlink w:anchor="_Toc228019010" w:history="1">
         <w:r>
           <w:rPr>
             <w:rStyle w:val="Hipervnculo"/>
             <w:noProof/>
           </w:rPr>
-          <w:t>Figura 11. Estructura de carpetas del back-end de MovieMate</w:t>
+          <w:t>Figura 9. Arquitectura de MovieMate</w:t>
         </w:r>
         <w:r>
           <w:rPr>
@@ -5030,7 +5036,7 @@
             <w:noProof/>
             <w:webHidden/>
           </w:rPr>
-          <w:instrText xml:space="preserve"> PAGEREF _Toc227014243 \h </w:instrText>
+          <w:instrText xml:space="preserve"> PAGEREF _Toc228019010 \h </w:instrText>
         </w:r>
         <w:r>
           <w:rPr>
@@ -5050,7 +5056,7 @@
             <w:noProof/>
             <w:webHidden/>
           </w:rPr>
-          <w:t>38</w:t>
+          <w:t>39</w:t>
         </w:r>
         <w:r>
           <w:rPr>
@@ -5077,13 +5083,13 @@
           <w14:ligatures w14:val="standardContextual"/>
         </w:rPr>
       </w:pPr>
-      <w:hyperlink w:anchor="_Toc227014244" w:history="1">
+      <w:hyperlink w:anchor="_Toc228019011" w:history="1">
         <w:r>
           <w:rPr>
             <w:rStyle w:val="Hipervnculo"/>
             <w:noProof/>
           </w:rPr>
-          <w:t>Figura 12. Ejemplo de controlador REST (FollowerController) en MovieMate</w:t>
+          <w:t>Figura 11. Estructura de carpetas del back-end de MovieMate</w:t>
         </w:r>
         <w:r>
           <w:rPr>
@@ -5104,7 +5110,7 @@
             <w:noProof/>
             <w:webHidden/>
           </w:rPr>
-          <w:instrText xml:space="preserve"> PAGEREF _Toc227014244 \h </w:instrText>
+          <w:instrText xml:space="preserve"> PAGEREF _Toc228019011 \h </w:instrText>
         </w:r>
         <w:r>
           <w:rPr>
@@ -5151,13 +5157,13 @@
           <w14:ligatures w14:val="standardContextual"/>
         </w:rPr>
       </w:pPr>
-      <w:hyperlink w:anchor="_Toc227014245" w:history="1">
+      <w:hyperlink w:anchor="_Toc228019012" w:history="1">
         <w:r>
           <w:rPr>
             <w:rStyle w:val="Hipervnculo"/>
             <w:noProof/>
           </w:rPr>
-          <w:t>Figura 13. Ejemplo de servicio (FollowerService) en MovieMate</w:t>
+          <w:t>Figura 12. Ejemplo de controlador REST (FollowerController) en MovieMate</w:t>
         </w:r>
         <w:r>
           <w:rPr>
@@ -5178,7 +5184,7 @@
             <w:noProof/>
             <w:webHidden/>
           </w:rPr>
-          <w:instrText xml:space="preserve"> PAGEREF _Toc227014245 \h </w:instrText>
+          <w:instrText xml:space="preserve"> PAGEREF _Toc228019012 \h </w:instrText>
         </w:r>
         <w:r>
           <w:rPr>
@@ -5198,7 +5204,7 @@
             <w:noProof/>
             <w:webHidden/>
           </w:rPr>
-          <w:t>42</w:t>
+          <w:t>44</w:t>
         </w:r>
         <w:r>
           <w:rPr>
@@ -5225,13 +5231,13 @@
           <w14:ligatures w14:val="standardContextual"/>
         </w:rPr>
       </w:pPr>
-      <w:hyperlink w:anchor="_Toc227014246" w:history="1">
+      <w:hyperlink w:anchor="_Toc228019013" w:history="1">
         <w:r>
           <w:rPr>
             <w:rStyle w:val="Hipervnculo"/>
             <w:noProof/>
           </w:rPr>
-          <w:t>Figura 14. Ejemplo de repositorio JPA (FollowerRepository) en MovieMate</w:t>
+          <w:t>Figura 13. Ejemplo de servicio (FollowerService) en MovieMate</w:t>
         </w:r>
         <w:r>
           <w:rPr>
@@ -5252,7 +5258,7 @@
             <w:noProof/>
             <w:webHidden/>
           </w:rPr>
-          <w:instrText xml:space="preserve"> PAGEREF _Toc227014246 \h </w:instrText>
+          <w:instrText xml:space="preserve"> PAGEREF _Toc228019013 \h </w:instrText>
         </w:r>
         <w:r>
           <w:rPr>
@@ -5272,7 +5278,7 @@
             <w:noProof/>
             <w:webHidden/>
           </w:rPr>
-          <w:t>43</w:t>
+          <w:t>45</w:t>
         </w:r>
         <w:r>
           <w:rPr>
@@ -5299,13 +5305,13 @@
           <w14:ligatures w14:val="standardContextual"/>
         </w:rPr>
       </w:pPr>
-      <w:hyperlink w:anchor="_Toc227014247" w:history="1">
+      <w:hyperlink w:anchor="_Toc228019014" w:history="1">
         <w:r>
           <w:rPr>
             <w:rStyle w:val="Hipervnculo"/>
             <w:noProof/>
           </w:rPr>
-          <w:t>Figura 15. Configuración de seguridad</w:t>
+          <w:t>Figura 14. Ejemplo de repositorio JPA (FollowerRepository) en MovieMate</w:t>
         </w:r>
         <w:r>
           <w:rPr>
@@ -5326,7 +5332,7 @@
             <w:noProof/>
             <w:webHidden/>
           </w:rPr>
-          <w:instrText xml:space="preserve"> PAGEREF _Toc227014247 \h </w:instrText>
+          <w:instrText xml:space="preserve"> PAGEREF _Toc228019014 \h </w:instrText>
         </w:r>
         <w:r>
           <w:rPr>
@@ -5346,7 +5352,7 @@
             <w:noProof/>
             <w:webHidden/>
           </w:rPr>
-          <w:t>44</w:t>
+          <w:t>47</w:t>
         </w:r>
         <w:r>
           <w:rPr>
@@ -5373,13 +5379,13 @@
           <w14:ligatures w14:val="standardContextual"/>
         </w:rPr>
       </w:pPr>
-      <w:hyperlink w:anchor="_Toc227014248" w:history="1">
+      <w:hyperlink w:anchor="_Toc228019015" w:history="1">
         <w:r>
           <w:rPr>
             <w:rStyle w:val="Hipervnculo"/>
             <w:noProof/>
           </w:rPr>
-          <w:t>Figura 17. Endpoints para gestión de seguidores en MovieMate</w:t>
+          <w:t>Figura 15. Configuración de seguridad</w:t>
         </w:r>
         <w:r>
           <w:rPr>
@@ -5400,7 +5406,7 @@
             <w:noProof/>
             <w:webHidden/>
           </w:rPr>
-          <w:instrText xml:space="preserve"> PAGEREF _Toc227014248 \h </w:instrText>
+          <w:instrText xml:space="preserve"> PAGEREF _Toc228019015 \h </w:instrText>
         </w:r>
         <w:r>
           <w:rPr>
@@ -5420,7 +5426,7 @@
             <w:noProof/>
             <w:webHidden/>
           </w:rPr>
-          <w:t>45</w:t>
+          <w:t>48</w:t>
         </w:r>
         <w:r>
           <w:rPr>
@@ -5447,13 +5453,13 @@
           <w14:ligatures w14:val="standardContextual"/>
         </w:rPr>
       </w:pPr>
-      <w:hyperlink w:anchor="_Toc227014249" w:history="1">
+      <w:hyperlink w:anchor="_Toc228019016" w:history="1">
         <w:r>
           <w:rPr>
             <w:rStyle w:val="Hipervnculo"/>
             <w:noProof/>
           </w:rPr>
-          <w:t>Figura 16. Ejemplo DTO</w:t>
+          <w:t>Figura 17. Endpoints para gestión de seguidores en MovieMate</w:t>
         </w:r>
         <w:r>
           <w:rPr>
@@ -5474,7 +5480,7 @@
             <w:noProof/>
             <w:webHidden/>
           </w:rPr>
-          <w:instrText xml:space="preserve"> PAGEREF _Toc227014249 \h </w:instrText>
+          <w:instrText xml:space="preserve"> PAGEREF _Toc228019016 \h </w:instrText>
         </w:r>
         <w:r>
           <w:rPr>
@@ -5494,7 +5500,7 @@
             <w:noProof/>
             <w:webHidden/>
           </w:rPr>
-          <w:t>46</w:t>
+          <w:t>49</w:t>
         </w:r>
         <w:r>
           <w:rPr>
@@ -5504,46 +5510,6 @@
           <w:fldChar w:fldCharType="end"/>
         </w:r>
       </w:hyperlink>
-    </w:p>
-    <w:p>
-      <w:r>
-        <w:rPr>
-          <w:b/>
-          <w:bCs/>
-          <w:noProof/>
-        </w:rPr>
-        <w:fldChar w:fldCharType="end"/>
-      </w:r>
-    </w:p>
-    <w:p/>
-    <w:p>
-      <w:pPr>
-        <w:jc w:val="left"/>
-        <w:rPr>
-          <w:b/>
-        </w:rPr>
-      </w:pPr>
-      <w:r>
-        <w:rPr>
-          <w:b/>
-        </w:rPr>
-        <w:br w:type="page"/>
-      </w:r>
-    </w:p>
-    <w:p>
-      <w:pPr>
-        <w:jc w:val="center"/>
-        <w:rPr>
-          <w:b/>
-        </w:rPr>
-      </w:pPr>
-      <w:r>
-        <w:rPr>
-          <w:b/>
-        </w:rPr>
-        <w:lastRenderedPageBreak/>
-        <w:t>ÍNDICE DE TABLAS</w:t>
-      </w:r>
     </w:p>
     <w:p>
       <w:pPr>
@@ -5557,26 +5523,17 @@
           <w:kern w:val="2"/>
           <w:sz w:val="24"/>
           <w:szCs w:val="24"/>
-          <w:lang w:val="en-US"/>
+          <w:lang w:eastAsia="es-ES"/>
           <w14:ligatures w14:val="standardContextual"/>
         </w:rPr>
       </w:pPr>
-      <w:r>
-        <w:fldChar w:fldCharType="begin"/>
-      </w:r>
-      <w:r>
-        <w:instrText xml:space="preserve"> TOC \h \z \c "Tabla" </w:instrText>
-      </w:r>
-      <w:r>
-        <w:fldChar w:fldCharType="separate"/>
-      </w:r>
-      <w:hyperlink w:anchor="_Toc224810344" w:history="1">
+      <w:hyperlink w:anchor="_Toc228019017" w:history="1">
         <w:r>
           <w:rPr>
             <w:rStyle w:val="Hipervnculo"/>
             <w:noProof/>
           </w:rPr>
-          <w:t>Tabla 1. Resumen comparativo de las soluciones analizadas</w:t>
+          <w:t>Figura 16. Ejemplo DTO</w:t>
         </w:r>
         <w:r>
           <w:rPr>
@@ -5597,7 +5554,7 @@
             <w:noProof/>
             <w:webHidden/>
           </w:rPr>
-          <w:instrText xml:space="preserve"> PAGEREF _Toc224810344 \h </w:instrText>
+          <w:instrText xml:space="preserve"> PAGEREF _Toc228019017 \h </w:instrText>
         </w:r>
         <w:r>
           <w:rPr>
@@ -5617,7 +5574,7 @@
             <w:noProof/>
             <w:webHidden/>
           </w:rPr>
-          <w:t>15</w:t>
+          <w:t>50</w:t>
         </w:r>
         <w:r>
           <w:rPr>
@@ -5627,6 +5584,46 @@
           <w:fldChar w:fldCharType="end"/>
         </w:r>
       </w:hyperlink>
+    </w:p>
+    <w:p>
+      <w:r>
+        <w:rPr>
+          <w:b/>
+          <w:bCs/>
+          <w:noProof/>
+        </w:rPr>
+        <w:fldChar w:fldCharType="end"/>
+      </w:r>
+    </w:p>
+    <w:p/>
+    <w:p>
+      <w:pPr>
+        <w:jc w:val="left"/>
+        <w:rPr>
+          <w:b/>
+        </w:rPr>
+      </w:pPr>
+      <w:r>
+        <w:rPr>
+          <w:b/>
+        </w:rPr>
+        <w:br w:type="page"/>
+      </w:r>
+    </w:p>
+    <w:p>
+      <w:pPr>
+        <w:jc w:val="center"/>
+        <w:rPr>
+          <w:b/>
+        </w:rPr>
+      </w:pPr>
+      <w:r>
+        <w:rPr>
+          <w:b/>
+        </w:rPr>
+        <w:lastRenderedPageBreak/>
+        <w:t>ÍNDICE DE TABLAS</w:t>
+      </w:r>
     </w:p>
     <w:p>
       <w:pPr>
@@ -5640,17 +5637,26 @@
           <w:kern w:val="2"/>
           <w:sz w:val="24"/>
           <w:szCs w:val="24"/>
-          <w:lang w:val="en-US"/>
+          <w:lang w:eastAsia="es-ES"/>
           <w14:ligatures w14:val="standardContextual"/>
         </w:rPr>
       </w:pPr>
-      <w:hyperlink w:anchor="_Toc224810345" w:history="1">
+      <w:r>
+        <w:fldChar w:fldCharType="begin"/>
+      </w:r>
+      <w:r>
+        <w:instrText xml:space="preserve"> TOC \h \z \c "Tabla" </w:instrText>
+      </w:r>
+      <w:r>
+        <w:fldChar w:fldCharType="separate"/>
+      </w:r>
+      <w:hyperlink w:anchor="_Toc228019018" w:history="1">
         <w:r>
           <w:rPr>
             <w:rStyle w:val="Hipervnculo"/>
             <w:noProof/>
           </w:rPr>
-          <w:t>Tabla 2. Plan de trabajo: planificación mensual de las tareas</w:t>
+          <w:t>Tabla 1. Resumen comparativo de las soluciones analizadas</w:t>
         </w:r>
         <w:r>
           <w:rPr>
@@ -5671,7 +5677,7 @@
             <w:noProof/>
             <w:webHidden/>
           </w:rPr>
-          <w:instrText xml:space="preserve"> PAGEREF _Toc224810345 \h </w:instrText>
+          <w:instrText xml:space="preserve"> PAGEREF _Toc228019018 \h </w:instrText>
         </w:r>
         <w:r>
           <w:rPr>
@@ -5691,7 +5697,7 @@
             <w:noProof/>
             <w:webHidden/>
           </w:rPr>
-          <w:t>20</w:t>
+          <w:t>15</w:t>
         </w:r>
         <w:r>
           <w:rPr>
@@ -5714,17 +5720,17 @@
           <w:kern w:val="2"/>
           <w:sz w:val="24"/>
           <w:szCs w:val="24"/>
-          <w:lang w:val="en-US"/>
+          <w:lang w:eastAsia="es-ES"/>
           <w14:ligatures w14:val="standardContextual"/>
         </w:rPr>
       </w:pPr>
-      <w:hyperlink w:anchor="_Toc224810346" w:history="1">
+      <w:hyperlink w:anchor="_Toc228019019" w:history="1">
         <w:r>
           <w:rPr>
             <w:rStyle w:val="Hipervnculo"/>
             <w:noProof/>
           </w:rPr>
-          <w:t>Tabla 3. Plan de trabajo: estimación de horas por tarea</w:t>
+          <w:t>Tabla 2. Plan de trabajo: planificación mensual de las tareas</w:t>
         </w:r>
         <w:r>
           <w:rPr>
@@ -5745,7 +5751,7 @@
             <w:noProof/>
             <w:webHidden/>
           </w:rPr>
-          <w:instrText xml:space="preserve"> PAGEREF _Toc224810346 \h </w:instrText>
+          <w:instrText xml:space="preserve"> PAGEREF _Toc228019019 \h </w:instrText>
         </w:r>
         <w:r>
           <w:rPr>
@@ -5765,7 +5771,7 @@
             <w:noProof/>
             <w:webHidden/>
           </w:rPr>
-          <w:t>21</w:t>
+          <w:t>20</w:t>
         </w:r>
         <w:r>
           <w:rPr>
@@ -5788,11 +5794,85 @@
           <w:kern w:val="2"/>
           <w:sz w:val="24"/>
           <w:szCs w:val="24"/>
-          <w:lang w:val="en-US"/>
+          <w:lang w:eastAsia="es-ES"/>
           <w14:ligatures w14:val="standardContextual"/>
         </w:rPr>
       </w:pPr>
-      <w:hyperlink w:anchor="_Toc224810347" w:history="1">
+      <w:hyperlink w:anchor="_Toc228019020" w:history="1">
+        <w:r>
+          <w:rPr>
+            <w:rStyle w:val="Hipervnculo"/>
+            <w:noProof/>
+          </w:rPr>
+          <w:t>Tabla 3. Plan de trabajo: estimación de horas por tarea</w:t>
+        </w:r>
+        <w:r>
+          <w:rPr>
+            <w:noProof/>
+            <w:webHidden/>
+          </w:rPr>
+          <w:tab/>
+        </w:r>
+        <w:r>
+          <w:rPr>
+            <w:noProof/>
+            <w:webHidden/>
+          </w:rPr>
+          <w:fldChar w:fldCharType="begin"/>
+        </w:r>
+        <w:r>
+          <w:rPr>
+            <w:noProof/>
+            <w:webHidden/>
+          </w:rPr>
+          <w:instrText xml:space="preserve"> PAGEREF _Toc228019020 \h </w:instrText>
+        </w:r>
+        <w:r>
+          <w:rPr>
+            <w:noProof/>
+            <w:webHidden/>
+          </w:rPr>
+        </w:r>
+        <w:r>
+          <w:rPr>
+            <w:noProof/>
+            <w:webHidden/>
+          </w:rPr>
+          <w:fldChar w:fldCharType="separate"/>
+        </w:r>
+        <w:r>
+          <w:rPr>
+            <w:noProof/>
+            <w:webHidden/>
+          </w:rPr>
+          <w:t>21</w:t>
+        </w:r>
+        <w:r>
+          <w:rPr>
+            <w:noProof/>
+            <w:webHidden/>
+          </w:rPr>
+          <w:fldChar w:fldCharType="end"/>
+        </w:r>
+      </w:hyperlink>
+    </w:p>
+    <w:p>
+      <w:pPr>
+        <w:pStyle w:val="Tabladeilustraciones"/>
+        <w:tabs>
+          <w:tab w:val="right" w:leader="dot" w:pos="8494"/>
+        </w:tabs>
+        <w:rPr>
+          <w:rFonts w:eastAsiaTheme="minorEastAsia"/>
+          <w:noProof/>
+          <w:kern w:val="2"/>
+          <w:sz w:val="24"/>
+          <w:szCs w:val="24"/>
+          <w:lang w:eastAsia="es-ES"/>
+          <w14:ligatures w14:val="standardContextual"/>
+        </w:rPr>
+      </w:pPr>
+      <w:hyperlink w:anchor="_Toc228019021" w:history="1">
         <w:r>
           <w:rPr>
             <w:rStyle w:val="Hipervnculo"/>
@@ -5835,7 +5915,7 @@
             <w:noProof/>
             <w:webHidden/>
           </w:rPr>
-          <w:instrText xml:space="preserve"> PAGEREF _Toc224810347 \h </w:instrText>
+          <w:instrText xml:space="preserve"> PAGEREF _Toc228019021 \h </w:instrText>
         </w:r>
         <w:r>
           <w:rPr>
@@ -5855,7 +5935,7 @@
             <w:noProof/>
             <w:webHidden/>
           </w:rPr>
-          <w:t>30</w:t>
+          <w:t>31</w:t>
         </w:r>
         <w:r>
           <w:rPr>
@@ -5880,7 +5960,7 @@
       <w:pPr>
         <w:pStyle w:val="Ttuloprevio"/>
       </w:pPr>
-      <w:bookmarkStart w:id="0" w:name="_Toc227713088"/>
+      <w:bookmarkStart w:id="0" w:name="_Toc228018957"/>
       <w:r>
         <w:lastRenderedPageBreak/>
         <w:t>Resumen</w:t>
@@ -5999,7 +6079,7 @@
       <w:pPr>
         <w:pStyle w:val="Ttuloprevio"/>
       </w:pPr>
-      <w:bookmarkStart w:id="1" w:name="_Toc227713089"/>
+      <w:bookmarkStart w:id="1" w:name="_Toc228018958"/>
       <w:r>
         <w:lastRenderedPageBreak/>
         <w:t>Extended abstract</w:t>
@@ -6409,7 +6489,7 @@
           <w:lang w:val="en-US"/>
         </w:rPr>
       </w:pPr>
-      <w:bookmarkStart w:id="2" w:name="_Toc227713090"/>
+      <w:bookmarkStart w:id="2" w:name="_Toc228018959"/>
       <w:r>
         <w:lastRenderedPageBreak/>
         <w:t>Introducción</w:t>
@@ -6433,7 +6513,13 @@
     </w:p>
     <w:p>
       <w:r>
-        <w:t>Entre las plataformas más relevantes en este ámbito se encuentran Letterboxd [1], IMDb [2] y Serializd [3], cada una de ellas con un enfoque particular. Mientras que IMDb se centra principalmente en la provisión de información y metadatos, Letterboxd prioriza la dimensión social en torno al cine, y Serializd está orientada al seguimiento de series de televisión. No obstante, estas soluciones presentan limitaciones significativas, ya que no ofrecen un entorno unificado que permita gestionar de forma conjunta distintos tipos de contenido audiovisual ni integrar de manera completa funcionalidades sociales, de valoración y de organización personal.</w:t>
+        <w:t xml:space="preserve">Entre las plataformas más relevantes en este ámbito se encuentran Letterboxd [1], IMDb [2] y Serializd [3], cada una de ellas con un enfoque particular. Mientras que IMDb </w:t>
+      </w:r>
+      <w:r>
+        <w:t>se centra en</w:t>
+      </w:r>
+      <w:r>
+        <w:t xml:space="preserve"> la provisión de información y metadatos, Letterboxd prioriza la dimensión social en torno al cine, y Serializd está orientada al seguimiento de series de televisión. No obstante, estas soluciones presentan limitaciones significativas, ya que no ofrecen un entorno unificado que permita gestionar de forma conjunta distintos tipos de contenido audiovisual ni integrar de manera completa funcionalidades sociales, de valoración y de organización personal.</w:t>
       </w:r>
     </w:p>
     <w:p>
@@ -6491,8 +6577,11 @@
         <w:pStyle w:val="Comentario"/>
       </w:pPr>
       <w:r>
+        <w:t xml:space="preserve">Esto se escribe lo último, junto con el resumen y el abstract. Se establece el contexto en el que se sitúa el proyecto introduciendo claramente la problemática e indicando el objetivo general </w:t>
+      </w:r>
+      <w:r>
         <w:lastRenderedPageBreak/>
-        <w:t xml:space="preserve">Esto se escribe lo último, junto con el resumen y el abstract. Se establece el contexto en el que se sitúa el proyecto introduciendo claramente la problemática e indicando el objetivo general del proyecto (como consecuencia de esos problemas que se quieren resolver). </w:t>
+        <w:t xml:space="preserve">del proyecto (como consecuencia de esos problemas que se quieren resolver). </w:t>
       </w:r>
       <w:r>
         <w:t xml:space="preserve">Suele venir acompañado de numerosas referencias bibliográficas relevantes sobre los distintos conceptos tratados. </w:t>
@@ -6505,7 +6594,7 @@
       <w:pPr>
         <w:pStyle w:val="Ttulo1"/>
       </w:pPr>
-      <w:bookmarkStart w:id="3" w:name="_Toc227713091"/>
+      <w:bookmarkStart w:id="3" w:name="_Toc228018960"/>
       <w:r>
         <w:lastRenderedPageBreak/>
         <w:t>Estado del arte</w:t>
@@ -6531,7 +6620,7 @@
       <w:pPr>
         <w:pStyle w:val="Ttulo2"/>
       </w:pPr>
-      <w:bookmarkStart w:id="4" w:name="_Toc227713092"/>
+      <w:bookmarkStart w:id="4" w:name="_Toc228018961"/>
       <w:r>
         <w:t>Análisis de la situación de partida</w:t>
       </w:r>
@@ -6896,7 +6985,7 @@
         <w:jc w:val="center"/>
       </w:pPr>
       <w:bookmarkStart w:id="5" w:name="_Ref213732242"/>
-      <w:bookmarkStart w:id="6" w:name="_Toc227014234"/>
+      <w:bookmarkStart w:id="6" w:name="_Toc228019002"/>
       <w:r>
         <w:t xml:space="preserve">Figura </w:t>
       </w:r>
@@ -7072,7 +7161,7 @@
         <w:jc w:val="center"/>
       </w:pPr>
       <w:bookmarkStart w:id="7" w:name="_Ref213798667"/>
-      <w:bookmarkStart w:id="8" w:name="_Toc227014235"/>
+      <w:bookmarkStart w:id="8" w:name="_Toc228019003"/>
       <w:r>
         <w:t xml:space="preserve">Figura </w:t>
       </w:r>
@@ -7232,7 +7321,7 @@
         <w:jc w:val="center"/>
       </w:pPr>
       <w:bookmarkStart w:id="9" w:name="_Ref213800584"/>
-      <w:bookmarkStart w:id="10" w:name="_Toc227014236"/>
+      <w:bookmarkStart w:id="10" w:name="_Toc228019004"/>
       <w:r>
         <w:t xml:space="preserve">Figura </w:t>
       </w:r>
@@ -7301,7 +7390,7 @@
         <w:keepNext/>
       </w:pPr>
       <w:bookmarkStart w:id="11" w:name="_Ref213806471"/>
-      <w:bookmarkStart w:id="12" w:name="_Toc224810344"/>
+      <w:bookmarkStart w:id="12" w:name="_Toc228019018"/>
       <w:r>
         <w:lastRenderedPageBreak/>
         <w:t xml:space="preserve">Tabla </w:t>
@@ -7882,7 +7971,7 @@
       <w:pPr>
         <w:pStyle w:val="Ttulo2"/>
       </w:pPr>
-      <w:bookmarkStart w:id="13" w:name="_Toc227713093"/>
+      <w:bookmarkStart w:id="13" w:name="_Toc228018962"/>
       <w:r>
         <w:t>Tecnologías empleadas</w:t>
       </w:r>
@@ -7915,7 +8004,7 @@
       <w:pPr>
         <w:pStyle w:val="Ttulo3"/>
       </w:pPr>
-      <w:bookmarkStart w:id="16" w:name="_Toc227713094"/>
+      <w:bookmarkStart w:id="16" w:name="_Toc228018963"/>
       <w:commentRangeStart w:id="17"/>
       <w:commentRangeStart w:id="18"/>
       <w:r>
@@ -8449,7 +8538,7 @@
       <w:pPr>
         <w:pStyle w:val="Ttulo3"/>
       </w:pPr>
-      <w:bookmarkStart w:id="19" w:name="_Toc227713095"/>
+      <w:bookmarkStart w:id="19" w:name="_Toc228018964"/>
       <w:commentRangeStart w:id="20"/>
       <w:commentRangeStart w:id="21"/>
       <w:commentRangeStart w:id="22"/>
@@ -8684,7 +8773,7 @@
       <w:pPr>
         <w:pStyle w:val="Ttulo3"/>
       </w:pPr>
-      <w:bookmarkStart w:id="23" w:name="_Toc227713096"/>
+      <w:bookmarkStart w:id="23" w:name="_Toc228018965"/>
       <w:r>
         <w:t>Integración de datos</w:t>
       </w:r>
@@ -8737,7 +8826,7 @@
       <w:pPr>
         <w:pStyle w:val="Ttulo3"/>
       </w:pPr>
-      <w:bookmarkStart w:id="24" w:name="_Toc227713097"/>
+      <w:bookmarkStart w:id="24" w:name="_Toc228018966"/>
       <w:r>
         <w:t>Miscelánea</w:t>
       </w:r>
@@ -9228,7 +9317,7 @@
       <w:pPr>
         <w:pStyle w:val="Ttulo1"/>
       </w:pPr>
-      <w:bookmarkStart w:id="26" w:name="_Toc227713098"/>
+      <w:bookmarkStart w:id="26" w:name="_Toc228018967"/>
       <w:r>
         <w:lastRenderedPageBreak/>
         <w:t>Análisis de objetivos y metodología</w:t>
@@ -9250,7 +9339,7 @@
       <w:pPr>
         <w:pStyle w:val="Ttulo2"/>
       </w:pPr>
-      <w:bookmarkStart w:id="27" w:name="_Toc227713099"/>
+      <w:bookmarkStart w:id="27" w:name="_Toc228018968"/>
       <w:r>
         <w:t>Objetivos</w:t>
       </w:r>
@@ -9462,7 +9551,7 @@
       <w:pPr>
         <w:pStyle w:val="Ttulo2"/>
       </w:pPr>
-      <w:bookmarkStart w:id="28" w:name="_Toc227713100"/>
+      <w:bookmarkStart w:id="28" w:name="_Toc228018969"/>
       <w:r>
         <w:t>Metodología</w:t>
       </w:r>
@@ -10647,7 +10736,7 @@
         <w:keepNext/>
       </w:pPr>
       <w:bookmarkStart w:id="29" w:name="_Ref213710535"/>
-      <w:bookmarkStart w:id="30" w:name="_Toc224810345"/>
+      <w:bookmarkStart w:id="30" w:name="_Toc228019019"/>
       <w:r>
         <w:t xml:space="preserve">Tabla </w:t>
       </w:r>
@@ -16399,7 +16488,7 @@
         <w:keepNext/>
       </w:pPr>
       <w:bookmarkStart w:id="31" w:name="_Ref213710542"/>
-      <w:bookmarkStart w:id="32" w:name="_Toc224810346"/>
+      <w:bookmarkStart w:id="32" w:name="_Toc228019020"/>
       <w:r>
         <w:t xml:space="preserve">Tabla </w:t>
       </w:r>
@@ -18748,7 +18837,7 @@
       <w:pPr>
         <w:pStyle w:val="Ttulo1"/>
       </w:pPr>
-      <w:bookmarkStart w:id="33" w:name="_Toc227713101"/>
+      <w:bookmarkStart w:id="33" w:name="_Toc228018970"/>
       <w:r>
         <w:lastRenderedPageBreak/>
         <w:t>Diseño y resolución del trabajo realizado</w:t>
@@ -18764,7 +18853,7 @@
       <w:pPr>
         <w:pStyle w:val="Ttulo2"/>
       </w:pPr>
-      <w:bookmarkStart w:id="34" w:name="_Toc227713102"/>
+      <w:bookmarkStart w:id="34" w:name="_Toc228018971"/>
       <w:r>
         <w:t>Análisis</w:t>
       </w:r>
@@ -18784,7 +18873,7 @@
       <w:pPr>
         <w:pStyle w:val="Ttulo3"/>
       </w:pPr>
-      <w:bookmarkStart w:id="35" w:name="_Toc227713103"/>
+      <w:bookmarkStart w:id="35" w:name="_Toc228018972"/>
       <w:r>
         <w:t>Usuarios no registrados</w:t>
       </w:r>
@@ -18856,7 +18945,7 @@
         <w:pStyle w:val="Descripcin"/>
         <w:jc w:val="center"/>
       </w:pPr>
-      <w:bookmarkStart w:id="36" w:name="_Toc227014237"/>
+      <w:bookmarkStart w:id="36" w:name="_Toc228019005"/>
       <w:r>
         <w:t xml:space="preserve">Figura </w:t>
       </w:r>
@@ -18978,7 +19067,7 @@
       <w:pPr>
         <w:pStyle w:val="Ttulo3"/>
       </w:pPr>
-      <w:bookmarkStart w:id="37" w:name="_Toc227713104"/>
+      <w:bookmarkStart w:id="37" w:name="_Toc228018973"/>
       <w:r>
         <w:t>Usuarios registrados</w:t>
       </w:r>
@@ -19055,7 +19144,7 @@
         <w:pStyle w:val="Descripcin"/>
         <w:jc w:val="center"/>
       </w:pPr>
-      <w:bookmarkStart w:id="38" w:name="_Toc227014238"/>
+      <w:bookmarkStart w:id="38" w:name="_Toc228019006"/>
       <w:r>
         <w:t xml:space="preserve">Figura </w:t>
       </w:r>
@@ -19337,7 +19426,7 @@
         <w:pStyle w:val="Descripcin"/>
         <w:jc w:val="center"/>
       </w:pPr>
-      <w:bookmarkStart w:id="39" w:name="_Toc227014239"/>
+      <w:bookmarkStart w:id="39" w:name="_Toc228019007"/>
       <w:r>
         <w:t xml:space="preserve">Figura </w:t>
       </w:r>
@@ -19553,7 +19642,7 @@
         <w:pStyle w:val="Descripcin"/>
         <w:jc w:val="center"/>
       </w:pPr>
-      <w:bookmarkStart w:id="40" w:name="_Toc227014240"/>
+      <w:bookmarkStart w:id="40" w:name="_Toc228019008"/>
       <w:r>
         <w:t xml:space="preserve">Figura </w:t>
       </w:r>
@@ -19733,7 +19822,7 @@
       <w:pPr>
         <w:pStyle w:val="Ttulo2"/>
       </w:pPr>
-      <w:bookmarkStart w:id="41" w:name="_Toc227713105"/>
+      <w:bookmarkStart w:id="41" w:name="_Toc228018974"/>
       <w:r>
         <w:t>Diseño</w:t>
       </w:r>
@@ -19803,7 +19892,7 @@
       <w:pPr>
         <w:pStyle w:val="Ttulo3"/>
       </w:pPr>
-      <w:bookmarkStart w:id="42" w:name="_Toc227713106"/>
+      <w:bookmarkStart w:id="42" w:name="_Toc228018975"/>
       <w:r>
         <w:t>Modelo de datos</w:t>
       </w:r>
@@ -19930,7 +20019,7 @@
         </w:rPr>
         <w:lastRenderedPageBreak/>
         <w:drawing>
-          <wp:inline distT="0" distB="0" distL="0" distR="0" wp14:anchorId="7B76188F" wp14:editId="25987469">
+          <wp:inline distT="0" distB="0" distL="0" distR="0" wp14:anchorId="7B76188F" wp14:editId="587B62DE">
             <wp:extent cx="3464322" cy="4133081"/>
             <wp:effectExtent l="0" t="0" r="3175" b="1270"/>
             <wp:docPr id="418222519" name="Imagen 2"/>
@@ -19984,7 +20073,7 @@
         <w:jc w:val="center"/>
       </w:pPr>
       <w:bookmarkStart w:id="43" w:name="_Ref220063059"/>
-      <w:bookmarkStart w:id="44" w:name="_Toc227014241"/>
+      <w:bookmarkStart w:id="44" w:name="_Toc228019009"/>
       <w:r>
         <w:t xml:space="preserve">Figura </w:t>
       </w:r>
@@ -20513,7 +20602,7 @@
       <w:pPr>
         <w:pStyle w:val="Ttulo3"/>
       </w:pPr>
-      <w:bookmarkStart w:id="46" w:name="_Toc227713107"/>
+      <w:bookmarkStart w:id="46" w:name="_Toc228018976"/>
       <w:r>
         <w:t>Diseño del back-end</w:t>
       </w:r>
@@ -20748,7 +20837,7 @@
         <w:keepNext/>
       </w:pPr>
       <w:bookmarkStart w:id="47" w:name="_Ref227016069"/>
-      <w:bookmarkStart w:id="48" w:name="_Toc224810347"/>
+      <w:bookmarkStart w:id="48" w:name="_Toc228019021"/>
       <w:r>
         <w:t xml:space="preserve">Tabla </w:t>
       </w:r>
@@ -28645,7 +28734,7 @@
       <w:pPr>
         <w:pStyle w:val="Ttulo3"/>
       </w:pPr>
-      <w:bookmarkStart w:id="52" w:name="_Toc227713108"/>
+      <w:bookmarkStart w:id="52" w:name="_Toc228018977"/>
       <w:r>
         <w:lastRenderedPageBreak/>
         <w:t>Diseño del front-end</w:t>
@@ -28706,7 +28795,7 @@
       <w:pPr>
         <w:pStyle w:val="Ttulo2"/>
       </w:pPr>
-      <w:bookmarkStart w:id="53" w:name="_Toc227713109"/>
+      <w:bookmarkStart w:id="53" w:name="_Toc228018978"/>
       <w:r>
         <w:lastRenderedPageBreak/>
         <w:t>Implementación</w:t>
@@ -28778,7 +28867,7 @@
         <w:jc w:val="center"/>
       </w:pPr>
       <w:bookmarkStart w:id="54" w:name="_Ref222826938"/>
-      <w:bookmarkStart w:id="55" w:name="_Toc227014242"/>
+      <w:bookmarkStart w:id="55" w:name="_Toc228019010"/>
       <w:r>
         <w:t xml:space="preserve">Figura </w:t>
       </w:r>
@@ -29135,7 +29224,7 @@
       <w:pPr>
         <w:pStyle w:val="Ttulo3"/>
       </w:pPr>
-      <w:bookmarkStart w:id="56" w:name="_Toc227713110"/>
+      <w:bookmarkStart w:id="56" w:name="_Toc228018979"/>
       <w:commentRangeStart w:id="57"/>
       <w:commentRangeStart w:id="58"/>
       <w:r>
@@ -29245,7 +29334,7 @@
         <w:pStyle w:val="Descripcin"/>
         <w:jc w:val="center"/>
       </w:pPr>
-      <w:bookmarkStart w:id="59" w:name="_Toc227014243"/>
+      <w:bookmarkStart w:id="59" w:name="_Toc228019011"/>
       <w:r>
         <w:t xml:space="preserve">Figura </w:t>
       </w:r>
@@ -29723,7 +29812,7 @@
       <w:pPr>
         <w:pStyle w:val="Ttulo3"/>
       </w:pPr>
-      <w:bookmarkStart w:id="60" w:name="_Toc227713111"/>
+      <w:bookmarkStart w:id="60" w:name="_Toc228018980"/>
       <w:commentRangeStart w:id="61"/>
       <w:r>
         <w:t>Capa de presentación (Controladores)</w:t>
@@ -29889,7 +29978,7 @@
         <w:pStyle w:val="Descripcin"/>
         <w:jc w:val="center"/>
       </w:pPr>
-      <w:bookmarkStart w:id="63" w:name="_Toc227014244"/>
+      <w:bookmarkStart w:id="63" w:name="_Toc228019012"/>
       <w:commentRangeStart w:id="64"/>
       <w:commentRangeStart w:id="65"/>
       <w:r>
@@ -29986,7 +30075,7 @@
       <w:pPr>
         <w:pStyle w:val="Ttulo3"/>
       </w:pPr>
-      <w:bookmarkStart w:id="66" w:name="_Toc227713112"/>
+      <w:bookmarkStart w:id="66" w:name="_Toc228018981"/>
       <w:r>
         <w:t>Capa de negocio (Servicios)</w:t>
       </w:r>
@@ -30214,7 +30303,7 @@
         <w:pStyle w:val="Descripcin"/>
         <w:jc w:val="center"/>
       </w:pPr>
-      <w:bookmarkStart w:id="67" w:name="_Toc227014245"/>
+      <w:bookmarkStart w:id="67" w:name="_Toc228019013"/>
       <w:r>
         <w:t xml:space="preserve">Figura </w:t>
       </w:r>
@@ -30243,7 +30332,7 @@
       <w:pPr>
         <w:pStyle w:val="Ttulo3"/>
       </w:pPr>
-      <w:bookmarkStart w:id="68" w:name="_Toc227713113"/>
+      <w:bookmarkStart w:id="68" w:name="_Toc228018982"/>
       <w:r>
         <w:lastRenderedPageBreak/>
         <w:t>Capa de persistencia (Repositorios)</w:t>
@@ -30486,7 +30575,7 @@
         <w:pStyle w:val="Descripcin"/>
         <w:jc w:val="center"/>
       </w:pPr>
-      <w:bookmarkStart w:id="69" w:name="_Toc227014246"/>
+      <w:bookmarkStart w:id="69" w:name="_Toc228019014"/>
       <w:r>
         <w:t xml:space="preserve">Figura </w:t>
       </w:r>
@@ -30552,7 +30641,7 @@
       <w:pPr>
         <w:pStyle w:val="Ttulo3"/>
       </w:pPr>
-      <w:bookmarkStart w:id="70" w:name="_Toc227713114"/>
+      <w:bookmarkStart w:id="70" w:name="_Toc228018983"/>
       <w:r>
         <w:t>Capa de seguridad</w:t>
       </w:r>
@@ -30749,7 +30838,7 @@
         <w:jc w:val="center"/>
       </w:pPr>
       <w:bookmarkStart w:id="71" w:name="_Ref222827325"/>
-      <w:bookmarkStart w:id="72" w:name="_Toc227014247"/>
+      <w:bookmarkStart w:id="72" w:name="_Toc228019015"/>
       <w:r>
         <w:t xml:space="preserve">Figura </w:t>
       </w:r>
@@ -30810,7 +30899,7 @@
       <w:pPr>
         <w:pStyle w:val="Ttulo3"/>
       </w:pPr>
-      <w:bookmarkStart w:id="73" w:name="_Toc227713115"/>
+      <w:bookmarkStart w:id="73" w:name="_Toc228018984"/>
       <w:r>
         <w:t>Diseño de la API REST</w:t>
       </w:r>
@@ -30818,23 +30907,21 @@
     </w:p>
     <w:p>
       <w:r>
-        <w:t>La API REST constituye el principal mecanismo de interacción entre el cliente y el back-end. Su diseño sigue los principios del estilo arquitectónico REST (</w:t>
-      </w:r>
-      <w:r>
-        <w:rPr>
-          <w:i/>
-          <w:iCs/>
-        </w:rPr>
-        <w:t>Representational State Transfer</w:t>
-      </w:r>
-      <w:r>
-        <w:t>), adoptando un enfoque orientado a recursos.</w:t>
-      </w:r>
-    </w:p>
-    <w:p>
-      <w:r>
-        <w:lastRenderedPageBreak/>
-        <w:t xml:space="preserve">Cada entidad relevante del dominio (usuarios, contenidos, valoraciones, listas, relaciones sociales, notificaciones, etc.) se expone como un recurso accesible mediante una URI específica. Las operaciones sobre dichos recursos se realizan utilizando los métodos HTTP estándar (GET, POST, PUT, DELETE), garantizando una semántica clara y coherente como se puede ver en la </w:t>
+        <w:t>La API REST constituye el principal mecanismo de interacción entre el cliente y el back-end de MovieMate. Su diseño sigue los principios del estilo arquitectónico REST (Representational State Transfer), adoptando un enfoque orientado a recursos y garantizando una interfaz uniforme y desacoplada.</w:t>
+      </w:r>
+    </w:p>
+    <w:p/>
+    <w:p>
+      <w:r>
+        <w:t>Cada entidad relevante del dominio —como usuarios, contenido, valoraciones, listas, relaciones sociales o notificaciones— se expone como un recurso accesible mediante una URI específica. Las operaciones sobre dichos recursos se realizan utilizando los métodos HTTP estándar (GET, POST, PUT, DELETE), lo que permite expresar de forma clara la intención de cada operación.</w:t>
+      </w:r>
+    </w:p>
+    <w:p>
+      <w:r>
+        <w:t>La</w:t>
+      </w:r>
+      <w:r>
+        <w:t xml:space="preserve"> </w:t>
       </w:r>
       <w:r>
         <w:fldChar w:fldCharType="begin"/>
@@ -30858,7 +30945,10 @@
         <w:fldChar w:fldCharType="end"/>
       </w:r>
       <w:r>
-        <w:t>.</w:t>
+        <w:t xml:space="preserve"> </w:t>
+      </w:r>
+      <w:r>
+        <w:t>muestra un ejemplo representativo de los endpoints asociados a la gestión de seguidores, donde se puede observar la correspondencia entre recursos y operaciones HTTP.</w:t>
       </w:r>
     </w:p>
     <w:p>
@@ -30913,7 +31003,7 @@
         <w:jc w:val="center"/>
       </w:pPr>
       <w:bookmarkStart w:id="74" w:name="_Ref220846180"/>
-      <w:bookmarkStart w:id="75" w:name="_Toc227014248"/>
+      <w:bookmarkStart w:id="75" w:name="_Toc228019016"/>
       <w:r>
         <w:t xml:space="preserve">Figura </w:t>
       </w:r>
@@ -31052,7 +31142,7 @@
     </w:p>
     <w:p>
       <w:r>
-        <w:t>El uso consistente de estas convenciones facilita la integración con distintos clientes y mejora la interpretabilidad de las respuestas.</w:t>
+        <w:t>El uso consistente de estos códigos mejora la interpretabilidad de las respuestas y facilita la integración con distintos tipos de clientes.</w:t>
       </w:r>
     </w:p>
     <w:p>
@@ -31065,22 +31155,24 @@
     </w:p>
     <w:p>
       <w:r>
-        <w:t xml:space="preserve">La arquitectura de la API se apoya en el uso de </w:t>
-      </w:r>
-      <w:r>
-        <w:rPr>
+        <w:t xml:space="preserve">La API se apoya en el uso de </w:t>
+      </w:r>
+      <w:r>
+        <w:rPr>
+          <w:b/>
+          <w:bCs/>
           <w:i/>
           <w:iCs/>
         </w:rPr>
-        <w:t>Data Transfer Objects</w:t>
-      </w:r>
-      <w:r>
-        <w:t xml:space="preserve"> (DTOs), que actúan como intermediarios entre el modelo interno del sistema y la interfaz pública.</w:t>
-      </w:r>
-    </w:p>
-    <w:p>
-      <w:r>
-        <w:t>Los DTOs permiten:</w:t>
+        <w:t>Data Transfer Objects (DTOs)</w:t>
+      </w:r>
+      <w:r>
+        <w:t xml:space="preserve"> como mecanismo de intercambio de datos entre el cliente y el servidor.</w:t>
+      </w:r>
+    </w:p>
+    <w:p>
+      <w:r>
+        <w:t>Los DTOs actúan como una capa de abstracción entre el modelo interno del sistema (entidades JPA) y la representación externa expuesta a través de la API. Esta decisión arquitectónica permite:</w:t>
       </w:r>
     </w:p>
     <w:p>
@@ -31088,11 +31180,11 @@
         <w:pStyle w:val="Prrafodelista"/>
         <w:numPr>
           <w:ilvl w:val="0"/>
-          <w:numId w:val="36"/>
+          <w:numId w:val="66"/>
         </w:numPr>
       </w:pPr>
       <w:r>
-        <w:t>Controlar explícitamente la información expuesta al cliente.</w:t>
+        <w:t xml:space="preserve">Controlar de forma explícita los datos enviados al cliente </w:t>
       </w:r>
     </w:p>
     <w:p>
@@ -31100,11 +31192,11 @@
         <w:pStyle w:val="Prrafodelista"/>
         <w:numPr>
           <w:ilvl w:val="0"/>
-          <w:numId w:val="36"/>
+          <w:numId w:val="66"/>
         </w:numPr>
       </w:pPr>
       <w:r>
-        <w:t>Evitar la exposición directa de entidades JPA.</w:t>
+        <w:t xml:space="preserve">Evitar la exposición directa de entidades persistentes </w:t>
       </w:r>
     </w:p>
     <w:p>
@@ -31112,11 +31204,11 @@
         <w:pStyle w:val="Prrafodelista"/>
         <w:numPr>
           <w:ilvl w:val="0"/>
-          <w:numId w:val="36"/>
+          <w:numId w:val="66"/>
         </w:numPr>
       </w:pPr>
       <w:r>
-        <w:t>Reducir el acoplamiento entre la capa de persistencia y la API.</w:t>
+        <w:t xml:space="preserve">Reducir el acoplamiento entre la capa de persistencia y la API </w:t>
       </w:r>
     </w:p>
     <w:p>
@@ -31124,21 +31216,25 @@
         <w:pStyle w:val="Prrafodelista"/>
         <w:numPr>
           <w:ilvl w:val="0"/>
-          <w:numId w:val="36"/>
+          <w:numId w:val="66"/>
         </w:numPr>
       </w:pPr>
       <w:r>
-        <w:t>Facilitar la evolución del modelo interno sin afectar a los consumidores externos.</w:t>
-      </w:r>
-    </w:p>
-    <w:p>
-      <w:r>
-        <w:t>Esta decisión resulta especialmente relevante en un sistema con múltiples relaciones entre entidades y atributos sensibles asociados a los usuarios.</w:t>
-      </w:r>
-    </w:p>
-    <w:p>
-      <w:r>
-        <w:t xml:space="preserve">En la </w:t>
+        <w:t>Adaptar las respuestas a las necesidades específicas de cada endpoint</w:t>
+      </w:r>
+    </w:p>
+    <w:p>
+      <w:r>
+        <w:lastRenderedPageBreak/>
+        <w:t>En el contexto de MovieMate, esta estrategia resulta especialmente relevante debido a la complejidad del modelo de datos, que incluye múltiples relaciones entre entidades (usuarios, valoraciones, listas, seguidores, etc.) y atributos sensibles como credenciales o configuraciones de privacidad.</w:t>
+      </w:r>
+    </w:p>
+    <w:p>
+      <w:r>
+        <w:t xml:space="preserve">Por ejemplo, los DTOs de contenido incluyen únicamente la información necesaria para la visualización en el cliente, como título, imagen, puntuaciones y metadatos relevantes, omitiendo detalles internos de persistencia o relaciones innecesarias como se puede ver en </w:t>
+      </w:r>
+      <w:r>
+        <w:t xml:space="preserve">la </w:t>
       </w:r>
       <w:r>
         <w:fldChar w:fldCharType="begin"/>
@@ -31162,7 +31258,7 @@
         <w:fldChar w:fldCharType="end"/>
       </w:r>
       <w:r>
-        <w:t xml:space="preserve"> se puede ver un ejemplo de un DTO de respuesta a una petición de contenido, ya sea serie o película.</w:t>
+        <w:t>.</w:t>
       </w:r>
     </w:p>
     <w:p>
@@ -31174,7 +31270,6 @@
         <w:rPr>
           <w:noProof/>
         </w:rPr>
-        <w:lastRenderedPageBreak/>
         <w:drawing>
           <wp:inline distT="0" distB="0" distL="0" distR="0" wp14:anchorId="68CD17D1" wp14:editId="1F17A424">
             <wp:extent cx="2216216" cy="2480733"/>
@@ -31224,7 +31319,7 @@
         <w:jc w:val="center"/>
       </w:pPr>
       <w:bookmarkStart w:id="76" w:name="_Ref220846081"/>
-      <w:bookmarkStart w:id="77" w:name="_Toc227014249"/>
+      <w:bookmarkStart w:id="77" w:name="_Toc228019017"/>
       <w:r>
         <w:t xml:space="preserve">Figura </w:t>
       </w:r>
@@ -31252,19 +31347,123 @@
     </w:p>
     <w:p>
       <w:r>
-        <w:t>El procesamiento de una petición en el back-end sigue una secuencia bien definida. En primer lugar, el cliente envía una petición HTTP a la API REST, que es interceptada por los filtros de seguridad para validar el token JWT. A continuación, el controlador correspondiente recibe la petición, valida los datos de entrada y delega la lógica de negocio en el servicio asociado. El servicio aplica las reglas de negocio, interactúa con los repositorios para acceder o modificar los datos en la base de datos, y devuelve el resultado al controlador. Finalmente, el controlador transforma el resultado en un DTO y lo devuelve al cliente en forma de respuesta JSON con el código de estado HTTP adecuado.</w:t>
-      </w:r>
-    </w:p>
-    <w:p>
-      <w:r>
-        <w:t>Este flujo garantiza una clara separación de responsabilidades</w:t>
+        <w:t>El procesamiento de una petición en el back-end sigue una secuencia estructurada alineada con la arquitectura en capas definida anteriormente.</w:t>
+      </w:r>
+    </w:p>
+    <w:p>
+      <w:r>
+        <w:t xml:space="preserve">En primer lugar, el cliente envía una petición HTTP a la API REST. Esta petición es interceptada por los filtros de seguridad de Spring Security, en particular por </w:t>
+      </w:r>
+      <w:r>
+        <w:rPr>
+          <w:rFonts w:ascii="Courier New" w:hAnsi="Courier New" w:cs="Courier New"/>
+        </w:rPr>
+        <w:t>JwtAuthFilter</w:t>
+      </w:r>
+      <w:r>
+        <w:t xml:space="preserve">, que se encarga de extraer y validar el token JWT incluido en la cabecera </w:t>
+      </w:r>
+      <w:r>
+        <w:rPr>
+          <w:rFonts w:ascii="Courier New" w:hAnsi="Courier New" w:cs="Courier New"/>
+        </w:rPr>
+        <w:t>Authorization</w:t>
+      </w:r>
+      <w:r>
+        <w:t>.</w:t>
+      </w:r>
+    </w:p>
+    <w:p>
+      <w:r>
+        <w:t>Una vez validada la autenticación, la petición es dirigida al controlador REST correspondiente, que actúa como punto de entrada. En esta fase:</w:t>
+      </w:r>
+    </w:p>
+    <w:p>
+      <w:pPr>
+        <w:pStyle w:val="Prrafodelista"/>
+        <w:numPr>
+          <w:ilvl w:val="0"/>
+          <w:numId w:val="70"/>
+        </w:numPr>
+      </w:pPr>
+      <w:r>
+        <w:t xml:space="preserve">Se validan los datos de entrada (parámetros, cuerpo de la petición) </w:t>
+      </w:r>
+    </w:p>
+    <w:p>
+      <w:pPr>
+        <w:pStyle w:val="Prrafodelista"/>
+        <w:numPr>
+          <w:ilvl w:val="0"/>
+          <w:numId w:val="70"/>
+        </w:numPr>
+      </w:pPr>
+      <w:r>
+        <w:t xml:space="preserve">Se gestionan posibles errores de formato o validación </w:t>
+      </w:r>
+    </w:p>
+    <w:p>
+      <w:r>
+        <w:t>Posteriormente, el controlador delega la ejecución en la capa de servicios, donde se implementa la lógica de negocio. El servicio:</w:t>
+      </w:r>
+    </w:p>
+    <w:p>
+      <w:pPr>
+        <w:pStyle w:val="Prrafodelista"/>
+        <w:numPr>
+          <w:ilvl w:val="0"/>
+          <w:numId w:val="69"/>
+        </w:numPr>
+      </w:pPr>
+      <w:r>
+        <w:t xml:space="preserve">Aplica las reglas del dominio </w:t>
+      </w:r>
+    </w:p>
+    <w:p>
+      <w:pPr>
+        <w:pStyle w:val="Prrafodelista"/>
+        <w:numPr>
+          <w:ilvl w:val="0"/>
+          <w:numId w:val="69"/>
+        </w:numPr>
+      </w:pPr>
+      <w:r>
+        <w:t xml:space="preserve">Coordina operaciones entre distintas entidades </w:t>
+      </w:r>
+    </w:p>
+    <w:p>
+      <w:pPr>
+        <w:pStyle w:val="Prrafodelista"/>
+        <w:numPr>
+          <w:ilvl w:val="0"/>
+          <w:numId w:val="69"/>
+        </w:numPr>
+      </w:pPr>
+      <w:r>
+        <w:t xml:space="preserve">Interactúa con los repositorios para acceder o modificar los datos </w:t>
+      </w:r>
+    </w:p>
+    <w:p>
+      <w:r>
+        <w:t>Los repositorios realizan las operaciones necesarias sobre la base de datos PostgreSQL mediante Spring Data JPA.</w:t>
+      </w:r>
+    </w:p>
+    <w:p>
+      <w:r>
+        <w:lastRenderedPageBreak/>
+        <w:t>Una vez obtenidos los resultados, estos se devuelven al controlador, que los transforma a su correspondiente DTO. Finalmente, se construye la respuesta HTTP en formato JSON, incluyendo el código de estado adecuado.</w:t>
+      </w:r>
+    </w:p>
+    <w:p>
+      <w:r>
+        <w:t>Este flujo garantiza una separación clara de responsabilidades entre las distintas capas del sistema, facilitando la mantenibilidad, la escalabilidad y la testabilidad de la aplicación.</w:t>
       </w:r>
     </w:p>
     <w:p>
       <w:pPr>
         <w:pStyle w:val="Ttulo3"/>
       </w:pPr>
-      <w:bookmarkStart w:id="78" w:name="_Toc227713116"/>
+      <w:bookmarkStart w:id="78" w:name="_Toc228018985"/>
       <w:r>
         <w:t>Arquitectura</w:t>
       </w:r>
@@ -31275,43 +31474,107 @@
     </w:p>
     <w:p>
       <w:r>
-        <w:t xml:space="preserve">El front-end de MovieMate se ha implementado como una </w:t>
+        <w:t xml:space="preserve">El </w:t>
       </w:r>
       <w:r>
         <w:rPr>
           <w:i/>
           <w:iCs/>
         </w:rPr>
-        <w:t>Single Page Application</w:t>
-      </w:r>
-      <w:r>
-        <w:t xml:space="preserve"> (SPA) desarrollada con React 19 y TypeScript. La arquitectura sigue un enfoque modular centrado en características (</w:t>
-      </w:r>
-      <w:r>
-        <w:rPr>
+        <w:t>front-end</w:t>
+      </w:r>
+      <w:r>
+        <w:t xml:space="preserve"> de MovieMate se ha implementado como una </w:t>
+      </w:r>
+      <w:r>
+        <w:rPr>
+          <w:b/>
+          <w:bCs/>
           <w:i/>
           <w:iCs/>
         </w:rPr>
-        <w:t>feature-based</w:t>
-      </w:r>
-      <w:r>
-        <w:t xml:space="preserve">), organizando el código en módulos independientes que agrupan páginas, componentes, </w:t>
-      </w:r>
-      <w:r>
-        <w:rPr>
+        <w:t>Single Page Application</w:t>
+      </w:r>
+      <w:r>
+        <w:rPr>
+          <w:b/>
+          <w:bCs/>
+        </w:rPr>
+        <w:t xml:space="preserve"> (SPA)</w:t>
+      </w:r>
+      <w:r>
+        <w:t xml:space="preserve"> desarrollada con React 19 y TypeScript. Esta arquitectura permite construir una experiencia de usuario fluida, evitando recargas completas de página y delegando la renderización en el cliente.</w:t>
+      </w:r>
+    </w:p>
+    <w:p>
+      <w:r>
+        <w:t xml:space="preserve">La aplicación sigue un enfoque </w:t>
+      </w:r>
+      <w:r>
+        <w:rPr>
+          <w:b/>
+          <w:bCs/>
+        </w:rPr>
+        <w:t>modular orientado a características (</w:t>
+      </w:r>
+      <w:r>
+        <w:rPr>
+          <w:b/>
+          <w:bCs/>
           <w:i/>
           <w:iCs/>
         </w:rPr>
+        <w:t>feature-based</w:t>
+      </w:r>
+      <w:r>
+        <w:rPr>
+          <w:b/>
+          <w:bCs/>
+        </w:rPr>
+        <w:t>)</w:t>
+      </w:r>
+      <w:r>
+        <w:t xml:space="preserve">, en el que el código se organiza en módulos independientes que agrupan páginas, componentes, </w:t>
+      </w:r>
+      <w:r>
+        <w:rPr>
+          <w:i/>
+          <w:iCs/>
+        </w:rPr>
         <w:t>hooks</w:t>
       </w:r>
       <w:r>
-        <w:t xml:space="preserve"> y lógica de acceso a datos. A </w:t>
-      </w:r>
-      <w:r>
-        <w:t>continuación,</w:t>
-      </w:r>
-      <w:r>
-        <w:t xml:space="preserve"> se describen los principales aspectos estructurales y las páginas que conforman la aplicación.</w:t>
+        <w:t xml:space="preserve"> y lógica de acceso a datos asociados a una funcionalidad concreta. Este enfoque contrasta con estructuras tradicionales por capas (por tipo de archivo) y favorece una mayor cohesión interna y escalabilidad a medida que crece la aplicación. </w:t>
+      </w:r>
+    </w:p>
+    <w:p>
+      <w:r>
+        <w:t xml:space="preserve">Este enfoque modular basado en características se ha adoptado con el objetivo de mejorar la escalabilidad del </w:t>
+      </w:r>
+      <w:r>
+        <w:rPr>
+          <w:i/>
+          <w:iCs/>
+        </w:rPr>
+        <w:t>front-end</w:t>
+      </w:r>
+      <w:r>
+        <w:t>, permitiendo que nuevas funcionalidades puedan incorporarse de forma independiente sin afectar al resto del sistema.</w:t>
+      </w:r>
+    </w:p>
+    <w:p>
+      <w:r>
+        <w:t xml:space="preserve">A continuación, se describen los principales elementos estructurales del </w:t>
+      </w:r>
+      <w:r>
+        <w:rPr>
+          <w:i/>
+          <w:iCs/>
+        </w:rPr>
+        <w:t>front-end</w:t>
+      </w:r>
+      <w:r>
+        <w:t>.</w:t>
       </w:r>
     </w:p>
     <w:p>
@@ -31324,7 +31587,28 @@
     </w:p>
     <w:p>
       <w:r>
-        <w:t>La raíz del código fuente se organiza en los siguientes directorios principales dentro de src/:</w:t>
+        <w:t xml:space="preserve">La raíz del código fuente </w:t>
+      </w:r>
+      <w:r>
+        <w:t>(</w:t>
+      </w:r>
+      <w:r>
+        <w:rPr>
+          <w:rFonts w:ascii="Courier New" w:hAnsi="Courier New" w:cs="Courier New"/>
+        </w:rPr>
+        <w:t>src/</w:t>
+      </w:r>
+      <w:r>
+        <w:t xml:space="preserve">) </w:t>
+      </w:r>
+      <w:r>
+        <w:t>se organiza en los siguientes directorios princ</w:t>
+      </w:r>
+      <w:r>
+        <w:t>ipales</w:t>
+      </w:r>
+      <w:r>
+        <w:t>:</w:t>
       </w:r>
     </w:p>
     <w:p>
@@ -31336,7 +31620,26 @@
         </w:numPr>
       </w:pPr>
       <w:r>
-        <w:t>pages/ — vistas completas de la aplicación, cada una asociada a una ruta navegable.</w:t>
+        <w:rPr>
+          <w:b/>
+          <w:bCs/>
+        </w:rPr>
+        <w:t>pages/</w:t>
+      </w:r>
+      <w:r>
+        <w:t xml:space="preserve"> — </w:t>
+      </w:r>
+      <w:r>
+        <w:t xml:space="preserve">contiene las vistas completas de la aplicación, cada una asociada a una ruta navegable (por ejemplo, </w:t>
+      </w:r>
+      <w:r>
+        <w:rPr>
+          <w:rFonts w:ascii="Courier New" w:hAnsi="Courier New" w:cs="Courier New"/>
+        </w:rPr>
+        <w:t>HomePage, ProfilePage, DiscoverPage</w:t>
+      </w:r>
+      <w:r>
+        <w:t>).</w:t>
       </w:r>
     </w:p>
     <w:p>
@@ -31348,7 +31651,17 @@
         </w:numPr>
       </w:pPr>
       <w:r>
-        <w:t xml:space="preserve">features/ — módulos por funcionalidad (listas, valoraciones, perfil, notificaciones, etc.), cada uno con sus propios componentes, </w:t>
+        <w:rPr>
+          <w:b/>
+          <w:bCs/>
+        </w:rPr>
+        <w:t>features/</w:t>
+      </w:r>
+      <w:r>
+        <w:t xml:space="preserve"> — </w:t>
+      </w:r>
+      <w:r>
+        <w:t xml:space="preserve">agrupa la lógica por dominio funcional (listas, valoraciones, perfil, notificaciones, etc.), incluyendo componentes, </w:t>
       </w:r>
       <w:r>
         <w:rPr>
@@ -31358,7 +31671,10 @@
         <w:t>hooks</w:t>
       </w:r>
       <w:r>
-        <w:t xml:space="preserve"> y lógica.</w:t>
+        <w:t xml:space="preserve"> y lógica de acceso a datos específicos de cada módulo</w:t>
+      </w:r>
+      <w:r>
+        <w:t>.</w:t>
       </w:r>
     </w:p>
     <w:p>
@@ -31370,7 +31686,20 @@
         </w:numPr>
       </w:pPr>
       <w:r>
-        <w:t>components/ — componentes compartidos y reutilizables (tarjetas de póster, modales, botones de acción) empleados en múltiples páginas.</w:t>
+        <w:rPr>
+          <w:b/>
+          <w:bCs/>
+        </w:rPr>
+        <w:t>components/</w:t>
+      </w:r>
+      <w:r>
+        <w:t xml:space="preserve"> — </w:t>
+      </w:r>
+      <w:r>
+        <w:t>incluye componentes reutilizables y desacoplados (tarjetas de contenido, modales, botones), utilizados transversalmente en distintas partes de la aplicación</w:t>
+      </w:r>
+      <w:r>
+        <w:t>.</w:t>
       </w:r>
     </w:p>
     <w:p>
@@ -31382,17 +31711,36 @@
         </w:numPr>
       </w:pPr>
       <w:r>
-        <w:t xml:space="preserve">hooks/ — </w:t>
+        <w:rPr>
+          <w:b/>
+          <w:bCs/>
+        </w:rPr>
+        <w:t>hooks/</w:t>
+      </w:r>
+      <w:r>
+        <w:t xml:space="preserve"> — </w:t>
       </w:r>
       <w:r>
         <w:rPr>
           <w:i/>
           <w:iCs/>
         </w:rPr>
-        <w:t>hooks</w:t>
-      </w:r>
-      <w:r>
-        <w:t xml:space="preserve"> personalizados que encapsulan lógica de acceso a datos y gestión de estado.</w:t>
+        <w:t>centraliza la comunicación con el back-end mediante módulos organizados por recurso (</w:t>
+      </w:r>
+      <w:r>
+        <w:rPr>
+          <w:rFonts w:ascii="Courier New" w:hAnsi="Courier New" w:cs="Courier New"/>
+          <w:i/>
+          <w:iCs/>
+        </w:rPr>
+        <w:t>usersApi, listsApi, ratingsApi</w:t>
+      </w:r>
+      <w:r>
+        <w:rPr>
+          <w:i/>
+          <w:iCs/>
+        </w:rPr>
+        <w:t>, etc.).</w:t>
       </w:r>
     </w:p>
     <w:p>
@@ -31404,13 +31752,26 @@
         </w:numPr>
       </w:pPr>
       <w:r>
-        <w:t xml:space="preserve">api/ — módulos de acceso a la API del servidor organizados por recurso: </w:t>
+        <w:rPr>
+          <w:b/>
+          <w:bCs/>
+        </w:rPr>
+        <w:t>api/</w:t>
+      </w:r>
+      <w:r>
+        <w:t xml:space="preserve"> — </w:t>
+      </w:r>
+      <w:r>
+        <w:t>gestiona el estado global sincrónico mediante Zustand, destacando el store de autenticación (</w:t>
       </w:r>
       <w:r>
         <w:rPr>
           <w:rFonts w:ascii="Courier New" w:hAnsi="Courier New" w:cs="Courier New"/>
         </w:rPr>
-        <w:t>usersApi, listsApi, ratingsApi, contentApi, notificationsApi</w:t>
+        <w:t>useAuthStore</w:t>
+      </w:r>
+      <w:r>
+        <w:t>)</w:t>
       </w:r>
       <w:r>
         <w:t>.</w:t>
@@ -31425,8 +31786,14 @@
         </w:numPr>
       </w:pPr>
       <w:r>
-        <w:lastRenderedPageBreak/>
-        <w:t xml:space="preserve">stores/ — estado global sincrónico gestionado con Zustand (tienda de autenticación </w:t>
+        <w:rPr>
+          <w:b/>
+          <w:bCs/>
+        </w:rPr>
+        <w:t>stores/</w:t>
+      </w:r>
+      <w:r>
+        <w:t xml:space="preserve"> — estado global sincrónico gestionado con Zustand (tienda de autenticación </w:t>
       </w:r>
       <w:r>
         <w:rPr>
@@ -31447,7 +31814,17 @@
         </w:numPr>
       </w:pPr>
       <w:r>
-        <w:t>lib/ — utilidades y funciones auxiliares: cliente Axios preconfigurado, jerarquía de claves de caché (</w:t>
+        <w:rPr>
+          <w:b/>
+          <w:bCs/>
+        </w:rPr>
+        <w:t>lib/</w:t>
+      </w:r>
+      <w:r>
+        <w:t xml:space="preserve"> — </w:t>
+      </w:r>
+      <w:r>
+        <w:t>contiene utilidades compartidas, como la instancia global de Axios, la definición de claves de caché (</w:t>
       </w:r>
       <w:r>
         <w:rPr>
@@ -31456,17 +31833,7 @@
         <w:t>queryKeys</w:t>
       </w:r>
       <w:r>
-        <w:t xml:space="preserve">), </w:t>
-      </w:r>
-      <w:r>
-        <w:rPr>
-          <w:i/>
-          <w:iCs/>
-        </w:rPr>
-        <w:t xml:space="preserve">helpers </w:t>
-      </w:r>
-      <w:r>
-        <w:t>de slugificación y formato.</w:t>
+        <w:t>) y funciones auxiliares.</w:t>
       </w:r>
     </w:p>
     <w:p>
@@ -31478,12 +31845,26 @@
         </w:numPr>
       </w:pPr>
       <w:r>
-        <w:t>types/ — definiciones de tipos TypeScript compartidas entre módulos.</w:t>
-      </w:r>
-    </w:p>
-    <w:p>
-      <w:r>
-        <w:t>Esta organización favorece la cohesión interna de cada módulo, reduce el acoplamiento entre características y facilita la localización del código durante el mantenimiento y la evolución de la aplicación.</w:t>
+        <w:rPr>
+          <w:b/>
+          <w:bCs/>
+        </w:rPr>
+        <w:t>types/</w:t>
+      </w:r>
+      <w:r>
+        <w:t xml:space="preserve"> — </w:t>
+      </w:r>
+      <w:r>
+        <w:t>define los tipos TypeScript compartidos, asegurando consistencia en toda la aplicación</w:t>
+      </w:r>
+      <w:r>
+        <w:t>.</w:t>
+      </w:r>
+    </w:p>
+    <w:p>
+      <w:r>
+        <w:lastRenderedPageBreak/>
+        <w:t>Esta organización mejora la mantenibilidad del código al reducir el acoplamiento entre módulos y facilitar la localización de funcionalidades específicas durante el desarrollo.</w:t>
       </w:r>
     </w:p>
     <w:p>
@@ -31507,7 +31888,17 @@
     </w:p>
     <w:p>
       <w:r>
-        <w:t xml:space="preserve">La navegación entre páginas se gestiona mediante React Router v6. Las rutas se declaran de forma centralizada en el componente raíz </w:t>
+        <w:t xml:space="preserve">La navegación entre páginas se gestiona mediante </w:t>
+      </w:r>
+      <w:r>
+        <w:rPr>
+          <w:b/>
+          <w:bCs/>
+        </w:rPr>
+        <w:t>React Router v6</w:t>
+      </w:r>
+      <w:r>
+        <w:t xml:space="preserve">. Las rutas se declaran de forma centralizada en el componente raíz </w:t>
       </w:r>
       <w:r>
         <w:rPr>
@@ -31516,11 +31907,33 @@
         <w:t>App.tsx</w:t>
       </w:r>
       <w:r>
-        <w:t xml:space="preserve">, distinguiendo entre rutas públicas (accesibles sin sesión) y rutas protegidas (que requieren autenticación). El acceso a estas últimas se controla mediante el componente guardián </w:t>
+        <w:t xml:space="preserve">, distinguiendo entre </w:t>
+      </w:r>
+      <w:r>
+        <w:rPr>
+          <w:b/>
+          <w:bCs/>
+        </w:rPr>
+        <w:t>rutas públicas</w:t>
+      </w:r>
+      <w:r>
+        <w:t xml:space="preserve"> (accesibles sin sesión) y </w:t>
+      </w:r>
+      <w:r>
+        <w:rPr>
+          <w:b/>
+          <w:bCs/>
+        </w:rPr>
+        <w:t>rutas protegidas</w:t>
+      </w:r>
+      <w:r>
+        <w:t xml:space="preserve"> (que requieren autenticación). El acceso a estas últimas se controla mediante el componente guardián </w:t>
       </w:r>
       <w:r>
         <w:rPr>
           <w:rFonts w:ascii="Courier New" w:hAnsi="Courier New" w:cs="Courier New"/>
+          <w:b/>
+          <w:bCs/>
         </w:rPr>
         <w:t>PrivateRoute</w:t>
       </w:r>
@@ -31530,90 +31943,148 @@
     </w:p>
     <w:p>
       <w:r>
-        <w:t xml:space="preserve">El flujo de autenticación sigue los pasos siguientes: el usuario introduce sus credenciales en el formulario; la petición se envía al </w:t>
+        <w:t>El flujo de autenticación sigue los pasos siguientes: el usuario introduce sus credenciales en el formulario</w:t>
+      </w:r>
+      <w:r>
+        <w:t xml:space="preserve"> de </w:t>
       </w:r>
       <w:r>
         <w:rPr>
           <w:i/>
           <w:iCs/>
         </w:rPr>
-        <w:t>endpoint</w:t>
-      </w:r>
-      <w:r>
-        <w:t xml:space="preserve"> POST /api/auth/login; si las credenciales son válidas, el servidor devuelve un token JWT que se almacena tanto en el store de Zustand (estado en memoria) como en el almacenamiento local del navegador (persistencia entre recargas de página); a partir de ese momento, una instancia global de Axios incorpora automáticamente el token como cabecera </w:t>
+        <w:t>login</w:t>
+      </w:r>
+      <w:r>
+        <w:t xml:space="preserve">; la petición se envía al </w:t>
       </w:r>
       <w:r>
         <w:rPr>
           <w:i/>
           <w:iCs/>
         </w:rPr>
-        <w:t>Authorization</w:t>
-      </w:r>
-      <w:r>
-        <w:t>: Bearer &lt;token&gt; en cada petición autenticada.</w:t>
-      </w:r>
-    </w:p>
-    <w:p>
-      <w:r>
-        <w:t>[Figura 4.2: Diagrama del flujo de autenticación y protección de rutas en el front-end.]</w:t>
-      </w:r>
-    </w:p>
-    <w:p>
-      <w:pPr>
-        <w:pStyle w:val="Ttulo4"/>
-      </w:pPr>
-      <w:r>
-        <w:t>Gestión del estado y comunicación con el servidor</w:t>
-      </w:r>
-    </w:p>
-    <w:p>
-      <w:r>
-        <w:t>La gestión del estado se divide en dos capas claramente separadas para evitar mezclar lógica de servidor y estado local en los componentes.</w:t>
-      </w:r>
-    </w:p>
-    <w:p>
-      <w:r>
-        <w:t xml:space="preserve">El estado global sincrónico, como los datos del usuario autenticado y el token JWT, se gestiona mediante Zustand. Su </w:t>
+        <w:t>endpoint</w:t>
+      </w:r>
+      <w:r>
+        <w:t xml:space="preserve"> POST /api/auth/login; si las credenciales son válidas, el servidor devuelve un token JWT que se almacena tanto en el store de Zustand (estado en memoria) como en el almacenamiento local del navegador (persistencia entre recargas de página); a partir de ese momento, una instancia global de Axios incorpora automáticamente el token como cabecera </w:t>
       </w:r>
       <w:r>
         <w:rPr>
           <w:i/>
           <w:iCs/>
         </w:rPr>
-        <w:t>store</w:t>
-      </w:r>
-      <w:r>
-        <w:t xml:space="preserve"> reactivo de bajo peso permite que cualquier componente suscriba cambios de forma eficiente sin renderizados innecesarios.</w:t>
-      </w:r>
-    </w:p>
-    <w:p>
-      <w:r>
-        <w:t>El estado asíncrono derivado del servidor se gestiona con TanStack Query v5, que automatiza el ciclo de vida de las peticiones HTTP: almacena los resultados en caché mediante un sistema de claves estructuradas (</w:t>
-      </w:r>
-      <w:r>
-        <w:rPr>
-          <w:rFonts w:ascii="Courier New" w:hAnsi="Courier New" w:cs="Courier New"/>
-        </w:rPr>
-        <w:t>queryKeys</w:t>
-      </w:r>
-      <w:r>
-        <w:t xml:space="preserve">), ejecuta revalidaciones transparentes al recuperar el foco de la ventana o superar el tiempo de </w:t>
+        <w:t>Authorization</w:t>
+      </w:r>
+      <w:r>
+        <w:t xml:space="preserve">: </w:t>
       </w:r>
       <w:r>
         <w:rPr>
           <w:i/>
           <w:iCs/>
         </w:rPr>
-        <w:t>stale</w:t>
-      </w:r>
-      <w:r>
-        <w:t xml:space="preserve">, y expone </w:t>
+        <w:t>Bearer &lt;token&gt;</w:t>
+      </w:r>
+      <w:r>
+        <w:t xml:space="preserve"> en cada petición autenticada.</w:t>
+      </w:r>
+    </w:p>
+    <w:p>
+      <w:r>
+        <w:t>[Figura 4.2: Diagrama del flujo de autenticación y protección de rutas en el front-end.]</w:t>
+      </w:r>
+    </w:p>
+    <w:p>
+      <w:r>
+        <w:t>Este enfoque garantiza que el control de acceso se aplique tanto a nivel de interfaz como de comunicación con el servidor, reforzando la seguridad del sistema.</w:t>
+      </w:r>
+    </w:p>
+    <w:p>
+      <w:pPr>
+        <w:pStyle w:val="Ttulo4"/>
+      </w:pPr>
+      <w:r>
+        <w:t>Gestión del estado y comunicación con el servidor</w:t>
+      </w:r>
+    </w:p>
+    <w:p>
+      <w:r>
+        <w:t>La gestión del estado se divide en dos capas claramente separadas para evitar mezclar lógica de servidor y estado local en los componentes.</w:t>
+      </w:r>
+    </w:p>
+    <w:p>
+      <w:r>
+        <w:t xml:space="preserve">El </w:t>
+      </w:r>
+      <w:r>
+        <w:rPr>
+          <w:b/>
+          <w:bCs/>
+        </w:rPr>
+        <w:t>estado global sincrónico</w:t>
+      </w:r>
+      <w:r>
+        <w:t xml:space="preserve">, como los datos del usuario autenticado y el token JWT, se gestiona mediante Zustand. Su </w:t>
       </w:r>
       <w:r>
         <w:rPr>
           <w:i/>
           <w:iCs/>
         </w:rPr>
+        <w:t>store</w:t>
+      </w:r>
+      <w:r>
+        <w:t xml:space="preserve"> reactivo de bajo peso permite que cualquier componente suscriba cambios de forma eficiente sin renderizados innecesarios.</w:t>
+      </w:r>
+    </w:p>
+    <w:p>
+      <w:r>
+        <w:t xml:space="preserve">El </w:t>
+      </w:r>
+      <w:r>
+        <w:rPr>
+          <w:b/>
+          <w:bCs/>
+        </w:rPr>
+        <w:t>estado asíncrono</w:t>
+      </w:r>
+      <w:r>
+        <w:t xml:space="preserve"> derivado del servidor se gestiona con </w:t>
+      </w:r>
+      <w:r>
+        <w:rPr>
+          <w:b/>
+          <w:bCs/>
+        </w:rPr>
+        <w:t>TanStack Query v5</w:t>
+      </w:r>
+      <w:r>
+        <w:t>, que automatiza el ciclo de vida de las peticiones HTTP: almacena los resultados en caché mediante un sistema de claves estructuradas (</w:t>
+      </w:r>
+      <w:r>
+        <w:rPr>
+          <w:rFonts w:ascii="Courier New" w:hAnsi="Courier New" w:cs="Courier New"/>
+        </w:rPr>
+        <w:t>queryKeys</w:t>
+      </w:r>
+      <w:r>
+        <w:t xml:space="preserve">), ejecuta revalidaciones transparentes al recuperar el foco de la ventana o superar el tiempo de </w:t>
+      </w:r>
+      <w:r>
+        <w:rPr>
+          <w:i/>
+          <w:iCs/>
+        </w:rPr>
+        <w:t>stale</w:t>
+      </w:r>
+      <w:r>
+        <w:t xml:space="preserve">, y expone </w:t>
+      </w:r>
+      <w:r>
+        <w:rPr>
+          <w:i/>
+          <w:iCs/>
+        </w:rPr>
         <w:t>hooks</w:t>
       </w:r>
       <w:r>
@@ -31649,12 +32120,12 @@
     </w:p>
     <w:p>
       <w:r>
+        <w:t>Todas las comunicaciones HTTP se canalizan a través de módulos de API dedicados que emplean la instancia global de Axios preconfigurada con el interceptor de autenticación y la URL base del servidor.</w:t>
+      </w:r>
+    </w:p>
+    <w:p>
+      <w:r>
         <w:lastRenderedPageBreak/>
-        <w:t>Todas las comunicaciones HTTP se canalizan a través de módulos de API dedicados que emplean la instancia global de Axios preconfigurada con el interceptor de autenticación y la URL base del servidor.</w:t>
-      </w:r>
-    </w:p>
-    <w:p>
-      <w:r>
         <w:t>[Figura 4.3: Diagrama de las capas de gestión del estado en el front-end: Zustand para estado sincrónico y TanStack Query para estado del servidor.]</w:t>
       </w:r>
     </w:p>
@@ -31689,7 +32160,14 @@
         </w:numPr>
       </w:pPr>
       <w:r>
-        <w:t xml:space="preserve">Contenido en tendencia: carrusel horizontal alimentado por el </w:t>
+        <w:rPr>
+          <w:b/>
+          <w:bCs/>
+        </w:rPr>
+        <w:t>Contenido en tendencia</w:t>
+      </w:r>
+      <w:r>
+        <w:t xml:space="preserve">: carrusel horizontal alimentado por el </w:t>
       </w:r>
       <w:r>
         <w:rPr>
@@ -31699,7 +32177,16 @@
         <w:t>endpoint</w:t>
       </w:r>
       <w:r>
-        <w:t xml:space="preserve"> GET /api/tmdb/trending, que muestra los títulos cinematográficos y televisivos más populares del momento.</w:t>
+        <w:t xml:space="preserve"> </w:t>
+      </w:r>
+      <w:r>
+        <w:rPr>
+          <w:rFonts w:ascii="Courier New" w:hAnsi="Courier New" w:cs="Courier New"/>
+        </w:rPr>
+        <w:t>GET /api/tmdb/trending</w:t>
+      </w:r>
+      <w:r>
+        <w:t>, que muestra los títulos cinematográficos y televisivos más populares del momento.</w:t>
       </w:r>
     </w:p>
     <w:p>
@@ -31711,7 +32198,23 @@
         </w:numPr>
       </w:pPr>
       <w:r>
-        <w:t>Recomendaciones personalizadas («Para ti ✨»): carrusel generado a partir del historial de valoraciones del usuario mediante GET /api/users/me/recommendations. El algoritmo selecciona los géneros más frecuentes en las valoraciones altas del usuario y recupera títulos relacionados que aún no han sido valorados.</w:t>
+        <w:rPr>
+          <w:b/>
+          <w:bCs/>
+        </w:rPr>
+        <w:t>Recomendaciones personalizadas («Para ti ✨»):</w:t>
+      </w:r>
+      <w:r>
+        <w:t xml:space="preserve"> carrusel generado a partir del historial de valoraciones del usuario mediante </w:t>
+      </w:r>
+      <w:r>
+        <w:rPr>
+          <w:rFonts w:ascii="Courier New" w:hAnsi="Courier New" w:cs="Courier New"/>
+        </w:rPr>
+        <w:t>GET /api/users/me/recommendations</w:t>
+      </w:r>
+      <w:r>
+        <w:t>. El algoritmo selecciona los géneros más frecuentes en las valoraciones altas del usuario y recupera títulos relacionados que aún no han sido valorados.</w:t>
       </w:r>
     </w:p>
     <w:p>
@@ -31723,7 +32226,14 @@
         </w:numPr>
       </w:pPr>
       <w:r>
-        <w:t>Usuarios sugeridos: lista de perfiles cinéfilos propuestos para seguir, fomentando la dimensión social de la plataforma.</w:t>
+        <w:rPr>
+          <w:b/>
+          <w:bCs/>
+        </w:rPr>
+        <w:t>Usuarios sugeridos</w:t>
+      </w:r>
+      <w:r>
+        <w:t>: lista de perfiles cinéfilos propuestos para seguir, fomentando la dimensión social de la plataforma.</w:t>
       </w:r>
     </w:p>
     <w:p>
@@ -31732,6 +32242,11 @@
       </w:r>
     </w:p>
     <w:p>
+      <w:r>
+        <w:t>Esta diferenciación entre usuarios autenticados y no autenticados permite mejorar la experiencia de usuario, incentivando el registro mediante contenido personalizado.</w:t>
+      </w:r>
+    </w:p>
+    <w:p>
       <w:pPr>
         <w:pStyle w:val="Ttulo4"/>
       </w:pPr>
@@ -31750,27 +32265,25 @@
         <w:t>DiscoverPage</w:t>
       </w:r>
       <w:r>
-        <w:t xml:space="preserve">, ruta /discover) centraliza la función de búsqueda de la aplicación. Dispone de una barra de búsqueda con </w:t>
-      </w:r>
-      <w:r>
-        <w:rPr>
-          <w:i/>
-          <w:iCs/>
-        </w:rPr>
-        <w:t>debounce</w:t>
-      </w:r>
-      <w:r>
-        <w:t xml:space="preserve"> que lanza consultas simultáneas a la API de películas y de series, </w:t>
-      </w:r>
-      <w:r>
-        <w:rPr>
-          <w:i/>
-          <w:iCs/>
-        </w:rPr>
-        <w:t xml:space="preserve">interleaving </w:t>
-      </w:r>
-      <w:r>
-        <w:t>los resultados para ofrecer una experiencia de búsqueda mixta sin necesidad de seleccionar un tipo de contenido. Cuando la barra está vacía se muestran los contenidos en tendencia como estado por defecto.</w:t>
+        <w:t xml:space="preserve">, ruta </w:t>
+      </w:r>
+      <w:r>
+        <w:rPr>
+          <w:rFonts w:ascii="Courier New" w:hAnsi="Courier New" w:cs="Courier New"/>
+        </w:rPr>
+        <w:t>/discover</w:t>
+      </w:r>
+      <w:r>
+        <w:t xml:space="preserve">) centraliza la función de búsqueda de la aplicación. Dispone de una </w:t>
+      </w:r>
+      <w:r>
+        <w:t>barra de búsqueda con un mecanismo de retardo en la ejecución de consultas (debounce), que evita realizar peticiones excesivas al servidor mientras el usuario escribe.</w:t>
+      </w:r>
+      <w:r>
+        <w:t xml:space="preserve"> </w:t>
+      </w:r>
+      <w:r>
+        <w:t>Cuando la barra está vacía se muestran los contenidos en tendencia como estado por defecto.</w:t>
       </w:r>
     </w:p>
     <w:p>
@@ -31965,6 +32478,11 @@
       </w:r>
     </w:p>
     <w:p>
+      <w:r>
+        <w:t>Esta página concentra la mayor parte de la interacción del usuario con el contenido, actuando como núcleo funcional de la aplicación.</w:t>
+      </w:r>
+    </w:p>
+    <w:p>
       <w:pPr>
         <w:pStyle w:val="Ttulo4"/>
       </w:pPr>
@@ -31993,7 +32511,13 @@
         <w:t>deep-linking</w:t>
       </w:r>
       <w:r>
-        <w:t xml:space="preserve"> mediante el parámetro de consulta ?tab= para anclar directamente una pestaña concreta. El perfil se organiza en cuatro pestañas:</w:t>
+        <w:t xml:space="preserve"> </w:t>
+      </w:r>
+      <w:r>
+        <w:t>mediante parámetros de consulta en la URL que permiten acceder directamente a una pestaña específica.</w:t>
+      </w:r>
+      <w:r>
+        <w:t xml:space="preserve"> El perfil se organiza en cuatro pestañas:</w:t>
       </w:r>
     </w:p>
     <w:p>
@@ -32141,6 +32665,7 @@
         <w:pStyle w:val="Ttulo4"/>
       </w:pPr>
       <w:r>
+        <w:lastRenderedPageBreak/>
         <w:t>Listas personalizadas</w:t>
       </w:r>
     </w:p>
@@ -32160,7 +32685,6 @@
         <w:rPr>
           <w:rFonts w:ascii="Courier New" w:hAnsi="Courier New" w:cs="Courier New"/>
         </w:rPr>
-        <w:lastRenderedPageBreak/>
         <w:t>ListsPage</w:t>
       </w:r>
       <w:r>
@@ -32193,248 +32717,261 @@
         <w:t>ListDetailPage</w:t>
       </w:r>
       <w:r>
-        <w:t xml:space="preserve"> (/lists/:listId) muestra el contenido completo de una lista concreta con carga instantánea gracias al patrón </w:t>
+        <w:t xml:space="preserve"> (</w:t>
       </w:r>
       <w:r>
         <w:rPr>
           <w:rFonts w:ascii="Courier New" w:hAnsi="Courier New" w:cs="Courier New"/>
         </w:rPr>
+        <w:t>/lists/:listId</w:t>
+      </w:r>
+      <w:r>
+        <w:t xml:space="preserve">) muestra el contenido completo de una lista concreta con carga instantánea gracias al patrón </w:t>
+      </w:r>
+      <w:r>
+        <w:rPr>
+          <w:rFonts w:ascii="Courier New" w:hAnsi="Courier New" w:cs="Courier New"/>
+        </w:rPr>
         <w:t>placeholderData</w:t>
       </w:r>
       <w:r>
         <w:t>, que recupera los datos preliminares del estado de navegación (</w:t>
+      </w:r>
+      <w:r>
+        <w:rPr>
+          <w:rFonts w:ascii="Courier New" w:hAnsi="Courier New" w:cs="Courier New"/>
+        </w:rPr>
+        <w:t>location.state</w:t>
+      </w:r>
+      <w:r>
+        <w:t xml:space="preserve">) mientras se completa la petición al servidor. En la parte inferior aparece la sección de comentarios, donde cualquier usuario puede dejar valoraciones públicas sobre la lista (entidad </w:t>
+      </w:r>
+      <w:r>
+        <w:rPr>
+          <w:rFonts w:ascii="Courier New" w:hAnsi="Courier New" w:cs="Courier New"/>
+        </w:rPr>
+        <w:t>ListComment</w:t>
+      </w:r>
+      <w:r>
+        <w:t xml:space="preserve">, gestionada por </w:t>
+      </w:r>
+      <w:r>
+        <w:rPr>
+          <w:rFonts w:ascii="Courier New" w:hAnsi="Courier New" w:cs="Courier New"/>
+        </w:rPr>
+        <w:t>ListCommentService</w:t>
+      </w:r>
+      <w:r>
+        <w:t>).</w:t>
+      </w:r>
+    </w:p>
+    <w:p>
+      <w:r>
+        <w:rPr>
+          <w:rFonts w:ascii="Courier New" w:hAnsi="Courier New" w:cs="Courier New"/>
+        </w:rPr>
+        <w:t>SpecialListPage</w:t>
+      </w:r>
+      <w:r>
+        <w:t xml:space="preserve"> es una vista compartida para las rutas /watchlist, /favorites y /watched, diferenciadas únicamente por el prop </w:t>
+      </w:r>
+      <w:r>
+        <w:rPr>
+          <w:rFonts w:ascii="Courier New" w:hAnsi="Courier New" w:cs="Courier New"/>
+        </w:rPr>
+        <w:t>listType</w:t>
+      </w:r>
+      <w:r>
+        <w:t xml:space="preserve"> (</w:t>
       </w:r>
       <w:r>
         <w:rPr>
           <w:i/>
           <w:iCs/>
         </w:rPr>
-        <w:t>location.state</w:t>
-      </w:r>
-      <w:r>
-        <w:t xml:space="preserve">) mientras se completa la petición al servidor. En la parte inferior aparece la sección de comentarios, donde cualquier usuario puede dejar valoraciones públicas sobre la lista (entidad </w:t>
+        <w:t>WATCHLIST, FAVORITES, WATCHED</w:t>
+      </w:r>
+      <w:r>
+        <w:t xml:space="preserve">). El diálogo </w:t>
       </w:r>
       <w:r>
         <w:rPr>
           <w:rFonts w:ascii="Courier New" w:hAnsi="Courier New" w:cs="Courier New"/>
         </w:rPr>
-        <w:t>ListComment</w:t>
-      </w:r>
-      <w:r>
-        <w:t xml:space="preserve">, gestionada por </w:t>
+        <w:t>AddContentToListDialog</w:t>
+      </w:r>
+      <w:r>
+        <w:t xml:space="preserve"> permite buscar películas y series directamente desde la interfaz de la lista, deduplicando los resultados para evitar sugerir contenido ya presente en la misma.</w:t>
+      </w:r>
+    </w:p>
+    <w:p>
+      <w:r>
+        <w:t>[Figura 4.8: Captura de la página de detalle de una lista personalizada con la cuadrícula de pósteres y la sección de comentarios.]</w:t>
+      </w:r>
+    </w:p>
+    <w:p>
+      <w:pPr>
+        <w:pStyle w:val="Ttulo4"/>
+      </w:pPr>
+      <w:r>
+        <w:t>Actividad, notificaciones y comunicación en tiempo real</w:t>
+      </w:r>
+    </w:p>
+    <w:p>
+      <w:r>
+        <w:t>La página de actividad (</w:t>
       </w:r>
       <w:r>
         <w:rPr>
           <w:rFonts w:ascii="Courier New" w:hAnsi="Courier New" w:cs="Courier New"/>
         </w:rPr>
-        <w:t>ListCommentService</w:t>
-      </w:r>
-      <w:r>
-        <w:t>).</w:t>
-      </w:r>
-    </w:p>
-    <w:p>
-      <w:r>
-        <w:rPr>
-          <w:rFonts w:ascii="Courier New" w:hAnsi="Courier New" w:cs="Courier New"/>
-        </w:rPr>
-        <w:t>SpecialListPage</w:t>
-      </w:r>
-      <w:r>
-        <w:t xml:space="preserve"> es una vista compartida para las rutas /watchlist, /favorites y /watched, diferenciadas únicamente por el prop </w:t>
-      </w:r>
-      <w:r>
-        <w:rPr>
-          <w:rFonts w:ascii="Courier New" w:hAnsi="Courier New" w:cs="Courier New"/>
-        </w:rPr>
-        <w:t>listType</w:t>
-      </w:r>
-      <w:r>
-        <w:t xml:space="preserve"> (</w:t>
+        <w:t>ActivityPage</w:t>
+      </w:r>
+      <w:r>
+        <w:t xml:space="preserve">, ruta /activity) muestra un feed cronológico de las acciones recientes de los usuarios seguidos: nuevas valoraciones, reseñas publicadas o modificadas, y añadidos a listas. El feed se obtiene del </w:t>
       </w:r>
       <w:r>
         <w:rPr>
           <w:i/>
           <w:iCs/>
         </w:rPr>
-        <w:t>WATCHLIST, FAVORITES, WATCHED</w:t>
-      </w:r>
-      <w:r>
-        <w:t xml:space="preserve">). El diálogo </w:t>
+        <w:t>endpoint</w:t>
+      </w:r>
+      <w:r>
+        <w:t xml:space="preserve"> GET /api/activity y se presenta con paginación. </w:t>
       </w:r>
       <w:r>
         <w:rPr>
           <w:rFonts w:ascii="Courier New" w:hAnsi="Courier New" w:cs="Courier New"/>
         </w:rPr>
-        <w:t>AddContentToListDialog</w:t>
-      </w:r>
-      <w:r>
-        <w:t xml:space="preserve"> permite buscar películas y series directamente desde la interfaz de la lista, deduplicando los resultados para evitar sugerir contenido ya presente en la misma.</w:t>
-      </w:r>
-    </w:p>
-    <w:p>
-      <w:r>
-        <w:t>[Figura 4.8: Captura de la página de detalle de una lista personalizada con la cuadrícula de pósteres y la sección de comentarios.]</w:t>
-      </w:r>
-    </w:p>
-    <w:p>
-      <w:pPr>
-        <w:pStyle w:val="Ttulo4"/>
-      </w:pPr>
-      <w:r>
-        <w:t>Actividad, notificaciones y comunicación en tiempo real</w:t>
-      </w:r>
-    </w:p>
-    <w:p>
-      <w:r>
-        <w:t>La página de actividad (</w:t>
+        <w:t>ActivityService</w:t>
+      </w:r>
+      <w:r>
+        <w:t xml:space="preserve"> distingue entre valoraciones nuevas y actualizadas comparando </w:t>
       </w:r>
       <w:r>
         <w:rPr>
           <w:rFonts w:ascii="Courier New" w:hAnsi="Courier New" w:cs="Courier New"/>
         </w:rPr>
-        <w:t>ActivityPage</w:t>
-      </w:r>
-      <w:r>
-        <w:t xml:space="preserve">, ruta /activity) muestra un feed cronológico de las acciones recientes de los usuarios seguidos: nuevas valoraciones, reseñas publicadas o modificadas, y añadidos a listas. El feed se obtiene del </w:t>
+        <w:t>updatedAt</w:t>
+      </w:r>
+      <w:r>
+        <w:t xml:space="preserve"> con </w:t>
+      </w:r>
+      <w:r>
+        <w:rPr>
+          <w:rFonts w:ascii="Courier New" w:hAnsi="Courier New" w:cs="Courier New"/>
+        </w:rPr>
+        <w:t>createdAt</w:t>
+      </w:r>
+      <w:r>
+        <w:t xml:space="preserve"> para generar los eventos </w:t>
       </w:r>
       <w:r>
         <w:rPr>
           <w:i/>
           <w:iCs/>
         </w:rPr>
-        <w:t>endpoint</w:t>
-      </w:r>
-      <w:r>
-        <w:t xml:space="preserve"> GET /api/activity y se presenta con paginación. </w:t>
-      </w:r>
-      <w:r>
-        <w:rPr>
-          <w:rFonts w:ascii="Courier New" w:hAnsi="Courier New" w:cs="Courier New"/>
-        </w:rPr>
-        <w:t>ActivityService</w:t>
-      </w:r>
-      <w:r>
-        <w:t xml:space="preserve"> distingue entre valoraciones nuevas y actualizadas comparando </w:t>
-      </w:r>
-      <w:r>
-        <w:rPr>
-          <w:rFonts w:ascii="Courier New" w:hAnsi="Courier New" w:cs="Courier New"/>
-        </w:rPr>
-        <w:t>updatedAt</w:t>
-      </w:r>
-      <w:r>
-        <w:t xml:space="preserve"> con </w:t>
-      </w:r>
-      <w:r>
-        <w:rPr>
-          <w:rFonts w:ascii="Courier New" w:hAnsi="Courier New" w:cs="Courier New"/>
-        </w:rPr>
-        <w:t>createdAt</w:t>
-      </w:r>
-      <w:r>
-        <w:t xml:space="preserve"> para generar los eventos </w:t>
+        <w:t>RATING_UPDATED</w:t>
+      </w:r>
+      <w:r>
+        <w:t xml:space="preserve"> y </w:t>
       </w:r>
       <w:r>
         <w:rPr>
           <w:i/>
           <w:iCs/>
         </w:rPr>
-        <w:t>RATING_UPDATED</w:t>
-      </w:r>
-      <w:r>
-        <w:t xml:space="preserve"> y </w:t>
+        <w:t>LIST_UPDATED</w:t>
+      </w:r>
+      <w:r>
+        <w:t xml:space="preserve"> de forma precisa.</w:t>
+      </w:r>
+    </w:p>
+    <w:p>
+      <w:r>
+        <w:t>La página de notificaciones (</w:t>
+      </w:r>
+      <w:r>
+        <w:rPr>
+          <w:rFonts w:ascii="Courier New" w:hAnsi="Courier New" w:cs="Courier New"/>
+        </w:rPr>
+        <w:t>NotificationsPage</w:t>
+      </w:r>
+      <w:r>
+        <w:t xml:space="preserve">, ruta /notifications) lista todos los eventos dirigidos al usuario autenticado, obtenidos mediante GET /api/users/me/notifications. La página ofrece cuatro filtros: Todas, No leídas (con contador dinámico), Seguimientos y Me gustas. Cada entrada muestra el avatar del remitente, el texto descriptivo del evento y la marca temporal relativa. Las notificaciones de comentario en reseña o en lista incluyen el título del contenido o el nombre de la lista como sufijo destacado, permitiendo al usuario identificar el recurso afectado de un vistazo. Las notificaciones de nuevo seguidor incorporan un botón de seguimiento directo; las de solicitud de seguimiento permiten aceptar o rechazar sin abandonar la página. La marcación individual como leída se realiza de forma optimista. Un botón global permite marcar todas como leídas. El recuento de notificaciones no leídas se refleja en un </w:t>
       </w:r>
       <w:r>
         <w:rPr>
           <w:i/>
           <w:iCs/>
         </w:rPr>
-        <w:t>LIST_UPDATED</w:t>
-      </w:r>
-      <w:r>
-        <w:t xml:space="preserve"> de forma precisa.</w:t>
-      </w:r>
-    </w:p>
-    <w:p>
-      <w:r>
-        <w:t>La página de notificaciones (</w:t>
+        <w:t>badge</w:t>
+      </w:r>
+      <w:r>
+        <w:t xml:space="preserve"> sobre el icono de la barra de navegación, actualizado en tiempo real a través del canal WebSocket; al recibir una nueva notificación se antepone a la lista mediante </w:t>
       </w:r>
       <w:r>
         <w:rPr>
           <w:rFonts w:ascii="Courier New" w:hAnsi="Courier New" w:cs="Courier New"/>
         </w:rPr>
-        <w:t>NotificationsPage</w:t>
-      </w:r>
-      <w:r>
-        <w:t xml:space="preserve">, ruta /notifications) lista todos los eventos dirigidos al usuario autenticado, obtenidos mediante GET /api/users/me/notifications. La página ofrece cuatro filtros: Todas, No leídas (con contador dinámico), Seguimientos y Me gustas. Cada entrada muestra el avatar del remitente, el texto descriptivo del evento y la marca temporal relativa. Las notificaciones de comentario en reseña o en lista incluyen el título del contenido o el nombre de la lista como sufijo destacado, permitiendo al usuario identificar el recurso afectado de un vistazo. Las notificaciones de nuevo seguidor incorporan un botón de seguimiento directo; las de solicitud de seguimiento permiten aceptar o rechazar sin abandonar la página. La marcación individual como leída se realiza de forma optimista. Un botón global permite marcar todas como leídas. El recuento de notificaciones no leídas se refleja en un </w:t>
+        <w:t>setQueryData</w:t>
+      </w:r>
+      <w:r>
+        <w:t xml:space="preserve"> y se invalida el contador de no leídas.</w:t>
+      </w:r>
+    </w:p>
+    <w:p>
+      <w:r>
+        <w:lastRenderedPageBreak/>
+        <w:t xml:space="preserve">Para la recepción de notificaciones en tiempo real, el componente raíz </w:t>
+      </w:r>
+      <w:r>
+        <w:rPr>
+          <w:rFonts w:ascii="Courier New" w:hAnsi="Courier New" w:cs="Courier New"/>
+        </w:rPr>
+        <w:t>Layout.tsx</w:t>
+      </w:r>
+      <w:r>
+        <w:t xml:space="preserve"> inicializa al cargar la aplicación una conexión WebSocket mediante SockJS y el protocolo STOMP. El token JWT se incluye en las cabeceras del </w:t>
       </w:r>
       <w:r>
         <w:rPr>
           <w:i/>
           <w:iCs/>
         </w:rPr>
-        <w:t>badge</w:t>
-      </w:r>
-      <w:r>
-        <w:t xml:space="preserve"> sobre el icono de la barra de navegación, actualizado en tiempo real a través del canal WebSocket; al recibir una nueva notificación se antepone a la lista mediante </w:t>
+        <w:t>frame</w:t>
+      </w:r>
+      <w:r>
+        <w:t xml:space="preserve"> STOMP CONNECT y es validado por </w:t>
       </w:r>
       <w:r>
         <w:rPr>
           <w:rFonts w:ascii="Courier New" w:hAnsi="Courier New" w:cs="Courier New"/>
         </w:rPr>
+        <w:t>WebSocketAuthInterceptor</w:t>
+      </w:r>
+      <w:r>
+        <w:t xml:space="preserve"> en el servidor. Cuando se emite un evento, el cliente actualiza la caché de TanStack Query con </w:t>
+      </w:r>
+      <w:r>
+        <w:rPr>
+          <w:rFonts w:ascii="Courier New" w:hAnsi="Courier New" w:cs="Courier New"/>
+        </w:rPr>
         <w:t>setQueryData</w:t>
       </w:r>
       <w:r>
-        <w:t xml:space="preserve"> y se invalida el contador de no leídas.</w:t>
-      </w:r>
-    </w:p>
-    <w:p>
-      <w:r>
-        <w:t xml:space="preserve">Para la recepción de notificaciones en tiempo real, el componente raíz </w:t>
-      </w:r>
-      <w:r>
-        <w:rPr>
-          <w:rFonts w:ascii="Courier New" w:hAnsi="Courier New" w:cs="Courier New"/>
-        </w:rPr>
-        <w:t>Layout.tsx</w:t>
-      </w:r>
-      <w:r>
-        <w:t xml:space="preserve"> inicializa al cargar la aplicación una conexión WebSocket mediante SockJS y el protocolo STOMP. El token JWT se incluye en las cabeceras del </w:t>
-      </w:r>
-      <w:r>
-        <w:rPr>
-          <w:i/>
-          <w:iCs/>
-        </w:rPr>
-        <w:t>frame</w:t>
-      </w:r>
-      <w:r>
-        <w:t xml:space="preserve"> STOMP CONNECT y es validado por </w:t>
-      </w:r>
-      <w:r>
-        <w:rPr>
-          <w:rFonts w:ascii="Courier New" w:hAnsi="Courier New" w:cs="Courier New"/>
-        </w:rPr>
-        <w:lastRenderedPageBreak/>
-        <w:t>WebSocketAuthInterceptor</w:t>
-      </w:r>
-      <w:r>
-        <w:t xml:space="preserve"> en el servidor. Cuando se emite un evento, el cliente actualiza la caché de TanStack Query con </w:t>
-      </w:r>
-      <w:r>
-        <w:rPr>
-          <w:rFonts w:ascii="Courier New" w:hAnsi="Courier New" w:cs="Courier New"/>
-        </w:rPr>
-        <w:t>setQueryData</w:t>
-      </w:r>
-      <w:r>
         <w:t xml:space="preserve"> para añadir la nueva notificación de forma reactiva e inmediata, sin necesidad de una nueva petición HTTP, e invalida la consulta para mantener la coherencia a largo plazo.</w:t>
       </w:r>
     </w:p>
     <w:p>
       <w:r>
         <w:t>[Figura 4.9: Captura de la bandeja de notificaciones de MovieMate con el indicador de notificaciones pendientes.]</w:t>
+      </w:r>
+    </w:p>
+    <w:p>
+      <w:r>
+        <w:t>Este enfoque permite ofrecer una experiencia reactiva y en tiempo real, alineada con el comportamiento esperado en aplicaciones sociales modernas.</w:t>
       </w:r>
     </w:p>
     <w:p>
@@ -32526,10 +33063,20 @@
       </w:r>
     </w:p>
     <w:p>
+      <w:r>
+        <w:t>Este sistema de diseño garantiza la coherencia visual de toda la aplicación y facilita la reutilización de componentes, reduciendo el esfuerzo de desarrollo y mantenimiento.</w:t>
+      </w:r>
+    </w:p>
+    <w:p>
+      <w:r>
+        <w:t>En conjunto, la arquitectura del front-end de MovieMate permite construir una interfaz modular, escalable y altamente interactiva, alineada con las necesidades de una aplicación social centrada en el consumo y la organización de contenido audiovisual.</w:t>
+      </w:r>
+    </w:p>
+    <w:p>
       <w:pPr>
         <w:pStyle w:val="Ttulo2"/>
       </w:pPr>
-      <w:bookmarkStart w:id="79" w:name="_Toc227713117"/>
+      <w:bookmarkStart w:id="79" w:name="_Toc228018986"/>
       <w:r>
         <w:t>Pruebas</w:t>
       </w:r>
@@ -32563,7 +33110,11 @@
         <w:commentReference w:id="80"/>
       </w:r>
       <w:r>
-        <w:t>. Probar esta capa de forma aislada permite verificar que las reglas de negocio se aplican correctamente sin depender del acceso real a la base de datos ni de otros componentes externos.</w:t>
+        <w:t xml:space="preserve">. Probar esta capa de forma aislada permite verificar que las reglas de negocio se aplican correctamente sin </w:t>
+      </w:r>
+      <w:r>
+        <w:lastRenderedPageBreak/>
+        <w:t>depender del acceso real a la base de datos ni de otros componentes externos.</w:t>
       </w:r>
       <w:r>
         <w:t xml:space="preserve"> </w:t>
@@ -32627,7 +33178,13 @@
         <w:jc w:val="left"/>
       </w:pPr>
       <w:r>
-        <w:t xml:space="preserve">La suite de pruebas se distribuye en 16 clases de test, cada una dedicada a un componente específico de la capa de servicios. Las clases de prueba implementadas son las siguientes: </w:t>
+        <w:t xml:space="preserve">La suite de pruebas se distribuye en 16 clases </w:t>
+      </w:r>
+      <w:r>
+        <w:t>de prueba</w:t>
+      </w:r>
+      <w:r>
+        <w:t xml:space="preserve">, cada una dedicada a un componente específico de la capa de servicios. Las clases de prueba implementadas son las siguientes: </w:t>
       </w:r>
       <w:r>
         <w:rPr>
@@ -32645,14 +33202,7 @@
         <w:rPr>
           <w:rFonts w:ascii="Courier New" w:hAnsi="Courier New" w:cs="Courier New"/>
         </w:rPr>
-        <w:t xml:space="preserve">FollowerServiceTest, ListCommentServiceTest, ListServiceTest, NotificationServiceTest, RatingServiceTest, </w:t>
-      </w:r>
-      <w:r>
-        <w:rPr>
-          <w:rFonts w:ascii="Courier New" w:hAnsi="Courier New" w:cs="Courier New"/>
-        </w:rPr>
-        <w:lastRenderedPageBreak/>
-        <w:t>ReviewLikeServiceTest, TmdbServiceTest, UserServiceTest y UserStatsServiceTest, además de MoviemateBackendApplicationTests</w:t>
+        <w:t>FollowerServiceTest, ListCommentServiceTest, ListServiceTest, NotificationServiceTest, RatingServiceTest, ReviewLikeServiceTest, TmdbServiceTest, UserServiceTest y UserStatsServiceTest, además de MoviemateBackendApplicationTests</w:t>
       </w:r>
       <w:r>
         <w:t xml:space="preserve"> que verifica la carga correcta del contexto de Spring. En total, estas clases agrupan 205 métodos de prueba individuales.</w:t>
@@ -32683,19 +33233,18 @@
       </w:r>
       <w:r>
         <w:rPr>
+          <w:rFonts w:ascii="Courier New" w:hAnsi="Courier New" w:cs="Courier New"/>
+        </w:rPr>
+        <w:t>BUILD SUCCESS</w:t>
+      </w:r>
+      <w:r>
+        <w:t xml:space="preserve"> y resumen de </w:t>
+      </w:r>
+      <w:r>
+        <w:rPr>
           <w:i/>
           <w:iCs/>
         </w:rPr>
-        <w:t>BUILD SUCCESS</w:t>
-      </w:r>
-      <w:r>
-        <w:t xml:space="preserve"> y resumen de </w:t>
-      </w:r>
-      <w:r>
-        <w:rPr>
-          <w:i/>
-          <w:iCs/>
-        </w:rPr>
         <w:t>tests</w:t>
       </w:r>
       <w:r>
@@ -32704,7 +33253,13 @@
     </w:p>
     <w:p>
       <w:r>
-        <w:t xml:space="preserve">Un ejemplo representativo es la clase de pruebas asociada al servicio de gestión de listas. En ella se validan distintos escenarios relacionados con la creación de listas personalizadas, la adición y eliminación de contenido, así como el control de permisos de acceso.Entre los casos cubiertos </w:t>
+        <w:t>Un ejemplo representativo es la clase de pruebas asociada al servicio de gestión de listas. En ella se validan distintos escenarios relacionados con la creación de listas personalizadas, la adición y eliminación de contenido, así como el control de permisos de acceso.</w:t>
+      </w:r>
+      <w:r>
+        <w:t xml:space="preserve"> </w:t>
+      </w:r>
+      <w:r>
+        <w:t xml:space="preserve">Entre los casos cubiertos </w:t>
       </w:r>
       <w:commentRangeStart w:id="81"/>
       <w:r>
@@ -32797,101 +33352,73 @@
     </w:p>
     <w:p>
       <w:r>
-        <w:t>Asimismo, se comprueba el correcto mapeo de entidades a objetos de transferencia (DTOs), garantizando que la información devuelta al cliente cumple con el contrato definido por la API.</w:t>
-      </w:r>
-    </w:p>
-    <w:p>
-      <w:commentRangeStart w:id="82"/>
-      <w:r>
-        <w:t>Este enfoque aporta múltiples beneficios:</w:t>
-      </w:r>
-    </w:p>
-    <w:p>
-      <w:pPr>
-        <w:pStyle w:val="Prrafodelista"/>
-        <w:numPr>
-          <w:ilvl w:val="0"/>
-          <w:numId w:val="38"/>
-        </w:numPr>
-      </w:pPr>
-      <w:r>
-        <w:t>Permite detectar errores en etapas tempranas del desarrollo.</w:t>
-      </w:r>
-    </w:p>
-    <w:p>
-      <w:pPr>
-        <w:pStyle w:val="Prrafodelista"/>
-        <w:numPr>
-          <w:ilvl w:val="0"/>
-          <w:numId w:val="38"/>
-        </w:numPr>
-      </w:pPr>
-      <w:r>
-        <w:t>Reduce el riesgo de regresiones al introducir nuevas funcionalidades.</w:t>
-      </w:r>
-    </w:p>
-    <w:p>
-      <w:pPr>
-        <w:pStyle w:val="Prrafodelista"/>
-        <w:numPr>
-          <w:ilvl w:val="0"/>
-          <w:numId w:val="38"/>
-        </w:numPr>
-      </w:pPr>
-      <w:r>
-        <w:t>Facilita la refactorización del código al disponer de una red de seguridad automatizada.</w:t>
-      </w:r>
-    </w:p>
-    <w:p>
-      <w:pPr>
-        <w:pStyle w:val="Prrafodelista"/>
-        <w:numPr>
-          <w:ilvl w:val="0"/>
-          <w:numId w:val="38"/>
-        </w:numPr>
-      </w:pPr>
-      <w:r>
-        <w:t>Mejora la mantenibilidad del sistema.</w:t>
-      </w:r>
-      <w:commentRangeEnd w:id="82"/>
-      <w:r>
-        <w:rPr>
-          <w:rStyle w:val="Refdecomentario"/>
-          <w:sz w:val="22"/>
-          <w:szCs w:val="22"/>
-        </w:rPr>
-        <w:commentReference w:id="82"/>
-      </w:r>
-    </w:p>
-    <w:p>
-      <w:r>
-        <w:t>Las pruebas se ejecutan automáticamente durante el proceso de integración continua, asegurando que cualquier modificación en el código sea validada antes de su incorporación definitiva al repositorio principal.</w:t>
-      </w:r>
-      <w:r>
-        <w:t xml:space="preserve"> </w:t>
-      </w:r>
-      <w:r>
-        <w:t>En conjunto, la adopción de pruebas unitarias automatizadas contribuye significativamente a la robustez y fiabilidad del sistema, alineándose con buenas prácticas de desarrollo profesional.</w:t>
-      </w:r>
-    </w:p>
-    <w:p>
-      <w:r>
-        <w:t xml:space="preserve">El pipeline de integración continua genera además, de forma opcional, un informe de cobertura de código mediante JaCoCo, que mide el porcentaje de líneas, ramas y métodos de la capa de servicios ejercitados por los </w:t>
+        <w:t xml:space="preserve">Como ejemplo representativo, en la Figura 4.15 se muestra un fragmento de código correspondiente a una prueba unitaria del servicio de listas, donde se valida la creación de una lista y la detección de duplicados mediante el uso de </w:t>
       </w:r>
       <w:r>
         <w:rPr>
           <w:i/>
           <w:iCs/>
         </w:rPr>
-        <w:t>tests</w:t>
-      </w:r>
-      <w:r>
-        <w:t>. Este informe constituye un indicador objetivo de la exhaustividad de la batería de pruebas.</w:t>
-      </w:r>
-    </w:p>
-    <w:p>
-      <w:r>
-        <w:t xml:space="preserve">[INSERTAR FIGURA 4.16 — Informe de cobertura de código generado por JaCoCo tras la ejecución de los 205 </w:t>
+        <w:t>mocks</w:t>
+      </w:r>
+      <w:r>
+        <w:t xml:space="preserve"> sobre el repositorio.</w:t>
+      </w:r>
+      <w:r>
+        <w:br/>
+      </w:r>
+      <w:r>
+        <w:br/>
+        <w:t>[INSERTAR FIGURA 4.15 — Fragmento de ListServiceTest mostrando un test de creación de lista y validación de duplicados mediante Mockito.]</w:t>
+      </w:r>
+      <w:r>
+        <w:br/>
+      </w:r>
+      <w:r>
+        <w:br/>
+        <w:t>En este fragmento se puede observar cómo se simula el comportamiento del repositorio mediante Mockito, definiendo el resultado esperado de la consulta previa (</w:t>
+      </w:r>
+      <w:r>
+        <w:rPr>
+          <w:rFonts w:ascii="Courier New" w:hAnsi="Courier New" w:cs="Courier New"/>
+        </w:rPr>
+        <w:t>existsByNameAndUserId</w:t>
+      </w:r>
+      <w:r>
+        <w:t>). A continuación, se ejecuta el método del servicio y se verifica tanto el resultado como las interacciones realizadas con el repositorio, asegurando que la lógica de negocio se ejecuta correctamente.</w:t>
+      </w:r>
+    </w:p>
+    <w:p>
+      <w:r>
+        <w:lastRenderedPageBreak/>
+        <w:t>Asimismo, se comprueba el correcto mapeo de entidades a objetos de transferencia (DTOs), garantizando que la información devuelta al cliente cumple con el contrato definido por la API.</w:t>
+      </w:r>
+    </w:p>
+    <w:p>
+      <w:r>
+        <w:t>Este enfoque aporta múltiples beneficios, ya que permite detectar errores en etapas tempranas del desarrollo, reduce el riesgo de regresiones al introducir nuevas funcionalidades y facilita la refactorización del código al disponer de una red de seguridad automatizada. Asimismo, contribuye a mejorar la mantenibilidad del sistema al garantizar que los cambios realizados no rompen comportamientos previamente validados.</w:t>
+      </w:r>
+    </w:p>
+    <w:p>
+      <w:r>
+        <w:t>Las pruebas se ejecutan automáticamente durante el proceso de integración continua, asegurando que cualquier modificación en el código sea validada antes de su incorporación definitiva al repositorio principal.</w:t>
+      </w:r>
+      <w:r>
+        <w:t xml:space="preserve"> </w:t>
+      </w:r>
+      <w:r>
+        <w:t>En conjunto, la adopción de pruebas unitarias automatizadas contribuye significativamente a la robustez y fiabilidad del sistema, alineándose con buenas prácticas de desarrollo profesional.</w:t>
+      </w:r>
+    </w:p>
+    <w:p>
+      <w:r>
+        <w:t>El pipeline de integración continua genera</w:t>
+      </w:r>
+      <w:r>
+        <w:t>,</w:t>
+      </w:r>
+      <w:r>
+        <w:t xml:space="preserve"> además, de forma opcional, un informe de cobertura de código mediante JaCoCo, que mide el porcentaje de líneas, ramas y métodos de la capa de servicios ejercitados por los </w:t>
       </w:r>
       <w:r>
         <w:rPr>
@@ -32901,38 +33428,58 @@
         <w:t>tests</w:t>
       </w:r>
       <w:r>
-        <w:t>, mostrando el porcentaje de cobertura por clase de servicio.]</w:t>
-      </w:r>
-    </w:p>
-    <w:p>
-      <w:pPr>
-        <w:pStyle w:val="Ttulo2"/>
-      </w:pPr>
-      <w:bookmarkStart w:id="83" w:name="_Toc227713118"/>
-      <w:r>
-        <w:t>Despliegue</w:t>
-      </w:r>
-      <w:bookmarkEnd w:id="83"/>
-    </w:p>
-    <w:p>
-      <w:r>
-        <w:t xml:space="preserve">Con el objetivo de garantizar la portabilidad, reproducibilidad y automatización del entorno de ejecución, el despliegue del </w:t>
+        <w:t>. Este informe constituye un indicador objetivo de la exhaustividad de la batería de pruebas.</w:t>
+      </w:r>
+    </w:p>
+    <w:p>
+      <w:r>
+        <w:t xml:space="preserve">[INSERTAR FIGURA 4.16 — Informe de cobertura de código generado por JaCoCo tras la ejecución de los 205 </w:t>
       </w:r>
       <w:r>
         <w:rPr>
           <w:i/>
           <w:iCs/>
         </w:rPr>
-        <w:t>back-end</w:t>
-      </w:r>
-      <w:r>
-        <w:t xml:space="preserve"> de MovieMate se ha basado en tecnologías de contenerización y en la integración continua mediante </w:t>
+        <w:t>tests</w:t>
+      </w:r>
+      <w:r>
+        <w:t>, mostrando el porcentaje de cobertura por clase de servicio.]</w:t>
+      </w:r>
+    </w:p>
+    <w:p>
+      <w:r>
+        <w:t>En conjunto, la estrategia de pruebas adoptada garantiza un alto nivel de fiabilidad en la lógica de negocio del sistema, proporcionando una base sólida para la evolución y el mantenimiento de la aplicación.</w:t>
+      </w:r>
+    </w:p>
+    <w:p>
+      <w:pPr>
+        <w:pStyle w:val="Ttulo2"/>
+      </w:pPr>
+      <w:bookmarkStart w:id="82" w:name="_Toc228018987"/>
+      <w:r>
+        <w:t>Despliegue</w:t>
+      </w:r>
+      <w:bookmarkEnd w:id="82"/>
+    </w:p>
+    <w:p>
+      <w:r>
+        <w:t xml:space="preserve">Con el objetivo de garantizar la portabilidad, reproducibilidad y automatización del entorno de ejecución, el despliegue del </w:t>
       </w:r>
       <w:r>
         <w:rPr>
           <w:i/>
           <w:iCs/>
         </w:rPr>
+        <w:t>back-end</w:t>
+      </w:r>
+      <w:r>
+        <w:t xml:space="preserve"> de MovieMate se ha basado en tecnologías de contenerización y en la integración continua mediante </w:t>
+      </w:r>
+      <w:r>
+        <w:rPr>
+          <w:i/>
+          <w:iCs/>
+        </w:rPr>
         <w:t>pipelines</w:t>
       </w:r>
       <w:r>
@@ -32940,78 +33487,19 @@
       </w:r>
     </w:p>
     <w:p>
-      <w:commentRangeStart w:id="84"/>
-      <w:r>
-        <w:lastRenderedPageBreak/>
-        <w:t>Esta estrategia permite:</w:t>
-      </w:r>
-    </w:p>
-    <w:p>
-      <w:pPr>
-        <w:pStyle w:val="Prrafodelista"/>
-        <w:numPr>
-          <w:ilvl w:val="0"/>
-          <w:numId w:val="39"/>
-        </w:numPr>
-      </w:pPr>
-      <w:r>
-        <w:t>Asegurar coherencia entre entornos de desarrollo y producción.</w:t>
-      </w:r>
-    </w:p>
-    <w:p>
-      <w:pPr>
-        <w:pStyle w:val="Prrafodelista"/>
-        <w:numPr>
-          <w:ilvl w:val="0"/>
-          <w:numId w:val="39"/>
-        </w:numPr>
-      </w:pPr>
-      <w:r>
-        <w:t>Simplificar la configuración de dependencias.</w:t>
-      </w:r>
-    </w:p>
-    <w:p>
-      <w:pPr>
-        <w:pStyle w:val="Prrafodelista"/>
-        <w:numPr>
-          <w:ilvl w:val="0"/>
-          <w:numId w:val="39"/>
-        </w:numPr>
-      </w:pPr>
-      <w:r>
-        <w:t>Automatizar la validación y construcción del proyecto.</w:t>
-      </w:r>
-    </w:p>
-    <w:p>
-      <w:pPr>
-        <w:pStyle w:val="Prrafodelista"/>
-        <w:numPr>
-          <w:ilvl w:val="0"/>
-          <w:numId w:val="39"/>
-        </w:numPr>
-      </w:pPr>
-      <w:r>
-        <w:t>Facilitar la escalabilidad futura del sistema.</w:t>
-      </w:r>
-      <w:commentRangeEnd w:id="84"/>
-      <w:r>
-        <w:rPr>
-          <w:rStyle w:val="Refdecomentario"/>
-          <w:sz w:val="22"/>
-          <w:szCs w:val="22"/>
-        </w:rPr>
-        <w:commentReference w:id="84"/>
+      <w:r>
+        <w:t>Esta estrategia permite asegurar la coherencia entre los entornos de desarrollo y producción, simplificar la configuración de dependencias y automatizar tanto la validación como la construcción del proyecto. Además, facilita la escalabilidad futura del sistema al proporcionar una base sólida y reproducible para su despliegue.</w:t>
       </w:r>
     </w:p>
     <w:p>
       <w:pPr>
         <w:pStyle w:val="Ttulo3"/>
       </w:pPr>
-      <w:bookmarkStart w:id="85" w:name="_Toc227713119"/>
+      <w:bookmarkStart w:id="83" w:name="_Toc228018988"/>
       <w:r>
         <w:t>Contenerización con Docker</w:t>
       </w:r>
-      <w:bookmarkEnd w:id="85"/>
+      <w:bookmarkEnd w:id="83"/>
     </w:p>
     <w:p>
       <w:r>
@@ -33112,6 +33600,7 @@
         </w:numPr>
       </w:pPr>
       <w:r>
+        <w:lastRenderedPageBreak/>
         <w:t xml:space="preserve">Se utiliza una imagen ligera basada en </w:t>
       </w:r>
       <w:r>
@@ -33183,719 +33672,536 @@
     </w:p>
     <w:p>
       <w:r>
-        <w:t xml:space="preserve">El uso de </w:t>
+        <w:t xml:space="preserve">El proceso de construcción de la imagen Docker se define mediante una estrategia </w:t>
       </w:r>
       <w:r>
         <w:rPr>
           <w:i/>
           <w:iCs/>
         </w:rPr>
-        <w:t>multi-stage builds</w:t>
-      </w:r>
-      <w:r>
-        <w:t xml:space="preserve"> reduce significativamente el tamaño final de la imagen, ya que elimina dependencias innecesarias del entorno de compilación.</w:t>
-      </w:r>
-    </w:p>
-    <w:p>
-      <w:r>
-        <w:t>Esta aproximación aporta:</w:t>
-      </w:r>
-    </w:p>
-    <w:p>
-      <w:pPr>
-        <w:pStyle w:val="Prrafodelista"/>
-        <w:numPr>
-          <w:ilvl w:val="0"/>
-          <w:numId w:val="42"/>
-        </w:numPr>
-      </w:pPr>
-      <w:r>
-        <w:t>Mayor seguridad.</w:t>
-      </w:r>
-    </w:p>
-    <w:p>
-      <w:pPr>
-        <w:pStyle w:val="Prrafodelista"/>
-        <w:numPr>
-          <w:ilvl w:val="0"/>
-          <w:numId w:val="42"/>
-        </w:numPr>
-      </w:pPr>
-      <w:r>
-        <w:t>Imágenes más ligeras.</w:t>
-      </w:r>
-    </w:p>
-    <w:p>
-      <w:pPr>
-        <w:pStyle w:val="Prrafodelista"/>
-        <w:numPr>
-          <w:ilvl w:val="0"/>
-          <w:numId w:val="42"/>
-        </w:numPr>
-      </w:pPr>
-      <w:r>
-        <w:t>Entornos reproducibles.</w:t>
-      </w:r>
-    </w:p>
-    <w:p>
-      <w:pPr>
-        <w:pStyle w:val="Prrafodelista"/>
-        <w:numPr>
-          <w:ilvl w:val="0"/>
-          <w:numId w:val="42"/>
-        </w:numPr>
-      </w:pPr>
-      <w:r>
-        <w:t>Aislamiento del sistema anfitrión.</w:t>
-      </w:r>
-    </w:p>
-    <w:p>
-      <w:pPr>
-        <w:pStyle w:val="Ttulo3"/>
-      </w:pPr>
-      <w:bookmarkStart w:id="86" w:name="_Toc227713120"/>
-      <w:r>
-        <w:t>Orquestación con Docker Compose</w:t>
-      </w:r>
-      <w:bookmarkEnd w:id="86"/>
-    </w:p>
-    <w:p>
-      <w:r>
-        <w:t xml:space="preserve">Para facilitar el despliegue conjunto del </w:t>
+        <w:t>multi-stage</w:t>
+      </w:r>
+      <w:r>
+        <w:t>, que separa claramente la fase de compilación de la fase de ejecución. En la primera etapa (</w:t>
       </w:r>
       <w:r>
         <w:rPr>
           <w:i/>
           <w:iCs/>
         </w:rPr>
+        <w:t>build stage</w:t>
+      </w:r>
+      <w:r>
+        <w:t>), se utiliza una imagen basada en Maven con Java 21, donde se compila el proyecto mediante el comando `</w:t>
+      </w:r>
+      <w:r>
+        <w:rPr>
+          <w:rFonts w:ascii="Courier New" w:hAnsi="Courier New" w:cs="Courier New"/>
+        </w:rPr>
+        <w:t>mvn clean package</w:t>
+      </w:r>
+      <w:r>
+        <w:t>`, generando el archivo JAR ejecutable. En la segunda etapa (</w:t>
+      </w:r>
+      <w:r>
+        <w:rPr>
+          <w:i/>
+          <w:iCs/>
+        </w:rPr>
+        <w:t>runtime stage</w:t>
+      </w:r>
+      <w:r>
+        <w:t>), se emplea una imagen ligera basada en Eclipse Temurin JRE 21, en la que se crea un usuario no privilegiado para mejorar la seguridad y se copia únicamente el JAR generado previamente. Asimismo, se expone el puerto 8080 y se configura la ejecución mediante variables de entorno (`</w:t>
+      </w:r>
+      <w:r>
+        <w:rPr>
+          <w:rFonts w:ascii="Courier New" w:hAnsi="Courier New" w:cs="Courier New"/>
+        </w:rPr>
+        <w:t>JAVA_OPTS</w:t>
+      </w:r>
+      <w:r>
+        <w:t>`).</w:t>
+      </w:r>
+    </w:p>
+    <w:p>
+      <w:r>
+        <w:t>El uso de esta estrategia reduce significativamente el tamaño final de la imagen al eliminar dependencias innecesarias del entorno de compilación, lo que se traduce en mayor seguridad, imágenes más ligeras, entornos reproducibles y un adecuado aislamiento respecto al sistema anfitrión</w:t>
+      </w:r>
+      <w:r>
+        <w:t>.</w:t>
+      </w:r>
+    </w:p>
+    <w:p>
+      <w:pPr>
+        <w:pStyle w:val="Ttulo3"/>
+      </w:pPr>
+      <w:bookmarkStart w:id="84" w:name="_Toc228018989"/>
+      <w:r>
+        <w:t>Orquestación con Docker Compose</w:t>
+      </w:r>
+      <w:bookmarkEnd w:id="84"/>
+    </w:p>
+    <w:p>
+      <w:r>
+        <w:t xml:space="preserve">Para facilitar el despliegue conjunto del </w:t>
+      </w:r>
+      <w:r>
+        <w:rPr>
+          <w:i/>
+          <w:iCs/>
+        </w:rPr>
         <w:t>back-end</w:t>
       </w:r>
       <w:r>
-        <w:t xml:space="preserve"> y la base de datos se ha utilizado Docker Compose.</w:t>
-      </w:r>
-    </w:p>
-    <w:p>
-      <w:r>
-        <w:t>Se han definido dos servicios principales:</w:t>
-      </w:r>
-    </w:p>
-    <w:p>
-      <w:pPr>
+        <w:t xml:space="preserve"> y la base de datos se ha utilizado </w:t>
+      </w:r>
+      <w:r>
         <w:rPr>
           <w:b/>
           <w:bCs/>
         </w:rPr>
-      </w:pPr>
+        <w:t>Docker Compose</w:t>
+      </w:r>
+      <w:r>
+        <w:t>, definiendo dos servicios principales.</w:t>
+      </w:r>
+    </w:p>
+    <w:p>
+      <w:r>
+        <w:t xml:space="preserve">Por un lado, el servicio de base de datos PostgreSQL se basa en la imagen oficial en su versión Alpine, incorporando persistencia mediante volúmenes Docker y configurando las credenciales a través de variables de entorno. Además, se incluye un mecanismo de </w:t>
+      </w:r>
+      <w:r>
+        <w:rPr>
+          <w:i/>
+          <w:iCs/>
+        </w:rPr>
+        <w:t>healthcheck</w:t>
+      </w:r>
+      <w:r>
+        <w:t xml:space="preserve"> que permite verificar la disponibilidad del servicio antes de iniciar el </w:t>
+      </w:r>
+      <w:r>
+        <w:rPr>
+          <w:i/>
+          <w:iCs/>
+        </w:rPr>
+        <w:t>back-end</w:t>
+      </w:r>
+      <w:r>
+        <w:t>.</w:t>
+      </w:r>
+    </w:p>
+    <w:p>
+      <w:r>
+        <w:t xml:space="preserve">Por otro lado, el servicio del </w:t>
+      </w:r>
+      <w:r>
+        <w:rPr>
+          <w:i/>
+          <w:iCs/>
+        </w:rPr>
+        <w:t>back-end</w:t>
+      </w:r>
+      <w:r>
+        <w:t xml:space="preserve"> se construye a partir del Dockerfile definido y establece una dependencia explícita del servicio de base de datos, garantizando el correcto orden de arranque. La configuración del servicio se realiza mediante variables de entorno, lo que permite desacoplar los parámetros sensibles y específicos del entorno del código fuente, cuyos detalles se describen en la sección de implementación del </w:t>
+      </w:r>
+      <w:r>
+        <w:rPr>
+          <w:i/>
+          <w:iCs/>
+        </w:rPr>
+        <w:t>back-end</w:t>
+      </w:r>
+      <w:r>
+        <w:t>.</w:t>
+      </w:r>
+    </w:p>
+    <w:p>
+      <w:r>
+        <w:t>La utilización de Docker Compose permite levantar todo el entorno con un único comando, simplificando la puesta en marcha del sistema, reduciendo errores de configuración manual y garantizando una comunicación segura entre contenedores mediante una red interna aislada</w:t>
+      </w:r>
+      <w:r>
+        <w:t>.</w:t>
+      </w:r>
+    </w:p>
+    <w:p>
+      <w:pPr>
+        <w:pStyle w:val="Ttulo3"/>
+      </w:pPr>
+      <w:bookmarkStart w:id="85" w:name="_Toc228018990"/>
+      <w:r>
+        <w:t>Integración continua y automatización (CI/CD)</w:t>
+      </w:r>
+      <w:bookmarkEnd w:id="85"/>
+    </w:p>
+    <w:p>
+      <w:r>
+        <w:t xml:space="preserve">Con el objetivo de asegurar la calidad del código y automatizar el ciclo de construcción del proyecto, se ha implementado un pipeline de integración continua mediante </w:t>
+      </w:r>
       <w:r>
         <w:rPr>
           <w:b/>
           <w:bCs/>
         </w:rPr>
-        <w:t>Base de datos PostgreSQL</w:t>
-      </w:r>
-    </w:p>
-    <w:p>
-      <w:pPr>
-        <w:pStyle w:val="Prrafodelista"/>
-        <w:numPr>
-          <w:ilvl w:val="0"/>
-          <w:numId w:val="43"/>
-        </w:numPr>
-      </w:pPr>
-      <w:r>
-        <w:t>Imagen oficial PostgreSQL 16 (versión Alpine).</w:t>
-      </w:r>
-    </w:p>
-    <w:p>
-      <w:pPr>
-        <w:pStyle w:val="Prrafodelista"/>
-        <w:numPr>
-          <w:ilvl w:val="0"/>
-          <w:numId w:val="43"/>
-        </w:numPr>
-      </w:pPr>
-      <w:r>
-        <w:t>Persistencia mediante volumen Docker.</w:t>
-      </w:r>
-    </w:p>
-    <w:p>
-      <w:pPr>
-        <w:pStyle w:val="Prrafodelista"/>
-        <w:numPr>
-          <w:ilvl w:val="0"/>
-          <w:numId w:val="43"/>
-        </w:numPr>
-      </w:pPr>
-      <w:r>
-        <w:t>Configuración de credenciales a través de variables de entorno.</w:t>
-      </w:r>
-    </w:p>
-    <w:p>
-      <w:pPr>
-        <w:pStyle w:val="Prrafodelista"/>
-        <w:numPr>
-          <w:ilvl w:val="0"/>
-          <w:numId w:val="43"/>
-        </w:numPr>
-      </w:pPr>
+        <w:t>GitHub Actions</w:t>
+      </w:r>
+      <w:r>
+        <w:t xml:space="preserve">. Este flujo se ejecuta automáticamente tanto al realizar </w:t>
+      </w:r>
       <w:r>
         <w:rPr>
           <w:i/>
           <w:iCs/>
         </w:rPr>
-        <w:t>Healthcheck</w:t>
-      </w:r>
-      <w:r>
-        <w:t xml:space="preserve"> para verificar disponibilidad antes de iniciar el </w:t>
+        <w:t>pushes</w:t>
+      </w:r>
+      <w:r>
+        <w:t xml:space="preserve"> sobre las ramas principales (</w:t>
       </w:r>
       <w:r>
         <w:rPr>
           <w:i/>
           <w:iCs/>
         </w:rPr>
+        <w:t>main</w:t>
+      </w:r>
+      <w:r>
+        <w:t xml:space="preserve"> y </w:t>
+      </w:r>
+      <w:r>
+        <w:rPr>
+          <w:i/>
+          <w:iCs/>
+        </w:rPr>
+        <w:t>develop</w:t>
+      </w:r>
+      <w:r>
+        <w:t xml:space="preserve">) como al abrir una </w:t>
+      </w:r>
+      <w:r>
+        <w:rPr>
+          <w:i/>
+          <w:iCs/>
+        </w:rPr>
+        <w:t>pull request</w:t>
+      </w:r>
+      <w:r>
+        <w:t xml:space="preserve"> hacia la rama principal.</w:t>
+      </w:r>
+    </w:p>
+    <w:p>
+      <w:r>
+        <w:t xml:space="preserve">El </w:t>
+      </w:r>
+      <w:r>
+        <w:rPr>
+          <w:i/>
+          <w:iCs/>
+        </w:rPr>
+        <w:t>pipeline</w:t>
+      </w:r>
+      <w:r>
+        <w:t xml:space="preserve"> se estructura en varios trabajos. En primer lugar, se ejecutan las pruebas unitarias, configurando automáticamente el entorno con Java 21 y lanzando los </w:t>
+      </w:r>
+      <w:r>
+        <w:rPr>
+          <w:i/>
+          <w:iCs/>
+        </w:rPr>
+        <w:t>tests</w:t>
+      </w:r>
+      <w:r>
+        <w:t xml:space="preserve"> mediante Maven, </w:t>
+      </w:r>
+      <w:r>
+        <w:lastRenderedPageBreak/>
+        <w:t>incluyendo opcionalmente la generación de informes de cobertura con JaCoCo. Este paso garantiza que cualquier modificación en el código sea validada antes de su integración.</w:t>
+      </w:r>
+    </w:p>
+    <w:p>
+      <w:r>
+        <w:t xml:space="preserve">A continuación, se realiza la construcción del artefacto, compilando el proyecto y generando el archivo JAR, que se publica como resultado del </w:t>
+      </w:r>
+      <w:r>
+        <w:rPr>
+          <w:i/>
+          <w:iCs/>
+        </w:rPr>
+        <w:t>workflow</w:t>
+      </w:r>
+      <w:r>
+        <w:t xml:space="preserve">. Posteriormente, se lleva a cabo la verificación de calidad de código mediante herramientas como </w:t>
+      </w:r>
+      <w:r>
+        <w:rPr>
+          <w:rFonts w:ascii="Courier New" w:hAnsi="Courier New" w:cs="Courier New"/>
+        </w:rPr>
+        <w:t>Checkstyle</w:t>
+      </w:r>
+      <w:r>
+        <w:t>, permitiendo detectar problemas de estilo o posibles errores de forma temprana.</w:t>
+      </w:r>
+    </w:p>
+    <w:p>
+      <w:r>
+        <w:t xml:space="preserve">Finalmente, en caso de realizar un </w:t>
+      </w:r>
+      <w:r>
+        <w:rPr>
+          <w:i/>
+          <w:iCs/>
+        </w:rPr>
+        <w:t>push</w:t>
+      </w:r>
+      <w:r>
+        <w:t xml:space="preserve"> a la rama principal, se construye automáticamente la imagen Docker del </w:t>
+      </w:r>
+      <w:r>
+        <w:rPr>
+          <w:i/>
+          <w:iCs/>
+        </w:rPr>
         <w:t>back-end</w:t>
       </w:r>
       <w:r>
-        <w:t>.</w:t>
-      </w:r>
-    </w:p>
-    <w:p>
-      <w:pPr>
+        <w:t>, optimizando el proceso mediante técnicas de cacheo de capas y dejando preparada la imagen para su despliegue en producción.</w:t>
+      </w:r>
+    </w:p>
+    <w:p>
+      <w:pPr>
+        <w:pStyle w:val="Ttulo3"/>
+      </w:pPr>
+      <w:bookmarkStart w:id="86" w:name="_Toc228018991"/>
+      <w:r>
+        <w:t>Estrategia de ramificación</w:t>
+      </w:r>
+      <w:bookmarkEnd w:id="86"/>
+    </w:p>
+    <w:p>
+      <w:r>
+        <w:t>El proyecto sigue una estrategia de ramificación (</w:t>
+      </w:r>
+      <w:r>
+        <w:rPr>
+          <w:i/>
+          <w:iCs/>
+        </w:rPr>
+        <w:t>branching</w:t>
+      </w:r>
+      <w:r>
+        <w:t xml:space="preserve"> </w:t>
+      </w:r>
+      <w:r>
+        <w:rPr>
+          <w:i/>
+          <w:iCs/>
+        </w:rPr>
+        <w:t>strategy</w:t>
+      </w:r>
+      <w:r>
+        <w:t xml:space="preserve">) basada en dos ramas permanentes. La rama </w:t>
+      </w:r>
+      <w:r>
+        <w:rPr>
+          <w:i/>
+          <w:iCs/>
+        </w:rPr>
+        <w:t>develop</w:t>
+      </w:r>
+      <w:r>
+        <w:t xml:space="preserve"> concentra todo el desarrollo activo: cada nueva funcionalidad, corrección de errores o tarea de refactorización se implementa en esta rama antes de ser integrada. Sobre cada </w:t>
+      </w:r>
+      <w:r>
+        <w:rPr>
+          <w:i/>
+          <w:iCs/>
+        </w:rPr>
+        <w:t>push</w:t>
+      </w:r>
+      <w:r>
+        <w:t xml:space="preserve"> a </w:t>
+      </w:r>
+      <w:r>
+        <w:rPr>
+          <w:i/>
+          <w:iCs/>
+        </w:rPr>
+        <w:t>develop</w:t>
+      </w:r>
+      <w:r>
+        <w:t xml:space="preserve"> se ejecuta automáticamente el pipeline de CI/CD, que valida el código mediante pruebas unitarias y análisis estático antes de construir el artefacto.</w:t>
+      </w:r>
+    </w:p>
+    <w:p>
+      <w:r>
+        <w:t xml:space="preserve">La rama </w:t>
+      </w:r>
+      <w:r>
+        <w:rPr>
+          <w:i/>
+          <w:iCs/>
+        </w:rPr>
+        <w:t>main</w:t>
+      </w:r>
+      <w:r>
+        <w:t xml:space="preserve"> representa el estado estable y desplegable de la aplicación. Un </w:t>
+      </w:r>
+      <w:r>
+        <w:rPr>
+          <w:i/>
+          <w:iCs/>
+        </w:rPr>
+        <w:t>merge</w:t>
+      </w:r>
+      <w:r>
+        <w:t xml:space="preserve"> desde </w:t>
+      </w:r>
+      <w:r>
+        <w:rPr>
+          <w:i/>
+          <w:iCs/>
+        </w:rPr>
+        <w:t>develop</w:t>
+      </w:r>
+      <w:r>
+        <w:t xml:space="preserve"> a </w:t>
+      </w:r>
+      <w:r>
+        <w:rPr>
+          <w:i/>
+          <w:iCs/>
+        </w:rPr>
+        <w:t>main</w:t>
+      </w:r>
+      <w:r>
+        <w:t xml:space="preserve"> únicamente se realiza cuando el pipeline completo ha concluido satisfactoriamente, garantizando que la rama principal nunca contiene código en estado incorrecto. Un </w:t>
+      </w:r>
+      <w:r>
+        <w:rPr>
+          <w:i/>
+          <w:iCs/>
+        </w:rPr>
+        <w:t>merge</w:t>
+      </w:r>
+      <w:r>
+        <w:t xml:space="preserve"> exitoso a </w:t>
+      </w:r>
+      <w:r>
+        <w:rPr>
+          <w:i/>
+          <w:iCs/>
+        </w:rPr>
+        <w:t>main</w:t>
+      </w:r>
+      <w:r>
+        <w:t xml:space="preserve"> desencadena adicionalmente el paso de construcción y publicación de la imagen Docker, preparando la nueva versión para su despliegue.</w:t>
+      </w:r>
+    </w:p>
+    <w:p>
+      <w:r>
+        <w:t>Esta separación entre rama de integración (</w:t>
+      </w:r>
+      <w:r>
+        <w:rPr>
+          <w:i/>
+          <w:iCs/>
+        </w:rPr>
+        <w:t>develop</w:t>
+      </w:r>
+      <w:r>
+        <w:t>) y rama de producción (</w:t>
+      </w:r>
+      <w:r>
+        <w:rPr>
+          <w:i/>
+          <w:iCs/>
+        </w:rPr>
+        <w:t>main</w:t>
+      </w:r>
+      <w:r>
+        <w:t xml:space="preserve">) proporciona un cortafuegos de calidad automatizado, elimina la dependencia de revisiones manuales para detectar regresiones y facilita la trazabilidad entre versiones desplegadas y </w:t>
+      </w:r>
+      <w:r>
+        <w:rPr>
+          <w:i/>
+          <w:iCs/>
+        </w:rPr>
+        <w:t>commits</w:t>
+      </w:r>
+      <w:r>
+        <w:t xml:space="preserve"> específicos de la rama principal.</w:t>
+      </w:r>
+    </w:p>
+    <w:p>
+      <w:r>
+        <w:t>[INSERTAR FIGURA 4.17 — Captura del pipeline de GitHub Actions completado con éxito (</w:t>
+      </w:r>
+      <w:r>
+        <w:rPr>
+          <w:i/>
+          <w:iCs/>
+        </w:rPr>
+        <w:t>status</w:t>
+      </w:r>
+      <w:r>
+        <w:t xml:space="preserve">: ✓) mostrando los cuatro </w:t>
+      </w:r>
+      <w:r>
+        <w:rPr>
+          <w:i/>
+          <w:iCs/>
+        </w:rPr>
+        <w:t>jobs</w:t>
+      </w:r>
+      <w:r>
+        <w:t xml:space="preserve"> (</w:t>
+      </w:r>
+      <w:r>
+        <w:rPr>
+          <w:i/>
+          <w:iCs/>
+        </w:rPr>
+        <w:t>test, build, checkstyle, docker</w:t>
+      </w:r>
+      <w:r>
+        <w:t>) en verde.]</w:t>
+      </w:r>
+    </w:p>
+    <w:p>
+      <w:pPr>
+        <w:pStyle w:val="Ttulo3"/>
+      </w:pPr>
+      <w:bookmarkStart w:id="87" w:name="_Toc228018992"/>
+      <w:r>
+        <w:t>Despliegue en Kubernetes con Minikube</w:t>
+      </w:r>
+      <w:bookmarkEnd w:id="87"/>
+    </w:p>
+    <w:p>
+      <w:r>
         <w:rPr>
           <w:b/>
           <w:bCs/>
         </w:rPr>
-      </w:pPr>
+        <w:t>Kubernetes</w:t>
+      </w:r>
+      <w:r>
+        <w:t xml:space="preserve"> es una plataforma de orquestación de contenedores de código abierto que automatiza el despliegue, el escalado y la gestión de aplicaciones contenerizadas. Permite describir el estado deseado del sistema mediante ficheros de configuración declarativos (manifiestos YAML) y se encarga de reconciliar continuamente el estado real del clúster con el estado deseado.</w:t>
+      </w:r>
+    </w:p>
+    <w:p>
+      <w:r>
+        <w:t xml:space="preserve">Para facilitar la validación local del despliegue orquestado sin necesidad de infraestructura en la nube, se ha utilizado </w:t>
+      </w:r>
       <w:r>
         <w:rPr>
           <w:b/>
           <w:bCs/>
-          <w:i/>
-          <w:iCs/>
-        </w:rPr>
-        <w:lastRenderedPageBreak/>
-        <w:t>Back-end</w:t>
-      </w:r>
-      <w:r>
-        <w:rPr>
-          <w:b/>
-          <w:bCs/>
-        </w:rPr>
-        <w:t xml:space="preserve"> de la aplicación</w:t>
-      </w:r>
-    </w:p>
-    <w:p>
-      <w:pPr>
-        <w:pStyle w:val="Prrafodelista"/>
-        <w:numPr>
-          <w:ilvl w:val="0"/>
-          <w:numId w:val="44"/>
-        </w:numPr>
-      </w:pPr>
-      <w:r>
-        <w:t>Construido a partir del Dockerfile definido.</w:t>
-      </w:r>
-    </w:p>
-    <w:p>
-      <w:pPr>
-        <w:pStyle w:val="Prrafodelista"/>
-        <w:numPr>
-          <w:ilvl w:val="0"/>
-          <w:numId w:val="44"/>
-        </w:numPr>
-      </w:pPr>
-      <w:r>
-        <w:t>Dependencia explícita del servicio de base de datos.</w:t>
-      </w:r>
-    </w:p>
-    <w:p>
-      <w:pPr>
-        <w:pStyle w:val="Prrafodelista"/>
-        <w:numPr>
-          <w:ilvl w:val="0"/>
-          <w:numId w:val="44"/>
-        </w:numPr>
-      </w:pPr>
-      <w:commentRangeStart w:id="87"/>
-      <w:r>
-        <w:t>Configuración completa mediante variables de entorno:</w:t>
-      </w:r>
-    </w:p>
-    <w:p>
-      <w:pPr>
-        <w:pStyle w:val="Prrafodelista"/>
-        <w:numPr>
-          <w:ilvl w:val="1"/>
-          <w:numId w:val="44"/>
-        </w:numPr>
-      </w:pPr>
-      <w:r>
-        <w:t>Conexión a base de datos.</w:t>
-      </w:r>
-    </w:p>
-    <w:p>
-      <w:pPr>
-        <w:pStyle w:val="Prrafodelista"/>
-        <w:numPr>
-          <w:ilvl w:val="1"/>
-          <w:numId w:val="44"/>
-        </w:numPr>
-      </w:pPr>
-      <w:r>
-        <w:t>Configuración JWT.</w:t>
-      </w:r>
-    </w:p>
-    <w:p>
-      <w:pPr>
-        <w:pStyle w:val="Prrafodelista"/>
-        <w:numPr>
-          <w:ilvl w:val="1"/>
-          <w:numId w:val="44"/>
-        </w:numPr>
-      </w:pPr>
-      <w:r>
-        <w:t>Parámetros de integración con TMDB.</w:t>
-      </w:r>
-    </w:p>
-    <w:p>
-      <w:pPr>
-        <w:pStyle w:val="Prrafodelista"/>
-        <w:numPr>
-          <w:ilvl w:val="1"/>
-          <w:numId w:val="44"/>
-        </w:numPr>
-      </w:pPr>
-      <w:r>
-        <w:t>Orígenes permitidos para CORS.</w:t>
-      </w:r>
-    </w:p>
-    <w:p>
-      <w:pPr>
-        <w:pStyle w:val="Prrafodelista"/>
-        <w:numPr>
-          <w:ilvl w:val="1"/>
-          <w:numId w:val="44"/>
-        </w:numPr>
-      </w:pPr>
-      <w:r>
-        <w:t>Perfil activo de Spring (prod).</w:t>
-      </w:r>
-      <w:commentRangeEnd w:id="87"/>
-      <w:r>
-        <w:rPr>
-          <w:rStyle w:val="Refdecomentario"/>
-          <w:sz w:val="22"/>
-          <w:szCs w:val="22"/>
-        </w:rPr>
-        <w:commentReference w:id="87"/>
-      </w:r>
-    </w:p>
-    <w:p>
-      <w:r>
-        <w:t>La utilización de Docker Compose permite levantar todo el entorno con un único comando, simplificando la puesta en marcha del sistema y reduciendo errores de configuración manual.</w:t>
-      </w:r>
-      <w:r>
-        <w:t xml:space="preserve"> </w:t>
-      </w:r>
-      <w:r>
-        <w:t>Además, la red interna definida garantiza la comunicación segura entre contenedores sin exponer servicios innecesarios al exterior.</w:t>
-      </w:r>
-    </w:p>
-    <w:p>
-      <w:pPr>
-        <w:pStyle w:val="Ttulo3"/>
-      </w:pPr>
-      <w:bookmarkStart w:id="88" w:name="_Toc227713121"/>
-      <w:r>
-        <w:t>Integración continua y automatización (CI/CD)</w:t>
-      </w:r>
-      <w:bookmarkEnd w:id="88"/>
-    </w:p>
-    <w:p>
-      <w:r>
-        <w:t xml:space="preserve">Con el objetivo de asegurar la calidad del código y automatizar el ciclo de construcción del proyecto, se ha implementado un </w:t>
-      </w:r>
-      <w:r>
-        <w:rPr>
-          <w:i/>
-          <w:iCs/>
-        </w:rPr>
-        <w:t>pipeline</w:t>
-      </w:r>
-      <w:r>
-        <w:t xml:space="preserve"> de integración continua mediante </w:t>
-      </w:r>
-      <w:r>
-        <w:rPr>
-          <w:b/>
-          <w:bCs/>
-        </w:rPr>
-        <w:t>GitHub Actions</w:t>
-      </w:r>
-      <w:r>
-        <w:t>.</w:t>
-      </w:r>
-    </w:p>
-    <w:p>
-      <w:r>
-        <w:t>El flujo definido se ejecuta automáticamente cuando</w:t>
-      </w:r>
-    </w:p>
-    <w:p>
-      <w:pPr>
-        <w:pStyle w:val="Prrafodelista"/>
-        <w:numPr>
-          <w:ilvl w:val="0"/>
-          <w:numId w:val="45"/>
-        </w:numPr>
-      </w:pPr>
-      <w:r>
-        <w:t xml:space="preserve">Se realizan </w:t>
-      </w:r>
-      <w:r>
-        <w:rPr>
-          <w:i/>
-          <w:iCs/>
-        </w:rPr>
-        <w:t>pushes</w:t>
-      </w:r>
-      <w:r>
-        <w:t xml:space="preserve"> a las ramas </w:t>
-      </w:r>
-      <w:r>
-        <w:rPr>
-          <w:i/>
-          <w:iCs/>
-        </w:rPr>
-        <w:t>main</w:t>
-      </w:r>
-      <w:r>
-        <w:t xml:space="preserve"> o </w:t>
-      </w:r>
-      <w:r>
-        <w:rPr>
-          <w:i/>
-          <w:iCs/>
-        </w:rPr>
-        <w:t>develop</w:t>
-      </w:r>
-      <w:r>
-        <w:t>.</w:t>
-      </w:r>
-    </w:p>
-    <w:p>
-      <w:pPr>
-        <w:pStyle w:val="Prrafodelista"/>
-        <w:numPr>
-          <w:ilvl w:val="0"/>
-          <w:numId w:val="45"/>
-        </w:numPr>
-      </w:pPr>
-      <w:r>
-        <w:t xml:space="preserve">Se abre una </w:t>
-      </w:r>
-      <w:r>
-        <w:rPr>
-          <w:i/>
-          <w:iCs/>
-        </w:rPr>
-        <w:t>pull request</w:t>
-      </w:r>
-      <w:r>
-        <w:t xml:space="preserve"> hacia la rama principal.</w:t>
-      </w:r>
-    </w:p>
-    <w:p>
-      <w:r>
-        <w:t>El pipeline se compone de los siguientes trabajos:</w:t>
-      </w:r>
-    </w:p>
-    <w:p>
-      <w:pPr>
-        <w:rPr>
-          <w:b/>
-          <w:bCs/>
-        </w:rPr>
-      </w:pPr>
-      <w:r>
-        <w:rPr>
-          <w:b/>
-          <w:bCs/>
-        </w:rPr>
-        <w:t>Ejecución de pruebas</w:t>
-      </w:r>
-    </w:p>
-    <w:p>
-      <w:pPr>
-        <w:pStyle w:val="Prrafodelista"/>
-        <w:numPr>
-          <w:ilvl w:val="0"/>
-          <w:numId w:val="46"/>
-        </w:numPr>
-      </w:pPr>
-      <w:r>
-        <w:t>Configuración automática de Java 21.</w:t>
-      </w:r>
-    </w:p>
-    <w:p>
-      <w:pPr>
-        <w:pStyle w:val="Prrafodelista"/>
-        <w:numPr>
-          <w:ilvl w:val="0"/>
-          <w:numId w:val="46"/>
-        </w:numPr>
-      </w:pPr>
-      <w:r>
-        <w:t>Ejecución de pruebas unitarias con Maven.</w:t>
-      </w:r>
-    </w:p>
-    <w:p>
-      <w:pPr>
-        <w:pStyle w:val="Prrafodelista"/>
-        <w:numPr>
-          <w:ilvl w:val="0"/>
-          <w:numId w:val="46"/>
-        </w:numPr>
-      </w:pPr>
-      <w:r>
-        <w:t>Generación opcional de informe de cobertura (JaCoCo).</w:t>
-      </w:r>
-    </w:p>
-    <w:p>
-      <w:r>
-        <w:t>Este paso garantiza que cualquier modificación en el código sea validada antes de su integración definitiva.</w:t>
-      </w:r>
-    </w:p>
-    <w:p>
-      <w:pPr>
-        <w:rPr>
-          <w:b/>
-          <w:bCs/>
-        </w:rPr>
-      </w:pPr>
-      <w:r>
-        <w:rPr>
-          <w:b/>
-          <w:bCs/>
-        </w:rPr>
-        <w:t>Construcción del artefacto</w:t>
-      </w:r>
-    </w:p>
-    <w:p>
-      <w:pPr>
-        <w:pStyle w:val="Prrafodelista"/>
-        <w:numPr>
-          <w:ilvl w:val="0"/>
-          <w:numId w:val="47"/>
-        </w:numPr>
-      </w:pPr>
-      <w:r>
-        <w:t>Compilación del proyecto.</w:t>
-      </w:r>
-    </w:p>
-    <w:p>
-      <w:pPr>
-        <w:pStyle w:val="Prrafodelista"/>
-        <w:numPr>
-          <w:ilvl w:val="0"/>
-          <w:numId w:val="47"/>
-        </w:numPr>
-      </w:pPr>
-      <w:r>
-        <w:t>Generación del archivo JAR.</w:t>
-      </w:r>
-    </w:p>
-    <w:p>
-      <w:pPr>
-        <w:pStyle w:val="Prrafodelista"/>
-        <w:numPr>
-          <w:ilvl w:val="0"/>
-          <w:numId w:val="47"/>
-        </w:numPr>
-      </w:pPr>
-      <w:r>
-        <w:t xml:space="preserve">Publicación temporal del artefacto como resultado del </w:t>
-      </w:r>
-      <w:r>
-        <w:rPr>
-          <w:i/>
-          <w:iCs/>
-        </w:rPr>
-        <w:t>workflow</w:t>
-      </w:r>
-      <w:r>
-        <w:t>.</w:t>
-      </w:r>
-    </w:p>
-    <w:p>
-      <w:pPr>
-        <w:rPr>
-          <w:b/>
-          <w:bCs/>
-        </w:rPr>
-      </w:pPr>
-      <w:r>
-        <w:rPr>
-          <w:b/>
-          <w:bCs/>
-        </w:rPr>
-        <w:t>Verificación de calidad de código</w:t>
-      </w:r>
-    </w:p>
-    <w:p>
-      <w:pPr>
-        <w:pStyle w:val="Prrafodelista"/>
-        <w:numPr>
-          <w:ilvl w:val="0"/>
-          <w:numId w:val="48"/>
-        </w:numPr>
-      </w:pPr>
-      <w:r>
-        <w:t xml:space="preserve">Ejecución de reglas de estilo mediante </w:t>
-      </w:r>
-      <w:r>
-        <w:rPr>
-          <w:i/>
-          <w:iCs/>
-        </w:rPr>
-        <w:t>Checkstyle</w:t>
-      </w:r>
-      <w:r>
-        <w:t>.</w:t>
-      </w:r>
-    </w:p>
-    <w:p>
-      <w:pPr>
-        <w:pStyle w:val="Prrafodelista"/>
-        <w:numPr>
-          <w:ilvl w:val="0"/>
-          <w:numId w:val="48"/>
-        </w:numPr>
-      </w:pPr>
-      <w:r>
-        <w:t>Detección temprana de posibles problemas de calidad.</w:t>
-      </w:r>
-    </w:p>
-    <w:p>
-      <w:pPr>
-        <w:rPr>
-          <w:b/>
-          <w:bCs/>
-        </w:rPr>
-      </w:pPr>
-      <w:r>
-        <w:rPr>
-          <w:b/>
-          <w:bCs/>
-        </w:rPr>
-        <w:t>Construcción de imagen Docker</w:t>
-      </w:r>
-    </w:p>
-    <w:p>
-      <w:r>
-        <w:t xml:space="preserve">En caso de </w:t>
-      </w:r>
-      <w:r>
-        <w:rPr>
-          <w:i/>
-          <w:iCs/>
-        </w:rPr>
-        <w:t>push</w:t>
-      </w:r>
-      <w:r>
-        <w:t xml:space="preserve"> a la rama principal:</w:t>
-      </w:r>
-    </w:p>
-    <w:p>
-      <w:pPr>
-        <w:pStyle w:val="Prrafodelista"/>
-        <w:numPr>
-          <w:ilvl w:val="0"/>
-          <w:numId w:val="49"/>
-        </w:numPr>
-      </w:pPr>
-      <w:r>
-        <w:lastRenderedPageBreak/>
-        <w:t xml:space="preserve">Se construye automáticamente la imagen Docker del </w:t>
-      </w:r>
-      <w:r>
-        <w:rPr>
-          <w:i/>
-          <w:iCs/>
-        </w:rPr>
-        <w:t>back-end</w:t>
-      </w:r>
-      <w:r>
-        <w:t>.</w:t>
-      </w:r>
-    </w:p>
-    <w:p>
-      <w:pPr>
-        <w:pStyle w:val="Prrafodelista"/>
-        <w:numPr>
-          <w:ilvl w:val="0"/>
-          <w:numId w:val="49"/>
-        </w:numPr>
-      </w:pPr>
-      <w:r>
-        <w:t>Se optimiza el proceso mediante cacheo de capas.</w:t>
-      </w:r>
-    </w:p>
-    <w:p>
-      <w:pPr>
-        <w:pStyle w:val="Prrafodelista"/>
-        <w:numPr>
-          <w:ilvl w:val="0"/>
-          <w:numId w:val="49"/>
-        </w:numPr>
-      </w:pPr>
-      <w:r>
-        <w:t>Se prepara la imagen para un posible despliegue en producción.</w:t>
-      </w:r>
-    </w:p>
-    <w:p>
-      <w:r>
-        <w:t>Estrategia de ramificación</w:t>
-      </w:r>
-    </w:p>
-    <w:p>
-      <w:r>
-        <w:t>El proyecto sigue una estrategia de ramificación (branching strategy) basada en dos ramas permanentes. La rama develop concentra todo el desarrollo activo: cada nueva funcionalidad, corrección de errores o tarea de refactorización se implementa en esta rama antes de ser integrada. Sobre cada push a develop se ejecuta automáticamente el pipeline de CI/CD, que valida el código mediante pruebas unitarias y análisis estático antes de construir el artefacto.</w:t>
-      </w:r>
-    </w:p>
-    <w:p>
-      <w:r>
-        <w:t>La rama main representa el estado estable y desplegable de la aplicación. Un merge desde develop a main únicamente se realiza cuando el pipeline completo ha concluido satisfactoriamente, garantizando que la rama principal nunca contiene código en estado incorrecto. Un merge exitoso a main desencadena adicionalmente el paso de construcción y publicación de la imagen Docker, preparando la nueva versión para su despliegue.</w:t>
-      </w:r>
-    </w:p>
-    <w:p>
-      <w:r>
-        <w:t>Esta separación entre rama de integración (develop) y rama de producción (main) proporciona un cortafuegos de calidad automatizado, elimina la dependencia de revisiones manuales para detectar regresiones y facilita la trazabilidad entre versiones desplegadas y commits específicos de la rama principal.</w:t>
-      </w:r>
-    </w:p>
-    <w:p>
-      <w:r>
-        <w:t>[INSERTAR FIGURA 4.17 — Captura del pipeline de GitHub Actions completado con éxito (status: ✓) mostrando los cuatro jobs (test, build, checkstyle, docker) en verde.]</w:t>
-      </w:r>
-    </w:p>
-    <w:p>
-      <w:pPr>
-        <w:pStyle w:val="Ttulo3"/>
-      </w:pPr>
-      <w:bookmarkStart w:id="89" w:name="_Toc227713122"/>
-      <w:r>
-        <w:t>Despliegue en Kubernetes con Minikube</w:t>
-      </w:r>
-      <w:bookmarkEnd w:id="89"/>
-    </w:p>
-    <w:p>
-      <w:r>
-        <w:t>Kubernetes es una plataforma de orquestación de contenedores de código abierto que automatiza el despliegue, el escalado y la gestión de aplicaciones contenerizadas. Permite describir el estado deseado del sistema mediante ficheros de configuración declarativos (manifiestos YAML) y se encarga de reconciliar continuamente el estado real del clúster con el estado deseado.</w:t>
-      </w:r>
-    </w:p>
-    <w:p>
-      <w:r>
-        <w:t>Para facilitar la validación local del despliegue orquestado sin necesidad de infraestructura en la nube, se ha utilizado Minikube. Esta herramienta levanta un clúster Kubernetes de un único nodo directamente en el equipo del desarrollador, simulando un entorno de producción real con un coste operativo mínimo.</w:t>
+        </w:rPr>
+        <w:t>Minikube</w:t>
+      </w:r>
+      <w:r>
+        <w:t>. Esta herramienta levanta un clúster Kubernetes de un único nodo directamente en el equipo del desarrollador, simulando un entorno de producción real con un coste operativo mínimo.</w:t>
       </w:r>
     </w:p>
     <w:p>
@@ -33912,10 +34218,7 @@
         </w:numPr>
       </w:pPr>
       <w:r>
-        <w:rPr>
-          <w:i/>
-          <w:iCs/>
-        </w:rPr>
+        <w:lastRenderedPageBreak/>
         <w:t>Namespace</w:t>
       </w:r>
       <w:r>
@@ -33953,7 +34256,13 @@
         </w:numPr>
       </w:pPr>
       <w:r>
-        <w:t>Secret: almacena las credenciales sensibles codificadas en base64: contraseña de PostgreSQL, clave secreta JWT y clave de la API de TMDB. Kubernetes inyecta estos valores como variables de entorno en los contenedores en tiempo de arranque.</w:t>
+        <w:t>Secret: almacena las credenciales sensibles codificadas en base64</w:t>
+      </w:r>
+      <w:r>
+        <w:t>,</w:t>
+      </w:r>
+      <w:r>
+        <w:t xml:space="preserve"> contraseña de PostgreSQL, clave secreta JWT y clave de la API de TMDB. Kubernetes inyecta estos valores como variables de entorno en los contenedores en tiempo de arranque.</w:t>
       </w:r>
     </w:p>
     <w:p>
@@ -33965,7 +34274,6 @@
         </w:numPr>
       </w:pPr>
       <w:r>
-        <w:lastRenderedPageBreak/>
         <w:t xml:space="preserve">PersistentVolumeClaim (PVC): solicita almacenamiento persistente para los datos de PostgreSQL, garantizando que la información se conserva entre reinicios de pod o actualizaciones del </w:t>
       </w:r>
       <w:r>
@@ -34008,7 +34316,27 @@
         </w:numPr>
       </w:pPr>
       <w:r>
-        <w:t>Deployment del back-end: define el pod de la aplicación Spring Boot con la imagen Docker generada en el pipeline de CI/CD. Incluye sondas de liveness y readiness para garantizar que el servicio únicamente recibe tráfico cuando está completamente iniciado y operativo.</w:t>
+        <w:t xml:space="preserve">Deployment del back-end: define el pod de la aplicación Spring Boot con la imagen Docker generada en el pipeline de CI/CD. Incluye sondas de </w:t>
+      </w:r>
+      <w:r>
+        <w:rPr>
+          <w:i/>
+          <w:iCs/>
+        </w:rPr>
+        <w:t>liveness</w:t>
+      </w:r>
+      <w:r>
+        <w:t xml:space="preserve"> y </w:t>
+      </w:r>
+      <w:r>
+        <w:rPr>
+          <w:i/>
+          <w:iCs/>
+        </w:rPr>
+        <w:t>readiness</w:t>
+      </w:r>
+      <w:r>
+        <w:t xml:space="preserve"> para garantizar que el servicio únicamente recibe tráfico cuando está completamente iniciado y operativo.</w:t>
       </w:r>
     </w:p>
     <w:p>
@@ -34037,7 +34365,16 @@
         </w:numPr>
       </w:pPr>
       <w:r>
-        <w:t>Inicialización del clúster: minikube start arranca el nodo local y configura el contexto de kubectl para apuntar al clúster Minikube.</w:t>
+        <w:t xml:space="preserve">Inicialización del clúster: </w:t>
+      </w:r>
+      <w:r>
+        <w:rPr>
+          <w:rFonts w:ascii="Courier New" w:hAnsi="Courier New" w:cs="Courier New"/>
+        </w:rPr>
+        <w:t>minikube start</w:t>
+      </w:r>
+      <w:r>
+        <w:t xml:space="preserve"> arranca el nodo local y configura el contexto de kubectl para apuntar al clúster Minikube.</w:t>
       </w:r>
     </w:p>
     <w:p>
@@ -34049,7 +34386,16 @@
         </w:numPr>
       </w:pPr>
       <w:r>
-        <w:t>Carga de la imagen: minikube image load moviemate-backend:latest inyecta la imagen Docker directamente en el registro interno del clúster, evitando la necesidad de un registro externo en el entorno de desarrollo.</w:t>
+        <w:t xml:space="preserve">Carga de la imagen: </w:t>
+      </w:r>
+      <w:r>
+        <w:rPr>
+          <w:rFonts w:ascii="Courier New" w:hAnsi="Courier New" w:cs="Courier New"/>
+        </w:rPr>
+        <w:t>minikube image load moviemate-backend:latest</w:t>
+      </w:r>
+      <w:r>
+        <w:t xml:space="preserve"> inyecta la imagen Docker directamente en el registro interno del clúster, evitando la necesidad de un registro externo en el entorno de desarrollo.</w:t>
       </w:r>
     </w:p>
     <w:p>
@@ -34061,7 +34407,16 @@
         </w:numPr>
       </w:pPr>
       <w:r>
-        <w:t>Aplicación de manifiestos: kubectl apply -f k8s/ aplica todos los recursos definidos en el directorio de manifiestos. Kubernetes gestiona automáticamente el orden de creación respetando las dependencias entre recursos.</w:t>
+        <w:t xml:space="preserve">Aplicación de manifiestos: </w:t>
+      </w:r>
+      <w:r>
+        <w:rPr>
+          <w:rFonts w:ascii="Courier New" w:hAnsi="Courier New" w:cs="Courier New"/>
+        </w:rPr>
+        <w:t>kubectl apply -f k8s/</w:t>
+      </w:r>
+      <w:r>
+        <w:t xml:space="preserve"> aplica todos los recursos definidos en el directorio de manifiestos. Kubernetes gestiona automáticamente el orden de creación respetando las dependencias entre recursos.</w:t>
       </w:r>
     </w:p>
     <w:p>
@@ -34073,7 +34428,32 @@
         </w:numPr>
       </w:pPr>
       <w:r>
-        <w:t>Verificación: kubectl get pods -n moviemate permite monitorizar el estado de los pods y confirmar que todos se encuentran en estado Running.</w:t>
+        <w:t xml:space="preserve">Verificación: </w:t>
+      </w:r>
+      <w:r>
+        <w:rPr>
+          <w:rFonts w:ascii="Courier New" w:hAnsi="Courier New" w:cs="Courier New"/>
+        </w:rPr>
+        <w:t>kubectl get pods -n moviemate</w:t>
+      </w:r>
+      <w:r>
+        <w:t xml:space="preserve"> permite monitorizar el estado de los </w:t>
+      </w:r>
+      <w:r>
+        <w:t>pods</w:t>
+      </w:r>
+      <w:r>
+        <w:t xml:space="preserve"> y confirmar que todos se encuentran en estado </w:t>
+      </w:r>
+      <w:r>
+        <w:rPr>
+          <w:i/>
+          <w:iCs/>
+        </w:rPr>
+        <w:t>Running</w:t>
+      </w:r>
+      <w:r>
+        <w:t>.</w:t>
       </w:r>
     </w:p>
     <w:p>
@@ -34085,7 +34465,25 @@
         </w:numPr>
       </w:pPr>
       <w:r>
-        <w:t>Acceso al servicio: minikube service backend-service -n moviemate abre el servicio en el navegador, resolviendo automáticamente la IP del nodo y el puerto NodePort asignado.</w:t>
+        <w:t xml:space="preserve">Acceso al servicio: </w:t>
+      </w:r>
+      <w:r>
+        <w:rPr>
+          <w:rFonts w:ascii="Courier New" w:hAnsi="Courier New" w:cs="Courier New"/>
+        </w:rPr>
+        <w:t>minikube service backend-service -n moviemate</w:t>
+      </w:r>
+      <w:r>
+        <w:t xml:space="preserve"> abre el servicio en el navegador, resolviendo automáticamente la IP del nodo y el puerto </w:t>
+      </w:r>
+      <w:r>
+        <w:rPr>
+          <w:rFonts w:ascii="Courier New" w:hAnsi="Courier New" w:cs="Courier New"/>
+        </w:rPr>
+        <w:t>NodePort</w:t>
+      </w:r>
+      <w:r>
+        <w:t xml:space="preserve"> asignado.</w:t>
       </w:r>
     </w:p>
     <w:p>
@@ -34115,7 +34513,8 @@
     </w:p>
     <w:p>
       <w:r>
-        <w:t>La combinación de Minikube para el entorno local y Kubernetes para el entorno de producción garantiza la paridad entre ambos entornos, reduciendo el riesgo de diferencias de comportamiento entre el desarrollo y la puesta en producción.</w:t>
+        <w:lastRenderedPageBreak/>
+        <w:t>Este enfoque permite validar localmente un entorno equivalente al de producción, reduciendo el riesgo de errores derivados de diferencias entre entornos y mejorando la confianza en el proceso de despliegue.</w:t>
       </w:r>
     </w:p>
     <w:p>
@@ -34127,7 +34526,7 @@
       <w:pPr>
         <w:pStyle w:val="Ttulo1"/>
       </w:pPr>
-      <w:bookmarkStart w:id="90" w:name="_Toc227713123"/>
+      <w:bookmarkStart w:id="88" w:name="_Toc228018993"/>
       <w:r>
         <w:lastRenderedPageBreak/>
         <w:t>Conclusiones</w:t>
@@ -34135,82 +34534,147 @@
       <w:r>
         <w:t xml:space="preserve"> y vías futuras</w:t>
       </w:r>
-      <w:bookmarkEnd w:id="90"/>
+      <w:bookmarkEnd w:id="88"/>
     </w:p>
     <w:p>
       <w:pPr>
         <w:pStyle w:val="Ttulo2"/>
       </w:pPr>
-      <w:bookmarkStart w:id="91" w:name="_Toc227713124"/>
+      <w:bookmarkStart w:id="89" w:name="_Toc228018994"/>
       <w:r>
         <w:t>Conclusiones</w:t>
       </w:r>
-      <w:bookmarkEnd w:id="91"/>
-    </w:p>
-    <w:p>
-      <w:r>
-        <w:t>El desarrollo de MovieMate ha permitido construir una plataforma web completa para la gestión y valoración de contenido audiovisual, cumpliendo con los objetivos planteados al inicio del proyecto. Se ha implementado una aplicación full-stack funcional que integra de forma coherente un back-end basado en Spring Boot y una interfaz de usuario desarrollada con React y TypeScript, desplegable en un entorno contenerizado mediante Docker y con un pipeline de integración continua operativo.</w:t>
-      </w:r>
-    </w:p>
-    <w:p>
-      <w:r>
-        <w:t>Desde el punto de vista técnico, el proyecto ha supuesto la aplicación práctica de un conjunto amplio de tecnologías y patrones propios del desarrollo web moderno. La arquitectura en capas adoptada en el back-end ha demostrado ser una elección acertada para un proyecto de esta escala, favoreciendo la separación de responsabilidades y la mantenibilidad del código. La estrategia de sincronización bajo demanda con la API de TMDB ha permitido reducir la dependencia de servicios externos y optimizar el rendimiento del sistema, almacenando el contenido únicamente cuando existe interacción real por parte de los usuarios.</w:t>
-      </w:r>
-    </w:p>
-    <w:p>
-      <w:r>
-        <w:t>En el ámbito del cliente, el uso de TanStack Query y Zustand ha simplificado considerablemente la gestión del estado asíncrono, reduciendo la complejidad asociada al desarrollo de aplicaciones de página única con múltiples fuentes de datos. La adopción de un sistema de diseño consistente ha resultado en una interfaz cohesiva, responsive y con una experiencia de usuario fluida, alineada con las expectativas de los usuarios de plataformas de referencia como Letterboxd o IMDb.</w:t>
-      </w:r>
-    </w:p>
-    <w:p>
-      <w:r>
-        <w:t>La incorporación de pruebas unitarias automatizadas sobre la capa de servicios y de un pipeline de integración continua ha reforzado la calidad del sistema, garantizando que las modificaciones al código son validadas de forma automática antes de su incorporación al repositorio principal.</w:t>
-      </w:r>
-    </w:p>
-    <w:p>
-      <w:r>
-        <w:t>A lo largo del desarrollo se ha hecho uso de herramientas de inteligencia artificial generativa, principalmente Claude (Anthropic) [32] como apoyo en la escritura de código, depuración de errores y redacción de fragmentos de documentación. Su uso ha requerido un juicio crítico constante: el código generado se ha verificado sistemáticamente, adaptado al contexto específico del proyecto y validado mediante la suite de pruebas automatizadas. Las herramientas de IA han actuado como acelerador del proceso de desarrollo, sin sustituir la toma de decisiones de diseño arquitectónico ni la comprensión profunda de las tecnologías empleadas.</w:t>
-      </w:r>
-    </w:p>
-    <w:p>
-      <w:pPr>
-        <w:pStyle w:val="Ttulo2"/>
-      </w:pPr>
-      <w:bookmarkStart w:id="92" w:name="_Toc227713125"/>
-      <w:r>
-        <w:t>Trabajo futuro</w:t>
-      </w:r>
-      <w:bookmarkEnd w:id="92"/>
-    </w:p>
-    <w:p>
-      <w:r>
-        <w:t>Aunque el sistema desarrollado cubre los objetivos planteados, existen diversas líneas de mejora y extensión que podrían incorporarse en futuras iteraciones del proyecto. En primer lugar, sería conveniente extender el soporte multiplataforma mediante el desarrollo de una aplicación móvil nativa para iOS y Android, aprovechando tecnologías como React Native que permitirían reutilizar la lógica de negocio ya desarrollada en el cliente web.</w:t>
-      </w:r>
-    </w:p>
-    <w:p>
-      <w:r>
-        <w:lastRenderedPageBreak/>
-        <w:t>En segundo lugar, el motor de recomendaciones de la plataforma podría mejorarse incorporando algoritmos de filtrado colaborativo o técnicas de aprendizaje automático basadas en el historial de valoraciones, los géneros preferidos y la actividad social del usuario, con el objetivo de ofrecer sugerencias de contenido más personalizadas y relevantes.</w:t>
-      </w:r>
-    </w:p>
-    <w:p>
-      <w:r>
-        <w:t xml:space="preserve">En tercer lugar, la integración con plataformas de </w:t>
+      <w:bookmarkEnd w:id="89"/>
+    </w:p>
+    <w:p>
+      <w:r>
+        <w:t xml:space="preserve">El desarrollo de MovieMate ha permitido construir una plataforma web completa para la gestión y valoración de contenido audiovisual, cumpliendo con los objetivos planteados al inicio del proyecto. Se ha implementado una aplicación </w:t>
       </w:r>
       <w:r>
         <w:rPr>
           <w:i/>
           <w:iCs/>
         </w:rPr>
+        <w:t>full-stack</w:t>
+      </w:r>
+      <w:r>
+        <w:t xml:space="preserve"> funcional que integra de forma coherente un </w:t>
+      </w:r>
+      <w:r>
+        <w:rPr>
+          <w:i/>
+          <w:iCs/>
+        </w:rPr>
+        <w:t>back-end</w:t>
+      </w:r>
+      <w:r>
+        <w:t xml:space="preserve"> basado en Spring Boot y una interfaz de usuario desarrollada con React y TypeScript, desplegable en un entorno contenerizado mediante Docker y con un </w:t>
+      </w:r>
+      <w:r>
+        <w:rPr>
+          <w:i/>
+          <w:iCs/>
+        </w:rPr>
+        <w:t>pipeline</w:t>
+      </w:r>
+      <w:r>
+        <w:t xml:space="preserve"> de integración continua operativo.</w:t>
+      </w:r>
+    </w:p>
+    <w:p>
+      <w:r>
+        <w:t xml:space="preserve">Desde el punto de vista técnico, el proyecto ha supuesto la aplicación práctica de un conjunto amplio de tecnologías y patrones propios del desarrollo web moderno. La arquitectura en capas adoptada en el </w:t>
+      </w:r>
+      <w:r>
+        <w:rPr>
+          <w:i/>
+          <w:iCs/>
+        </w:rPr>
+        <w:t>back-end</w:t>
+      </w:r>
+      <w:r>
+        <w:t xml:space="preserve"> ha demostrado ser una elección acertada para un proyecto de esta escala, favoreciendo la separación de responsabilidades y la mantenibilidad del código. La estrategia de sincronización bajo demanda con la API de TMDB ha permitido reducir la dependencia de servicios externos y optimizar el rendimiento del sistema, almacenando el contenido únicamente cuando existe interacción real por parte de los usuarios.</w:t>
+      </w:r>
+    </w:p>
+    <w:p>
+      <w:r>
+        <w:t>En el ámbito del cliente, el uso de TanStack Query y Zustand ha simplificado considerablemente la gestión del estado asíncrono, reduciendo la complejidad asociada al desarrollo de aplicaciones de página única con múltiples fuentes de datos. La adopción de un sistema de diseño consistente ha resultado en una interfaz cohesiva, responsive y con una experiencia de usuario fluida, alineada con las expectativas de los usuarios de plataformas de referencia como Letterboxd o IMDb.</w:t>
+      </w:r>
+    </w:p>
+    <w:p>
+      <w:r>
+        <w:t xml:space="preserve">La incorporación de pruebas unitarias automatizadas sobre la capa de servicios y de un </w:t>
+      </w:r>
+      <w:r>
+        <w:rPr>
+          <w:i/>
+          <w:iCs/>
+        </w:rPr>
+        <w:t>pipeline</w:t>
+      </w:r>
+      <w:r>
+        <w:t xml:space="preserve"> de integración continua ha reforzado la calidad del sistema, garantizando que las modificaciones al código son validadas de forma automática antes de su incorporación al repositorio principal.</w:t>
+      </w:r>
+    </w:p>
+    <w:p>
+      <w:r>
+        <w:t xml:space="preserve">A lo largo del desarrollo se ha hecho uso de herramientas de inteligencia artificial generativa, principalmente Claude [32] como apoyo en la escritura de código, depuración de errores y redacción de fragmentos de documentación. Su uso ha requerido un juicio crítico constante: el código generado se ha verificado sistemáticamente, adaptado al contexto específico del proyecto y validado mediante la </w:t>
+      </w:r>
+      <w:r>
+        <w:rPr>
+          <w:i/>
+          <w:iCs/>
+        </w:rPr>
+        <w:t>suite</w:t>
+      </w:r>
+      <w:r>
+        <w:t xml:space="preserve"> de pruebas automatizadas. Las herramientas de IA han actuado como acelerador del proceso de desarrollo, sin sustituir la toma de decisiones de diseño arquitectónico ni la comprensión profunda de las tecnologías empleadas.</w:t>
+      </w:r>
+    </w:p>
+    <w:p>
+      <w:pPr>
+        <w:pStyle w:val="Ttulo2"/>
+      </w:pPr>
+      <w:bookmarkStart w:id="90" w:name="_Toc228018995"/>
+      <w:r>
+        <w:t>Trabajo futuro</w:t>
+      </w:r>
+      <w:bookmarkEnd w:id="90"/>
+    </w:p>
+    <w:p>
+      <w:r>
+        <w:t>A pesar de que el sistema desarrollado cumple los objetivos planteados, presenta una serie de limitaciones que abren la puerta a futuras mejoras y extensiones.</w:t>
+      </w:r>
+    </w:p>
+    <w:p>
+      <w:r>
+        <w:t>En primer lugar, el sistema se limita actualmente a un entorno web, por lo que una línea de evolución natural sería el desarrollo de aplicaciones móviles nativas para iOS y Android. En este contexto, el uso de tecnologías como React Native permitiría reutilizar parte de la lógica del cliente, facilitando la expansión multiplataforma.</w:t>
+      </w:r>
+    </w:p>
+    <w:p>
+      <w:r>
+        <w:lastRenderedPageBreak/>
+        <w:t>En segundo lugar, el sistema de recomendaciones implementado se basa en reglas simples derivadas del historial de valoraciones del usuario. Como mejora, podría incorporarse un motor de recomendaciones más avanzado basado en técnicas de filtrado colaborativo o aprendizaje automático, lo que permitiría ofrecer sugerencias más precisas y personalizadas.</w:t>
+      </w:r>
+    </w:p>
+    <w:p>
+      <w:r>
+        <w:t xml:space="preserve">Asimismo, la integración con plataformas de </w:t>
+      </w:r>
+      <w:r>
+        <w:rPr>
+          <w:i/>
+          <w:iCs/>
+        </w:rPr>
         <w:t>streaming</w:t>
       </w:r>
       <w:r>
-        <w:t xml:space="preserve"> permitiría mostrar en tiempo real la disponibilidad de cada título en los servicios a los que el usuario está suscrito, añadiendo un valor diferencial significativo. Asimismo, la incorporación de funcionalidades adicionales como la planificación de visualizaciones en grupo, la gamificación de la experiencia o la exportación del historial de visionado ampliarían considerablemente el atractivo de la plataforma.</w:t>
-      </w:r>
-    </w:p>
-    <w:p>
-      <w:r>
-        <w:t>Desde el punto de vista de la escalabilidad, una vez que el proyecto alcanzase un volumen de usuarios significativo, podría estudiarse la transición hacia una arquitectura de microservicios, desacoplando los servicios de mayor carga (como las notificaciones en tiempo real o la integración con TMDB) en unidades independientes con escalado horizontal autónomo.</w:t>
+        <w:t xml:space="preserve"> constituye otra limitación actual del sistema. Incorporar información sobre la disponibilidad de contenido en servicios externos añadiría un valor significativo para el usuario final. En esta misma línea, podrían incorporarse funcionalidades adicionales como la planificación de visualizaciones en grupo, la ampliación del sistema de gamificación o la exportación del historial de actividad.</w:t>
+      </w:r>
+    </w:p>
+    <w:p>
+      <w:r>
+        <w:t>Finalmente, desde el punto de vista arquitectónico, el sistema se ha diseñado como un monolito modular, adecuado para el alcance actual del proyecto. No obstante, en un escenario con un volumen elevado de usuarios, podría evaluarse la transición hacia una arquitectura basada en microservicios, permitiendo desacoplar componentes críticos y escalar de forma independiente según la carga del sistema.</w:t>
       </w:r>
     </w:p>
     <w:p>
@@ -34225,7 +34689,7 @@
       <w:pPr>
         <w:pStyle w:val="Ttulo1"/>
       </w:pPr>
-      <w:bookmarkStart w:id="93" w:name="_Toc227713126"/>
+      <w:bookmarkStart w:id="91" w:name="_Toc228018996"/>
       <w:r>
         <w:lastRenderedPageBreak/>
         <w:t>Bibliografía</w:t>
@@ -34236,7 +34700,7 @@
         </w:rPr>
         <w:footnoteReference w:id="2"/>
       </w:r>
-      <w:bookmarkEnd w:id="93"/>
+      <w:bookmarkEnd w:id="91"/>
     </w:p>
     <w:p>
       <w:pPr>
@@ -34249,7 +34713,7 @@
           <w:lang w:val="en-US"/>
         </w:rPr>
       </w:pPr>
-      <w:bookmarkStart w:id="94" w:name="_Ref213707480"/>
+      <w:bookmarkStart w:id="92" w:name="_Ref213707480"/>
       <w:r>
         <w:t xml:space="preserve">Nielsen. (2024). </w:t>
       </w:r>
@@ -34269,7 +34733,7 @@
         </w:rPr>
         <w:t>[Online]. Available: https://www.nielsen.com/es/news-center/2024/time-spent-streaming-surges-to-over-40-percent-in-june-2024/</w:t>
       </w:r>
-      <w:bookmarkEnd w:id="94"/>
+      <w:bookmarkEnd w:id="92"/>
     </w:p>
     <w:p>
       <w:pPr>
@@ -34282,7 +34746,7 @@
           <w:lang w:val="en-US"/>
         </w:rPr>
       </w:pPr>
-      <w:bookmarkStart w:id="95" w:name="_Ref213707581"/>
+      <w:bookmarkStart w:id="93" w:name="_Ref213707581"/>
       <w:r>
         <w:t xml:space="preserve">ADSLZone. (2025). </w:t>
       </w:r>
@@ -34326,8 +34790,8 @@
           <w:lang w:val="en-US"/>
         </w:rPr>
       </w:pPr>
-      <w:bookmarkStart w:id="96" w:name="_Ref213707594"/>
-      <w:bookmarkEnd w:id="95"/>
+      <w:bookmarkStart w:id="94" w:name="_Ref213707594"/>
+      <w:bookmarkEnd w:id="93"/>
       <w:r>
         <w:rPr>
           <w:lang w:val="en-US"/>
@@ -34386,7 +34850,7 @@
           <w:t>https://letterboxd.com/</w:t>
         </w:r>
       </w:hyperlink>
-      <w:bookmarkEnd w:id="96"/>
+      <w:bookmarkEnd w:id="94"/>
     </w:p>
     <w:p>
       <w:pPr>
@@ -34396,7 +34860,7 @@
           <w:numId w:val="2"/>
         </w:numPr>
       </w:pPr>
-      <w:bookmarkStart w:id="97" w:name="_Ref213707607"/>
+      <w:bookmarkStart w:id="95" w:name="_Ref213707607"/>
       <w:r>
         <w:rPr>
           <w:lang w:val="en-US"/>
@@ -34425,7 +34889,7 @@
           <w:t>https://www.imdb.com/</w:t>
         </w:r>
       </w:hyperlink>
-      <w:bookmarkEnd w:id="97"/>
+      <w:bookmarkEnd w:id="95"/>
     </w:p>
     <w:p>
       <w:pPr>
@@ -34438,7 +34902,7 @@
           <w:lang w:val="en-US"/>
         </w:rPr>
       </w:pPr>
-      <w:bookmarkStart w:id="98" w:name="_Ref213707620"/>
+      <w:bookmarkStart w:id="96" w:name="_Ref213707620"/>
       <w:r>
         <w:rPr>
           <w:lang w:val="en-US"/>
@@ -34459,7 +34923,7 @@
         </w:rPr>
         <w:t>. [Online]. Available: https://serializd.com/</w:t>
       </w:r>
-      <w:bookmarkEnd w:id="98"/>
+      <w:bookmarkEnd w:id="96"/>
     </w:p>
     <w:p>
       <w:pPr>
@@ -34472,7 +34936,7 @@
           <w:lang w:val="en-US"/>
         </w:rPr>
       </w:pPr>
-      <w:bookmarkStart w:id="99" w:name="_Ref213707633"/>
+      <w:bookmarkStart w:id="97" w:name="_Ref213707633"/>
       <w:r>
         <w:rPr>
           <w:lang w:val="en-US"/>
@@ -34501,7 +34965,7 @@
           <w:t>https://spring.io/projects/spring-boot</w:t>
         </w:r>
       </w:hyperlink>
-      <w:bookmarkEnd w:id="99"/>
+      <w:bookmarkEnd w:id="97"/>
     </w:p>
     <w:p>
       <w:pPr>
@@ -34514,7 +34978,7 @@
           <w:lang w:val="en-US"/>
         </w:rPr>
       </w:pPr>
-      <w:bookmarkStart w:id="100" w:name="_Ref213707645"/>
+      <w:bookmarkStart w:id="98" w:name="_Ref213707645"/>
       <w:r>
         <w:rPr>
           <w:lang w:val="en-US"/>
@@ -34543,7 +35007,7 @@
           <w:t>https://www.java.com/</w:t>
         </w:r>
       </w:hyperlink>
-      <w:bookmarkEnd w:id="100"/>
+      <w:bookmarkEnd w:id="98"/>
     </w:p>
     <w:p>
       <w:pPr>
@@ -34553,7 +35017,7 @@
           <w:numId w:val="2"/>
         </w:numPr>
       </w:pPr>
-      <w:bookmarkStart w:id="101" w:name="_Ref213707657"/>
+      <w:bookmarkStart w:id="99" w:name="_Ref213707657"/>
       <w:r>
         <w:rPr>
           <w:lang w:val="en-US"/>
@@ -34582,7 +35046,7 @@
           <w:t>https://www.postgresql.org/</w:t>
         </w:r>
       </w:hyperlink>
-      <w:bookmarkEnd w:id="101"/>
+      <w:bookmarkEnd w:id="99"/>
     </w:p>
     <w:p>
       <w:pPr>
@@ -34598,7 +35062,7 @@
       <w:r>
         <w:t xml:space="preserve"> </w:t>
       </w:r>
-      <w:bookmarkStart w:id="102" w:name="_Ref213707666"/>
+      <w:bookmarkStart w:id="100" w:name="_Ref213707666"/>
       <w:r>
         <w:rPr>
           <w:i/>
@@ -34630,7 +35094,7 @@
         </w:rPr>
         <w:t>Available: https://aws.amazon.com/es/what-is/restful-api/</w:t>
       </w:r>
-      <w:bookmarkEnd w:id="102"/>
+      <w:bookmarkEnd w:id="100"/>
     </w:p>
     <w:p>
       <w:pPr>
@@ -34649,7 +35113,7 @@
         </w:rPr>
         <w:t xml:space="preserve"> </w:t>
       </w:r>
-      <w:bookmarkStart w:id="103" w:name="_Ref223385329"/>
+      <w:bookmarkStart w:id="101" w:name="_Ref223385329"/>
       <w:r>
         <w:rPr>
           <w:lang w:val="en-US"/>
@@ -34697,7 +35161,7 @@
           <w:t>https://www.openapis.org/</w:t>
         </w:r>
       </w:hyperlink>
-      <w:bookmarkEnd w:id="103"/>
+      <w:bookmarkEnd w:id="101"/>
     </w:p>
     <w:p>
       <w:pPr>
@@ -34716,7 +35180,7 @@
         </w:rPr>
         <w:t xml:space="preserve"> </w:t>
       </w:r>
-      <w:bookmarkStart w:id="104" w:name="_Ref223385334"/>
+      <w:bookmarkStart w:id="102" w:name="_Ref223385334"/>
       <w:r>
         <w:rPr>
           <w:lang w:val="en-US"/>
@@ -34764,7 +35228,7 @@
           <w:t>https://swagger.io/</w:t>
         </w:r>
       </w:hyperlink>
-      <w:bookmarkEnd w:id="104"/>
+      <w:bookmarkEnd w:id="102"/>
     </w:p>
     <w:p>
       <w:pPr>
@@ -34783,7 +35247,7 @@
         </w:rPr>
         <w:t xml:space="preserve"> </w:t>
       </w:r>
-      <w:bookmarkStart w:id="105" w:name="_Ref223385342"/>
+      <w:bookmarkStart w:id="103" w:name="_Ref223385342"/>
       <w:r>
         <w:rPr>
           <w:lang w:val="en-US"/>
@@ -34831,7 +35295,7 @@
           <w:t>https://www.h2database.com/</w:t>
         </w:r>
       </w:hyperlink>
-      <w:bookmarkEnd w:id="105"/>
+      <w:bookmarkEnd w:id="103"/>
     </w:p>
     <w:p>
       <w:pPr>
@@ -34850,7 +35314,7 @@
         </w:rPr>
         <w:t xml:space="preserve"> </w:t>
       </w:r>
-      <w:bookmarkStart w:id="106" w:name="_Ref223385346"/>
+      <w:bookmarkStart w:id="104" w:name="_Ref223385346"/>
       <w:r>
         <w:rPr>
           <w:lang w:val="en-US"/>
@@ -34904,7 +35368,7 @@
           <w:t>https://www.jacoco.org/jacoco/</w:t>
         </w:r>
       </w:hyperlink>
-      <w:bookmarkEnd w:id="106"/>
+      <w:bookmarkEnd w:id="104"/>
     </w:p>
     <w:p>
       <w:pPr>
@@ -34920,7 +35384,7 @@
         </w:rPr>
         <w:t xml:space="preserve"> </w:t>
       </w:r>
-      <w:bookmarkStart w:id="107" w:name="_Ref213707676"/>
+      <w:bookmarkStart w:id="105" w:name="_Ref213707676"/>
       <w:r>
         <w:rPr>
           <w:lang w:val="en-US"/>
@@ -34949,7 +35413,7 @@
           <w:t>https://react.dev/</w:t>
         </w:r>
       </w:hyperlink>
-      <w:bookmarkEnd w:id="107"/>
+      <w:bookmarkEnd w:id="105"/>
     </w:p>
     <w:p>
       <w:pPr>
@@ -34968,7 +35432,7 @@
         </w:rPr>
         <w:t xml:space="preserve"> </w:t>
       </w:r>
-      <w:bookmarkStart w:id="108" w:name="_Ref213707686"/>
+      <w:bookmarkStart w:id="106" w:name="_Ref213707686"/>
       <w:r>
         <w:rPr>
           <w:lang w:val="en-US"/>
@@ -34997,7 +35461,7 @@
           <w:t>https://www.typescriptlang.org/</w:t>
         </w:r>
       </w:hyperlink>
-      <w:bookmarkEnd w:id="108"/>
+      <w:bookmarkEnd w:id="106"/>
     </w:p>
     <w:p>
       <w:pPr>
@@ -35016,7 +35480,7 @@
         </w:rPr>
         <w:t xml:space="preserve"> </w:t>
       </w:r>
-      <w:bookmarkStart w:id="109" w:name="_Ref213707696"/>
+      <w:bookmarkStart w:id="107" w:name="_Ref213707696"/>
       <w:r>
         <w:rPr>
           <w:lang w:val="en-US"/>
@@ -35045,7 +35509,7 @@
           <w:t>https://tailwindcss.com/</w:t>
         </w:r>
       </w:hyperlink>
-      <w:bookmarkEnd w:id="109"/>
+      <w:bookmarkEnd w:id="107"/>
     </w:p>
     <w:p>
       <w:pPr>
@@ -35064,7 +35528,7 @@
         </w:rPr>
         <w:t xml:space="preserve"> </w:t>
       </w:r>
-      <w:bookmarkStart w:id="110" w:name="_Ref213707706"/>
+      <w:bookmarkStart w:id="108" w:name="_Ref213707706"/>
       <w:r>
         <w:rPr>
           <w:lang w:val="en-US"/>
@@ -35093,7 +35557,7 @@
           <w:t>https://tanstack.com/query/latest</w:t>
         </w:r>
       </w:hyperlink>
-      <w:bookmarkEnd w:id="110"/>
+      <w:bookmarkEnd w:id="108"/>
     </w:p>
     <w:p>
       <w:pPr>
@@ -35113,7 +35577,7 @@
         <w:lastRenderedPageBreak/>
         <w:t xml:space="preserve"> </w:t>
       </w:r>
-      <w:bookmarkStart w:id="111" w:name="_Ref213707714"/>
+      <w:bookmarkStart w:id="109" w:name="_Ref213707714"/>
       <w:r>
         <w:rPr>
           <w:lang w:val="en-US"/>
@@ -35142,7 +35606,7 @@
           <w:t>https://www.themoviedb.org/</w:t>
         </w:r>
       </w:hyperlink>
-      <w:bookmarkEnd w:id="111"/>
+      <w:bookmarkEnd w:id="109"/>
     </w:p>
     <w:p>
       <w:pPr>
@@ -35161,7 +35625,7 @@
         </w:rPr>
         <w:t xml:space="preserve"> </w:t>
       </w:r>
-      <w:bookmarkStart w:id="112" w:name="_Ref213707726"/>
+      <w:bookmarkStart w:id="110" w:name="_Ref213707726"/>
       <w:r>
         <w:rPr>
           <w:lang w:val="en-US"/>
@@ -35190,7 +35654,7 @@
           <w:t>https://code.visualstudio.com/</w:t>
         </w:r>
       </w:hyperlink>
-      <w:bookmarkEnd w:id="112"/>
+      <w:bookmarkEnd w:id="110"/>
     </w:p>
     <w:p>
       <w:pPr>
@@ -35209,7 +35673,7 @@
         </w:rPr>
         <w:t xml:space="preserve"> </w:t>
       </w:r>
-      <w:bookmarkStart w:id="113" w:name="_Ref213707734"/>
+      <w:bookmarkStart w:id="111" w:name="_Ref213707734"/>
       <w:r>
         <w:rPr>
           <w:lang w:val="en-US"/>
@@ -35238,7 +35702,7 @@
           <w:t>https://git-scm.com/</w:t>
         </w:r>
       </w:hyperlink>
-      <w:bookmarkEnd w:id="113"/>
+      <w:bookmarkEnd w:id="111"/>
     </w:p>
     <w:p>
       <w:pPr>
@@ -35257,7 +35721,7 @@
         </w:rPr>
         <w:t xml:space="preserve"> </w:t>
       </w:r>
-      <w:bookmarkStart w:id="114" w:name="_Ref213707740"/>
+      <w:bookmarkStart w:id="112" w:name="_Ref213707740"/>
       <w:r>
         <w:rPr>
           <w:lang w:val="en-US"/>
@@ -35286,7 +35750,7 @@
           <w:t>https://github.com/</w:t>
         </w:r>
       </w:hyperlink>
-      <w:bookmarkEnd w:id="114"/>
+      <w:bookmarkEnd w:id="112"/>
     </w:p>
     <w:p>
       <w:pPr>
@@ -35305,7 +35769,7 @@
         </w:rPr>
         <w:t xml:space="preserve"> </w:t>
       </w:r>
-      <w:bookmarkStart w:id="115" w:name="_Ref213707748"/>
+      <w:bookmarkStart w:id="113" w:name="_Ref213707748"/>
       <w:r>
         <w:rPr>
           <w:lang w:val="en-US"/>
@@ -35334,7 +35798,7 @@
           <w:t>https://www.postman.com/</w:t>
         </w:r>
       </w:hyperlink>
-      <w:bookmarkEnd w:id="115"/>
+      <w:bookmarkEnd w:id="113"/>
     </w:p>
     <w:p>
       <w:pPr>
@@ -35353,7 +35817,7 @@
         </w:rPr>
         <w:t xml:space="preserve"> </w:t>
       </w:r>
-      <w:bookmarkStart w:id="116" w:name="_Ref222073868"/>
+      <w:bookmarkStart w:id="114" w:name="_Ref222073868"/>
       <w:r>
         <w:rPr>
           <w:lang w:val="en-US"/>
@@ -35413,7 +35877,7 @@
           <w:t>https://www.pgadmin.org/</w:t>
         </w:r>
       </w:hyperlink>
-      <w:bookmarkEnd w:id="116"/>
+      <w:bookmarkEnd w:id="114"/>
     </w:p>
     <w:p>
       <w:pPr>
@@ -35432,7 +35896,7 @@
         </w:rPr>
         <w:t xml:space="preserve"> </w:t>
       </w:r>
-      <w:bookmarkStart w:id="117" w:name="_Ref222073876"/>
+      <w:bookmarkStart w:id="115" w:name="_Ref222073876"/>
       <w:r>
         <w:rPr>
           <w:lang w:val="en-US"/>
@@ -35480,7 +35944,7 @@
           <w:t>https://dbeaver.com/</w:t>
         </w:r>
       </w:hyperlink>
-      <w:bookmarkEnd w:id="117"/>
+      <w:bookmarkEnd w:id="115"/>
     </w:p>
     <w:p>
       <w:pPr>
@@ -35499,7 +35963,7 @@
         </w:rPr>
         <w:t xml:space="preserve"> </w:t>
       </w:r>
-      <w:bookmarkStart w:id="118" w:name="_Ref222073881"/>
+      <w:bookmarkStart w:id="116" w:name="_Ref222073881"/>
       <w:r>
         <w:rPr>
           <w:lang w:val="en-US"/>
@@ -35529,7 +35993,7 @@
           <w:t>https://chatgpt.com/</w:t>
         </w:r>
       </w:hyperlink>
-      <w:bookmarkEnd w:id="118"/>
+      <w:bookmarkEnd w:id="116"/>
     </w:p>
     <w:p>
       <w:pPr>
@@ -35548,7 +36012,7 @@
         </w:rPr>
         <w:t xml:space="preserve"> </w:t>
       </w:r>
-      <w:bookmarkStart w:id="119" w:name="_Ref222830468"/>
+      <w:bookmarkStart w:id="117" w:name="_Ref222830468"/>
       <w:r>
         <w:rPr>
           <w:lang w:val="en-US"/>
@@ -35614,7 +36078,7 @@
           <w:t>https://junit.org/junit5/</w:t>
         </w:r>
       </w:hyperlink>
-      <w:bookmarkEnd w:id="119"/>
+      <w:bookmarkEnd w:id="117"/>
     </w:p>
     <w:p>
       <w:pPr>
@@ -35633,7 +36097,7 @@
         </w:rPr>
         <w:t xml:space="preserve"> </w:t>
       </w:r>
-      <w:bookmarkStart w:id="120" w:name="_Ref222830528"/>
+      <w:bookmarkStart w:id="118" w:name="_Ref222830528"/>
       <w:r>
         <w:rPr>
           <w:lang w:val="en-US"/>
@@ -35687,7 +36151,7 @@
           <w:t>https://site.mockito.org/</w:t>
         </w:r>
       </w:hyperlink>
-      <w:bookmarkEnd w:id="120"/>
+      <w:bookmarkEnd w:id="118"/>
     </w:p>
     <w:p>
       <w:pPr>
@@ -35706,7 +36170,7 @@
         </w:rPr>
         <w:t xml:space="preserve"> </w:t>
       </w:r>
-      <w:bookmarkStart w:id="121" w:name="_Ref222830536"/>
+      <w:bookmarkStart w:id="119" w:name="_Ref222830536"/>
       <w:r>
         <w:rPr>
           <w:lang w:val="en-US"/>
@@ -35736,7 +36200,7 @@
           <w:t>https://www.docker.com/</w:t>
         </w:r>
       </w:hyperlink>
-      <w:bookmarkEnd w:id="121"/>
+      <w:bookmarkEnd w:id="119"/>
     </w:p>
     <w:p>
       <w:pPr>
@@ -35755,7 +36219,7 @@
         </w:rPr>
         <w:t xml:space="preserve"> </w:t>
       </w:r>
-      <w:bookmarkStart w:id="122" w:name="_Ref222830541"/>
+      <w:bookmarkStart w:id="120" w:name="_Ref222830541"/>
       <w:r>
         <w:rPr>
           <w:lang w:val="en-US"/>
@@ -35809,7 +36273,7 @@
           <w:t>https://docs.docker.com/compose/</w:t>
         </w:r>
       </w:hyperlink>
-      <w:bookmarkEnd w:id="122"/>
+      <w:bookmarkEnd w:id="120"/>
     </w:p>
     <w:p>
       <w:pPr>
@@ -36113,8 +36577,8 @@
           <w:lang w:val="en-US"/>
         </w:rPr>
       </w:pPr>
-      <w:bookmarkStart w:id="123" w:name="_Ref222830545"/>
-      <w:bookmarkEnd w:id="123"/>
+      <w:bookmarkStart w:id="121" w:name="_Ref222830545"/>
+      <w:bookmarkEnd w:id="121"/>
       <w:r>
         <w:rPr>
           <w:lang w:val="en-US"/>
@@ -36151,14 +36615,14 @@
         </w:numPr>
         <w:ind w:left="432"/>
       </w:pPr>
-      <w:bookmarkStart w:id="124" w:name="_Ref222095083"/>
-      <w:bookmarkStart w:id="125" w:name="_Toc227713127"/>
+      <w:bookmarkStart w:id="122" w:name="_Ref222095083"/>
+      <w:bookmarkStart w:id="123" w:name="_Toc228018997"/>
       <w:r>
         <w:lastRenderedPageBreak/>
         <w:t>Anexo A – Especificación de casos de uso</w:t>
       </w:r>
-      <w:bookmarkEnd w:id="124"/>
-      <w:bookmarkEnd w:id="125"/>
+      <w:bookmarkEnd w:id="122"/>
+      <w:bookmarkEnd w:id="123"/>
     </w:p>
     <w:p>
       <w:r>
@@ -36179,11 +36643,11 @@
         </w:numPr>
         <w:ind w:left="576"/>
       </w:pPr>
-      <w:bookmarkStart w:id="126" w:name="_Toc227713128"/>
+      <w:bookmarkStart w:id="124" w:name="_Toc228018998"/>
       <w:r>
         <w:t>A.1 Usuarios no registrados</w:t>
       </w:r>
-      <w:bookmarkEnd w:id="126"/>
+      <w:bookmarkEnd w:id="124"/>
     </w:p>
     <w:p>
       <w:pPr>
@@ -36670,11 +37134,11 @@
         </w:numPr>
         <w:ind w:left="576"/>
       </w:pPr>
-      <w:bookmarkStart w:id="127" w:name="_Toc227713129"/>
+      <w:bookmarkStart w:id="125" w:name="_Toc228018999"/>
       <w:r>
         <w:t>A.2 Interacción social</w:t>
       </w:r>
-      <w:bookmarkEnd w:id="127"/>
+      <w:bookmarkEnd w:id="125"/>
     </w:p>
     <w:p>
       <w:r>
@@ -37487,11 +37951,11 @@
         </w:numPr>
         <w:ind w:left="576"/>
       </w:pPr>
-      <w:bookmarkStart w:id="128" w:name="_Toc227713130"/>
+      <w:bookmarkStart w:id="126" w:name="_Toc228019000"/>
       <w:r>
         <w:t>A.3 Listas personalizadas</w:t>
       </w:r>
-      <w:bookmarkEnd w:id="128"/>
+      <w:bookmarkEnd w:id="126"/>
     </w:p>
     <w:p>
       <w:r>
@@ -38026,11 +38490,11 @@
         </w:numPr>
         <w:ind w:left="576"/>
       </w:pPr>
-      <w:bookmarkStart w:id="129" w:name="_Toc227713131"/>
+      <w:bookmarkStart w:id="127" w:name="_Toc228019001"/>
       <w:r>
         <w:t>A.4 Valoraciones y reseñas</w:t>
       </w:r>
-      <w:bookmarkEnd w:id="129"/>
+      <w:bookmarkEnd w:id="127"/>
     </w:p>
     <w:p>
       <w:r>
@@ -38826,57 +39290,6 @@
       </w:r>
       <w:r>
         <w:t>Puede estar bien poner aquí extractos de código con este mismo ejemplo que estas dando.</w:t>
-      </w:r>
-    </w:p>
-  </w:comment>
-  <w:comment w:id="82" w:author="FRANCISCO GARCIA SANCHEZ" w:date="2026-03-02T07:09:00Z" w:initials="FG">
-    <w:p>
-      <w:pPr>
-        <w:pStyle w:val="Textocomentario"/>
-        <w:jc w:val="left"/>
-      </w:pPr>
-      <w:r>
-        <w:rPr>
-          <w:rStyle w:val="Refdecomentario"/>
-        </w:rPr>
-        <w:annotationRef/>
-      </w:r>
-      <w:r>
-        <w:t>Hazlo párrafo</w:t>
-      </w:r>
-    </w:p>
-  </w:comment>
-  <w:comment w:id="84" w:author="FRANCISCO GARCIA SANCHEZ" w:date="2026-03-02T07:13:00Z" w:initials="FG">
-    <w:p>
-      <w:pPr>
-        <w:pStyle w:val="Textocomentario"/>
-        <w:jc w:val="left"/>
-      </w:pPr>
-      <w:r>
-        <w:rPr>
-          <w:rStyle w:val="Refdecomentario"/>
-        </w:rPr>
-        <w:annotationRef/>
-      </w:r>
-      <w:r>
-        <w:t>Evita estas listas en la medida de lo posible; en su lugar, escríbelo en forma de párrafo.</w:t>
-      </w:r>
-    </w:p>
-  </w:comment>
-  <w:comment w:id="87" w:author="FRANCISCO GARCIA SANCHEZ" w:date="2026-03-02T07:19:00Z" w:initials="FG">
-    <w:p>
-      <w:pPr>
-        <w:pStyle w:val="Textocomentario"/>
-        <w:jc w:val="left"/>
-      </w:pPr>
-      <w:r>
-        <w:rPr>
-          <w:rStyle w:val="Refdecomentario"/>
-        </w:rPr>
-        <w:annotationRef/>
-      </w:r>
-      <w:r>
-        <w:t>Muéstralo en la parte de implementación del backend</w:t>
       </w:r>
     </w:p>
   </w:comment>
@@ -38903,9 +39316,6 @@
   <w15:commentEx w15:paraId="3688EF67" w15:paraIdParent="42CB4ADD" w15:done="0"/>
   <w15:commentEx w15:paraId="184983DC" w15:done="0"/>
   <w15:commentEx w15:paraId="061B22B9" w15:done="0"/>
-  <w15:commentEx w15:paraId="72260F62" w15:done="0"/>
-  <w15:commentEx w15:paraId="129BE316" w15:done="0"/>
-  <w15:commentEx w15:paraId="453E833E" w15:done="0"/>
 </w15:commentsEx>
 </file>
 
@@ -38929,9 +39339,6 @@
   <w16cex:commentExtensible w16cex:durableId="726440DA" w16cex:dateUtc="2026-03-02T05:57:00Z"/>
   <w16cex:commentExtensible w16cex:durableId="7557ED6F" w16cex:dateUtc="2026-03-02T06:13:00Z"/>
   <w16cex:commentExtensible w16cex:durableId="1DD21D11" w16cex:dateUtc="2026-03-02T06:11:00Z"/>
-  <w16cex:commentExtensible w16cex:durableId="5239835D" w16cex:dateUtc="2026-03-02T06:09:00Z"/>
-  <w16cex:commentExtensible w16cex:durableId="186C26CD" w16cex:dateUtc="2026-03-02T06:13:00Z"/>
-  <w16cex:commentExtensible w16cex:durableId="2604B18C" w16cex:dateUtc="2026-03-02T06:19:00Z"/>
 </w16cex:commentsExtensible>
 </file>
 
@@ -38955,9 +39362,6 @@
   <w16cid:commentId w16cid:paraId="3688EF67" w16cid:durableId="726440DA"/>
   <w16cid:commentId w16cid:paraId="184983DC" w16cid:durableId="7557ED6F"/>
   <w16cid:commentId w16cid:paraId="061B22B9" w16cid:durableId="1DD21D11"/>
-  <w16cid:commentId w16cid:paraId="72260F62" w16cid:durableId="5239835D"/>
-  <w16cid:commentId w16cid:paraId="129BE316" w16cid:durableId="186C26CD"/>
-  <w16cid:commentId w16cid:paraId="453E833E" w16cid:durableId="2604B18C"/>
 </w16cid:commentsIds>
 </file>
 
@@ -39747,6 +40151,155 @@
     </w:lvl>
   </w:abstractNum>
   <w:abstractNum w:abstractNumId="6" w15:restartNumberingAfterBreak="0">
+    <w:nsid w:val="091758DD"/>
+    <w:multiLevelType w:val="multilevel"/>
+    <w:tmpl w:val="CDC46ED8"/>
+    <w:lvl w:ilvl="0">
+      <w:start w:val="1"/>
+      <w:numFmt w:val="bullet"/>
+      <w:lvlText w:val=""/>
+      <w:lvlJc w:val="left"/>
+      <w:pPr>
+        <w:tabs>
+          <w:tab w:val="num" w:pos="720"/>
+        </w:tabs>
+        <w:ind w:left="720" w:hanging="360"/>
+      </w:pPr>
+      <w:rPr>
+        <w:rFonts w:ascii="Symbol" w:hAnsi="Symbol" w:hint="default"/>
+        <w:sz w:val="20"/>
+      </w:rPr>
+    </w:lvl>
+    <w:lvl w:ilvl="1" w:tentative="1">
+      <w:start w:val="1"/>
+      <w:numFmt w:val="bullet"/>
+      <w:lvlText w:val="o"/>
+      <w:lvlJc w:val="left"/>
+      <w:pPr>
+        <w:tabs>
+          <w:tab w:val="num" w:pos="1440"/>
+        </w:tabs>
+        <w:ind w:left="1440" w:hanging="360"/>
+      </w:pPr>
+      <w:rPr>
+        <w:rFonts w:ascii="Courier New" w:hAnsi="Courier New" w:hint="default"/>
+        <w:sz w:val="20"/>
+      </w:rPr>
+    </w:lvl>
+    <w:lvl w:ilvl="2" w:tentative="1">
+      <w:start w:val="1"/>
+      <w:numFmt w:val="bullet"/>
+      <w:lvlText w:val=""/>
+      <w:lvlJc w:val="left"/>
+      <w:pPr>
+        <w:tabs>
+          <w:tab w:val="num" w:pos="2160"/>
+        </w:tabs>
+        <w:ind w:left="2160" w:hanging="360"/>
+      </w:pPr>
+      <w:rPr>
+        <w:rFonts w:ascii="Wingdings" w:hAnsi="Wingdings" w:hint="default"/>
+        <w:sz w:val="20"/>
+      </w:rPr>
+    </w:lvl>
+    <w:lvl w:ilvl="3" w:tentative="1">
+      <w:start w:val="1"/>
+      <w:numFmt w:val="bullet"/>
+      <w:lvlText w:val=""/>
+      <w:lvlJc w:val="left"/>
+      <w:pPr>
+        <w:tabs>
+          <w:tab w:val="num" w:pos="2880"/>
+        </w:tabs>
+        <w:ind w:left="2880" w:hanging="360"/>
+      </w:pPr>
+      <w:rPr>
+        <w:rFonts w:ascii="Wingdings" w:hAnsi="Wingdings" w:hint="default"/>
+        <w:sz w:val="20"/>
+      </w:rPr>
+    </w:lvl>
+    <w:lvl w:ilvl="4" w:tentative="1">
+      <w:start w:val="1"/>
+      <w:numFmt w:val="bullet"/>
+      <w:lvlText w:val=""/>
+      <w:lvlJc w:val="left"/>
+      <w:pPr>
+        <w:tabs>
+          <w:tab w:val="num" w:pos="3600"/>
+        </w:tabs>
+        <w:ind w:left="3600" w:hanging="360"/>
+      </w:pPr>
+      <w:rPr>
+        <w:rFonts w:ascii="Wingdings" w:hAnsi="Wingdings" w:hint="default"/>
+        <w:sz w:val="20"/>
+      </w:rPr>
+    </w:lvl>
+    <w:lvl w:ilvl="5" w:tentative="1">
+      <w:start w:val="1"/>
+      <w:numFmt w:val="bullet"/>
+      <w:lvlText w:val=""/>
+      <w:lvlJc w:val="left"/>
+      <w:pPr>
+        <w:tabs>
+          <w:tab w:val="num" w:pos="4320"/>
+        </w:tabs>
+        <w:ind w:left="4320" w:hanging="360"/>
+      </w:pPr>
+      <w:rPr>
+        <w:rFonts w:ascii="Wingdings" w:hAnsi="Wingdings" w:hint="default"/>
+        <w:sz w:val="20"/>
+      </w:rPr>
+    </w:lvl>
+    <w:lvl w:ilvl="6" w:tentative="1">
+      <w:start w:val="1"/>
+      <w:numFmt w:val="bullet"/>
+      <w:lvlText w:val=""/>
+      <w:lvlJc w:val="left"/>
+      <w:pPr>
+        <w:tabs>
+          <w:tab w:val="num" w:pos="5040"/>
+        </w:tabs>
+        <w:ind w:left="5040" w:hanging="360"/>
+      </w:pPr>
+      <w:rPr>
+        <w:rFonts w:ascii="Wingdings" w:hAnsi="Wingdings" w:hint="default"/>
+        <w:sz w:val="20"/>
+      </w:rPr>
+    </w:lvl>
+    <w:lvl w:ilvl="7" w:tentative="1">
+      <w:start w:val="1"/>
+      <w:numFmt w:val="bullet"/>
+      <w:lvlText w:val=""/>
+      <w:lvlJc w:val="left"/>
+      <w:pPr>
+        <w:tabs>
+          <w:tab w:val="num" w:pos="5760"/>
+        </w:tabs>
+        <w:ind w:left="5760" w:hanging="360"/>
+      </w:pPr>
+      <w:rPr>
+        <w:rFonts w:ascii="Wingdings" w:hAnsi="Wingdings" w:hint="default"/>
+        <w:sz w:val="20"/>
+      </w:rPr>
+    </w:lvl>
+    <w:lvl w:ilvl="8" w:tentative="1">
+      <w:start w:val="1"/>
+      <w:numFmt w:val="bullet"/>
+      <w:lvlText w:val=""/>
+      <w:lvlJc w:val="left"/>
+      <w:pPr>
+        <w:tabs>
+          <w:tab w:val="num" w:pos="6480"/>
+        </w:tabs>
+        <w:ind w:left="6480" w:hanging="360"/>
+      </w:pPr>
+      <w:rPr>
+        <w:rFonts w:ascii="Wingdings" w:hAnsi="Wingdings" w:hint="default"/>
+        <w:sz w:val="20"/>
+      </w:rPr>
+    </w:lvl>
+  </w:abstractNum>
+  <w:abstractNum w:abstractNumId="7" w15:restartNumberingAfterBreak="0">
     <w:nsid w:val="0C6D6131"/>
     <w:multiLevelType w:val="hybridMultilevel"/>
     <w:tmpl w:val="1AAE1004"/>
@@ -39835,7 +40388,156 @@
       </w:pPr>
     </w:lvl>
   </w:abstractNum>
-  <w:abstractNum w:abstractNumId="7" w15:restartNumberingAfterBreak="0">
+  <w:abstractNum w:abstractNumId="8" w15:restartNumberingAfterBreak="0">
+    <w:nsid w:val="0D6514F5"/>
+    <w:multiLevelType w:val="multilevel"/>
+    <w:tmpl w:val="611A8FEE"/>
+    <w:lvl w:ilvl="0">
+      <w:start w:val="1"/>
+      <w:numFmt w:val="bullet"/>
+      <w:lvlText w:val=""/>
+      <w:lvlJc w:val="left"/>
+      <w:pPr>
+        <w:tabs>
+          <w:tab w:val="num" w:pos="720"/>
+        </w:tabs>
+        <w:ind w:left="720" w:hanging="360"/>
+      </w:pPr>
+      <w:rPr>
+        <w:rFonts w:ascii="Symbol" w:hAnsi="Symbol" w:hint="default"/>
+        <w:sz w:val="20"/>
+      </w:rPr>
+    </w:lvl>
+    <w:lvl w:ilvl="1" w:tentative="1">
+      <w:start w:val="1"/>
+      <w:numFmt w:val="bullet"/>
+      <w:lvlText w:val="o"/>
+      <w:lvlJc w:val="left"/>
+      <w:pPr>
+        <w:tabs>
+          <w:tab w:val="num" w:pos="1440"/>
+        </w:tabs>
+        <w:ind w:left="1440" w:hanging="360"/>
+      </w:pPr>
+      <w:rPr>
+        <w:rFonts w:ascii="Courier New" w:hAnsi="Courier New" w:hint="default"/>
+        <w:sz w:val="20"/>
+      </w:rPr>
+    </w:lvl>
+    <w:lvl w:ilvl="2" w:tentative="1">
+      <w:start w:val="1"/>
+      <w:numFmt w:val="bullet"/>
+      <w:lvlText w:val=""/>
+      <w:lvlJc w:val="left"/>
+      <w:pPr>
+        <w:tabs>
+          <w:tab w:val="num" w:pos="2160"/>
+        </w:tabs>
+        <w:ind w:left="2160" w:hanging="360"/>
+      </w:pPr>
+      <w:rPr>
+        <w:rFonts w:ascii="Wingdings" w:hAnsi="Wingdings" w:hint="default"/>
+        <w:sz w:val="20"/>
+      </w:rPr>
+    </w:lvl>
+    <w:lvl w:ilvl="3" w:tentative="1">
+      <w:start w:val="1"/>
+      <w:numFmt w:val="bullet"/>
+      <w:lvlText w:val=""/>
+      <w:lvlJc w:val="left"/>
+      <w:pPr>
+        <w:tabs>
+          <w:tab w:val="num" w:pos="2880"/>
+        </w:tabs>
+        <w:ind w:left="2880" w:hanging="360"/>
+      </w:pPr>
+      <w:rPr>
+        <w:rFonts w:ascii="Wingdings" w:hAnsi="Wingdings" w:hint="default"/>
+        <w:sz w:val="20"/>
+      </w:rPr>
+    </w:lvl>
+    <w:lvl w:ilvl="4" w:tentative="1">
+      <w:start w:val="1"/>
+      <w:numFmt w:val="bullet"/>
+      <w:lvlText w:val=""/>
+      <w:lvlJc w:val="left"/>
+      <w:pPr>
+        <w:tabs>
+          <w:tab w:val="num" w:pos="3600"/>
+        </w:tabs>
+        <w:ind w:left="3600" w:hanging="360"/>
+      </w:pPr>
+      <w:rPr>
+        <w:rFonts w:ascii="Wingdings" w:hAnsi="Wingdings" w:hint="default"/>
+        <w:sz w:val="20"/>
+      </w:rPr>
+    </w:lvl>
+    <w:lvl w:ilvl="5" w:tentative="1">
+      <w:start w:val="1"/>
+      <w:numFmt w:val="bullet"/>
+      <w:lvlText w:val=""/>
+      <w:lvlJc w:val="left"/>
+      <w:pPr>
+        <w:tabs>
+          <w:tab w:val="num" w:pos="4320"/>
+        </w:tabs>
+        <w:ind w:left="4320" w:hanging="360"/>
+      </w:pPr>
+      <w:rPr>
+        <w:rFonts w:ascii="Wingdings" w:hAnsi="Wingdings" w:hint="default"/>
+        <w:sz w:val="20"/>
+      </w:rPr>
+    </w:lvl>
+    <w:lvl w:ilvl="6" w:tentative="1">
+      <w:start w:val="1"/>
+      <w:numFmt w:val="bullet"/>
+      <w:lvlText w:val=""/>
+      <w:lvlJc w:val="left"/>
+      <w:pPr>
+        <w:tabs>
+          <w:tab w:val="num" w:pos="5040"/>
+        </w:tabs>
+        <w:ind w:left="5040" w:hanging="360"/>
+      </w:pPr>
+      <w:rPr>
+        <w:rFonts w:ascii="Wingdings" w:hAnsi="Wingdings" w:hint="default"/>
+        <w:sz w:val="20"/>
+      </w:rPr>
+    </w:lvl>
+    <w:lvl w:ilvl="7" w:tentative="1">
+      <w:start w:val="1"/>
+      <w:numFmt w:val="bullet"/>
+      <w:lvlText w:val=""/>
+      <w:lvlJc w:val="left"/>
+      <w:pPr>
+        <w:tabs>
+          <w:tab w:val="num" w:pos="5760"/>
+        </w:tabs>
+        <w:ind w:left="5760" w:hanging="360"/>
+      </w:pPr>
+      <w:rPr>
+        <w:rFonts w:ascii="Wingdings" w:hAnsi="Wingdings" w:hint="default"/>
+        <w:sz w:val="20"/>
+      </w:rPr>
+    </w:lvl>
+    <w:lvl w:ilvl="8" w:tentative="1">
+      <w:start w:val="1"/>
+      <w:numFmt w:val="bullet"/>
+      <w:lvlText w:val=""/>
+      <w:lvlJc w:val="left"/>
+      <w:pPr>
+        <w:tabs>
+          <w:tab w:val="num" w:pos="6480"/>
+        </w:tabs>
+        <w:ind w:left="6480" w:hanging="360"/>
+      </w:pPr>
+      <w:rPr>
+        <w:rFonts w:ascii="Wingdings" w:hAnsi="Wingdings" w:hint="default"/>
+        <w:sz w:val="20"/>
+      </w:rPr>
+    </w:lvl>
+  </w:abstractNum>
+  <w:abstractNum w:abstractNumId="9" w15:restartNumberingAfterBreak="0">
     <w:nsid w:val="0F5E38E6"/>
     <w:multiLevelType w:val="hybridMultilevel"/>
     <w:tmpl w:val="25521822"/>
@@ -39948,7 +40650,7 @@
       </w:rPr>
     </w:lvl>
   </w:abstractNum>
-  <w:abstractNum w:abstractNumId="8" w15:restartNumberingAfterBreak="0">
+  <w:abstractNum w:abstractNumId="10" w15:restartNumberingAfterBreak="0">
     <w:nsid w:val="12834E89"/>
     <w:multiLevelType w:val="hybridMultilevel"/>
     <w:tmpl w:val="3488AFFA"/>
@@ -40061,7 +40763,7 @@
       </w:rPr>
     </w:lvl>
   </w:abstractNum>
-  <w:abstractNum w:abstractNumId="9" w15:restartNumberingAfterBreak="0">
+  <w:abstractNum w:abstractNumId="11" w15:restartNumberingAfterBreak="0">
     <w:nsid w:val="1D0B6369"/>
     <w:multiLevelType w:val="hybridMultilevel"/>
     <w:tmpl w:val="E2707A8E"/>
@@ -40174,7 +40876,120 @@
       </w:rPr>
     </w:lvl>
   </w:abstractNum>
-  <w:abstractNum w:abstractNumId="10" w15:restartNumberingAfterBreak="0">
+  <w:abstractNum w:abstractNumId="12" w15:restartNumberingAfterBreak="0">
+    <w:nsid w:val="1F3D2DC7"/>
+    <w:multiLevelType w:val="hybridMultilevel"/>
+    <w:tmpl w:val="D88AA962"/>
+    <w:lvl w:ilvl="0" w:tplc="0C0A0001">
+      <w:start w:val="1"/>
+      <w:numFmt w:val="bullet"/>
+      <w:lvlText w:val=""/>
+      <w:lvlJc w:val="left"/>
+      <w:pPr>
+        <w:ind w:left="720" w:hanging="360"/>
+      </w:pPr>
+      <w:rPr>
+        <w:rFonts w:ascii="Symbol" w:hAnsi="Symbol" w:hint="default"/>
+      </w:rPr>
+    </w:lvl>
+    <w:lvl w:ilvl="1" w:tplc="0C0A0003" w:tentative="1">
+      <w:start w:val="1"/>
+      <w:numFmt w:val="bullet"/>
+      <w:lvlText w:val="o"/>
+      <w:lvlJc w:val="left"/>
+      <w:pPr>
+        <w:ind w:left="1440" w:hanging="360"/>
+      </w:pPr>
+      <w:rPr>
+        <w:rFonts w:ascii="Courier New" w:hAnsi="Courier New" w:cs="Courier New" w:hint="default"/>
+      </w:rPr>
+    </w:lvl>
+    <w:lvl w:ilvl="2" w:tplc="0C0A0005" w:tentative="1">
+      <w:start w:val="1"/>
+      <w:numFmt w:val="bullet"/>
+      <w:lvlText w:val=""/>
+      <w:lvlJc w:val="left"/>
+      <w:pPr>
+        <w:ind w:left="2160" w:hanging="360"/>
+      </w:pPr>
+      <w:rPr>
+        <w:rFonts w:ascii="Wingdings" w:hAnsi="Wingdings" w:hint="default"/>
+      </w:rPr>
+    </w:lvl>
+    <w:lvl w:ilvl="3" w:tplc="0C0A0001" w:tentative="1">
+      <w:start w:val="1"/>
+      <w:numFmt w:val="bullet"/>
+      <w:lvlText w:val=""/>
+      <w:lvlJc w:val="left"/>
+      <w:pPr>
+        <w:ind w:left="2880" w:hanging="360"/>
+      </w:pPr>
+      <w:rPr>
+        <w:rFonts w:ascii="Symbol" w:hAnsi="Symbol" w:hint="default"/>
+      </w:rPr>
+    </w:lvl>
+    <w:lvl w:ilvl="4" w:tplc="0C0A0003" w:tentative="1">
+      <w:start w:val="1"/>
+      <w:numFmt w:val="bullet"/>
+      <w:lvlText w:val="o"/>
+      <w:lvlJc w:val="left"/>
+      <w:pPr>
+        <w:ind w:left="3600" w:hanging="360"/>
+      </w:pPr>
+      <w:rPr>
+        <w:rFonts w:ascii="Courier New" w:hAnsi="Courier New" w:cs="Courier New" w:hint="default"/>
+      </w:rPr>
+    </w:lvl>
+    <w:lvl w:ilvl="5" w:tplc="0C0A0005" w:tentative="1">
+      <w:start w:val="1"/>
+      <w:numFmt w:val="bullet"/>
+      <w:lvlText w:val=""/>
+      <w:lvlJc w:val="left"/>
+      <w:pPr>
+        <w:ind w:left="4320" w:hanging="360"/>
+      </w:pPr>
+      <w:rPr>
+        <w:rFonts w:ascii="Wingdings" w:hAnsi="Wingdings" w:hint="default"/>
+      </w:rPr>
+    </w:lvl>
+    <w:lvl w:ilvl="6" w:tplc="0C0A0001" w:tentative="1">
+      <w:start w:val="1"/>
+      <w:numFmt w:val="bullet"/>
+      <w:lvlText w:val=""/>
+      <w:lvlJc w:val="left"/>
+      <w:pPr>
+        <w:ind w:left="5040" w:hanging="360"/>
+      </w:pPr>
+      <w:rPr>
+        <w:rFonts w:ascii="Symbol" w:hAnsi="Symbol" w:hint="default"/>
+      </w:rPr>
+    </w:lvl>
+    <w:lvl w:ilvl="7" w:tplc="0C0A0003" w:tentative="1">
+      <w:start w:val="1"/>
+      <w:numFmt w:val="bullet"/>
+      <w:lvlText w:val="o"/>
+      <w:lvlJc w:val="left"/>
+      <w:pPr>
+        <w:ind w:left="5760" w:hanging="360"/>
+      </w:pPr>
+      <w:rPr>
+        <w:rFonts w:ascii="Courier New" w:hAnsi="Courier New" w:cs="Courier New" w:hint="default"/>
+      </w:rPr>
+    </w:lvl>
+    <w:lvl w:ilvl="8" w:tplc="0C0A0005" w:tentative="1">
+      <w:start w:val="1"/>
+      <w:numFmt w:val="bullet"/>
+      <w:lvlText w:val=""/>
+      <w:lvlJc w:val="left"/>
+      <w:pPr>
+        <w:ind w:left="6480" w:hanging="360"/>
+      </w:pPr>
+      <w:rPr>
+        <w:rFonts w:ascii="Wingdings" w:hAnsi="Wingdings" w:hint="default"/>
+      </w:rPr>
+    </w:lvl>
+  </w:abstractNum>
+  <w:abstractNum w:abstractNumId="13" w15:restartNumberingAfterBreak="0">
     <w:nsid w:val="22F845FF"/>
     <w:multiLevelType w:val="hybridMultilevel"/>
     <w:tmpl w:val="FAB6D148"/>
@@ -40287,7 +41102,7 @@
       </w:rPr>
     </w:lvl>
   </w:abstractNum>
-  <w:abstractNum w:abstractNumId="11" w15:restartNumberingAfterBreak="0">
+  <w:abstractNum w:abstractNumId="14" w15:restartNumberingAfterBreak="0">
     <w:nsid w:val="24F15BBB"/>
     <w:multiLevelType w:val="hybridMultilevel"/>
     <w:tmpl w:val="AE2A2682"/>
@@ -40376,7 +41191,7 @@
       </w:pPr>
     </w:lvl>
   </w:abstractNum>
-  <w:abstractNum w:abstractNumId="12" w15:restartNumberingAfterBreak="0">
+  <w:abstractNum w:abstractNumId="15" w15:restartNumberingAfterBreak="0">
     <w:nsid w:val="26E25673"/>
     <w:multiLevelType w:val="hybridMultilevel"/>
     <w:tmpl w:val="48FAEFDA"/>
@@ -40489,7 +41304,7 @@
       </w:rPr>
     </w:lvl>
   </w:abstractNum>
-  <w:abstractNum w:abstractNumId="13" w15:restartNumberingAfterBreak="0">
+  <w:abstractNum w:abstractNumId="16" w15:restartNumberingAfterBreak="0">
     <w:nsid w:val="28021963"/>
     <w:multiLevelType w:val="hybridMultilevel"/>
     <w:tmpl w:val="21E4AFEE"/>
@@ -40602,7 +41417,7 @@
       </w:rPr>
     </w:lvl>
   </w:abstractNum>
-  <w:abstractNum w:abstractNumId="14" w15:restartNumberingAfterBreak="0">
+  <w:abstractNum w:abstractNumId="17" w15:restartNumberingAfterBreak="0">
     <w:nsid w:val="2BD951F9"/>
     <w:multiLevelType w:val="hybridMultilevel"/>
     <w:tmpl w:val="C71C1460"/>
@@ -40691,7 +41506,7 @@
       </w:pPr>
     </w:lvl>
   </w:abstractNum>
-  <w:abstractNum w:abstractNumId="15" w15:restartNumberingAfterBreak="0">
+  <w:abstractNum w:abstractNumId="18" w15:restartNumberingAfterBreak="0">
     <w:nsid w:val="2CC54F0E"/>
     <w:multiLevelType w:val="hybridMultilevel"/>
     <w:tmpl w:val="413AA8A2"/>
@@ -40804,7 +41619,7 @@
       </w:rPr>
     </w:lvl>
   </w:abstractNum>
-  <w:abstractNum w:abstractNumId="16" w15:restartNumberingAfterBreak="0">
+  <w:abstractNum w:abstractNumId="19" w15:restartNumberingAfterBreak="0">
     <w:nsid w:val="34B71979"/>
     <w:multiLevelType w:val="hybridMultilevel"/>
     <w:tmpl w:val="1AD0FF50"/>
@@ -40916,7 +41731,7 @@
       </w:rPr>
     </w:lvl>
   </w:abstractNum>
-  <w:abstractNum w:abstractNumId="17" w15:restartNumberingAfterBreak="0">
+  <w:abstractNum w:abstractNumId="20" w15:restartNumberingAfterBreak="0">
     <w:nsid w:val="35DA3192"/>
     <w:multiLevelType w:val="multilevel"/>
     <w:tmpl w:val="CE32E880"/>
@@ -41065,7 +41880,7 @@
       </w:rPr>
     </w:lvl>
   </w:abstractNum>
-  <w:abstractNum w:abstractNumId="18" w15:restartNumberingAfterBreak="0">
+  <w:abstractNum w:abstractNumId="21" w15:restartNumberingAfterBreak="0">
     <w:nsid w:val="364C3F4F"/>
     <w:multiLevelType w:val="hybridMultilevel"/>
     <w:tmpl w:val="0DD2B638"/>
@@ -41178,7 +41993,7 @@
       </w:rPr>
     </w:lvl>
   </w:abstractNum>
-  <w:abstractNum w:abstractNumId="19" w15:restartNumberingAfterBreak="0">
+  <w:abstractNum w:abstractNumId="22" w15:restartNumberingAfterBreak="0">
     <w:nsid w:val="39774117"/>
     <w:multiLevelType w:val="hybridMultilevel"/>
     <w:tmpl w:val="E1CA89C0"/>
@@ -41291,7 +42106,7 @@
       </w:rPr>
     </w:lvl>
   </w:abstractNum>
-  <w:abstractNum w:abstractNumId="20" w15:restartNumberingAfterBreak="0">
+  <w:abstractNum w:abstractNumId="23" w15:restartNumberingAfterBreak="0">
     <w:nsid w:val="3C77746B"/>
     <w:multiLevelType w:val="hybridMultilevel"/>
     <w:tmpl w:val="D60E93CC"/>
@@ -41377,7 +42192,7 @@
       </w:pPr>
     </w:lvl>
   </w:abstractNum>
-  <w:abstractNum w:abstractNumId="21" w15:restartNumberingAfterBreak="0">
+  <w:abstractNum w:abstractNumId="24" w15:restartNumberingAfterBreak="0">
     <w:nsid w:val="3DD003FA"/>
     <w:multiLevelType w:val="hybridMultilevel"/>
     <w:tmpl w:val="CBDE9AB4"/>
@@ -41490,7 +42305,7 @@
       </w:rPr>
     </w:lvl>
   </w:abstractNum>
-  <w:abstractNum w:abstractNumId="22" w15:restartNumberingAfterBreak="0">
+  <w:abstractNum w:abstractNumId="25" w15:restartNumberingAfterBreak="0">
     <w:nsid w:val="3E4A686B"/>
     <w:multiLevelType w:val="hybridMultilevel"/>
     <w:tmpl w:val="4AB8D8A8"/>
@@ -41579,7 +42394,7 @@
       </w:pPr>
     </w:lvl>
   </w:abstractNum>
-  <w:abstractNum w:abstractNumId="23" w15:restartNumberingAfterBreak="0">
+  <w:abstractNum w:abstractNumId="26" w15:restartNumberingAfterBreak="0">
     <w:nsid w:val="3E6435F9"/>
     <w:multiLevelType w:val="hybridMultilevel"/>
     <w:tmpl w:val="BE26552E"/>
@@ -41692,7 +42507,7 @@
       </w:rPr>
     </w:lvl>
   </w:abstractNum>
-  <w:abstractNum w:abstractNumId="24" w15:restartNumberingAfterBreak="0">
+  <w:abstractNum w:abstractNumId="27" w15:restartNumberingAfterBreak="0">
     <w:nsid w:val="417733FC"/>
     <w:multiLevelType w:val="hybridMultilevel"/>
     <w:tmpl w:val="F5FA035E"/>
@@ -41805,7 +42620,7 @@
       </w:rPr>
     </w:lvl>
   </w:abstractNum>
-  <w:abstractNum w:abstractNumId="25" w15:restartNumberingAfterBreak="0">
+  <w:abstractNum w:abstractNumId="28" w15:restartNumberingAfterBreak="0">
     <w:nsid w:val="449E1495"/>
     <w:multiLevelType w:val="hybridMultilevel"/>
     <w:tmpl w:val="A35C9002"/>
@@ -41918,7 +42733,120 @@
       </w:rPr>
     </w:lvl>
   </w:abstractNum>
-  <w:abstractNum w:abstractNumId="26" w15:restartNumberingAfterBreak="0">
+  <w:abstractNum w:abstractNumId="29" w15:restartNumberingAfterBreak="0">
+    <w:nsid w:val="44C163BB"/>
+    <w:multiLevelType w:val="hybridMultilevel"/>
+    <w:tmpl w:val="8C260D00"/>
+    <w:lvl w:ilvl="0" w:tplc="0C0A0001">
+      <w:start w:val="1"/>
+      <w:numFmt w:val="bullet"/>
+      <w:lvlText w:val=""/>
+      <w:lvlJc w:val="left"/>
+      <w:pPr>
+        <w:ind w:left="720" w:hanging="360"/>
+      </w:pPr>
+      <w:rPr>
+        <w:rFonts w:ascii="Symbol" w:hAnsi="Symbol" w:hint="default"/>
+      </w:rPr>
+    </w:lvl>
+    <w:lvl w:ilvl="1" w:tplc="0C0A0003" w:tentative="1">
+      <w:start w:val="1"/>
+      <w:numFmt w:val="bullet"/>
+      <w:lvlText w:val="o"/>
+      <w:lvlJc w:val="left"/>
+      <w:pPr>
+        <w:ind w:left="1440" w:hanging="360"/>
+      </w:pPr>
+      <w:rPr>
+        <w:rFonts w:ascii="Courier New" w:hAnsi="Courier New" w:cs="Courier New" w:hint="default"/>
+      </w:rPr>
+    </w:lvl>
+    <w:lvl w:ilvl="2" w:tplc="0C0A0005" w:tentative="1">
+      <w:start w:val="1"/>
+      <w:numFmt w:val="bullet"/>
+      <w:lvlText w:val=""/>
+      <w:lvlJc w:val="left"/>
+      <w:pPr>
+        <w:ind w:left="2160" w:hanging="360"/>
+      </w:pPr>
+      <w:rPr>
+        <w:rFonts w:ascii="Wingdings" w:hAnsi="Wingdings" w:hint="default"/>
+      </w:rPr>
+    </w:lvl>
+    <w:lvl w:ilvl="3" w:tplc="0C0A0001" w:tentative="1">
+      <w:start w:val="1"/>
+      <w:numFmt w:val="bullet"/>
+      <w:lvlText w:val=""/>
+      <w:lvlJc w:val="left"/>
+      <w:pPr>
+        <w:ind w:left="2880" w:hanging="360"/>
+      </w:pPr>
+      <w:rPr>
+        <w:rFonts w:ascii="Symbol" w:hAnsi="Symbol" w:hint="default"/>
+      </w:rPr>
+    </w:lvl>
+    <w:lvl w:ilvl="4" w:tplc="0C0A0003" w:tentative="1">
+      <w:start w:val="1"/>
+      <w:numFmt w:val="bullet"/>
+      <w:lvlText w:val="o"/>
+      <w:lvlJc w:val="left"/>
+      <w:pPr>
+        <w:ind w:left="3600" w:hanging="360"/>
+      </w:pPr>
+      <w:rPr>
+        <w:rFonts w:ascii="Courier New" w:hAnsi="Courier New" w:cs="Courier New" w:hint="default"/>
+      </w:rPr>
+    </w:lvl>
+    <w:lvl w:ilvl="5" w:tplc="0C0A0005" w:tentative="1">
+      <w:start w:val="1"/>
+      <w:numFmt w:val="bullet"/>
+      <w:lvlText w:val=""/>
+      <w:lvlJc w:val="left"/>
+      <w:pPr>
+        <w:ind w:left="4320" w:hanging="360"/>
+      </w:pPr>
+      <w:rPr>
+        <w:rFonts w:ascii="Wingdings" w:hAnsi="Wingdings" w:hint="default"/>
+      </w:rPr>
+    </w:lvl>
+    <w:lvl w:ilvl="6" w:tplc="0C0A0001" w:tentative="1">
+      <w:start w:val="1"/>
+      <w:numFmt w:val="bullet"/>
+      <w:lvlText w:val=""/>
+      <w:lvlJc w:val="left"/>
+      <w:pPr>
+        <w:ind w:left="5040" w:hanging="360"/>
+      </w:pPr>
+      <w:rPr>
+        <w:rFonts w:ascii="Symbol" w:hAnsi="Symbol" w:hint="default"/>
+      </w:rPr>
+    </w:lvl>
+    <w:lvl w:ilvl="7" w:tplc="0C0A0003" w:tentative="1">
+      <w:start w:val="1"/>
+      <w:numFmt w:val="bullet"/>
+      <w:lvlText w:val="o"/>
+      <w:lvlJc w:val="left"/>
+      <w:pPr>
+        <w:ind w:left="5760" w:hanging="360"/>
+      </w:pPr>
+      <w:rPr>
+        <w:rFonts w:ascii="Courier New" w:hAnsi="Courier New" w:cs="Courier New" w:hint="default"/>
+      </w:rPr>
+    </w:lvl>
+    <w:lvl w:ilvl="8" w:tplc="0C0A0005" w:tentative="1">
+      <w:start w:val="1"/>
+      <w:numFmt w:val="bullet"/>
+      <w:lvlText w:val=""/>
+      <w:lvlJc w:val="left"/>
+      <w:pPr>
+        <w:ind w:left="6480" w:hanging="360"/>
+      </w:pPr>
+      <w:rPr>
+        <w:rFonts w:ascii="Wingdings" w:hAnsi="Wingdings" w:hint="default"/>
+      </w:rPr>
+    </w:lvl>
+  </w:abstractNum>
+  <w:abstractNum w:abstractNumId="30" w15:restartNumberingAfterBreak="0">
     <w:nsid w:val="47E55177"/>
     <w:multiLevelType w:val="hybridMultilevel"/>
     <w:tmpl w:val="2954D916"/>
@@ -42007,7 +42935,7 @@
       </w:pPr>
     </w:lvl>
   </w:abstractNum>
-  <w:abstractNum w:abstractNumId="27" w15:restartNumberingAfterBreak="0">
+  <w:abstractNum w:abstractNumId="31" w15:restartNumberingAfterBreak="0">
     <w:nsid w:val="488D7B5B"/>
     <w:multiLevelType w:val="hybridMultilevel"/>
     <w:tmpl w:val="6916FCD4"/>
@@ -42120,7 +43048,7 @@
       </w:rPr>
     </w:lvl>
   </w:abstractNum>
-  <w:abstractNum w:abstractNumId="28" w15:restartNumberingAfterBreak="0">
+  <w:abstractNum w:abstractNumId="32" w15:restartNumberingAfterBreak="0">
     <w:nsid w:val="492261A2"/>
     <w:multiLevelType w:val="hybridMultilevel"/>
     <w:tmpl w:val="98465464"/>
@@ -42233,7 +43161,7 @@
       </w:rPr>
     </w:lvl>
   </w:abstractNum>
-  <w:abstractNum w:abstractNumId="29" w15:restartNumberingAfterBreak="0">
+  <w:abstractNum w:abstractNumId="33" w15:restartNumberingAfterBreak="0">
     <w:nsid w:val="4B025D70"/>
     <w:multiLevelType w:val="hybridMultilevel"/>
     <w:tmpl w:val="AA10D68C"/>
@@ -42319,7 +43247,7 @@
       </w:pPr>
     </w:lvl>
   </w:abstractNum>
-  <w:abstractNum w:abstractNumId="30" w15:restartNumberingAfterBreak="0">
+  <w:abstractNum w:abstractNumId="34" w15:restartNumberingAfterBreak="0">
     <w:nsid w:val="4C7026D5"/>
     <w:multiLevelType w:val="hybridMultilevel"/>
     <w:tmpl w:val="F438D0B0"/>
@@ -42408,7 +43336,7 @@
       </w:pPr>
     </w:lvl>
   </w:abstractNum>
-  <w:abstractNum w:abstractNumId="31" w15:restartNumberingAfterBreak="0">
+  <w:abstractNum w:abstractNumId="35" w15:restartNumberingAfterBreak="0">
     <w:nsid w:val="4CDC5976"/>
     <w:multiLevelType w:val="hybridMultilevel"/>
     <w:tmpl w:val="8FFE7BA0"/>
@@ -42521,7 +43449,7 @@
       </w:rPr>
     </w:lvl>
   </w:abstractNum>
-  <w:abstractNum w:abstractNumId="32" w15:restartNumberingAfterBreak="0">
+  <w:abstractNum w:abstractNumId="36" w15:restartNumberingAfterBreak="0">
     <w:nsid w:val="4F70304D"/>
     <w:multiLevelType w:val="hybridMultilevel"/>
     <w:tmpl w:val="54325522"/>
@@ -42634,7 +43562,7 @@
       </w:rPr>
     </w:lvl>
   </w:abstractNum>
-  <w:abstractNum w:abstractNumId="33" w15:restartNumberingAfterBreak="0">
+  <w:abstractNum w:abstractNumId="37" w15:restartNumberingAfterBreak="0">
     <w:nsid w:val="4F845356"/>
     <w:multiLevelType w:val="hybridMultilevel"/>
     <w:tmpl w:val="91166C6C"/>
@@ -42747,7 +43675,7 @@
       </w:rPr>
     </w:lvl>
   </w:abstractNum>
-  <w:abstractNum w:abstractNumId="34" w15:restartNumberingAfterBreak="0">
+  <w:abstractNum w:abstractNumId="38" w15:restartNumberingAfterBreak="0">
     <w:nsid w:val="50477B51"/>
     <w:multiLevelType w:val="hybridMultilevel"/>
     <w:tmpl w:val="679094C6"/>
@@ -42860,7 +43788,7 @@
       </w:rPr>
     </w:lvl>
   </w:abstractNum>
-  <w:abstractNum w:abstractNumId="35" w15:restartNumberingAfterBreak="0">
+  <w:abstractNum w:abstractNumId="39" w15:restartNumberingAfterBreak="0">
     <w:nsid w:val="5120789E"/>
     <w:multiLevelType w:val="hybridMultilevel"/>
     <w:tmpl w:val="3ACCEDFE"/>
@@ -42973,7 +43901,7 @@
       </w:rPr>
     </w:lvl>
   </w:abstractNum>
-  <w:abstractNum w:abstractNumId="36" w15:restartNumberingAfterBreak="0">
+  <w:abstractNum w:abstractNumId="40" w15:restartNumberingAfterBreak="0">
     <w:nsid w:val="53DE3A4B"/>
     <w:multiLevelType w:val="hybridMultilevel"/>
     <w:tmpl w:val="17904E78"/>
@@ -43086,7 +44014,120 @@
       </w:rPr>
     </w:lvl>
   </w:abstractNum>
-  <w:abstractNum w:abstractNumId="37" w15:restartNumberingAfterBreak="0">
+  <w:abstractNum w:abstractNumId="41" w15:restartNumberingAfterBreak="0">
+    <w:nsid w:val="54992883"/>
+    <w:multiLevelType w:val="hybridMultilevel"/>
+    <w:tmpl w:val="D20EF31A"/>
+    <w:lvl w:ilvl="0" w:tplc="0C0A0001">
+      <w:start w:val="1"/>
+      <w:numFmt w:val="bullet"/>
+      <w:lvlText w:val=""/>
+      <w:lvlJc w:val="left"/>
+      <w:pPr>
+        <w:ind w:left="720" w:hanging="360"/>
+      </w:pPr>
+      <w:rPr>
+        <w:rFonts w:ascii="Symbol" w:hAnsi="Symbol" w:hint="default"/>
+      </w:rPr>
+    </w:lvl>
+    <w:lvl w:ilvl="1" w:tplc="0C0A0003" w:tentative="1">
+      <w:start w:val="1"/>
+      <w:numFmt w:val="bullet"/>
+      <w:lvlText w:val="o"/>
+      <w:lvlJc w:val="left"/>
+      <w:pPr>
+        <w:ind w:left="1440" w:hanging="360"/>
+      </w:pPr>
+      <w:rPr>
+        <w:rFonts w:ascii="Courier New" w:hAnsi="Courier New" w:cs="Courier New" w:hint="default"/>
+      </w:rPr>
+    </w:lvl>
+    <w:lvl w:ilvl="2" w:tplc="0C0A0005" w:tentative="1">
+      <w:start w:val="1"/>
+      <w:numFmt w:val="bullet"/>
+      <w:lvlText w:val=""/>
+      <w:lvlJc w:val="left"/>
+      <w:pPr>
+        <w:ind w:left="2160" w:hanging="360"/>
+      </w:pPr>
+      <w:rPr>
+        <w:rFonts w:ascii="Wingdings" w:hAnsi="Wingdings" w:hint="default"/>
+      </w:rPr>
+    </w:lvl>
+    <w:lvl w:ilvl="3" w:tplc="0C0A0001" w:tentative="1">
+      <w:start w:val="1"/>
+      <w:numFmt w:val="bullet"/>
+      <w:lvlText w:val=""/>
+      <w:lvlJc w:val="left"/>
+      <w:pPr>
+        <w:ind w:left="2880" w:hanging="360"/>
+      </w:pPr>
+      <w:rPr>
+        <w:rFonts w:ascii="Symbol" w:hAnsi="Symbol" w:hint="default"/>
+      </w:rPr>
+    </w:lvl>
+    <w:lvl w:ilvl="4" w:tplc="0C0A0003" w:tentative="1">
+      <w:start w:val="1"/>
+      <w:numFmt w:val="bullet"/>
+      <w:lvlText w:val="o"/>
+      <w:lvlJc w:val="left"/>
+      <w:pPr>
+        <w:ind w:left="3600" w:hanging="360"/>
+      </w:pPr>
+      <w:rPr>
+        <w:rFonts w:ascii="Courier New" w:hAnsi="Courier New" w:cs="Courier New" w:hint="default"/>
+      </w:rPr>
+    </w:lvl>
+    <w:lvl w:ilvl="5" w:tplc="0C0A0005" w:tentative="1">
+      <w:start w:val="1"/>
+      <w:numFmt w:val="bullet"/>
+      <w:lvlText w:val=""/>
+      <w:lvlJc w:val="left"/>
+      <w:pPr>
+        <w:ind w:left="4320" w:hanging="360"/>
+      </w:pPr>
+      <w:rPr>
+        <w:rFonts w:ascii="Wingdings" w:hAnsi="Wingdings" w:hint="default"/>
+      </w:rPr>
+    </w:lvl>
+    <w:lvl w:ilvl="6" w:tplc="0C0A0001" w:tentative="1">
+      <w:start w:val="1"/>
+      <w:numFmt w:val="bullet"/>
+      <w:lvlText w:val=""/>
+      <w:lvlJc w:val="left"/>
+      <w:pPr>
+        <w:ind w:left="5040" w:hanging="360"/>
+      </w:pPr>
+      <w:rPr>
+        <w:rFonts w:ascii="Symbol" w:hAnsi="Symbol" w:hint="default"/>
+      </w:rPr>
+    </w:lvl>
+    <w:lvl w:ilvl="7" w:tplc="0C0A0003" w:tentative="1">
+      <w:start w:val="1"/>
+      <w:numFmt w:val="bullet"/>
+      <w:lvlText w:val="o"/>
+      <w:lvlJc w:val="left"/>
+      <w:pPr>
+        <w:ind w:left="5760" w:hanging="360"/>
+      </w:pPr>
+      <w:rPr>
+        <w:rFonts w:ascii="Courier New" w:hAnsi="Courier New" w:cs="Courier New" w:hint="default"/>
+      </w:rPr>
+    </w:lvl>
+    <w:lvl w:ilvl="8" w:tplc="0C0A0005" w:tentative="1">
+      <w:start w:val="1"/>
+      <w:numFmt w:val="bullet"/>
+      <w:lvlText w:val=""/>
+      <w:lvlJc w:val="left"/>
+      <w:pPr>
+        <w:ind w:left="6480" w:hanging="360"/>
+      </w:pPr>
+      <w:rPr>
+        <w:rFonts w:ascii="Wingdings" w:hAnsi="Wingdings" w:hint="default"/>
+      </w:rPr>
+    </w:lvl>
+  </w:abstractNum>
+  <w:abstractNum w:abstractNumId="42" w15:restartNumberingAfterBreak="0">
     <w:nsid w:val="57081370"/>
     <w:multiLevelType w:val="hybridMultilevel"/>
     <w:tmpl w:val="A906E8C4"/>
@@ -43199,7 +44240,7 @@
       </w:rPr>
     </w:lvl>
   </w:abstractNum>
-  <w:abstractNum w:abstractNumId="38" w15:restartNumberingAfterBreak="0">
+  <w:abstractNum w:abstractNumId="43" w15:restartNumberingAfterBreak="0">
     <w:nsid w:val="573268DD"/>
     <w:multiLevelType w:val="hybridMultilevel"/>
     <w:tmpl w:val="7E40D5F0"/>
@@ -43312,7 +44353,7 @@
       </w:rPr>
     </w:lvl>
   </w:abstractNum>
-  <w:abstractNum w:abstractNumId="39" w15:restartNumberingAfterBreak="0">
+  <w:abstractNum w:abstractNumId="44" w15:restartNumberingAfterBreak="0">
     <w:nsid w:val="5CA333B6"/>
     <w:multiLevelType w:val="multilevel"/>
     <w:tmpl w:val="FDB6FA10"/>
@@ -43434,7 +44475,7 @@
       </w:rPr>
     </w:lvl>
   </w:abstractNum>
-  <w:abstractNum w:abstractNumId="40" w15:restartNumberingAfterBreak="0">
+  <w:abstractNum w:abstractNumId="45" w15:restartNumberingAfterBreak="0">
     <w:nsid w:val="5D71024B"/>
     <w:multiLevelType w:val="hybridMultilevel"/>
     <w:tmpl w:val="4CC8145A"/>
@@ -43520,7 +44561,7 @@
       </w:pPr>
     </w:lvl>
   </w:abstractNum>
-  <w:abstractNum w:abstractNumId="41" w15:restartNumberingAfterBreak="0">
+  <w:abstractNum w:abstractNumId="46" w15:restartNumberingAfterBreak="0">
     <w:nsid w:val="5FD13109"/>
     <w:multiLevelType w:val="hybridMultilevel"/>
     <w:tmpl w:val="D0BC4AEE"/>
@@ -43609,7 +44650,7 @@
       </w:pPr>
     </w:lvl>
   </w:abstractNum>
-  <w:abstractNum w:abstractNumId="42" w15:restartNumberingAfterBreak="0">
+  <w:abstractNum w:abstractNumId="47" w15:restartNumberingAfterBreak="0">
     <w:nsid w:val="62D01F40"/>
     <w:multiLevelType w:val="multilevel"/>
     <w:tmpl w:val="37E0E248"/>
@@ -43758,7 +44799,7 @@
       </w:rPr>
     </w:lvl>
   </w:abstractNum>
-  <w:abstractNum w:abstractNumId="43" w15:restartNumberingAfterBreak="0">
+  <w:abstractNum w:abstractNumId="48" w15:restartNumberingAfterBreak="0">
     <w:nsid w:val="65AA7CE1"/>
     <w:multiLevelType w:val="hybridMultilevel"/>
     <w:tmpl w:val="2ABCE3B6"/>
@@ -43871,7 +44912,7 @@
       </w:rPr>
     </w:lvl>
   </w:abstractNum>
-  <w:abstractNum w:abstractNumId="44" w15:restartNumberingAfterBreak="0">
+  <w:abstractNum w:abstractNumId="49" w15:restartNumberingAfterBreak="0">
     <w:nsid w:val="660B6EF2"/>
     <w:multiLevelType w:val="hybridMultilevel"/>
     <w:tmpl w:val="32B2246E"/>
@@ -43957,7 +44998,7 @@
       </w:pPr>
     </w:lvl>
   </w:abstractNum>
-  <w:abstractNum w:abstractNumId="45" w15:restartNumberingAfterBreak="0">
+  <w:abstractNum w:abstractNumId="50" w15:restartNumberingAfterBreak="0">
     <w:nsid w:val="72015D62"/>
     <w:multiLevelType w:val="hybridMultilevel"/>
     <w:tmpl w:val="15269C56"/>
@@ -44046,7 +45087,7 @@
       </w:pPr>
     </w:lvl>
   </w:abstractNum>
-  <w:abstractNum w:abstractNumId="46" w15:restartNumberingAfterBreak="0">
+  <w:abstractNum w:abstractNumId="51" w15:restartNumberingAfterBreak="0">
     <w:nsid w:val="73FF51C2"/>
     <w:multiLevelType w:val="hybridMultilevel"/>
     <w:tmpl w:val="7B480E84"/>
@@ -44159,7 +45200,7 @@
       </w:rPr>
     </w:lvl>
   </w:abstractNum>
-  <w:abstractNum w:abstractNumId="47" w15:restartNumberingAfterBreak="0">
+  <w:abstractNum w:abstractNumId="52" w15:restartNumberingAfterBreak="0">
     <w:nsid w:val="748B3A79"/>
     <w:multiLevelType w:val="hybridMultilevel"/>
     <w:tmpl w:val="046CEDBE"/>
@@ -44245,7 +45286,7 @@
       </w:pPr>
     </w:lvl>
   </w:abstractNum>
-  <w:abstractNum w:abstractNumId="48" w15:restartNumberingAfterBreak="0">
+  <w:abstractNum w:abstractNumId="53" w15:restartNumberingAfterBreak="0">
     <w:nsid w:val="74A9529B"/>
     <w:multiLevelType w:val="hybridMultilevel"/>
     <w:tmpl w:val="71D8F71E"/>
@@ -44358,7 +45399,7 @@
       </w:rPr>
     </w:lvl>
   </w:abstractNum>
-  <w:abstractNum w:abstractNumId="49" w15:restartNumberingAfterBreak="0">
+  <w:abstractNum w:abstractNumId="54" w15:restartNumberingAfterBreak="0">
     <w:nsid w:val="7DA73C09"/>
     <w:multiLevelType w:val="multilevel"/>
     <w:tmpl w:val="B84E3E8E"/>
@@ -44507,7 +45548,7 @@
       </w:rPr>
     </w:lvl>
   </w:abstractNum>
-  <w:abstractNum w:abstractNumId="50" w15:restartNumberingAfterBreak="0">
+  <w:abstractNum w:abstractNumId="55" w15:restartNumberingAfterBreak="0">
     <w:nsid w:val="7EA30ACE"/>
     <w:multiLevelType w:val="multilevel"/>
     <w:tmpl w:val="4E9E72F8"/>
@@ -44657,10 +45698,10 @@
     </w:lvl>
   </w:abstractNum>
   <w:num w:numId="1" w16cid:durableId="1281033944">
-    <w:abstractNumId w:val="39"/>
+    <w:abstractNumId w:val="44"/>
   </w:num>
   <w:num w:numId="2" w16cid:durableId="529412013">
-    <w:abstractNumId w:val="6"/>
+    <w:abstractNumId w:val="7"/>
   </w:num>
   <w:num w:numId="3" w16cid:durableId="2110931291">
     <w:abstractNumId w:val="0"/>
@@ -44672,187 +45713,202 @@
     </w:lvlOverride>
   </w:num>
   <w:num w:numId="5" w16cid:durableId="148447160">
+    <w:abstractNumId w:val="34"/>
+  </w:num>
+  <w:num w:numId="6" w16cid:durableId="1613049429">
+    <w:abstractNumId w:val="46"/>
+  </w:num>
+  <w:num w:numId="7" w16cid:durableId="158615807">
     <w:abstractNumId w:val="30"/>
   </w:num>
-  <w:num w:numId="6" w16cid:durableId="1613049429">
-    <w:abstractNumId w:val="41"/>
-  </w:num>
-  <w:num w:numId="7" w16cid:durableId="158615807">
-    <w:abstractNumId w:val="26"/>
-  </w:num>
   <w:num w:numId="8" w16cid:durableId="1603610607">
-    <w:abstractNumId w:val="11"/>
+    <w:abstractNumId w:val="14"/>
   </w:num>
   <w:num w:numId="9" w16cid:durableId="1367826776">
-    <w:abstractNumId w:val="45"/>
+    <w:abstractNumId w:val="50"/>
   </w:num>
   <w:num w:numId="10" w16cid:durableId="282688880">
+    <w:abstractNumId w:val="25"/>
+  </w:num>
+  <w:num w:numId="11" w16cid:durableId="360282234">
+    <w:abstractNumId w:val="20"/>
+  </w:num>
+  <w:num w:numId="12" w16cid:durableId="454174530">
     <w:abstractNumId w:val="22"/>
   </w:num>
-  <w:num w:numId="11" w16cid:durableId="360282234">
-    <w:abstractNumId w:val="17"/>
-  </w:num>
-  <w:num w:numId="12" w16cid:durableId="454174530">
+  <w:num w:numId="13" w16cid:durableId="555433541">
     <w:abstractNumId w:val="19"/>
   </w:num>
-  <w:num w:numId="13" w16cid:durableId="555433541">
+  <w:num w:numId="14" w16cid:durableId="851646996">
     <w:abstractNumId w:val="16"/>
   </w:num>
-  <w:num w:numId="14" w16cid:durableId="851646996">
-    <w:abstractNumId w:val="13"/>
-  </w:num>
   <w:num w:numId="15" w16cid:durableId="911040777">
-    <w:abstractNumId w:val="43"/>
+    <w:abstractNumId w:val="48"/>
   </w:num>
   <w:num w:numId="16" w16cid:durableId="215119808">
-    <w:abstractNumId w:val="38"/>
+    <w:abstractNumId w:val="43"/>
   </w:num>
   <w:num w:numId="17" w16cid:durableId="1376782772">
     <w:abstractNumId w:val="1"/>
   </w:num>
   <w:num w:numId="18" w16cid:durableId="663509479">
-    <w:abstractNumId w:val="23"/>
+    <w:abstractNumId w:val="26"/>
   </w:num>
   <w:num w:numId="19" w16cid:durableId="712967407">
     <w:abstractNumId w:val="3"/>
   </w:num>
   <w:num w:numId="20" w16cid:durableId="86777358">
-    <w:abstractNumId w:val="20"/>
+    <w:abstractNumId w:val="23"/>
   </w:num>
   <w:num w:numId="21" w16cid:durableId="460153006">
-    <w:abstractNumId w:val="35"/>
+    <w:abstractNumId w:val="39"/>
   </w:num>
   <w:num w:numId="22" w16cid:durableId="2042894786">
-    <w:abstractNumId w:val="33"/>
+    <w:abstractNumId w:val="37"/>
   </w:num>
   <w:num w:numId="23" w16cid:durableId="1322470207">
     <w:abstractNumId w:val="4"/>
   </w:num>
   <w:num w:numId="24" w16cid:durableId="1288467020">
-    <w:abstractNumId w:val="7"/>
+    <w:abstractNumId w:val="9"/>
   </w:num>
   <w:num w:numId="25" w16cid:durableId="900671365">
+    <w:abstractNumId w:val="45"/>
+  </w:num>
+  <w:num w:numId="26" w16cid:durableId="1075473706">
+    <w:abstractNumId w:val="49"/>
+  </w:num>
+  <w:num w:numId="27" w16cid:durableId="1076315846">
+    <w:abstractNumId w:val="17"/>
+  </w:num>
+  <w:num w:numId="28" w16cid:durableId="216623028">
+    <w:abstractNumId w:val="33"/>
+  </w:num>
+  <w:num w:numId="29" w16cid:durableId="1846244999">
+    <w:abstractNumId w:val="52"/>
+  </w:num>
+  <w:num w:numId="30" w16cid:durableId="309141026">
+    <w:abstractNumId w:val="15"/>
+  </w:num>
+  <w:num w:numId="31" w16cid:durableId="524057371">
+    <w:abstractNumId w:val="21"/>
+  </w:num>
+  <w:num w:numId="32" w16cid:durableId="808863671">
+    <w:abstractNumId w:val="51"/>
+  </w:num>
+  <w:num w:numId="33" w16cid:durableId="1100877444">
+    <w:abstractNumId w:val="24"/>
+  </w:num>
+  <w:num w:numId="34" w16cid:durableId="2018771982">
+    <w:abstractNumId w:val="28"/>
+  </w:num>
+  <w:num w:numId="35" w16cid:durableId="1226113395">
+    <w:abstractNumId w:val="32"/>
+  </w:num>
+  <w:num w:numId="36" w16cid:durableId="1942949927">
+    <w:abstractNumId w:val="36"/>
+  </w:num>
+  <w:num w:numId="37" w16cid:durableId="1863471114">
     <w:abstractNumId w:val="40"/>
   </w:num>
-  <w:num w:numId="26" w16cid:durableId="1075473706">
-    <w:abstractNumId w:val="44"/>
+  <w:num w:numId="38" w16cid:durableId="1972635852">
+    <w:abstractNumId w:val="11"/>
   </w:num>
-  <w:num w:numId="27" w16cid:durableId="1076315846">
-    <w:abstractNumId w:val="14"/>
-  </w:num>
-  <w:num w:numId="28" w16cid:durableId="216623028">
-    <w:abstractNumId w:val="29"/>
-  </w:num>
-  <w:num w:numId="29" w16cid:durableId="1846244999">
-    <w:abstractNumId w:val="47"/>
-  </w:num>
-  <w:num w:numId="30" w16cid:durableId="309141026">
-    <w:abstractNumId w:val="12"/>
-  </w:num>
-  <w:num w:numId="31" w16cid:durableId="524057371">
+  <w:num w:numId="39" w16cid:durableId="896011525">
     <w:abstractNumId w:val="18"/>
   </w:num>
-  <w:num w:numId="32" w16cid:durableId="808863671">
-    <w:abstractNumId w:val="46"/>
-  </w:num>
-  <w:num w:numId="33" w16cid:durableId="1100877444">
-    <w:abstractNumId w:val="21"/>
-  </w:num>
-  <w:num w:numId="34" w16cid:durableId="2018771982">
-    <w:abstractNumId w:val="25"/>
-  </w:num>
-  <w:num w:numId="35" w16cid:durableId="1226113395">
-    <w:abstractNumId w:val="28"/>
-  </w:num>
-  <w:num w:numId="36" w16cid:durableId="1942949927">
-    <w:abstractNumId w:val="32"/>
-  </w:num>
-  <w:num w:numId="37" w16cid:durableId="1863471114">
-    <w:abstractNumId w:val="36"/>
-  </w:num>
-  <w:num w:numId="38" w16cid:durableId="1972635852">
-    <w:abstractNumId w:val="9"/>
-  </w:num>
-  <w:num w:numId="39" w16cid:durableId="896011525">
-    <w:abstractNumId w:val="15"/>
-  </w:num>
   <w:num w:numId="40" w16cid:durableId="1391265110">
-    <w:abstractNumId w:val="37"/>
+    <w:abstractNumId w:val="42"/>
   </w:num>
   <w:num w:numId="41" w16cid:durableId="564415309">
     <w:abstractNumId w:val="5"/>
   </w:num>
   <w:num w:numId="42" w16cid:durableId="1016344357">
-    <w:abstractNumId w:val="27"/>
+    <w:abstractNumId w:val="31"/>
   </w:num>
   <w:num w:numId="43" w16cid:durableId="1200554317">
-    <w:abstractNumId w:val="10"/>
+    <w:abstractNumId w:val="13"/>
   </w:num>
   <w:num w:numId="44" w16cid:durableId="154808632">
-    <w:abstractNumId w:val="48"/>
+    <w:abstractNumId w:val="53"/>
   </w:num>
   <w:num w:numId="45" w16cid:durableId="1888293438">
     <w:abstractNumId w:val="2"/>
   </w:num>
   <w:num w:numId="46" w16cid:durableId="1670862999">
-    <w:abstractNumId w:val="34"/>
+    <w:abstractNumId w:val="38"/>
   </w:num>
   <w:num w:numId="47" w16cid:durableId="14233359">
+    <w:abstractNumId w:val="10"/>
+  </w:num>
+  <w:num w:numId="48" w16cid:durableId="511531338">
+    <w:abstractNumId w:val="27"/>
+  </w:num>
+  <w:num w:numId="49" w16cid:durableId="159732853">
+    <w:abstractNumId w:val="35"/>
+  </w:num>
+  <w:num w:numId="50" w16cid:durableId="527986443">
+    <w:abstractNumId w:val="18"/>
+  </w:num>
+  <w:num w:numId="51" w16cid:durableId="126748209">
+    <w:abstractNumId w:val="18"/>
+  </w:num>
+  <w:num w:numId="52" w16cid:durableId="1420910711">
+    <w:abstractNumId w:val="18"/>
+  </w:num>
+  <w:num w:numId="53" w16cid:durableId="1081563638">
+    <w:abstractNumId w:val="18"/>
+  </w:num>
+  <w:num w:numId="54" w16cid:durableId="1501387281">
+    <w:abstractNumId w:val="18"/>
+  </w:num>
+  <w:num w:numId="55" w16cid:durableId="1308902336">
+    <w:abstractNumId w:val="18"/>
+  </w:num>
+  <w:num w:numId="56" w16cid:durableId="149643481">
+    <w:abstractNumId w:val="18"/>
+  </w:num>
+  <w:num w:numId="57" w16cid:durableId="989483950">
+    <w:abstractNumId w:val="18"/>
+  </w:num>
+  <w:num w:numId="58" w16cid:durableId="1834562831">
+    <w:abstractNumId w:val="18"/>
+  </w:num>
+  <w:num w:numId="59" w16cid:durableId="1893804121">
+    <w:abstractNumId w:val="18"/>
+  </w:num>
+  <w:num w:numId="60" w16cid:durableId="253167501">
+    <w:abstractNumId w:val="18"/>
+  </w:num>
+  <w:num w:numId="61" w16cid:durableId="1842963949">
+    <w:abstractNumId w:val="18"/>
+  </w:num>
+  <w:num w:numId="62" w16cid:durableId="2069379350">
+    <w:abstractNumId w:val="18"/>
+  </w:num>
+  <w:num w:numId="63" w16cid:durableId="361824369">
+    <w:abstractNumId w:val="54"/>
+  </w:num>
+  <w:num w:numId="64" w16cid:durableId="2024093512">
+    <w:abstractNumId w:val="55"/>
+  </w:num>
+  <w:num w:numId="65" w16cid:durableId="913780462">
+    <w:abstractNumId w:val="47"/>
+  </w:num>
+  <w:num w:numId="66" w16cid:durableId="743378045">
+    <w:abstractNumId w:val="29"/>
+  </w:num>
+  <w:num w:numId="67" w16cid:durableId="232593916">
     <w:abstractNumId w:val="8"/>
   </w:num>
-  <w:num w:numId="48" w16cid:durableId="511531338">
-    <w:abstractNumId w:val="24"/>
+  <w:num w:numId="68" w16cid:durableId="1643342726">
+    <w:abstractNumId w:val="6"/>
   </w:num>
-  <w:num w:numId="49" w16cid:durableId="159732853">
-    <w:abstractNumId w:val="31"/>
+  <w:num w:numId="69" w16cid:durableId="543104115">
+    <w:abstractNumId w:val="12"/>
   </w:num>
-  <w:num w:numId="50" w16cid:durableId="527986443">
-    <w:abstractNumId w:val="15"/>
-  </w:num>
-  <w:num w:numId="51" w16cid:durableId="126748209">
-    <w:abstractNumId w:val="15"/>
-  </w:num>
-  <w:num w:numId="52" w16cid:durableId="1420910711">
-    <w:abstractNumId w:val="15"/>
-  </w:num>
-  <w:num w:numId="53" w16cid:durableId="1081563638">
-    <w:abstractNumId w:val="15"/>
-  </w:num>
-  <w:num w:numId="54" w16cid:durableId="1501387281">
-    <w:abstractNumId w:val="15"/>
-  </w:num>
-  <w:num w:numId="55" w16cid:durableId="1308902336">
-    <w:abstractNumId w:val="15"/>
-  </w:num>
-  <w:num w:numId="56" w16cid:durableId="149643481">
-    <w:abstractNumId w:val="15"/>
-  </w:num>
-  <w:num w:numId="57" w16cid:durableId="989483950">
-    <w:abstractNumId w:val="15"/>
-  </w:num>
-  <w:num w:numId="58" w16cid:durableId="1834562831">
-    <w:abstractNumId w:val="15"/>
-  </w:num>
-  <w:num w:numId="59" w16cid:durableId="1893804121">
-    <w:abstractNumId w:val="15"/>
-  </w:num>
-  <w:num w:numId="60" w16cid:durableId="253167501">
-    <w:abstractNumId w:val="15"/>
-  </w:num>
-  <w:num w:numId="61" w16cid:durableId="1842963949">
-    <w:abstractNumId w:val="15"/>
-  </w:num>
-  <w:num w:numId="62" w16cid:durableId="2069379350">
-    <w:abstractNumId w:val="15"/>
-  </w:num>
-  <w:num w:numId="63" w16cid:durableId="361824369">
-    <w:abstractNumId w:val="49"/>
-  </w:num>
-  <w:num w:numId="64" w16cid:durableId="2024093512">
-    <w:abstractNumId w:val="50"/>
-  </w:num>
-  <w:num w:numId="65" w16cid:durableId="913780462">
-    <w:abstractNumId w:val="42"/>
+  <w:num w:numId="70" w16cid:durableId="273027308">
+    <w:abstractNumId w:val="41"/>
   </w:num>
   <w:numIdMacAtCleanup w:val="62"/>
 </w:numbering>
